--- a/docs/1_Tong_quan_du_an.docx
+++ b/docs/1_Tong_quan_du_an.docx
@@ -346,25 +346,17 @@
           <w:sz w:val="26"/>
           <w:szCs w:val="26"/>
         </w:rPr>
-        <w:t xml:space="preserve">Xây dựng giao diện web trực quan để người học nhập giả thiết, xem kết quả, tra cứu và khám phá đồ thị tri thức.</w:t>
-      </w:r>
-    </w:p>
-    <w:p>
-      <w:pPr>
-        <w:pStyle w:val="Heading2"/>
-        <w:spacing w:after="120" w:before="240"/>
-      </w:pPr>
-      <w:r>
-        <w:rPr>
-          <w:rFonts w:ascii="Times New Roman" w:cs="Times New Roman" w:eastAsia="Times New Roman" w:hAnsi="Times New Roman"/>
-        </w:rPr>
-        <w:t xml:space="preserve">1.2. Phạm vi</w:t>
-      </w:r>
-    </w:p>
-    <w:p>
-      <w:pPr>
-        <w:spacing w:after="120" w:line="312"/>
-        <w:jc w:val="both"/>
+        <w:t xml:space="preserve">Lưu công thức diện tích, chu vi và các công thức liên quan của từng hình vào Neo4j; cho người dùng nhập số liệu để tính ra kết quả kèm lời giải.</w:t>
+      </w:r>
+    </w:p>
+    <w:p>
+      <w:pPr>
+        <w:pStyle w:val="ListParagraph"/>
+        <w:numPr>
+          <w:ilvl w:val="0"/>
+          <w:numId w:val="3"/>
+        </w:numPr>
+        <w:spacing w:after="60" w:line="300"/>
       </w:pPr>
       <w:r>
         <w:rPr>
@@ -372,7 +364,33 @@
           <w:sz w:val="26"/>
           <w:szCs w:val="26"/>
         </w:rPr>
-        <w:t xml:space="preserve">Xét tứ giác lồi ABCD trong mặt phẳng. Hệ thống gồm 9 loại hình (tứ giác, hình thang, hình thang vuông, hình thang cân, hình bình hành, hình chữ nhật, hình thoi, hình vuông và hình diều), 17 tính chất nguyên tử và 26 dấu hiệu nhận biết. Hình diều (hai cặp cạnh kề bằng nhau) được bổ sung để minh hoạ việc một hình có nhiều “hình cha”: hình thoi vừa là hình bình hành vừa là hình diều.</w:t>
+        <w:t xml:space="preserve">Xây dựng giao diện web trực quan để người học nhập giả thiết, xem kết quả, tính toán, tra cứu và khám phá đồ thị tri thức.</w:t>
+      </w:r>
+    </w:p>
+    <w:p>
+      <w:pPr>
+        <w:pStyle w:val="Heading2"/>
+        <w:spacing w:after="120" w:before="240"/>
+      </w:pPr>
+      <w:r>
+        <w:rPr>
+          <w:rFonts w:ascii="Times New Roman" w:cs="Times New Roman" w:eastAsia="Times New Roman" w:hAnsi="Times New Roman"/>
+        </w:rPr>
+        <w:t xml:space="preserve">1.2. Phạm vi</w:t>
+      </w:r>
+    </w:p>
+    <w:p>
+      <w:pPr>
+        <w:spacing w:after="120" w:line="312"/>
+        <w:jc w:val="both"/>
+      </w:pPr>
+      <w:r>
+        <w:rPr>
+          <w:rFonts w:ascii="Times New Roman" w:cs="Times New Roman" w:eastAsia="Times New Roman" w:hAnsi="Times New Roman"/>
+          <w:sz w:val="26"/>
+          <w:szCs w:val="26"/>
+        </w:rPr>
+        <w:t xml:space="preserve">Xét tứ giác lồi ABCD trong mặt phẳng. Hệ thống gồm 9 loại hình (tứ giác, hình thang, hình thang vuông, hình thang cân, hình bình hành, hình chữ nhật, hình thoi, hình vuông và hình diều), 17 tính chất nguyên tử, 26 dấu hiệu nhận biết, 71 đại lượng và 68 công thức tính toán. Hình diều (hai cặp cạnh kề bằng nhau) được bổ sung để minh hoạ việc một hình có nhiều “hình cha”: hình thoi vừa là hình bình hành vừa là hình diều.</w:t>
       </w:r>
     </w:p>
     <w:p>
@@ -5686,6 +5704,1363 @@
     </w:p>
     <w:p>
       <w:pPr>
+        <w:pStyle w:val="Heading2"/>
+        <w:spacing w:after="120" w:before="240"/>
+      </w:pPr>
+      <w:r>
+        <w:rPr>
+          <w:rFonts w:ascii="Times New Roman" w:cs="Times New Roman" w:eastAsia="Times New Roman" w:hAnsi="Times New Roman"/>
+        </w:rPr>
+        <w:t xml:space="preserve">2.5. Công thức diện tích, chu vi và công thức liên quan</w:t>
+      </w:r>
+    </w:p>
+    <w:p>
+      <w:pPr>
+        <w:spacing w:after="120" w:line="312"/>
+        <w:jc w:val="both"/>
+      </w:pPr>
+      <w:r>
+        <w:rPr>
+          <w:rFonts w:ascii="Times New Roman" w:cs="Times New Roman" w:eastAsia="Times New Roman" w:hAnsi="Times New Roman"/>
+          <w:sz w:val="26"/>
+          <w:szCs w:val="26"/>
+        </w:rPr>
+        <w:t xml:space="preserve">Mỗi hình có một bộ đại lượng riêng (cạnh, đường chéo, chiều cao, góc, bán kính…) và một bộ công thức. Bảng dưới đây tóm tắt công thức diện tích và chu vi; các công thức liên quan (đường chéo, chiều cao, đường trung bình, góc, bán kính đường tròn nội/ngoại tiếp) được liệt kê đầy đủ trong ứng dụng và trong file data/cong_thuc.py.</w:t>
+      </w:r>
+    </w:p>
+    <w:tbl>
+      <w:tblPr>
+        <w:tblW w:type="dxa" w:w="9071"/>
+        <w:tblBorders>
+          <w:top w:val="single" w:color="auto" w:sz="4"/>
+          <w:left w:val="single" w:color="auto" w:sz="4"/>
+          <w:bottom w:val="single" w:color="auto" w:sz="4"/>
+          <w:right w:val="single" w:color="auto" w:sz="4"/>
+          <w:insideH w:val="single" w:color="auto" w:sz="4"/>
+          <w:insideV w:val="single" w:color="auto" w:sz="4"/>
+        </w:tblBorders>
+      </w:tblPr>
+      <w:tblGrid>
+        <w:gridCol w:w="1633"/>
+        <w:gridCol w:w="2721"/>
+        <w:gridCol w:w="1542"/>
+        <w:gridCol w:w="3175"/>
+      </w:tblGrid>
+      <w:tr>
+        <w:trPr>
+          <w:tblHeader/>
+        </w:trPr>
+        <w:tc>
+          <w:tcPr>
+            <w:tcW w:type="dxa" w:w="1633"/>
+            <w:tcBorders>
+              <w:top w:val="single" w:color="B8C0CC" w:sz="4"/>
+              <w:left w:val="single" w:color="B8C0CC" w:sz="4"/>
+              <w:bottom w:val="single" w:color="B8C0CC" w:sz="4"/>
+              <w:right w:val="single" w:color="B8C0CC" w:sz="4"/>
+            </w:tcBorders>
+            <w:shd w:fill="DCE6FA" w:color="auto" w:val="clear"/>
+            <w:tcMar>
+              <w:top w:type="dxa" w:w="60"/>
+              <w:left w:type="dxa" w:w="100"/>
+              <w:bottom w:type="dxa" w:w="60"/>
+              <w:right w:type="dxa" w:w="100"/>
+            </w:tcMar>
+          </w:tcPr>
+          <w:p>
+            <w:pPr>
+              <w:spacing w:after="0" w:line="276"/>
+            </w:pPr>
+            <w:r>
+              <w:rPr>
+                <w:rFonts w:ascii="Times New Roman" w:cs="Times New Roman" w:eastAsia="Times New Roman" w:hAnsi="Times New Roman"/>
+                <w:b/>
+                <w:bCs/>
+                <w:sz w:val="22"/>
+                <w:szCs w:val="22"/>
+              </w:rPr>
+              <w:t xml:space="preserve">Hình</w:t>
+            </w:r>
+          </w:p>
+        </w:tc>
+        <w:tc>
+          <w:tcPr>
+            <w:tcW w:type="dxa" w:w="2721"/>
+            <w:tcBorders>
+              <w:top w:val="single" w:color="B8C0CC" w:sz="4"/>
+              <w:left w:val="single" w:color="B8C0CC" w:sz="4"/>
+              <w:bottom w:val="single" w:color="B8C0CC" w:sz="4"/>
+              <w:right w:val="single" w:color="B8C0CC" w:sz="4"/>
+            </w:tcBorders>
+            <w:shd w:fill="DCE6FA" w:color="auto" w:val="clear"/>
+            <w:tcMar>
+              <w:top w:type="dxa" w:w="60"/>
+              <w:left w:type="dxa" w:w="100"/>
+              <w:bottom w:type="dxa" w:w="60"/>
+              <w:right w:type="dxa" w:w="100"/>
+            </w:tcMar>
+          </w:tcPr>
+          <w:p>
+            <w:pPr>
+              <w:spacing w:after="0" w:line="276"/>
+            </w:pPr>
+            <w:r>
+              <w:rPr>
+                <w:rFonts w:ascii="Times New Roman" w:cs="Times New Roman" w:eastAsia="Times New Roman" w:hAnsi="Times New Roman"/>
+                <w:b/>
+                <w:bCs/>
+                <w:sz w:val="22"/>
+                <w:szCs w:val="22"/>
+              </w:rPr>
+              <w:t xml:space="preserve">Diện tích</w:t>
+            </w:r>
+          </w:p>
+        </w:tc>
+        <w:tc>
+          <w:tcPr>
+            <w:tcW w:type="dxa" w:w="1542"/>
+            <w:tcBorders>
+              <w:top w:val="single" w:color="B8C0CC" w:sz="4"/>
+              <w:left w:val="single" w:color="B8C0CC" w:sz="4"/>
+              <w:bottom w:val="single" w:color="B8C0CC" w:sz="4"/>
+              <w:right w:val="single" w:color="B8C0CC" w:sz="4"/>
+            </w:tcBorders>
+            <w:shd w:fill="DCE6FA" w:color="auto" w:val="clear"/>
+            <w:tcMar>
+              <w:top w:type="dxa" w:w="60"/>
+              <w:left w:type="dxa" w:w="100"/>
+              <w:bottom w:type="dxa" w:w="60"/>
+              <w:right w:type="dxa" w:w="100"/>
+            </w:tcMar>
+          </w:tcPr>
+          <w:p>
+            <w:pPr>
+              <w:spacing w:after="0" w:line="276"/>
+            </w:pPr>
+            <w:r>
+              <w:rPr>
+                <w:rFonts w:ascii="Times New Roman" w:cs="Times New Roman" w:eastAsia="Times New Roman" w:hAnsi="Times New Roman"/>
+                <w:b/>
+                <w:bCs/>
+                <w:sz w:val="22"/>
+                <w:szCs w:val="22"/>
+              </w:rPr>
+              <w:t xml:space="preserve">Chu vi</w:t>
+            </w:r>
+          </w:p>
+        </w:tc>
+        <w:tc>
+          <w:tcPr>
+            <w:tcW w:type="dxa" w:w="3175"/>
+            <w:tcBorders>
+              <w:top w:val="single" w:color="B8C0CC" w:sz="4"/>
+              <w:left w:val="single" w:color="B8C0CC" w:sz="4"/>
+              <w:bottom w:val="single" w:color="B8C0CC" w:sz="4"/>
+              <w:right w:val="single" w:color="B8C0CC" w:sz="4"/>
+            </w:tcBorders>
+            <w:shd w:fill="DCE6FA" w:color="auto" w:val="clear"/>
+            <w:tcMar>
+              <w:top w:type="dxa" w:w="60"/>
+              <w:left w:type="dxa" w:w="100"/>
+              <w:bottom w:type="dxa" w:w="60"/>
+              <w:right w:type="dxa" w:w="100"/>
+            </w:tcMar>
+          </w:tcPr>
+          <w:p>
+            <w:pPr>
+              <w:spacing w:after="0" w:line="276"/>
+            </w:pPr>
+            <w:r>
+              <w:rPr>
+                <w:rFonts w:ascii="Times New Roman" w:cs="Times New Roman" w:eastAsia="Times New Roman" w:hAnsi="Times New Roman"/>
+                <w:b/>
+                <w:bCs/>
+                <w:sz w:val="22"/>
+                <w:szCs w:val="22"/>
+              </w:rPr>
+              <w:t xml:space="preserve">Một số công thức liên quan</w:t>
+            </w:r>
+          </w:p>
+        </w:tc>
+      </w:tr>
+      <w:tr>
+        <w:tc>
+          <w:tcPr>
+            <w:tcW w:type="dxa" w:w="1633"/>
+            <w:tcBorders>
+              <w:top w:val="single" w:color="B8C0CC" w:sz="4"/>
+              <w:left w:val="single" w:color="B8C0CC" w:sz="4"/>
+              <w:bottom w:val="single" w:color="B8C0CC" w:sz="4"/>
+              <w:right w:val="single" w:color="B8C0CC" w:sz="4"/>
+            </w:tcBorders>
+            <w:tcMar>
+              <w:top w:type="dxa" w:w="60"/>
+              <w:left w:type="dxa" w:w="100"/>
+              <w:bottom w:type="dxa" w:w="60"/>
+              <w:right w:type="dxa" w:w="100"/>
+            </w:tcMar>
+          </w:tcPr>
+          <w:p>
+            <w:pPr>
+              <w:spacing w:after="0" w:line="276"/>
+            </w:pPr>
+            <w:r>
+              <w:rPr>
+                <w:rFonts w:ascii="Times New Roman" w:cs="Times New Roman" w:eastAsia="Times New Roman" w:hAnsi="Times New Roman"/>
+                <w:b w:val="false"/>
+                <w:bCs w:val="false"/>
+                <w:sz w:val="22"/>
+                <w:szCs w:val="22"/>
+              </w:rPr>
+              <w:t xml:space="preserve">Tứ giác</w:t>
+            </w:r>
+          </w:p>
+        </w:tc>
+        <w:tc>
+          <w:tcPr>
+            <w:tcW w:type="dxa" w:w="2721"/>
+            <w:tcBorders>
+              <w:top w:val="single" w:color="B8C0CC" w:sz="4"/>
+              <w:left w:val="single" w:color="B8C0CC" w:sz="4"/>
+              <w:bottom w:val="single" w:color="B8C0CC" w:sz="4"/>
+              <w:right w:val="single" w:color="B8C0CC" w:sz="4"/>
+            </w:tcBorders>
+            <w:tcMar>
+              <w:top w:type="dxa" w:w="60"/>
+              <w:left w:type="dxa" w:w="100"/>
+              <w:bottom w:type="dxa" w:w="60"/>
+              <w:right w:type="dxa" w:w="100"/>
+            </w:tcMar>
+          </w:tcPr>
+          <w:p>
+            <w:pPr>
+              <w:spacing w:after="0" w:line="276"/>
+            </w:pPr>
+            <w:r>
+              <w:rPr>
+                <w:rFonts w:ascii="Times New Roman" w:cs="Times New Roman" w:eastAsia="Times New Roman" w:hAnsi="Times New Roman"/>
+                <w:b w:val="false"/>
+                <w:bCs w:val="false"/>
+                <w:sz w:val="22"/>
+                <w:szCs w:val="22"/>
+              </w:rPr>
+              <w:t xml:space="preserve">S = ½ · d₁ · d₂ · sin φ</w:t>
+            </w:r>
+          </w:p>
+        </w:tc>
+        <w:tc>
+          <w:tcPr>
+            <w:tcW w:type="dxa" w:w="1542"/>
+            <w:tcBorders>
+              <w:top w:val="single" w:color="B8C0CC" w:sz="4"/>
+              <w:left w:val="single" w:color="B8C0CC" w:sz="4"/>
+              <w:bottom w:val="single" w:color="B8C0CC" w:sz="4"/>
+              <w:right w:val="single" w:color="B8C0CC" w:sz="4"/>
+            </w:tcBorders>
+            <w:tcMar>
+              <w:top w:type="dxa" w:w="60"/>
+              <w:left w:type="dxa" w:w="100"/>
+              <w:bottom w:type="dxa" w:w="60"/>
+              <w:right w:type="dxa" w:w="100"/>
+            </w:tcMar>
+          </w:tcPr>
+          <w:p>
+            <w:pPr>
+              <w:spacing w:after="0" w:line="276"/>
+            </w:pPr>
+            <w:r>
+              <w:rPr>
+                <w:rFonts w:ascii="Times New Roman" w:cs="Times New Roman" w:eastAsia="Times New Roman" w:hAnsi="Times New Roman"/>
+                <w:b w:val="false"/>
+                <w:bCs w:val="false"/>
+                <w:sz w:val="22"/>
+                <w:szCs w:val="22"/>
+              </w:rPr>
+              <w:t xml:space="preserve">P = a + b + c + d</w:t>
+            </w:r>
+          </w:p>
+        </w:tc>
+        <w:tc>
+          <w:tcPr>
+            <w:tcW w:type="dxa" w:w="3175"/>
+            <w:tcBorders>
+              <w:top w:val="single" w:color="B8C0CC" w:sz="4"/>
+              <w:left w:val="single" w:color="B8C0CC" w:sz="4"/>
+              <w:bottom w:val="single" w:color="B8C0CC" w:sz="4"/>
+              <w:right w:val="single" w:color="B8C0CC" w:sz="4"/>
+            </w:tcBorders>
+            <w:tcMar>
+              <w:top w:type="dxa" w:w="60"/>
+              <w:left w:type="dxa" w:w="100"/>
+              <w:bottom w:type="dxa" w:w="60"/>
+              <w:right w:type="dxa" w:w="100"/>
+            </w:tcMar>
+          </w:tcPr>
+          <w:p>
+            <w:pPr>
+              <w:spacing w:after="0" w:line="276"/>
+            </w:pPr>
+            <w:r>
+              <w:rPr>
+                <w:rFonts w:ascii="Times New Roman" w:cs="Times New Roman" w:eastAsia="Times New Roman" w:hAnsi="Times New Roman"/>
+                <w:b w:val="false"/>
+                <w:bCs w:val="false"/>
+                <w:sz w:val="22"/>
+                <w:szCs w:val="22"/>
+              </w:rPr>
+              <w:t xml:space="preserve">D̂ = 360° − (Â + B̂ + Ĉ)</w:t>
+            </w:r>
+          </w:p>
+        </w:tc>
+      </w:tr>
+      <w:tr>
+        <w:tc>
+          <w:tcPr>
+            <w:tcW w:type="dxa" w:w="1633"/>
+            <w:tcBorders>
+              <w:top w:val="single" w:color="B8C0CC" w:sz="4"/>
+              <w:left w:val="single" w:color="B8C0CC" w:sz="4"/>
+              <w:bottom w:val="single" w:color="B8C0CC" w:sz="4"/>
+              <w:right w:val="single" w:color="B8C0CC" w:sz="4"/>
+            </w:tcBorders>
+            <w:tcMar>
+              <w:top w:type="dxa" w:w="60"/>
+              <w:left w:type="dxa" w:w="100"/>
+              <w:bottom w:type="dxa" w:w="60"/>
+              <w:right w:type="dxa" w:w="100"/>
+            </w:tcMar>
+          </w:tcPr>
+          <w:p>
+            <w:pPr>
+              <w:spacing w:after="0" w:line="276"/>
+            </w:pPr>
+            <w:r>
+              <w:rPr>
+                <w:rFonts w:ascii="Times New Roman" w:cs="Times New Roman" w:eastAsia="Times New Roman" w:hAnsi="Times New Roman"/>
+                <w:b w:val="false"/>
+                <w:bCs w:val="false"/>
+                <w:sz w:val="22"/>
+                <w:szCs w:val="22"/>
+              </w:rPr>
+              <w:t xml:space="preserve">Hình thang</w:t>
+            </w:r>
+          </w:p>
+        </w:tc>
+        <w:tc>
+          <w:tcPr>
+            <w:tcW w:type="dxa" w:w="2721"/>
+            <w:tcBorders>
+              <w:top w:val="single" w:color="B8C0CC" w:sz="4"/>
+              <w:left w:val="single" w:color="B8C0CC" w:sz="4"/>
+              <w:bottom w:val="single" w:color="B8C0CC" w:sz="4"/>
+              <w:right w:val="single" w:color="B8C0CC" w:sz="4"/>
+            </w:tcBorders>
+            <w:tcMar>
+              <w:top w:type="dxa" w:w="60"/>
+              <w:left w:type="dxa" w:w="100"/>
+              <w:bottom w:type="dxa" w:w="60"/>
+              <w:right w:type="dxa" w:w="100"/>
+            </w:tcMar>
+          </w:tcPr>
+          <w:p>
+            <w:pPr>
+              <w:spacing w:after="0" w:line="276"/>
+            </w:pPr>
+            <w:r>
+              <w:rPr>
+                <w:rFonts w:ascii="Times New Roman" w:cs="Times New Roman" w:eastAsia="Times New Roman" w:hAnsi="Times New Roman"/>
+                <w:b w:val="false"/>
+                <w:bCs w:val="false"/>
+                <w:sz w:val="22"/>
+                <w:szCs w:val="22"/>
+              </w:rPr>
+              <w:t xml:space="preserve">S = ½ · (a + b) · h; S = m · h</w:t>
+            </w:r>
+          </w:p>
+        </w:tc>
+        <w:tc>
+          <w:tcPr>
+            <w:tcW w:type="dxa" w:w="1542"/>
+            <w:tcBorders>
+              <w:top w:val="single" w:color="B8C0CC" w:sz="4"/>
+              <w:left w:val="single" w:color="B8C0CC" w:sz="4"/>
+              <w:bottom w:val="single" w:color="B8C0CC" w:sz="4"/>
+              <w:right w:val="single" w:color="B8C0CC" w:sz="4"/>
+            </w:tcBorders>
+            <w:tcMar>
+              <w:top w:type="dxa" w:w="60"/>
+              <w:left w:type="dxa" w:w="100"/>
+              <w:bottom w:type="dxa" w:w="60"/>
+              <w:right w:type="dxa" w:w="100"/>
+            </w:tcMar>
+          </w:tcPr>
+          <w:p>
+            <w:pPr>
+              <w:spacing w:after="0" w:line="276"/>
+            </w:pPr>
+            <w:r>
+              <w:rPr>
+                <w:rFonts w:ascii="Times New Roman" w:cs="Times New Roman" w:eastAsia="Times New Roman" w:hAnsi="Times New Roman"/>
+                <w:b w:val="false"/>
+                <w:bCs w:val="false"/>
+                <w:sz w:val="22"/>
+                <w:szCs w:val="22"/>
+              </w:rPr>
+              <w:t xml:space="preserve">P = a + b + c + d</w:t>
+            </w:r>
+          </w:p>
+        </w:tc>
+        <w:tc>
+          <w:tcPr>
+            <w:tcW w:type="dxa" w:w="3175"/>
+            <w:tcBorders>
+              <w:top w:val="single" w:color="B8C0CC" w:sz="4"/>
+              <w:left w:val="single" w:color="B8C0CC" w:sz="4"/>
+              <w:bottom w:val="single" w:color="B8C0CC" w:sz="4"/>
+              <w:right w:val="single" w:color="B8C0CC" w:sz="4"/>
+            </w:tcBorders>
+            <w:tcMar>
+              <w:top w:type="dxa" w:w="60"/>
+              <w:left w:type="dxa" w:w="100"/>
+              <w:bottom w:type="dxa" w:w="60"/>
+              <w:right w:type="dxa" w:w="100"/>
+            </w:tcMar>
+          </w:tcPr>
+          <w:p>
+            <w:pPr>
+              <w:spacing w:after="0" w:line="276"/>
+            </w:pPr>
+            <w:r>
+              <w:rPr>
+                <w:rFonts w:ascii="Times New Roman" w:cs="Times New Roman" w:eastAsia="Times New Roman" w:hAnsi="Times New Roman"/>
+                <w:b w:val="false"/>
+                <w:bCs w:val="false"/>
+                <w:sz w:val="22"/>
+                <w:szCs w:val="22"/>
+              </w:rPr>
+              <w:t xml:space="preserve">m = (a + b) / 2; b = 2m − a</w:t>
+            </w:r>
+          </w:p>
+        </w:tc>
+      </w:tr>
+      <w:tr>
+        <w:tc>
+          <w:tcPr>
+            <w:tcW w:type="dxa" w:w="1633"/>
+            <w:tcBorders>
+              <w:top w:val="single" w:color="B8C0CC" w:sz="4"/>
+              <w:left w:val="single" w:color="B8C0CC" w:sz="4"/>
+              <w:bottom w:val="single" w:color="B8C0CC" w:sz="4"/>
+              <w:right w:val="single" w:color="B8C0CC" w:sz="4"/>
+            </w:tcBorders>
+            <w:tcMar>
+              <w:top w:type="dxa" w:w="60"/>
+              <w:left w:type="dxa" w:w="100"/>
+              <w:bottom w:type="dxa" w:w="60"/>
+              <w:right w:type="dxa" w:w="100"/>
+            </w:tcMar>
+          </w:tcPr>
+          <w:p>
+            <w:pPr>
+              <w:spacing w:after="0" w:line="276"/>
+            </w:pPr>
+            <w:r>
+              <w:rPr>
+                <w:rFonts w:ascii="Times New Roman" w:cs="Times New Roman" w:eastAsia="Times New Roman" w:hAnsi="Times New Roman"/>
+                <w:b w:val="false"/>
+                <w:bCs w:val="false"/>
+                <w:sz w:val="22"/>
+                <w:szCs w:val="22"/>
+              </w:rPr>
+              <w:t xml:space="preserve">Hình diều</w:t>
+            </w:r>
+          </w:p>
+        </w:tc>
+        <w:tc>
+          <w:tcPr>
+            <w:tcW w:type="dxa" w:w="2721"/>
+            <w:tcBorders>
+              <w:top w:val="single" w:color="B8C0CC" w:sz="4"/>
+              <w:left w:val="single" w:color="B8C0CC" w:sz="4"/>
+              <w:bottom w:val="single" w:color="B8C0CC" w:sz="4"/>
+              <w:right w:val="single" w:color="B8C0CC" w:sz="4"/>
+            </w:tcBorders>
+            <w:tcMar>
+              <w:top w:type="dxa" w:w="60"/>
+              <w:left w:type="dxa" w:w="100"/>
+              <w:bottom w:type="dxa" w:w="60"/>
+              <w:right w:type="dxa" w:w="100"/>
+            </w:tcMar>
+          </w:tcPr>
+          <w:p>
+            <w:pPr>
+              <w:spacing w:after="0" w:line="276"/>
+            </w:pPr>
+            <w:r>
+              <w:rPr>
+                <w:rFonts w:ascii="Times New Roman" w:cs="Times New Roman" w:eastAsia="Times New Roman" w:hAnsi="Times New Roman"/>
+                <w:b w:val="false"/>
+                <w:bCs w:val="false"/>
+                <w:sz w:val="22"/>
+                <w:szCs w:val="22"/>
+              </w:rPr>
+              <w:t xml:space="preserve">S = ½ · d₁ · d₂</w:t>
+            </w:r>
+          </w:p>
+        </w:tc>
+        <w:tc>
+          <w:tcPr>
+            <w:tcW w:type="dxa" w:w="1542"/>
+            <w:tcBorders>
+              <w:top w:val="single" w:color="B8C0CC" w:sz="4"/>
+              <w:left w:val="single" w:color="B8C0CC" w:sz="4"/>
+              <w:bottom w:val="single" w:color="B8C0CC" w:sz="4"/>
+              <w:right w:val="single" w:color="B8C0CC" w:sz="4"/>
+            </w:tcBorders>
+            <w:tcMar>
+              <w:top w:type="dxa" w:w="60"/>
+              <w:left w:type="dxa" w:w="100"/>
+              <w:bottom w:type="dxa" w:w="60"/>
+              <w:right w:type="dxa" w:w="100"/>
+            </w:tcMar>
+          </w:tcPr>
+          <w:p>
+            <w:pPr>
+              <w:spacing w:after="0" w:line="276"/>
+            </w:pPr>
+            <w:r>
+              <w:rPr>
+                <w:rFonts w:ascii="Times New Roman" w:cs="Times New Roman" w:eastAsia="Times New Roman" w:hAnsi="Times New Roman"/>
+                <w:b w:val="false"/>
+                <w:bCs w:val="false"/>
+                <w:sz w:val="22"/>
+                <w:szCs w:val="22"/>
+              </w:rPr>
+              <w:t xml:space="preserve">P = 2 · (a + b)</w:t>
+            </w:r>
+          </w:p>
+        </w:tc>
+        <w:tc>
+          <w:tcPr>
+            <w:tcW w:type="dxa" w:w="3175"/>
+            <w:tcBorders>
+              <w:top w:val="single" w:color="B8C0CC" w:sz="4"/>
+              <w:left w:val="single" w:color="B8C0CC" w:sz="4"/>
+              <w:bottom w:val="single" w:color="B8C0CC" w:sz="4"/>
+              <w:right w:val="single" w:color="B8C0CC" w:sz="4"/>
+            </w:tcBorders>
+            <w:tcMar>
+              <w:top w:type="dxa" w:w="60"/>
+              <w:left w:type="dxa" w:w="100"/>
+              <w:bottom w:type="dxa" w:w="60"/>
+              <w:right w:type="dxa" w:w="100"/>
+            </w:tcMar>
+          </w:tcPr>
+          <w:p>
+            <w:pPr>
+              <w:spacing w:after="0" w:line="276"/>
+            </w:pPr>
+            <w:r>
+              <w:rPr>
+                <w:rFonts w:ascii="Times New Roman" w:cs="Times New Roman" w:eastAsia="Times New Roman" w:hAnsi="Times New Roman"/>
+                <w:b w:val="false"/>
+                <w:bCs w:val="false"/>
+                <w:sz w:val="22"/>
+                <w:szCs w:val="22"/>
+              </w:rPr>
+              <w:t xml:space="preserve">d₁ = √(a² − (d₂/2)²) + √(b² − (d₂/2)²)</w:t>
+            </w:r>
+          </w:p>
+        </w:tc>
+      </w:tr>
+      <w:tr>
+        <w:tc>
+          <w:tcPr>
+            <w:tcW w:type="dxa" w:w="1633"/>
+            <w:tcBorders>
+              <w:top w:val="single" w:color="B8C0CC" w:sz="4"/>
+              <w:left w:val="single" w:color="B8C0CC" w:sz="4"/>
+              <w:bottom w:val="single" w:color="B8C0CC" w:sz="4"/>
+              <w:right w:val="single" w:color="B8C0CC" w:sz="4"/>
+            </w:tcBorders>
+            <w:tcMar>
+              <w:top w:type="dxa" w:w="60"/>
+              <w:left w:type="dxa" w:w="100"/>
+              <w:bottom w:type="dxa" w:w="60"/>
+              <w:right w:type="dxa" w:w="100"/>
+            </w:tcMar>
+          </w:tcPr>
+          <w:p>
+            <w:pPr>
+              <w:spacing w:after="0" w:line="276"/>
+            </w:pPr>
+            <w:r>
+              <w:rPr>
+                <w:rFonts w:ascii="Times New Roman" w:cs="Times New Roman" w:eastAsia="Times New Roman" w:hAnsi="Times New Roman"/>
+                <w:b w:val="false"/>
+                <w:bCs w:val="false"/>
+                <w:sz w:val="22"/>
+                <w:szCs w:val="22"/>
+              </w:rPr>
+              <w:t xml:space="preserve">Hình thang vuông</w:t>
+            </w:r>
+          </w:p>
+        </w:tc>
+        <w:tc>
+          <w:tcPr>
+            <w:tcW w:type="dxa" w:w="2721"/>
+            <w:tcBorders>
+              <w:top w:val="single" w:color="B8C0CC" w:sz="4"/>
+              <w:left w:val="single" w:color="B8C0CC" w:sz="4"/>
+              <w:bottom w:val="single" w:color="B8C0CC" w:sz="4"/>
+              <w:right w:val="single" w:color="B8C0CC" w:sz="4"/>
+            </w:tcBorders>
+            <w:tcMar>
+              <w:top w:type="dxa" w:w="60"/>
+              <w:left w:type="dxa" w:w="100"/>
+              <w:bottom w:type="dxa" w:w="60"/>
+              <w:right w:type="dxa" w:w="100"/>
+            </w:tcMar>
+          </w:tcPr>
+          <w:p>
+            <w:pPr>
+              <w:spacing w:after="0" w:line="276"/>
+            </w:pPr>
+            <w:r>
+              <w:rPr>
+                <w:rFonts w:ascii="Times New Roman" w:cs="Times New Roman" w:eastAsia="Times New Roman" w:hAnsi="Times New Roman"/>
+                <w:b w:val="false"/>
+                <w:bCs w:val="false"/>
+                <w:sz w:val="22"/>
+                <w:szCs w:val="22"/>
+              </w:rPr>
+              <w:t xml:space="preserve">S = ½ · (a + b) · h</w:t>
+            </w:r>
+          </w:p>
+        </w:tc>
+        <w:tc>
+          <w:tcPr>
+            <w:tcW w:type="dxa" w:w="1542"/>
+            <w:tcBorders>
+              <w:top w:val="single" w:color="B8C0CC" w:sz="4"/>
+              <w:left w:val="single" w:color="B8C0CC" w:sz="4"/>
+              <w:bottom w:val="single" w:color="B8C0CC" w:sz="4"/>
+              <w:right w:val="single" w:color="B8C0CC" w:sz="4"/>
+            </w:tcBorders>
+            <w:tcMar>
+              <w:top w:type="dxa" w:w="60"/>
+              <w:left w:type="dxa" w:w="100"/>
+              <w:bottom w:type="dxa" w:w="60"/>
+              <w:right w:type="dxa" w:w="100"/>
+            </w:tcMar>
+          </w:tcPr>
+          <w:p>
+            <w:pPr>
+              <w:spacing w:after="0" w:line="276"/>
+            </w:pPr>
+            <w:r>
+              <w:rPr>
+                <w:rFonts w:ascii="Times New Roman" w:cs="Times New Roman" w:eastAsia="Times New Roman" w:hAnsi="Times New Roman"/>
+                <w:b w:val="false"/>
+                <w:bCs w:val="false"/>
+                <w:sz w:val="22"/>
+                <w:szCs w:val="22"/>
+              </w:rPr>
+              <w:t xml:space="preserve">P = a + b + h + c</w:t>
+            </w:r>
+          </w:p>
+        </w:tc>
+        <w:tc>
+          <w:tcPr>
+            <w:tcW w:type="dxa" w:w="3175"/>
+            <w:tcBorders>
+              <w:top w:val="single" w:color="B8C0CC" w:sz="4"/>
+              <w:left w:val="single" w:color="B8C0CC" w:sz="4"/>
+              <w:bottom w:val="single" w:color="B8C0CC" w:sz="4"/>
+              <w:right w:val="single" w:color="B8C0CC" w:sz="4"/>
+            </w:tcBorders>
+            <w:tcMar>
+              <w:top w:type="dxa" w:w="60"/>
+              <w:left w:type="dxa" w:w="100"/>
+              <w:bottom w:type="dxa" w:w="60"/>
+              <w:right w:type="dxa" w:w="100"/>
+            </w:tcMar>
+          </w:tcPr>
+          <w:p>
+            <w:pPr>
+              <w:spacing w:after="0" w:line="276"/>
+            </w:pPr>
+            <w:r>
+              <w:rPr>
+                <w:rFonts w:ascii="Times New Roman" w:cs="Times New Roman" w:eastAsia="Times New Roman" w:hAnsi="Times New Roman"/>
+                <w:b w:val="false"/>
+                <w:bCs w:val="false"/>
+                <w:sz w:val="22"/>
+                <w:szCs w:val="22"/>
+              </w:rPr>
+              <w:t xml:space="preserve">m = (a + b) / 2; c = √(h² + (a − b)²); h = √(c² − (a − b)²)</w:t>
+            </w:r>
+          </w:p>
+        </w:tc>
+      </w:tr>
+      <w:tr>
+        <w:tc>
+          <w:tcPr>
+            <w:tcW w:type="dxa" w:w="1633"/>
+            <w:tcBorders>
+              <w:top w:val="single" w:color="B8C0CC" w:sz="4"/>
+              <w:left w:val="single" w:color="B8C0CC" w:sz="4"/>
+              <w:bottom w:val="single" w:color="B8C0CC" w:sz="4"/>
+              <w:right w:val="single" w:color="B8C0CC" w:sz="4"/>
+            </w:tcBorders>
+            <w:tcMar>
+              <w:top w:type="dxa" w:w="60"/>
+              <w:left w:type="dxa" w:w="100"/>
+              <w:bottom w:type="dxa" w:w="60"/>
+              <w:right w:type="dxa" w:w="100"/>
+            </w:tcMar>
+          </w:tcPr>
+          <w:p>
+            <w:pPr>
+              <w:spacing w:after="0" w:line="276"/>
+            </w:pPr>
+            <w:r>
+              <w:rPr>
+                <w:rFonts w:ascii="Times New Roman" w:cs="Times New Roman" w:eastAsia="Times New Roman" w:hAnsi="Times New Roman"/>
+                <w:b w:val="false"/>
+                <w:bCs w:val="false"/>
+                <w:sz w:val="22"/>
+                <w:szCs w:val="22"/>
+              </w:rPr>
+              <w:t xml:space="preserve">Hình thang cân</w:t>
+            </w:r>
+          </w:p>
+        </w:tc>
+        <w:tc>
+          <w:tcPr>
+            <w:tcW w:type="dxa" w:w="2721"/>
+            <w:tcBorders>
+              <w:top w:val="single" w:color="B8C0CC" w:sz="4"/>
+              <w:left w:val="single" w:color="B8C0CC" w:sz="4"/>
+              <w:bottom w:val="single" w:color="B8C0CC" w:sz="4"/>
+              <w:right w:val="single" w:color="B8C0CC" w:sz="4"/>
+            </w:tcBorders>
+            <w:tcMar>
+              <w:top w:type="dxa" w:w="60"/>
+              <w:left w:type="dxa" w:w="100"/>
+              <w:bottom w:type="dxa" w:w="60"/>
+              <w:right w:type="dxa" w:w="100"/>
+            </w:tcMar>
+          </w:tcPr>
+          <w:p>
+            <w:pPr>
+              <w:spacing w:after="0" w:line="276"/>
+            </w:pPr>
+            <w:r>
+              <w:rPr>
+                <w:rFonts w:ascii="Times New Roman" w:cs="Times New Roman" w:eastAsia="Times New Roman" w:hAnsi="Times New Roman"/>
+                <w:b w:val="false"/>
+                <w:bCs w:val="false"/>
+                <w:sz w:val="22"/>
+                <w:szCs w:val="22"/>
+              </w:rPr>
+              <w:t xml:space="preserve">S = ½ · (a + b) · h</w:t>
+            </w:r>
+          </w:p>
+        </w:tc>
+        <w:tc>
+          <w:tcPr>
+            <w:tcW w:type="dxa" w:w="1542"/>
+            <w:tcBorders>
+              <w:top w:val="single" w:color="B8C0CC" w:sz="4"/>
+              <w:left w:val="single" w:color="B8C0CC" w:sz="4"/>
+              <w:bottom w:val="single" w:color="B8C0CC" w:sz="4"/>
+              <w:right w:val="single" w:color="B8C0CC" w:sz="4"/>
+            </w:tcBorders>
+            <w:tcMar>
+              <w:top w:type="dxa" w:w="60"/>
+              <w:left w:type="dxa" w:w="100"/>
+              <w:bottom w:type="dxa" w:w="60"/>
+              <w:right w:type="dxa" w:w="100"/>
+            </w:tcMar>
+          </w:tcPr>
+          <w:p>
+            <w:pPr>
+              <w:spacing w:after="0" w:line="276"/>
+            </w:pPr>
+            <w:r>
+              <w:rPr>
+                <w:rFonts w:ascii="Times New Roman" w:cs="Times New Roman" w:eastAsia="Times New Roman" w:hAnsi="Times New Roman"/>
+                <w:b w:val="false"/>
+                <w:bCs w:val="false"/>
+                <w:sz w:val="22"/>
+                <w:szCs w:val="22"/>
+              </w:rPr>
+              <w:t xml:space="preserve">P = a + b + 2c</w:t>
+            </w:r>
+          </w:p>
+        </w:tc>
+        <w:tc>
+          <w:tcPr>
+            <w:tcW w:type="dxa" w:w="3175"/>
+            <w:tcBorders>
+              <w:top w:val="single" w:color="B8C0CC" w:sz="4"/>
+              <w:left w:val="single" w:color="B8C0CC" w:sz="4"/>
+              <w:bottom w:val="single" w:color="B8C0CC" w:sz="4"/>
+              <w:right w:val="single" w:color="B8C0CC" w:sz="4"/>
+            </w:tcBorders>
+            <w:tcMar>
+              <w:top w:type="dxa" w:w="60"/>
+              <w:left w:type="dxa" w:w="100"/>
+              <w:bottom w:type="dxa" w:w="60"/>
+              <w:right w:type="dxa" w:w="100"/>
+            </w:tcMar>
+          </w:tcPr>
+          <w:p>
+            <w:pPr>
+              <w:spacing w:after="0" w:line="276"/>
+            </w:pPr>
+            <w:r>
+              <w:rPr>
+                <w:rFonts w:ascii="Times New Roman" w:cs="Times New Roman" w:eastAsia="Times New Roman" w:hAnsi="Times New Roman"/>
+                <w:b w:val="false"/>
+                <w:bCs w:val="false"/>
+                <w:sz w:val="22"/>
+                <w:szCs w:val="22"/>
+              </w:rPr>
+              <w:t xml:space="preserve">m = (a + b) / 2; h = √(c² − ((a − b)/2)²); c = √(h² + ((a − b)/2)²)</w:t>
+            </w:r>
+          </w:p>
+        </w:tc>
+      </w:tr>
+      <w:tr>
+        <w:tc>
+          <w:tcPr>
+            <w:tcW w:type="dxa" w:w="1633"/>
+            <w:tcBorders>
+              <w:top w:val="single" w:color="B8C0CC" w:sz="4"/>
+              <w:left w:val="single" w:color="B8C0CC" w:sz="4"/>
+              <w:bottom w:val="single" w:color="B8C0CC" w:sz="4"/>
+              <w:right w:val="single" w:color="B8C0CC" w:sz="4"/>
+            </w:tcBorders>
+            <w:tcMar>
+              <w:top w:type="dxa" w:w="60"/>
+              <w:left w:type="dxa" w:w="100"/>
+              <w:bottom w:type="dxa" w:w="60"/>
+              <w:right w:type="dxa" w:w="100"/>
+            </w:tcMar>
+          </w:tcPr>
+          <w:p>
+            <w:pPr>
+              <w:spacing w:after="0" w:line="276"/>
+            </w:pPr>
+            <w:r>
+              <w:rPr>
+                <w:rFonts w:ascii="Times New Roman" w:cs="Times New Roman" w:eastAsia="Times New Roman" w:hAnsi="Times New Roman"/>
+                <w:b w:val="false"/>
+                <w:bCs w:val="false"/>
+                <w:sz w:val="22"/>
+                <w:szCs w:val="22"/>
+              </w:rPr>
+              <w:t xml:space="preserve">Hình bình hành</w:t>
+            </w:r>
+          </w:p>
+        </w:tc>
+        <w:tc>
+          <w:tcPr>
+            <w:tcW w:type="dxa" w:w="2721"/>
+            <w:tcBorders>
+              <w:top w:val="single" w:color="B8C0CC" w:sz="4"/>
+              <w:left w:val="single" w:color="B8C0CC" w:sz="4"/>
+              <w:bottom w:val="single" w:color="B8C0CC" w:sz="4"/>
+              <w:right w:val="single" w:color="B8C0CC" w:sz="4"/>
+            </w:tcBorders>
+            <w:tcMar>
+              <w:top w:type="dxa" w:w="60"/>
+              <w:left w:type="dxa" w:w="100"/>
+              <w:bottom w:type="dxa" w:w="60"/>
+              <w:right w:type="dxa" w:w="100"/>
+            </w:tcMar>
+          </w:tcPr>
+          <w:p>
+            <w:pPr>
+              <w:spacing w:after="0" w:line="276"/>
+            </w:pPr>
+            <w:r>
+              <w:rPr>
+                <w:rFonts w:ascii="Times New Roman" w:cs="Times New Roman" w:eastAsia="Times New Roman" w:hAnsi="Times New Roman"/>
+                <w:b w:val="false"/>
+                <w:bCs w:val="false"/>
+                <w:sz w:val="22"/>
+                <w:szCs w:val="22"/>
+              </w:rPr>
+              <w:t xml:space="preserve">S = a · hₐ; S = a · b · sin α</w:t>
+            </w:r>
+          </w:p>
+        </w:tc>
+        <w:tc>
+          <w:tcPr>
+            <w:tcW w:type="dxa" w:w="1542"/>
+            <w:tcBorders>
+              <w:top w:val="single" w:color="B8C0CC" w:sz="4"/>
+              <w:left w:val="single" w:color="B8C0CC" w:sz="4"/>
+              <w:bottom w:val="single" w:color="B8C0CC" w:sz="4"/>
+              <w:right w:val="single" w:color="B8C0CC" w:sz="4"/>
+            </w:tcBorders>
+            <w:tcMar>
+              <w:top w:type="dxa" w:w="60"/>
+              <w:left w:type="dxa" w:w="100"/>
+              <w:bottom w:type="dxa" w:w="60"/>
+              <w:right w:type="dxa" w:w="100"/>
+            </w:tcMar>
+          </w:tcPr>
+          <w:p>
+            <w:pPr>
+              <w:spacing w:after="0" w:line="276"/>
+            </w:pPr>
+            <w:r>
+              <w:rPr>
+                <w:rFonts w:ascii="Times New Roman" w:cs="Times New Roman" w:eastAsia="Times New Roman" w:hAnsi="Times New Roman"/>
+                <w:b w:val="false"/>
+                <w:bCs w:val="false"/>
+                <w:sz w:val="22"/>
+                <w:szCs w:val="22"/>
+              </w:rPr>
+              <w:t xml:space="preserve">P = 2 · (a + b)</w:t>
+            </w:r>
+          </w:p>
+        </w:tc>
+        <w:tc>
+          <w:tcPr>
+            <w:tcW w:type="dxa" w:w="3175"/>
+            <w:tcBorders>
+              <w:top w:val="single" w:color="B8C0CC" w:sz="4"/>
+              <w:left w:val="single" w:color="B8C0CC" w:sz="4"/>
+              <w:bottom w:val="single" w:color="B8C0CC" w:sz="4"/>
+              <w:right w:val="single" w:color="B8C0CC" w:sz="4"/>
+            </w:tcBorders>
+            <w:tcMar>
+              <w:top w:type="dxa" w:w="60"/>
+              <w:left w:type="dxa" w:w="100"/>
+              <w:bottom w:type="dxa" w:w="60"/>
+              <w:right w:type="dxa" w:w="100"/>
+            </w:tcMar>
+          </w:tcPr>
+          <w:p>
+            <w:pPr>
+              <w:spacing w:after="0" w:line="276"/>
+            </w:pPr>
+            <w:r>
+              <w:rPr>
+                <w:rFonts w:ascii="Times New Roman" w:cs="Times New Roman" w:eastAsia="Times New Roman" w:hAnsi="Times New Roman"/>
+                <w:b w:val="false"/>
+                <w:bCs w:val="false"/>
+                <w:sz w:val="22"/>
+                <w:szCs w:val="22"/>
+              </w:rPr>
+              <w:t xml:space="preserve">hₐ = b · sin α; d₁ = √(a² + b² + 2ab · cos α); d₂ = √(a² + b² − 2ab · cos α)</w:t>
+            </w:r>
+          </w:p>
+        </w:tc>
+      </w:tr>
+      <w:tr>
+        <w:tc>
+          <w:tcPr>
+            <w:tcW w:type="dxa" w:w="1633"/>
+            <w:tcBorders>
+              <w:top w:val="single" w:color="B8C0CC" w:sz="4"/>
+              <w:left w:val="single" w:color="B8C0CC" w:sz="4"/>
+              <w:bottom w:val="single" w:color="B8C0CC" w:sz="4"/>
+              <w:right w:val="single" w:color="B8C0CC" w:sz="4"/>
+            </w:tcBorders>
+            <w:tcMar>
+              <w:top w:type="dxa" w:w="60"/>
+              <w:left w:type="dxa" w:w="100"/>
+              <w:bottom w:type="dxa" w:w="60"/>
+              <w:right w:type="dxa" w:w="100"/>
+            </w:tcMar>
+          </w:tcPr>
+          <w:p>
+            <w:pPr>
+              <w:spacing w:after="0" w:line="276"/>
+            </w:pPr>
+            <w:r>
+              <w:rPr>
+                <w:rFonts w:ascii="Times New Roman" w:cs="Times New Roman" w:eastAsia="Times New Roman" w:hAnsi="Times New Roman"/>
+                <w:b w:val="false"/>
+                <w:bCs w:val="false"/>
+                <w:sz w:val="22"/>
+                <w:szCs w:val="22"/>
+              </w:rPr>
+              <w:t xml:space="preserve">Hình chữ nhật</w:t>
+            </w:r>
+          </w:p>
+        </w:tc>
+        <w:tc>
+          <w:tcPr>
+            <w:tcW w:type="dxa" w:w="2721"/>
+            <w:tcBorders>
+              <w:top w:val="single" w:color="B8C0CC" w:sz="4"/>
+              <w:left w:val="single" w:color="B8C0CC" w:sz="4"/>
+              <w:bottom w:val="single" w:color="B8C0CC" w:sz="4"/>
+              <w:right w:val="single" w:color="B8C0CC" w:sz="4"/>
+            </w:tcBorders>
+            <w:tcMar>
+              <w:top w:type="dxa" w:w="60"/>
+              <w:left w:type="dxa" w:w="100"/>
+              <w:bottom w:type="dxa" w:w="60"/>
+              <w:right w:type="dxa" w:w="100"/>
+            </w:tcMar>
+          </w:tcPr>
+          <w:p>
+            <w:pPr>
+              <w:spacing w:after="0" w:line="276"/>
+            </w:pPr>
+            <w:r>
+              <w:rPr>
+                <w:rFonts w:ascii="Times New Roman" w:cs="Times New Roman" w:eastAsia="Times New Roman" w:hAnsi="Times New Roman"/>
+                <w:b w:val="false"/>
+                <w:bCs w:val="false"/>
+                <w:sz w:val="22"/>
+                <w:szCs w:val="22"/>
+              </w:rPr>
+              <w:t xml:space="preserve">S = a · b</w:t>
+            </w:r>
+          </w:p>
+        </w:tc>
+        <w:tc>
+          <w:tcPr>
+            <w:tcW w:type="dxa" w:w="1542"/>
+            <w:tcBorders>
+              <w:top w:val="single" w:color="B8C0CC" w:sz="4"/>
+              <w:left w:val="single" w:color="B8C0CC" w:sz="4"/>
+              <w:bottom w:val="single" w:color="B8C0CC" w:sz="4"/>
+              <w:right w:val="single" w:color="B8C0CC" w:sz="4"/>
+            </w:tcBorders>
+            <w:tcMar>
+              <w:top w:type="dxa" w:w="60"/>
+              <w:left w:type="dxa" w:w="100"/>
+              <w:bottom w:type="dxa" w:w="60"/>
+              <w:right w:type="dxa" w:w="100"/>
+            </w:tcMar>
+          </w:tcPr>
+          <w:p>
+            <w:pPr>
+              <w:spacing w:after="0" w:line="276"/>
+            </w:pPr>
+            <w:r>
+              <w:rPr>
+                <w:rFonts w:ascii="Times New Roman" w:cs="Times New Roman" w:eastAsia="Times New Roman" w:hAnsi="Times New Roman"/>
+                <w:b w:val="false"/>
+                <w:bCs w:val="false"/>
+                <w:sz w:val="22"/>
+                <w:szCs w:val="22"/>
+              </w:rPr>
+              <w:t xml:space="preserve">P = 2 · (a + b)</w:t>
+            </w:r>
+          </w:p>
+        </w:tc>
+        <w:tc>
+          <w:tcPr>
+            <w:tcW w:type="dxa" w:w="3175"/>
+            <w:tcBorders>
+              <w:top w:val="single" w:color="B8C0CC" w:sz="4"/>
+              <w:left w:val="single" w:color="B8C0CC" w:sz="4"/>
+              <w:bottom w:val="single" w:color="B8C0CC" w:sz="4"/>
+              <w:right w:val="single" w:color="B8C0CC" w:sz="4"/>
+            </w:tcBorders>
+            <w:tcMar>
+              <w:top w:type="dxa" w:w="60"/>
+              <w:left w:type="dxa" w:w="100"/>
+              <w:bottom w:type="dxa" w:w="60"/>
+              <w:right w:type="dxa" w:w="100"/>
+            </w:tcMar>
+          </w:tcPr>
+          <w:p>
+            <w:pPr>
+              <w:spacing w:after="0" w:line="276"/>
+            </w:pPr>
+            <w:r>
+              <w:rPr>
+                <w:rFonts w:ascii="Times New Roman" w:cs="Times New Roman" w:eastAsia="Times New Roman" w:hAnsi="Times New Roman"/>
+                <w:b w:val="false"/>
+                <w:bCs w:val="false"/>
+                <w:sz w:val="22"/>
+                <w:szCs w:val="22"/>
+              </w:rPr>
+              <w:t xml:space="preserve">d = √(a² + b²); R = d / 2; d = 2R</w:t>
+            </w:r>
+          </w:p>
+        </w:tc>
+      </w:tr>
+      <w:tr>
+        <w:tc>
+          <w:tcPr>
+            <w:tcW w:type="dxa" w:w="1633"/>
+            <w:tcBorders>
+              <w:top w:val="single" w:color="B8C0CC" w:sz="4"/>
+              <w:left w:val="single" w:color="B8C0CC" w:sz="4"/>
+              <w:bottom w:val="single" w:color="B8C0CC" w:sz="4"/>
+              <w:right w:val="single" w:color="B8C0CC" w:sz="4"/>
+            </w:tcBorders>
+            <w:tcMar>
+              <w:top w:type="dxa" w:w="60"/>
+              <w:left w:type="dxa" w:w="100"/>
+              <w:bottom w:type="dxa" w:w="60"/>
+              <w:right w:type="dxa" w:w="100"/>
+            </w:tcMar>
+          </w:tcPr>
+          <w:p>
+            <w:pPr>
+              <w:spacing w:after="0" w:line="276"/>
+            </w:pPr>
+            <w:r>
+              <w:rPr>
+                <w:rFonts w:ascii="Times New Roman" w:cs="Times New Roman" w:eastAsia="Times New Roman" w:hAnsi="Times New Roman"/>
+                <w:b w:val="false"/>
+                <w:bCs w:val="false"/>
+                <w:sz w:val="22"/>
+                <w:szCs w:val="22"/>
+              </w:rPr>
+              <w:t xml:space="preserve">Hình thoi</w:t>
+            </w:r>
+          </w:p>
+        </w:tc>
+        <w:tc>
+          <w:tcPr>
+            <w:tcW w:type="dxa" w:w="2721"/>
+            <w:tcBorders>
+              <w:top w:val="single" w:color="B8C0CC" w:sz="4"/>
+              <w:left w:val="single" w:color="B8C0CC" w:sz="4"/>
+              <w:bottom w:val="single" w:color="B8C0CC" w:sz="4"/>
+              <w:right w:val="single" w:color="B8C0CC" w:sz="4"/>
+            </w:tcBorders>
+            <w:tcMar>
+              <w:top w:type="dxa" w:w="60"/>
+              <w:left w:type="dxa" w:w="100"/>
+              <w:bottom w:type="dxa" w:w="60"/>
+              <w:right w:type="dxa" w:w="100"/>
+            </w:tcMar>
+          </w:tcPr>
+          <w:p>
+            <w:pPr>
+              <w:spacing w:after="0" w:line="276"/>
+            </w:pPr>
+            <w:r>
+              <w:rPr>
+                <w:rFonts w:ascii="Times New Roman" w:cs="Times New Roman" w:eastAsia="Times New Roman" w:hAnsi="Times New Roman"/>
+                <w:b w:val="false"/>
+                <w:bCs w:val="false"/>
+                <w:sz w:val="22"/>
+                <w:szCs w:val="22"/>
+              </w:rPr>
+              <w:t xml:space="preserve">S = ½ · d₁ · d₂; S = a · h; S = a² · sin α</w:t>
+            </w:r>
+          </w:p>
+        </w:tc>
+        <w:tc>
+          <w:tcPr>
+            <w:tcW w:type="dxa" w:w="1542"/>
+            <w:tcBorders>
+              <w:top w:val="single" w:color="B8C0CC" w:sz="4"/>
+              <w:left w:val="single" w:color="B8C0CC" w:sz="4"/>
+              <w:bottom w:val="single" w:color="B8C0CC" w:sz="4"/>
+              <w:right w:val="single" w:color="B8C0CC" w:sz="4"/>
+            </w:tcBorders>
+            <w:tcMar>
+              <w:top w:type="dxa" w:w="60"/>
+              <w:left w:type="dxa" w:w="100"/>
+              <w:bottom w:type="dxa" w:w="60"/>
+              <w:right w:type="dxa" w:w="100"/>
+            </w:tcMar>
+          </w:tcPr>
+          <w:p>
+            <w:pPr>
+              <w:spacing w:after="0" w:line="276"/>
+            </w:pPr>
+            <w:r>
+              <w:rPr>
+                <w:rFonts w:ascii="Times New Roman" w:cs="Times New Roman" w:eastAsia="Times New Roman" w:hAnsi="Times New Roman"/>
+                <w:b w:val="false"/>
+                <w:bCs w:val="false"/>
+                <w:sz w:val="22"/>
+                <w:szCs w:val="22"/>
+              </w:rPr>
+              <w:t xml:space="preserve">P = 4a</w:t>
+            </w:r>
+          </w:p>
+        </w:tc>
+        <w:tc>
+          <w:tcPr>
+            <w:tcW w:type="dxa" w:w="3175"/>
+            <w:tcBorders>
+              <w:top w:val="single" w:color="B8C0CC" w:sz="4"/>
+              <w:left w:val="single" w:color="B8C0CC" w:sz="4"/>
+              <w:bottom w:val="single" w:color="B8C0CC" w:sz="4"/>
+              <w:right w:val="single" w:color="B8C0CC" w:sz="4"/>
+            </w:tcBorders>
+            <w:tcMar>
+              <w:top w:type="dxa" w:w="60"/>
+              <w:left w:type="dxa" w:w="100"/>
+              <w:bottom w:type="dxa" w:w="60"/>
+              <w:right w:type="dxa" w:w="100"/>
+            </w:tcMar>
+          </w:tcPr>
+          <w:p>
+            <w:pPr>
+              <w:spacing w:after="0" w:line="276"/>
+            </w:pPr>
+            <w:r>
+              <w:rPr>
+                <w:rFonts w:ascii="Times New Roman" w:cs="Times New Roman" w:eastAsia="Times New Roman" w:hAnsi="Times New Roman"/>
+                <w:b w:val="false"/>
+                <w:bCs w:val="false"/>
+                <w:sz w:val="22"/>
+                <w:szCs w:val="22"/>
+              </w:rPr>
+              <w:t xml:space="preserve">a = √((d₁/2)² + (d₂/2)²); d₂ = 2 · √(a² − (d₁/2)²); d₁ = 2a · sin(α/2)</w:t>
+            </w:r>
+          </w:p>
+        </w:tc>
+      </w:tr>
+      <w:tr>
+        <w:tc>
+          <w:tcPr>
+            <w:tcW w:type="dxa" w:w="1633"/>
+            <w:tcBorders>
+              <w:top w:val="single" w:color="B8C0CC" w:sz="4"/>
+              <w:left w:val="single" w:color="B8C0CC" w:sz="4"/>
+              <w:bottom w:val="single" w:color="B8C0CC" w:sz="4"/>
+              <w:right w:val="single" w:color="B8C0CC" w:sz="4"/>
+            </w:tcBorders>
+            <w:tcMar>
+              <w:top w:type="dxa" w:w="60"/>
+              <w:left w:type="dxa" w:w="100"/>
+              <w:bottom w:type="dxa" w:w="60"/>
+              <w:right w:type="dxa" w:w="100"/>
+            </w:tcMar>
+          </w:tcPr>
+          <w:p>
+            <w:pPr>
+              <w:spacing w:after="0" w:line="276"/>
+            </w:pPr>
+            <w:r>
+              <w:rPr>
+                <w:rFonts w:ascii="Times New Roman" w:cs="Times New Roman" w:eastAsia="Times New Roman" w:hAnsi="Times New Roman"/>
+                <w:b w:val="false"/>
+                <w:bCs w:val="false"/>
+                <w:sz w:val="22"/>
+                <w:szCs w:val="22"/>
+              </w:rPr>
+              <w:t xml:space="preserve">Hình vuông</w:t>
+            </w:r>
+          </w:p>
+        </w:tc>
+        <w:tc>
+          <w:tcPr>
+            <w:tcW w:type="dxa" w:w="2721"/>
+            <w:tcBorders>
+              <w:top w:val="single" w:color="B8C0CC" w:sz="4"/>
+              <w:left w:val="single" w:color="B8C0CC" w:sz="4"/>
+              <w:bottom w:val="single" w:color="B8C0CC" w:sz="4"/>
+              <w:right w:val="single" w:color="B8C0CC" w:sz="4"/>
+            </w:tcBorders>
+            <w:tcMar>
+              <w:top w:type="dxa" w:w="60"/>
+              <w:left w:type="dxa" w:w="100"/>
+              <w:bottom w:type="dxa" w:w="60"/>
+              <w:right w:type="dxa" w:w="100"/>
+            </w:tcMar>
+          </w:tcPr>
+          <w:p>
+            <w:pPr>
+              <w:spacing w:after="0" w:line="276"/>
+            </w:pPr>
+            <w:r>
+              <w:rPr>
+                <w:rFonts w:ascii="Times New Roman" w:cs="Times New Roman" w:eastAsia="Times New Roman" w:hAnsi="Times New Roman"/>
+                <w:b w:val="false"/>
+                <w:bCs w:val="false"/>
+                <w:sz w:val="22"/>
+                <w:szCs w:val="22"/>
+              </w:rPr>
+              <w:t xml:space="preserve">S = a²; S = d² / 2</w:t>
+            </w:r>
+          </w:p>
+        </w:tc>
+        <w:tc>
+          <w:tcPr>
+            <w:tcW w:type="dxa" w:w="1542"/>
+            <w:tcBorders>
+              <w:top w:val="single" w:color="B8C0CC" w:sz="4"/>
+              <w:left w:val="single" w:color="B8C0CC" w:sz="4"/>
+              <w:bottom w:val="single" w:color="B8C0CC" w:sz="4"/>
+              <w:right w:val="single" w:color="B8C0CC" w:sz="4"/>
+            </w:tcBorders>
+            <w:tcMar>
+              <w:top w:type="dxa" w:w="60"/>
+              <w:left w:type="dxa" w:w="100"/>
+              <w:bottom w:type="dxa" w:w="60"/>
+              <w:right w:type="dxa" w:w="100"/>
+            </w:tcMar>
+          </w:tcPr>
+          <w:p>
+            <w:pPr>
+              <w:spacing w:after="0" w:line="276"/>
+            </w:pPr>
+            <w:r>
+              <w:rPr>
+                <w:rFonts w:ascii="Times New Roman" w:cs="Times New Roman" w:eastAsia="Times New Roman" w:hAnsi="Times New Roman"/>
+                <w:b w:val="false"/>
+                <w:bCs w:val="false"/>
+                <w:sz w:val="22"/>
+                <w:szCs w:val="22"/>
+              </w:rPr>
+              <w:t xml:space="preserve">P = 4a</w:t>
+            </w:r>
+          </w:p>
+        </w:tc>
+        <w:tc>
+          <w:tcPr>
+            <w:tcW w:type="dxa" w:w="3175"/>
+            <w:tcBorders>
+              <w:top w:val="single" w:color="B8C0CC" w:sz="4"/>
+              <w:left w:val="single" w:color="B8C0CC" w:sz="4"/>
+              <w:bottom w:val="single" w:color="B8C0CC" w:sz="4"/>
+              <w:right w:val="single" w:color="B8C0CC" w:sz="4"/>
+            </w:tcBorders>
+            <w:tcMar>
+              <w:top w:type="dxa" w:w="60"/>
+              <w:left w:type="dxa" w:w="100"/>
+              <w:bottom w:type="dxa" w:w="60"/>
+              <w:right w:type="dxa" w:w="100"/>
+            </w:tcMar>
+          </w:tcPr>
+          <w:p>
+            <w:pPr>
+              <w:spacing w:after="0" w:line="276"/>
+            </w:pPr>
+            <w:r>
+              <w:rPr>
+                <w:rFonts w:ascii="Times New Roman" w:cs="Times New Roman" w:eastAsia="Times New Roman" w:hAnsi="Times New Roman"/>
+                <w:b w:val="false"/>
+                <w:bCs w:val="false"/>
+                <w:sz w:val="22"/>
+                <w:szCs w:val="22"/>
+              </w:rPr>
+              <w:t xml:space="preserve">d = a√2; R = d / 2; r = a / 2</w:t>
+            </w:r>
+          </w:p>
+        </w:tc>
+      </w:tr>
+    </w:tbl>
+    <w:p>
+      <w:pPr>
+        <w:spacing w:after="120"/>
+      </w:pPr>
+    </w:p>
+    <w:p>
+      <w:pPr>
         <w:pStyle w:val="Heading1"/>
         <w:spacing w:after="160" w:before="360"/>
       </w:pPr>
@@ -6393,6 +7768,266 @@
           </w:p>
         </w:tc>
       </w:tr>
+      <w:tr>
+        <w:tc>
+          <w:tcPr>
+            <w:tcW w:type="dxa" w:w="1451"/>
+            <w:tcBorders>
+              <w:top w:val="single" w:color="B8C0CC" w:sz="4"/>
+              <w:left w:val="single" w:color="B8C0CC" w:sz="4"/>
+              <w:bottom w:val="single" w:color="B8C0CC" w:sz="4"/>
+              <w:right w:val="single" w:color="B8C0CC" w:sz="4"/>
+            </w:tcBorders>
+            <w:tcMar>
+              <w:top w:type="dxa" w:w="60"/>
+              <w:left w:type="dxa" w:w="100"/>
+              <w:bottom w:type="dxa" w:w="60"/>
+              <w:right w:type="dxa" w:w="100"/>
+            </w:tcMar>
+          </w:tcPr>
+          <w:p>
+            <w:pPr>
+              <w:spacing w:after="0" w:line="276"/>
+            </w:pPr>
+            <w:r>
+              <w:rPr>
+                <w:rFonts w:ascii="Times New Roman" w:cs="Times New Roman" w:eastAsia="Times New Roman" w:hAnsi="Times New Roman"/>
+                <w:b w:val="false"/>
+                <w:bCs w:val="false"/>
+                <w:sz w:val="22"/>
+                <w:szCs w:val="22"/>
+              </w:rPr>
+              <w:t xml:space="preserve">:DaiLuong</w:t>
+            </w:r>
+          </w:p>
+        </w:tc>
+        <w:tc>
+          <w:tcPr>
+            <w:tcW w:type="dxa" w:w="2721"/>
+            <w:tcBorders>
+              <w:top w:val="single" w:color="B8C0CC" w:sz="4"/>
+              <w:left w:val="single" w:color="B8C0CC" w:sz="4"/>
+              <w:bottom w:val="single" w:color="B8C0CC" w:sz="4"/>
+              <w:right w:val="single" w:color="B8C0CC" w:sz="4"/>
+            </w:tcBorders>
+            <w:tcMar>
+              <w:top w:type="dxa" w:w="60"/>
+              <w:left w:type="dxa" w:w="100"/>
+              <w:bottom w:type="dxa" w:w="60"/>
+              <w:right w:type="dxa" w:w="100"/>
+            </w:tcMar>
+          </w:tcPr>
+          <w:p>
+            <w:pPr>
+              <w:spacing w:after="0" w:line="276"/>
+            </w:pPr>
+            <w:r>
+              <w:rPr>
+                <w:rFonts w:ascii="Times New Roman" w:cs="Times New Roman" w:eastAsia="Times New Roman" w:hAnsi="Times New Roman"/>
+                <w:b w:val="false"/>
+                <w:bCs w:val="false"/>
+                <w:sz w:val="22"/>
+                <w:szCs w:val="22"/>
+              </w:rPr>
+              <w:t xml:space="preserve">Một đại lượng của một hình (a, d₁, h, S, P…)</w:t>
+            </w:r>
+          </w:p>
+        </w:tc>
+        <w:tc>
+          <w:tcPr>
+            <w:tcW w:type="dxa" w:w="3628"/>
+            <w:tcBorders>
+              <w:top w:val="single" w:color="B8C0CC" w:sz="4"/>
+              <w:left w:val="single" w:color="B8C0CC" w:sz="4"/>
+              <w:bottom w:val="single" w:color="B8C0CC" w:sz="4"/>
+              <w:right w:val="single" w:color="B8C0CC" w:sz="4"/>
+            </w:tcBorders>
+            <w:tcMar>
+              <w:top w:type="dxa" w:w="60"/>
+              <w:left w:type="dxa" w:w="100"/>
+              <w:bottom w:type="dxa" w:w="60"/>
+              <w:right w:type="dxa" w:w="100"/>
+            </w:tcMar>
+          </w:tcPr>
+          <w:p>
+            <w:pPr>
+              <w:spacing w:after="0" w:line="276"/>
+            </w:pPr>
+            <w:r>
+              <w:rPr>
+                <w:rFonts w:ascii="Times New Roman" w:cs="Times New Roman" w:eastAsia="Times New Roman" w:hAnsi="Times New Roman"/>
+                <w:b w:val="false"/>
+                <w:bCs w:val="false"/>
+                <w:sz w:val="22"/>
+                <w:szCs w:val="22"/>
+              </w:rPr>
+              <w:t xml:space="preserve">ma, bien, ky_hieu, ten, kieu, thu_tu</w:t>
+            </w:r>
+          </w:p>
+        </w:tc>
+        <w:tc>
+          <w:tcPr>
+            <w:tcW w:type="dxa" w:w="1271"/>
+            <w:tcBorders>
+              <w:top w:val="single" w:color="B8C0CC" w:sz="4"/>
+              <w:left w:val="single" w:color="B8C0CC" w:sz="4"/>
+              <w:bottom w:val="single" w:color="B8C0CC" w:sz="4"/>
+              <w:right w:val="single" w:color="B8C0CC" w:sz="4"/>
+            </w:tcBorders>
+            <w:tcMar>
+              <w:top w:type="dxa" w:w="60"/>
+              <w:left w:type="dxa" w:w="100"/>
+              <w:bottom w:type="dxa" w:w="60"/>
+              <w:right w:type="dxa" w:w="100"/>
+            </w:tcMar>
+          </w:tcPr>
+          <w:p>
+            <w:pPr>
+              <w:spacing w:after="0" w:line="276"/>
+            </w:pPr>
+            <w:r>
+              <w:rPr>
+                <w:rFonts w:ascii="Times New Roman" w:cs="Times New Roman" w:eastAsia="Times New Roman" w:hAnsi="Times New Roman"/>
+                <w:b w:val="false"/>
+                <w:bCs w:val="false"/>
+                <w:sz w:val="22"/>
+                <w:szCs w:val="22"/>
+              </w:rPr>
+              <w:t xml:space="preserve">71</w:t>
+            </w:r>
+          </w:p>
+        </w:tc>
+      </w:tr>
+      <w:tr>
+        <w:tc>
+          <w:tcPr>
+            <w:tcW w:type="dxa" w:w="1451"/>
+            <w:tcBorders>
+              <w:top w:val="single" w:color="B8C0CC" w:sz="4"/>
+              <w:left w:val="single" w:color="B8C0CC" w:sz="4"/>
+              <w:bottom w:val="single" w:color="B8C0CC" w:sz="4"/>
+              <w:right w:val="single" w:color="B8C0CC" w:sz="4"/>
+            </w:tcBorders>
+            <w:tcMar>
+              <w:top w:type="dxa" w:w="60"/>
+              <w:left w:type="dxa" w:w="100"/>
+              <w:bottom w:type="dxa" w:w="60"/>
+              <w:right w:type="dxa" w:w="100"/>
+            </w:tcMar>
+          </w:tcPr>
+          <w:p>
+            <w:pPr>
+              <w:spacing w:after="0" w:line="276"/>
+            </w:pPr>
+            <w:r>
+              <w:rPr>
+                <w:rFonts w:ascii="Times New Roman" w:cs="Times New Roman" w:eastAsia="Times New Roman" w:hAnsi="Times New Roman"/>
+                <w:b w:val="false"/>
+                <w:bCs w:val="false"/>
+                <w:sz w:val="22"/>
+                <w:szCs w:val="22"/>
+              </w:rPr>
+              <w:t xml:space="preserve">:CongThuc</w:t>
+            </w:r>
+          </w:p>
+        </w:tc>
+        <w:tc>
+          <w:tcPr>
+            <w:tcW w:type="dxa" w:w="2721"/>
+            <w:tcBorders>
+              <w:top w:val="single" w:color="B8C0CC" w:sz="4"/>
+              <w:left w:val="single" w:color="B8C0CC" w:sz="4"/>
+              <w:bottom w:val="single" w:color="B8C0CC" w:sz="4"/>
+              <w:right w:val="single" w:color="B8C0CC" w:sz="4"/>
+            </w:tcBorders>
+            <w:tcMar>
+              <w:top w:type="dxa" w:w="60"/>
+              <w:left w:type="dxa" w:w="100"/>
+              <w:bottom w:type="dxa" w:w="60"/>
+              <w:right w:type="dxa" w:w="100"/>
+            </w:tcMar>
+          </w:tcPr>
+          <w:p>
+            <w:pPr>
+              <w:spacing w:after="0" w:line="276"/>
+            </w:pPr>
+            <w:r>
+              <w:rPr>
+                <w:rFonts w:ascii="Times New Roman" w:cs="Times New Roman" w:eastAsia="Times New Roman" w:hAnsi="Times New Roman"/>
+                <w:b w:val="false"/>
+                <w:bCs w:val="false"/>
+                <w:sz w:val="22"/>
+                <w:szCs w:val="22"/>
+              </w:rPr>
+              <w:t xml:space="preserve">Một công thức tính</w:t>
+            </w:r>
+          </w:p>
+        </w:tc>
+        <w:tc>
+          <w:tcPr>
+            <w:tcW w:type="dxa" w:w="3628"/>
+            <w:tcBorders>
+              <w:top w:val="single" w:color="B8C0CC" w:sz="4"/>
+              <w:left w:val="single" w:color="B8C0CC" w:sz="4"/>
+              <w:bottom w:val="single" w:color="B8C0CC" w:sz="4"/>
+              <w:right w:val="single" w:color="B8C0CC" w:sz="4"/>
+            </w:tcBorders>
+            <w:tcMar>
+              <w:top w:type="dxa" w:w="60"/>
+              <w:left w:type="dxa" w:w="100"/>
+              <w:bottom w:type="dxa" w:w="60"/>
+              <w:right w:type="dxa" w:w="100"/>
+            </w:tcMar>
+          </w:tcPr>
+          <w:p>
+            <w:pPr>
+              <w:spacing w:after="0" w:line="276"/>
+            </w:pPr>
+            <w:r>
+              <w:rPr>
+                <w:rFonts w:ascii="Times New Roman" w:cs="Times New Roman" w:eastAsia="Times New Roman" w:hAnsi="Times New Roman"/>
+                <w:b w:val="false"/>
+                <w:bCs w:val="false"/>
+                <w:sz w:val="22"/>
+                <w:szCs w:val="22"/>
+              </w:rPr>
+              <w:t xml:space="preserve">ma, loai, loai_ten, hien_thi, bieu_thuc, ghi_chu</w:t>
+            </w:r>
+          </w:p>
+        </w:tc>
+        <w:tc>
+          <w:tcPr>
+            <w:tcW w:type="dxa" w:w="1271"/>
+            <w:tcBorders>
+              <w:top w:val="single" w:color="B8C0CC" w:sz="4"/>
+              <w:left w:val="single" w:color="B8C0CC" w:sz="4"/>
+              <w:bottom w:val="single" w:color="B8C0CC" w:sz="4"/>
+              <w:right w:val="single" w:color="B8C0CC" w:sz="4"/>
+            </w:tcBorders>
+            <w:tcMar>
+              <w:top w:type="dxa" w:w="60"/>
+              <w:left w:type="dxa" w:w="100"/>
+              <w:bottom w:type="dxa" w:w="60"/>
+              <w:right w:type="dxa" w:w="100"/>
+            </w:tcMar>
+          </w:tcPr>
+          <w:p>
+            <w:pPr>
+              <w:spacing w:after="0" w:line="276"/>
+            </w:pPr>
+            <w:r>
+              <w:rPr>
+                <w:rFonts w:ascii="Times New Roman" w:cs="Times New Roman" w:eastAsia="Times New Roman" w:hAnsi="Times New Roman"/>
+                <w:b w:val="false"/>
+                <w:bCs w:val="false"/>
+                <w:sz w:val="22"/>
+                <w:szCs w:val="22"/>
+              </w:rPr>
+              <w:t xml:space="preserve">68</w:t>
+            </w:r>
+          </w:p>
+        </w:tc>
+      </w:tr>
     </w:tbl>
     <w:p>
       <w:pPr>
@@ -7120,6 +8755,398 @@
           </w:p>
         </w:tc>
       </w:tr>
+      <w:tr>
+        <w:tc>
+          <w:tcPr>
+            <w:tcW w:type="dxa" w:w="3810"/>
+            <w:tcBorders>
+              <w:top w:val="single" w:color="B8C0CC" w:sz="4"/>
+              <w:left w:val="single" w:color="B8C0CC" w:sz="4"/>
+              <w:bottom w:val="single" w:color="B8C0CC" w:sz="4"/>
+              <w:right w:val="single" w:color="B8C0CC" w:sz="4"/>
+            </w:tcBorders>
+            <w:tcMar>
+              <w:top w:type="dxa" w:w="60"/>
+              <w:left w:type="dxa" w:w="100"/>
+              <w:bottom w:type="dxa" w:w="60"/>
+              <w:right w:type="dxa" w:w="100"/>
+            </w:tcMar>
+          </w:tcPr>
+          <w:p>
+            <w:pPr>
+              <w:spacing w:after="0" w:line="276"/>
+            </w:pPr>
+            <w:r>
+              <w:rPr>
+                <w:rFonts w:ascii="Times New Roman" w:cs="Times New Roman" w:eastAsia="Times New Roman" w:hAnsi="Times New Roman"/>
+                <w:b w:val="false"/>
+                <w:bCs w:val="false"/>
+                <w:sz w:val="22"/>
+                <w:szCs w:val="22"/>
+              </w:rPr>
+              <w:t xml:space="preserve">(:Hinh)-[:CO_DAI_LUONG]-&gt;(:DaiLuong)</w:t>
+            </w:r>
+          </w:p>
+        </w:tc>
+        <w:tc>
+          <w:tcPr>
+            <w:tcW w:type="dxa" w:w="3991"/>
+            <w:tcBorders>
+              <w:top w:val="single" w:color="B8C0CC" w:sz="4"/>
+              <w:left w:val="single" w:color="B8C0CC" w:sz="4"/>
+              <w:bottom w:val="single" w:color="B8C0CC" w:sz="4"/>
+              <w:right w:val="single" w:color="B8C0CC" w:sz="4"/>
+            </w:tcBorders>
+            <w:tcMar>
+              <w:top w:type="dxa" w:w="60"/>
+              <w:left w:type="dxa" w:w="100"/>
+              <w:bottom w:type="dxa" w:w="60"/>
+              <w:right w:type="dxa" w:w="100"/>
+            </w:tcMar>
+          </w:tcPr>
+          <w:p>
+            <w:pPr>
+              <w:spacing w:after="0" w:line="276"/>
+            </w:pPr>
+            <w:r>
+              <w:rPr>
+                <w:rFonts w:ascii="Times New Roman" w:cs="Times New Roman" w:eastAsia="Times New Roman" w:hAnsi="Times New Roman"/>
+                <w:b w:val="false"/>
+                <w:bCs w:val="false"/>
+                <w:sz w:val="22"/>
+                <w:szCs w:val="22"/>
+              </w:rPr>
+              <w:t xml:space="preserve">Đại lượng của hình</w:t>
+            </w:r>
+          </w:p>
+        </w:tc>
+        <w:tc>
+          <w:tcPr>
+            <w:tcW w:type="dxa" w:w="1270"/>
+            <w:tcBorders>
+              <w:top w:val="single" w:color="B8C0CC" w:sz="4"/>
+              <w:left w:val="single" w:color="B8C0CC" w:sz="4"/>
+              <w:bottom w:val="single" w:color="B8C0CC" w:sz="4"/>
+              <w:right w:val="single" w:color="B8C0CC" w:sz="4"/>
+            </w:tcBorders>
+            <w:tcMar>
+              <w:top w:type="dxa" w:w="60"/>
+              <w:left w:type="dxa" w:w="100"/>
+              <w:bottom w:type="dxa" w:w="60"/>
+              <w:right w:type="dxa" w:w="100"/>
+            </w:tcMar>
+          </w:tcPr>
+          <w:p>
+            <w:pPr>
+              <w:spacing w:after="0" w:line="276"/>
+            </w:pPr>
+            <w:r>
+              <w:rPr>
+                <w:rFonts w:ascii="Times New Roman" w:cs="Times New Roman" w:eastAsia="Times New Roman" w:hAnsi="Times New Roman"/>
+                <w:b w:val="false"/>
+                <w:bCs w:val="false"/>
+                <w:sz w:val="22"/>
+                <w:szCs w:val="22"/>
+              </w:rPr>
+              <w:t xml:space="preserve">71</w:t>
+            </w:r>
+          </w:p>
+        </w:tc>
+      </w:tr>
+      <w:tr>
+        <w:tc>
+          <w:tcPr>
+            <w:tcW w:type="dxa" w:w="3810"/>
+            <w:tcBorders>
+              <w:top w:val="single" w:color="B8C0CC" w:sz="4"/>
+              <w:left w:val="single" w:color="B8C0CC" w:sz="4"/>
+              <w:bottom w:val="single" w:color="B8C0CC" w:sz="4"/>
+              <w:right w:val="single" w:color="B8C0CC" w:sz="4"/>
+            </w:tcBorders>
+            <w:tcMar>
+              <w:top w:type="dxa" w:w="60"/>
+              <w:left w:type="dxa" w:w="100"/>
+              <w:bottom w:type="dxa" w:w="60"/>
+              <w:right w:type="dxa" w:w="100"/>
+            </w:tcMar>
+          </w:tcPr>
+          <w:p>
+            <w:pPr>
+              <w:spacing w:after="0" w:line="276"/>
+            </w:pPr>
+            <w:r>
+              <w:rPr>
+                <w:rFonts w:ascii="Times New Roman" w:cs="Times New Roman" w:eastAsia="Times New Roman" w:hAnsi="Times New Roman"/>
+                <w:b w:val="false"/>
+                <w:bCs w:val="false"/>
+                <w:sz w:val="22"/>
+                <w:szCs w:val="22"/>
+              </w:rPr>
+              <w:t xml:space="preserve">(:Hinh)-[:CO_CONG_THUC]-&gt;(:CongThuc)</w:t>
+            </w:r>
+          </w:p>
+        </w:tc>
+        <w:tc>
+          <w:tcPr>
+            <w:tcW w:type="dxa" w:w="3991"/>
+            <w:tcBorders>
+              <w:top w:val="single" w:color="B8C0CC" w:sz="4"/>
+              <w:left w:val="single" w:color="B8C0CC" w:sz="4"/>
+              <w:bottom w:val="single" w:color="B8C0CC" w:sz="4"/>
+              <w:right w:val="single" w:color="B8C0CC" w:sz="4"/>
+            </w:tcBorders>
+            <w:tcMar>
+              <w:top w:type="dxa" w:w="60"/>
+              <w:left w:type="dxa" w:w="100"/>
+              <w:bottom w:type="dxa" w:w="60"/>
+              <w:right w:type="dxa" w:w="100"/>
+            </w:tcMar>
+          </w:tcPr>
+          <w:p>
+            <w:pPr>
+              <w:spacing w:after="0" w:line="276"/>
+            </w:pPr>
+            <w:r>
+              <w:rPr>
+                <w:rFonts w:ascii="Times New Roman" w:cs="Times New Roman" w:eastAsia="Times New Roman" w:hAnsi="Times New Roman"/>
+                <w:b w:val="false"/>
+                <w:bCs w:val="false"/>
+                <w:sz w:val="22"/>
+                <w:szCs w:val="22"/>
+              </w:rPr>
+              <w:t xml:space="preserve">Công thức của hình</w:t>
+            </w:r>
+          </w:p>
+        </w:tc>
+        <w:tc>
+          <w:tcPr>
+            <w:tcW w:type="dxa" w:w="1270"/>
+            <w:tcBorders>
+              <w:top w:val="single" w:color="B8C0CC" w:sz="4"/>
+              <w:left w:val="single" w:color="B8C0CC" w:sz="4"/>
+              <w:bottom w:val="single" w:color="B8C0CC" w:sz="4"/>
+              <w:right w:val="single" w:color="B8C0CC" w:sz="4"/>
+            </w:tcBorders>
+            <w:tcMar>
+              <w:top w:type="dxa" w:w="60"/>
+              <w:left w:type="dxa" w:w="100"/>
+              <w:bottom w:type="dxa" w:w="60"/>
+              <w:right w:type="dxa" w:w="100"/>
+            </w:tcMar>
+          </w:tcPr>
+          <w:p>
+            <w:pPr>
+              <w:spacing w:after="0" w:line="276"/>
+            </w:pPr>
+            <w:r>
+              <w:rPr>
+                <w:rFonts w:ascii="Times New Roman" w:cs="Times New Roman" w:eastAsia="Times New Roman" w:hAnsi="Times New Roman"/>
+                <w:b w:val="false"/>
+                <w:bCs w:val="false"/>
+                <w:sz w:val="22"/>
+                <w:szCs w:val="22"/>
+              </w:rPr>
+              <w:t xml:space="preserve">68</w:t>
+            </w:r>
+          </w:p>
+        </w:tc>
+      </w:tr>
+      <w:tr>
+        <w:tc>
+          <w:tcPr>
+            <w:tcW w:type="dxa" w:w="3810"/>
+            <w:tcBorders>
+              <w:top w:val="single" w:color="B8C0CC" w:sz="4"/>
+              <w:left w:val="single" w:color="B8C0CC" w:sz="4"/>
+              <w:bottom w:val="single" w:color="B8C0CC" w:sz="4"/>
+              <w:right w:val="single" w:color="B8C0CC" w:sz="4"/>
+            </w:tcBorders>
+            <w:tcMar>
+              <w:top w:type="dxa" w:w="60"/>
+              <w:left w:type="dxa" w:w="100"/>
+              <w:bottom w:type="dxa" w:w="60"/>
+              <w:right w:type="dxa" w:w="100"/>
+            </w:tcMar>
+          </w:tcPr>
+          <w:p>
+            <w:pPr>
+              <w:spacing w:after="0" w:line="276"/>
+            </w:pPr>
+            <w:r>
+              <w:rPr>
+                <w:rFonts w:ascii="Times New Roman" w:cs="Times New Roman" w:eastAsia="Times New Roman" w:hAnsi="Times New Roman"/>
+                <w:b w:val="false"/>
+                <w:bCs w:val="false"/>
+                <w:sz w:val="22"/>
+                <w:szCs w:val="22"/>
+              </w:rPr>
+              <w:t xml:space="preserve">(:CongThuc)-[:CAN_BIEN]-&gt;(:DaiLuong)</w:t>
+            </w:r>
+          </w:p>
+        </w:tc>
+        <w:tc>
+          <w:tcPr>
+            <w:tcW w:type="dxa" w:w="3991"/>
+            <w:tcBorders>
+              <w:top w:val="single" w:color="B8C0CC" w:sz="4"/>
+              <w:left w:val="single" w:color="B8C0CC" w:sz="4"/>
+              <w:bottom w:val="single" w:color="B8C0CC" w:sz="4"/>
+              <w:right w:val="single" w:color="B8C0CC" w:sz="4"/>
+            </w:tcBorders>
+            <w:tcMar>
+              <w:top w:type="dxa" w:w="60"/>
+              <w:left w:type="dxa" w:w="100"/>
+              <w:bottom w:type="dxa" w:w="60"/>
+              <w:right w:type="dxa" w:w="100"/>
+            </w:tcMar>
+          </w:tcPr>
+          <w:p>
+            <w:pPr>
+              <w:spacing w:after="0" w:line="276"/>
+            </w:pPr>
+            <w:r>
+              <w:rPr>
+                <w:rFonts w:ascii="Times New Roman" w:cs="Times New Roman" w:eastAsia="Times New Roman" w:hAnsi="Times New Roman"/>
+                <w:b w:val="false"/>
+                <w:bCs w:val="false"/>
+                <w:sz w:val="22"/>
+                <w:szCs w:val="22"/>
+              </w:rPr>
+              <w:t xml:space="preserve">Đại lượng đầu vào của công thức</w:t>
+            </w:r>
+          </w:p>
+        </w:tc>
+        <w:tc>
+          <w:tcPr>
+            <w:tcW w:type="dxa" w:w="1270"/>
+            <w:tcBorders>
+              <w:top w:val="single" w:color="B8C0CC" w:sz="4"/>
+              <w:left w:val="single" w:color="B8C0CC" w:sz="4"/>
+              <w:bottom w:val="single" w:color="B8C0CC" w:sz="4"/>
+              <w:right w:val="single" w:color="B8C0CC" w:sz="4"/>
+            </w:tcBorders>
+            <w:tcMar>
+              <w:top w:type="dxa" w:w="60"/>
+              <w:left w:type="dxa" w:w="100"/>
+              <w:bottom w:type="dxa" w:w="60"/>
+              <w:right w:type="dxa" w:w="100"/>
+            </w:tcMar>
+          </w:tcPr>
+          <w:p>
+            <w:pPr>
+              <w:spacing w:after="0" w:line="276"/>
+            </w:pPr>
+            <w:r>
+              <w:rPr>
+                <w:rFonts w:ascii="Times New Roman" w:cs="Times New Roman" w:eastAsia="Times New Roman" w:hAnsi="Times New Roman"/>
+                <w:b w:val="false"/>
+                <w:bCs w:val="false"/>
+                <w:sz w:val="22"/>
+                <w:szCs w:val="22"/>
+              </w:rPr>
+              <w:t xml:space="preserve">149</w:t>
+            </w:r>
+          </w:p>
+        </w:tc>
+      </w:tr>
+      <w:tr>
+        <w:tc>
+          <w:tcPr>
+            <w:tcW w:type="dxa" w:w="3810"/>
+            <w:tcBorders>
+              <w:top w:val="single" w:color="B8C0CC" w:sz="4"/>
+              <w:left w:val="single" w:color="B8C0CC" w:sz="4"/>
+              <w:bottom w:val="single" w:color="B8C0CC" w:sz="4"/>
+              <w:right w:val="single" w:color="B8C0CC" w:sz="4"/>
+            </w:tcBorders>
+            <w:tcMar>
+              <w:top w:type="dxa" w:w="60"/>
+              <w:left w:type="dxa" w:w="100"/>
+              <w:bottom w:type="dxa" w:w="60"/>
+              <w:right w:type="dxa" w:w="100"/>
+            </w:tcMar>
+          </w:tcPr>
+          <w:p>
+            <w:pPr>
+              <w:spacing w:after="0" w:line="276"/>
+            </w:pPr>
+            <w:r>
+              <w:rPr>
+                <w:rFonts w:ascii="Times New Roman" w:cs="Times New Roman" w:eastAsia="Times New Roman" w:hAnsi="Times New Roman"/>
+                <w:b w:val="false"/>
+                <w:bCs w:val="false"/>
+                <w:sz w:val="22"/>
+                <w:szCs w:val="22"/>
+              </w:rPr>
+              <w:t xml:space="preserve">(:CongThuc)-[:TINH_RA]-&gt;(:DaiLuong)</w:t>
+            </w:r>
+          </w:p>
+        </w:tc>
+        <w:tc>
+          <w:tcPr>
+            <w:tcW w:type="dxa" w:w="3991"/>
+            <w:tcBorders>
+              <w:top w:val="single" w:color="B8C0CC" w:sz="4"/>
+              <w:left w:val="single" w:color="B8C0CC" w:sz="4"/>
+              <w:bottom w:val="single" w:color="B8C0CC" w:sz="4"/>
+              <w:right w:val="single" w:color="B8C0CC" w:sz="4"/>
+            </w:tcBorders>
+            <w:tcMar>
+              <w:top w:type="dxa" w:w="60"/>
+              <w:left w:type="dxa" w:w="100"/>
+              <w:bottom w:type="dxa" w:w="60"/>
+              <w:right w:type="dxa" w:w="100"/>
+            </w:tcMar>
+          </w:tcPr>
+          <w:p>
+            <w:pPr>
+              <w:spacing w:after="0" w:line="276"/>
+            </w:pPr>
+            <w:r>
+              <w:rPr>
+                <w:rFonts w:ascii="Times New Roman" w:cs="Times New Roman" w:eastAsia="Times New Roman" w:hAnsi="Times New Roman"/>
+                <w:b w:val="false"/>
+                <w:bCs w:val="false"/>
+                <w:sz w:val="22"/>
+                <w:szCs w:val="22"/>
+              </w:rPr>
+              <w:t xml:space="preserve">Đại lượng công thức tính ra</w:t>
+            </w:r>
+          </w:p>
+        </w:tc>
+        <w:tc>
+          <w:tcPr>
+            <w:tcW w:type="dxa" w:w="1270"/>
+            <w:tcBorders>
+              <w:top w:val="single" w:color="B8C0CC" w:sz="4"/>
+              <w:left w:val="single" w:color="B8C0CC" w:sz="4"/>
+              <w:bottom w:val="single" w:color="B8C0CC" w:sz="4"/>
+              <w:right w:val="single" w:color="B8C0CC" w:sz="4"/>
+            </w:tcBorders>
+            <w:tcMar>
+              <w:top w:type="dxa" w:w="60"/>
+              <w:left w:type="dxa" w:w="100"/>
+              <w:bottom w:type="dxa" w:w="60"/>
+              <w:right w:type="dxa" w:w="100"/>
+            </w:tcMar>
+          </w:tcPr>
+          <w:p>
+            <w:pPr>
+              <w:spacing w:after="0" w:line="276"/>
+            </w:pPr>
+            <w:r>
+              <w:rPr>
+                <w:rFonts w:ascii="Times New Roman" w:cs="Times New Roman" w:eastAsia="Times New Roman" w:hAnsi="Times New Roman"/>
+                <w:b w:val="false"/>
+                <w:bCs w:val="false"/>
+                <w:sz w:val="22"/>
+                <w:szCs w:val="22"/>
+              </w:rPr>
+              <w:t xml:space="preserve">68</w:t>
+            </w:r>
+          </w:p>
+        </w:tc>
+      </w:tr>
     </w:tbl>
     <w:p>
       <w:pPr>
@@ -7189,6 +9216,91 @@
           <w:szCs w:val="19"/>
         </w:rPr>
         <w:t xml:space="preserve">(:DauHieu {ma:'DH17'})-[:KET_LUAN]-&gt;(:Hinh {ten:'Hình thoi'})</w:t>
+      </w:r>
+    </w:p>
+    <w:p>
+      <w:pPr>
+        <w:spacing w:after="80"/>
+      </w:pPr>
+    </w:p>
+    <w:p>
+      <w:pPr>
+        <w:spacing w:after="120" w:line="312"/>
+        <w:jc w:val="both"/>
+      </w:pPr>
+      <w:r>
+        <w:rPr>
+          <w:rFonts w:ascii="Times New Roman" w:cs="Times New Roman" w:eastAsia="Times New Roman" w:hAnsi="Times New Roman"/>
+          <w:sz w:val="26"/>
+          <w:szCs w:val="26"/>
+        </w:rPr>
+        <w:t xml:space="preserve">Tương tự, công thức diện tích hình thoi S = ½ · d₁ · d₂ được lưu như sau (thuộc tính bieu_thuc là biểu thức để máy tính):</w:t>
+      </w:r>
+    </w:p>
+    <w:p>
+      <w:pPr>
+        <w:pBdr>
+          <w:top w:val="single" w:color="D0D5DD" w:sz="4" w:space="4"/>
+        </w:pBdr>
+        <w:shd w:fill="F2F4F7" w:color="auto" w:val="clear"/>
+        <w:spacing w:after="0" w:before="0" w:line="260"/>
+        <w:ind w:left="200" w:right="200"/>
+      </w:pPr>
+      <w:r>
+        <w:rPr>
+          <w:rFonts w:ascii="Consolas" w:cs="Consolas" w:eastAsia="Consolas" w:hAnsi="Consolas"/>
+          <w:sz w:val="19"/>
+          <w:szCs w:val="19"/>
+        </w:rPr>
+        <w:t xml:space="preserve">(:Hinh {ten:'Hình thoi'})-[:CO_CONG_THUC]-&gt;(c:CongThuc {hien_thi:'S = ½ · d₁ · d₂', bieu_thuc:'0.5 * d1 * d2'})</w:t>
+      </w:r>
+    </w:p>
+    <w:p>
+      <w:pPr>
+        <w:shd w:fill="F2F4F7" w:color="auto" w:val="clear"/>
+        <w:spacing w:after="0" w:before="0" w:line="260"/>
+        <w:ind w:left="200" w:right="200"/>
+      </w:pPr>
+      <w:r>
+        <w:rPr>
+          <w:rFonts w:ascii="Consolas" w:cs="Consolas" w:eastAsia="Consolas" w:hAnsi="Consolas"/>
+          <w:sz w:val="19"/>
+          <w:szCs w:val="19"/>
+        </w:rPr>
+        <w:t xml:space="preserve">(c)-[:CAN_BIEN]-&gt;(:DaiLuong {bien:'d1', ten:'Đường chéo BD'})</w:t>
+      </w:r>
+    </w:p>
+    <w:p>
+      <w:pPr>
+        <w:shd w:fill="F2F4F7" w:color="auto" w:val="clear"/>
+        <w:spacing w:after="0" w:before="0" w:line="260"/>
+        <w:ind w:left="200" w:right="200"/>
+      </w:pPr>
+      <w:r>
+        <w:rPr>
+          <w:rFonts w:ascii="Consolas" w:cs="Consolas" w:eastAsia="Consolas" w:hAnsi="Consolas"/>
+          <w:sz w:val="19"/>
+          <w:szCs w:val="19"/>
+        </w:rPr>
+        <w:t xml:space="preserve">(c)-[:CAN_BIEN]-&gt;(:DaiLuong {bien:'d2', ten:'Đường chéo AC'})</w:t>
+      </w:r>
+    </w:p>
+    <w:p>
+      <w:pPr>
+        <w:pBdr>
+          <w:bottom w:val="single" w:color="D0D5DD" w:sz="4" w:space="4"/>
+        </w:pBdr>
+        <w:shd w:fill="F2F4F7" w:color="auto" w:val="clear"/>
+        <w:spacing w:after="0" w:before="0" w:line="260"/>
+        <w:ind w:left="200" w:right="200"/>
+      </w:pPr>
+      <w:r>
+        <w:rPr>
+          <w:rFonts w:ascii="Consolas" w:cs="Consolas" w:eastAsia="Consolas" w:hAnsi="Consolas"/>
+          <w:sz w:val="19"/>
+          <w:szCs w:val="19"/>
+        </w:rPr>
+        <w:t xml:space="preserve">(c)-[:TINH_RA]-&gt;(:DaiLuong {bien:'S', ten:'Diện tích'})</w:t>
       </w:r>
     </w:p>
     <w:p>
@@ -8230,632 +10342,15 @@
     </w:p>
     <w:p>
       <w:pPr>
-        <w:pStyle w:val="Heading1"/>
-        <w:spacing w:after="160" w:before="360"/>
+        <w:pStyle w:val="Heading2"/>
+        <w:spacing w:after="120" w:before="240"/>
       </w:pPr>
       <w:r>
         <w:rPr>
           <w:rFonts w:ascii="Times New Roman" w:cs="Times New Roman" w:eastAsia="Times New Roman" w:hAnsi="Times New Roman"/>
         </w:rPr>
-        <w:t xml:space="preserve">6. Kiến trúc và công nghệ</w:t>
-      </w:r>
-    </w:p>
-    <w:tbl>
-      <w:tblPr>
-        <w:tblW w:type="dxa" w:w="9071"/>
-        <w:tblBorders>
-          <w:top w:val="single" w:color="auto" w:sz="4"/>
-          <w:left w:val="single" w:color="auto" w:sz="4"/>
-          <w:bottom w:val="single" w:color="auto" w:sz="4"/>
-          <w:right w:val="single" w:color="auto" w:sz="4"/>
-          <w:insideH w:val="single" w:color="auto" w:sz="4"/>
-          <w:insideV w:val="single" w:color="auto" w:sz="4"/>
-        </w:tblBorders>
-      </w:tblPr>
-      <w:tblGrid>
-        <w:gridCol w:w="1814"/>
-        <w:gridCol w:w="3447"/>
-        <w:gridCol w:w="3810"/>
-      </w:tblGrid>
-      <w:tr>
-        <w:trPr>
-          <w:tblHeader/>
-        </w:trPr>
-        <w:tc>
-          <w:tcPr>
-            <w:tcW w:type="dxa" w:w="1814"/>
-            <w:tcBorders>
-              <w:top w:val="single" w:color="B8C0CC" w:sz="4"/>
-              <w:left w:val="single" w:color="B8C0CC" w:sz="4"/>
-              <w:bottom w:val="single" w:color="B8C0CC" w:sz="4"/>
-              <w:right w:val="single" w:color="B8C0CC" w:sz="4"/>
-            </w:tcBorders>
-            <w:shd w:fill="DCE6FA" w:color="auto" w:val="clear"/>
-            <w:tcMar>
-              <w:top w:type="dxa" w:w="60"/>
-              <w:left w:type="dxa" w:w="100"/>
-              <w:bottom w:type="dxa" w:w="60"/>
-              <w:right w:type="dxa" w:w="100"/>
-            </w:tcMar>
-          </w:tcPr>
-          <w:p>
-            <w:pPr>
-              <w:spacing w:after="0" w:line="276"/>
-            </w:pPr>
-            <w:r>
-              <w:rPr>
-                <w:rFonts w:ascii="Times New Roman" w:cs="Times New Roman" w:eastAsia="Times New Roman" w:hAnsi="Times New Roman"/>
-                <w:b/>
-                <w:bCs/>
-                <w:sz w:val="22"/>
-                <w:szCs w:val="22"/>
-              </w:rPr>
-              <w:t xml:space="preserve">Thành phần</w:t>
-            </w:r>
-          </w:p>
-        </w:tc>
-        <w:tc>
-          <w:tcPr>
-            <w:tcW w:type="dxa" w:w="3447"/>
-            <w:tcBorders>
-              <w:top w:val="single" w:color="B8C0CC" w:sz="4"/>
-              <w:left w:val="single" w:color="B8C0CC" w:sz="4"/>
-              <w:bottom w:val="single" w:color="B8C0CC" w:sz="4"/>
-              <w:right w:val="single" w:color="B8C0CC" w:sz="4"/>
-            </w:tcBorders>
-            <w:shd w:fill="DCE6FA" w:color="auto" w:val="clear"/>
-            <w:tcMar>
-              <w:top w:type="dxa" w:w="60"/>
-              <w:left w:type="dxa" w:w="100"/>
-              <w:bottom w:type="dxa" w:w="60"/>
-              <w:right w:type="dxa" w:w="100"/>
-            </w:tcMar>
-          </w:tcPr>
-          <w:p>
-            <w:pPr>
-              <w:spacing w:after="0" w:line="276"/>
-            </w:pPr>
-            <w:r>
-              <w:rPr>
-                <w:rFonts w:ascii="Times New Roman" w:cs="Times New Roman" w:eastAsia="Times New Roman" w:hAnsi="Times New Roman"/>
-                <w:b/>
-                <w:bCs/>
-                <w:sz w:val="22"/>
-                <w:szCs w:val="22"/>
-              </w:rPr>
-              <w:t xml:space="preserve">Công nghệ</w:t>
-            </w:r>
-          </w:p>
-        </w:tc>
-        <w:tc>
-          <w:tcPr>
-            <w:tcW w:type="dxa" w:w="3810"/>
-            <w:tcBorders>
-              <w:top w:val="single" w:color="B8C0CC" w:sz="4"/>
-              <w:left w:val="single" w:color="B8C0CC" w:sz="4"/>
-              <w:bottom w:val="single" w:color="B8C0CC" w:sz="4"/>
-              <w:right w:val="single" w:color="B8C0CC" w:sz="4"/>
-            </w:tcBorders>
-            <w:shd w:fill="DCE6FA" w:color="auto" w:val="clear"/>
-            <w:tcMar>
-              <w:top w:type="dxa" w:w="60"/>
-              <w:left w:type="dxa" w:w="100"/>
-              <w:bottom w:type="dxa" w:w="60"/>
-              <w:right w:type="dxa" w:w="100"/>
-            </w:tcMar>
-          </w:tcPr>
-          <w:p>
-            <w:pPr>
-              <w:spacing w:after="0" w:line="276"/>
-            </w:pPr>
-            <w:r>
-              <w:rPr>
-                <w:rFonts w:ascii="Times New Roman" w:cs="Times New Roman" w:eastAsia="Times New Roman" w:hAnsi="Times New Roman"/>
-                <w:b/>
-                <w:bCs/>
-                <w:sz w:val="22"/>
-                <w:szCs w:val="22"/>
-              </w:rPr>
-              <w:t xml:space="preserve">Vai trò</w:t>
-            </w:r>
-          </w:p>
-        </w:tc>
-      </w:tr>
-      <w:tr>
-        <w:tc>
-          <w:tcPr>
-            <w:tcW w:type="dxa" w:w="1814"/>
-            <w:tcBorders>
-              <w:top w:val="single" w:color="B8C0CC" w:sz="4"/>
-              <w:left w:val="single" w:color="B8C0CC" w:sz="4"/>
-              <w:bottom w:val="single" w:color="B8C0CC" w:sz="4"/>
-              <w:right w:val="single" w:color="B8C0CC" w:sz="4"/>
-            </w:tcBorders>
-            <w:tcMar>
-              <w:top w:type="dxa" w:w="60"/>
-              <w:left w:type="dxa" w:w="100"/>
-              <w:bottom w:type="dxa" w:w="60"/>
-              <w:right w:type="dxa" w:w="100"/>
-            </w:tcMar>
-          </w:tcPr>
-          <w:p>
-            <w:pPr>
-              <w:spacing w:after="0" w:line="276"/>
-            </w:pPr>
-            <w:r>
-              <w:rPr>
-                <w:rFonts w:ascii="Times New Roman" w:cs="Times New Roman" w:eastAsia="Times New Roman" w:hAnsi="Times New Roman"/>
-                <w:b w:val="false"/>
-                <w:bCs w:val="false"/>
-                <w:sz w:val="22"/>
-                <w:szCs w:val="22"/>
-              </w:rPr>
-              <w:t xml:space="preserve">Cơ sở dữ liệu</w:t>
-            </w:r>
-          </w:p>
-        </w:tc>
-        <w:tc>
-          <w:tcPr>
-            <w:tcW w:type="dxa" w:w="3447"/>
-            <w:tcBorders>
-              <w:top w:val="single" w:color="B8C0CC" w:sz="4"/>
-              <w:left w:val="single" w:color="B8C0CC" w:sz="4"/>
-              <w:bottom w:val="single" w:color="B8C0CC" w:sz="4"/>
-              <w:right w:val="single" w:color="B8C0CC" w:sz="4"/>
-            </w:tcBorders>
-            <w:tcMar>
-              <w:top w:type="dxa" w:w="60"/>
-              <w:left w:type="dxa" w:w="100"/>
-              <w:bottom w:type="dxa" w:w="60"/>
-              <w:right w:type="dxa" w:w="100"/>
-            </w:tcMar>
-          </w:tcPr>
-          <w:p>
-            <w:pPr>
-              <w:spacing w:after="0" w:line="276"/>
-            </w:pPr>
-            <w:r>
-              <w:rPr>
-                <w:rFonts w:ascii="Times New Roman" w:cs="Times New Roman" w:eastAsia="Times New Roman" w:hAnsi="Times New Roman"/>
-                <w:b w:val="false"/>
-                <w:bCs w:val="false"/>
-                <w:sz w:val="22"/>
-                <w:szCs w:val="22"/>
-              </w:rPr>
-              <w:t xml:space="preserve">Neo4j (chạy bằng Docker)</w:t>
-            </w:r>
-          </w:p>
-        </w:tc>
-        <w:tc>
-          <w:tcPr>
-            <w:tcW w:type="dxa" w:w="3810"/>
-            <w:tcBorders>
-              <w:top w:val="single" w:color="B8C0CC" w:sz="4"/>
-              <w:left w:val="single" w:color="B8C0CC" w:sz="4"/>
-              <w:bottom w:val="single" w:color="B8C0CC" w:sz="4"/>
-              <w:right w:val="single" w:color="B8C0CC" w:sz="4"/>
-            </w:tcBorders>
-            <w:tcMar>
-              <w:top w:type="dxa" w:w="60"/>
-              <w:left w:type="dxa" w:w="100"/>
-              <w:bottom w:type="dxa" w:w="60"/>
-              <w:right w:type="dxa" w:w="100"/>
-            </w:tcMar>
-          </w:tcPr>
-          <w:p>
-            <w:pPr>
-              <w:spacing w:after="0" w:line="276"/>
-            </w:pPr>
-            <w:r>
-              <w:rPr>
-                <w:rFonts w:ascii="Times New Roman" w:cs="Times New Roman" w:eastAsia="Times New Roman" w:hAnsi="Times New Roman"/>
-                <w:b w:val="false"/>
-                <w:bCs w:val="false"/>
-                <w:sz w:val="22"/>
-                <w:szCs w:val="22"/>
-              </w:rPr>
-              <w:t xml:space="preserve">Lưu đồ thị tri thức, thực thi truy vấn Cypher</w:t>
-            </w:r>
-          </w:p>
-        </w:tc>
-      </w:tr>
-      <w:tr>
-        <w:tc>
-          <w:tcPr>
-            <w:tcW w:type="dxa" w:w="1814"/>
-            <w:tcBorders>
-              <w:top w:val="single" w:color="B8C0CC" w:sz="4"/>
-              <w:left w:val="single" w:color="B8C0CC" w:sz="4"/>
-              <w:bottom w:val="single" w:color="B8C0CC" w:sz="4"/>
-              <w:right w:val="single" w:color="B8C0CC" w:sz="4"/>
-            </w:tcBorders>
-            <w:tcMar>
-              <w:top w:type="dxa" w:w="60"/>
-              <w:left w:type="dxa" w:w="100"/>
-              <w:bottom w:type="dxa" w:w="60"/>
-              <w:right w:type="dxa" w:w="100"/>
-            </w:tcMar>
-          </w:tcPr>
-          <w:p>
-            <w:pPr>
-              <w:spacing w:after="0" w:line="276"/>
-            </w:pPr>
-            <w:r>
-              <w:rPr>
-                <w:rFonts w:ascii="Times New Roman" w:cs="Times New Roman" w:eastAsia="Times New Roman" w:hAnsi="Times New Roman"/>
-                <w:b w:val="false"/>
-                <w:bCs w:val="false"/>
-                <w:sz w:val="22"/>
-                <w:szCs w:val="22"/>
-              </w:rPr>
-              <w:t xml:space="preserve">Kết nối</w:t>
-            </w:r>
-          </w:p>
-        </w:tc>
-        <w:tc>
-          <w:tcPr>
-            <w:tcW w:type="dxa" w:w="3447"/>
-            <w:tcBorders>
-              <w:top w:val="single" w:color="B8C0CC" w:sz="4"/>
-              <w:left w:val="single" w:color="B8C0CC" w:sz="4"/>
-              <w:bottom w:val="single" w:color="B8C0CC" w:sz="4"/>
-              <w:right w:val="single" w:color="B8C0CC" w:sz="4"/>
-            </w:tcBorders>
-            <w:tcMar>
-              <w:top w:type="dxa" w:w="60"/>
-              <w:left w:type="dxa" w:w="100"/>
-              <w:bottom w:type="dxa" w:w="60"/>
-              <w:right w:type="dxa" w:w="100"/>
-            </w:tcMar>
-          </w:tcPr>
-          <w:p>
-            <w:pPr>
-              <w:spacing w:after="0" w:line="276"/>
-            </w:pPr>
-            <w:r>
-              <w:rPr>
-                <w:rFonts w:ascii="Times New Roman" w:cs="Times New Roman" w:eastAsia="Times New Roman" w:hAnsi="Times New Roman"/>
-                <w:b w:val="false"/>
-                <w:bCs w:val="false"/>
-                <w:sz w:val="22"/>
-                <w:szCs w:val="22"/>
-              </w:rPr>
-              <w:t xml:space="preserve">Neo4j Python Driver (giao thức Bolt, cổng 7687)</w:t>
-            </w:r>
-          </w:p>
-        </w:tc>
-        <w:tc>
-          <w:tcPr>
-            <w:tcW w:type="dxa" w:w="3810"/>
-            <w:tcBorders>
-              <w:top w:val="single" w:color="B8C0CC" w:sz="4"/>
-              <w:left w:val="single" w:color="B8C0CC" w:sz="4"/>
-              <w:bottom w:val="single" w:color="B8C0CC" w:sz="4"/>
-              <w:right w:val="single" w:color="B8C0CC" w:sz="4"/>
-            </w:tcBorders>
-            <w:tcMar>
-              <w:top w:type="dxa" w:w="60"/>
-              <w:left w:type="dxa" w:w="100"/>
-              <w:bottom w:type="dxa" w:w="60"/>
-              <w:right w:type="dxa" w:w="100"/>
-            </w:tcMar>
-          </w:tcPr>
-          <w:p>
-            <w:pPr>
-              <w:spacing w:after="0" w:line="276"/>
-            </w:pPr>
-            <w:r>
-              <w:rPr>
-                <w:rFonts w:ascii="Times New Roman" w:cs="Times New Roman" w:eastAsia="Times New Roman" w:hAnsi="Times New Roman"/>
-                <w:b w:val="false"/>
-                <w:bCs w:val="false"/>
-                <w:sz w:val="22"/>
-                <w:szCs w:val="22"/>
-              </w:rPr>
-              <w:t xml:space="preserve">Gửi truy vấn từ Python tới Neo4j</w:t>
-            </w:r>
-          </w:p>
-        </w:tc>
-      </w:tr>
-      <w:tr>
-        <w:tc>
-          <w:tcPr>
-            <w:tcW w:type="dxa" w:w="1814"/>
-            <w:tcBorders>
-              <w:top w:val="single" w:color="B8C0CC" w:sz="4"/>
-              <w:left w:val="single" w:color="B8C0CC" w:sz="4"/>
-              <w:bottom w:val="single" w:color="B8C0CC" w:sz="4"/>
-              <w:right w:val="single" w:color="B8C0CC" w:sz="4"/>
-            </w:tcBorders>
-            <w:tcMar>
-              <w:top w:type="dxa" w:w="60"/>
-              <w:left w:type="dxa" w:w="100"/>
-              <w:bottom w:type="dxa" w:w="60"/>
-              <w:right w:type="dxa" w:w="100"/>
-            </w:tcMar>
-          </w:tcPr>
-          <w:p>
-            <w:pPr>
-              <w:spacing w:after="0" w:line="276"/>
-            </w:pPr>
-            <w:r>
-              <w:rPr>
-                <w:rFonts w:ascii="Times New Roman" w:cs="Times New Roman" w:eastAsia="Times New Roman" w:hAnsi="Times New Roman"/>
-                <w:b w:val="false"/>
-                <w:bCs w:val="false"/>
-                <w:sz w:val="22"/>
-                <w:szCs w:val="22"/>
-              </w:rPr>
-              <w:t xml:space="preserve">Bộ suy luận</w:t>
-            </w:r>
-          </w:p>
-        </w:tc>
-        <w:tc>
-          <w:tcPr>
-            <w:tcW w:type="dxa" w:w="3447"/>
-            <w:tcBorders>
-              <w:top w:val="single" w:color="B8C0CC" w:sz="4"/>
-              <w:left w:val="single" w:color="B8C0CC" w:sz="4"/>
-              <w:bottom w:val="single" w:color="B8C0CC" w:sz="4"/>
-              <w:right w:val="single" w:color="B8C0CC" w:sz="4"/>
-            </w:tcBorders>
-            <w:tcMar>
-              <w:top w:type="dxa" w:w="60"/>
-              <w:left w:type="dxa" w:w="100"/>
-              <w:bottom w:type="dxa" w:w="60"/>
-              <w:right w:type="dxa" w:w="100"/>
-            </w:tcMar>
-          </w:tcPr>
-          <w:p>
-            <w:pPr>
-              <w:spacing w:after="0" w:line="276"/>
-            </w:pPr>
-            <w:r>
-              <w:rPr>
-                <w:rFonts w:ascii="Times New Roman" w:cs="Times New Roman" w:eastAsia="Times New Roman" w:hAnsi="Times New Roman"/>
-                <w:b w:val="false"/>
-                <w:bCs w:val="false"/>
-                <w:sz w:val="22"/>
-                <w:szCs w:val="22"/>
-              </w:rPr>
-              <w:t xml:space="preserve">Python 3 (src/engine.py)</w:t>
-            </w:r>
-          </w:p>
-        </w:tc>
-        <w:tc>
-          <w:tcPr>
-            <w:tcW w:type="dxa" w:w="3810"/>
-            <w:tcBorders>
-              <w:top w:val="single" w:color="B8C0CC" w:sz="4"/>
-              <w:left w:val="single" w:color="B8C0CC" w:sz="4"/>
-              <w:bottom w:val="single" w:color="B8C0CC" w:sz="4"/>
-              <w:right w:val="single" w:color="B8C0CC" w:sz="4"/>
-            </w:tcBorders>
-            <w:tcMar>
-              <w:top w:type="dxa" w:w="60"/>
-              <w:left w:type="dxa" w:w="100"/>
-              <w:bottom w:type="dxa" w:w="60"/>
-              <w:right w:type="dxa" w:w="100"/>
-            </w:tcMar>
-          </w:tcPr>
-          <w:p>
-            <w:pPr>
-              <w:spacing w:after="0" w:line="276"/>
-            </w:pPr>
-            <w:r>
-              <w:rPr>
-                <w:rFonts w:ascii="Times New Roman" w:cs="Times New Roman" w:eastAsia="Times New Roman" w:hAnsi="Times New Roman"/>
-                <w:b w:val="false"/>
-                <w:bCs w:val="false"/>
-                <w:sz w:val="22"/>
-                <w:szCs w:val="22"/>
-              </w:rPr>
-              <w:t xml:space="preserve">Điều khiển vòng lặp suy luận, ghi lại lời giải</w:t>
-            </w:r>
-          </w:p>
-        </w:tc>
-      </w:tr>
-      <w:tr>
-        <w:tc>
-          <w:tcPr>
-            <w:tcW w:type="dxa" w:w="1814"/>
-            <w:tcBorders>
-              <w:top w:val="single" w:color="B8C0CC" w:sz="4"/>
-              <w:left w:val="single" w:color="B8C0CC" w:sz="4"/>
-              <w:bottom w:val="single" w:color="B8C0CC" w:sz="4"/>
-              <w:right w:val="single" w:color="B8C0CC" w:sz="4"/>
-            </w:tcBorders>
-            <w:tcMar>
-              <w:top w:type="dxa" w:w="60"/>
-              <w:left w:type="dxa" w:w="100"/>
-              <w:bottom w:type="dxa" w:w="60"/>
-              <w:right w:type="dxa" w:w="100"/>
-            </w:tcMar>
-          </w:tcPr>
-          <w:p>
-            <w:pPr>
-              <w:spacing w:after="0" w:line="276"/>
-            </w:pPr>
-            <w:r>
-              <w:rPr>
-                <w:rFonts w:ascii="Times New Roman" w:cs="Times New Roman" w:eastAsia="Times New Roman" w:hAnsi="Times New Roman"/>
-                <w:b w:val="false"/>
-                <w:bCs w:val="false"/>
-                <w:sz w:val="22"/>
-                <w:szCs w:val="22"/>
-              </w:rPr>
-              <w:t xml:space="preserve">Giao diện</w:t>
-            </w:r>
-          </w:p>
-        </w:tc>
-        <w:tc>
-          <w:tcPr>
-            <w:tcW w:type="dxa" w:w="3447"/>
-            <w:tcBorders>
-              <w:top w:val="single" w:color="B8C0CC" w:sz="4"/>
-              <w:left w:val="single" w:color="B8C0CC" w:sz="4"/>
-              <w:bottom w:val="single" w:color="B8C0CC" w:sz="4"/>
-              <w:right w:val="single" w:color="B8C0CC" w:sz="4"/>
-            </w:tcBorders>
-            <w:tcMar>
-              <w:top w:type="dxa" w:w="60"/>
-              <w:left w:type="dxa" w:w="100"/>
-              <w:bottom w:type="dxa" w:w="60"/>
-              <w:right w:type="dxa" w:w="100"/>
-            </w:tcMar>
-          </w:tcPr>
-          <w:p>
-            <w:pPr>
-              <w:spacing w:after="0" w:line="276"/>
-            </w:pPr>
-            <w:r>
-              <w:rPr>
-                <w:rFonts w:ascii="Times New Roman" w:cs="Times New Roman" w:eastAsia="Times New Roman" w:hAnsi="Times New Roman"/>
-                <w:b w:val="false"/>
-                <w:bCs w:val="false"/>
-                <w:sz w:val="22"/>
-                <w:szCs w:val="22"/>
-              </w:rPr>
-              <w:t xml:space="preserve">Flask + HTML/CSS, sơ đồ vẽ bằng SVG</w:t>
-            </w:r>
-          </w:p>
-        </w:tc>
-        <w:tc>
-          <w:tcPr>
-            <w:tcW w:type="dxa" w:w="3810"/>
-            <w:tcBorders>
-              <w:top w:val="single" w:color="B8C0CC" w:sz="4"/>
-              <w:left w:val="single" w:color="B8C0CC" w:sz="4"/>
-              <w:bottom w:val="single" w:color="B8C0CC" w:sz="4"/>
-              <w:right w:val="single" w:color="B8C0CC" w:sz="4"/>
-            </w:tcBorders>
-            <w:tcMar>
-              <w:top w:type="dxa" w:w="60"/>
-              <w:left w:type="dxa" w:w="100"/>
-              <w:bottom w:type="dxa" w:w="60"/>
-              <w:right w:type="dxa" w:w="100"/>
-            </w:tcMar>
-          </w:tcPr>
-          <w:p>
-            <w:pPr>
-              <w:spacing w:after="0" w:line="276"/>
-            </w:pPr>
-            <w:r>
-              <w:rPr>
-                <w:rFonts w:ascii="Times New Roman" w:cs="Times New Roman" w:eastAsia="Times New Roman" w:hAnsi="Times New Roman"/>
-                <w:b w:val="false"/>
-                <w:bCs w:val="false"/>
-                <w:sz w:val="22"/>
-                <w:szCs w:val="22"/>
-              </w:rPr>
-              <w:t xml:space="preserve">Nhập giả thiết, hiển thị kết quả, tra cứu</w:t>
-            </w:r>
-          </w:p>
-        </w:tc>
-      </w:tr>
-      <w:tr>
-        <w:tc>
-          <w:tcPr>
-            <w:tcW w:type="dxa" w:w="1814"/>
-            <w:tcBorders>
-              <w:top w:val="single" w:color="B8C0CC" w:sz="4"/>
-              <w:left w:val="single" w:color="B8C0CC" w:sz="4"/>
-              <w:bottom w:val="single" w:color="B8C0CC" w:sz="4"/>
-              <w:right w:val="single" w:color="B8C0CC" w:sz="4"/>
-            </w:tcBorders>
-            <w:tcMar>
-              <w:top w:type="dxa" w:w="60"/>
-              <w:left w:type="dxa" w:w="100"/>
-              <w:bottom w:type="dxa" w:w="60"/>
-              <w:right w:type="dxa" w:w="100"/>
-            </w:tcMar>
-          </w:tcPr>
-          <w:p>
-            <w:pPr>
-              <w:spacing w:after="0" w:line="276"/>
-            </w:pPr>
-            <w:r>
-              <w:rPr>
-                <w:rFonts w:ascii="Times New Roman" w:cs="Times New Roman" w:eastAsia="Times New Roman" w:hAnsi="Times New Roman"/>
-                <w:b w:val="false"/>
-                <w:bCs w:val="false"/>
-                <w:sz w:val="22"/>
-                <w:szCs w:val="22"/>
-              </w:rPr>
-              <w:t xml:space="preserve">Kiểm thử</w:t>
-            </w:r>
-          </w:p>
-        </w:tc>
-        <w:tc>
-          <w:tcPr>
-            <w:tcW w:type="dxa" w:w="3447"/>
-            <w:tcBorders>
-              <w:top w:val="single" w:color="B8C0CC" w:sz="4"/>
-              <w:left w:val="single" w:color="B8C0CC" w:sz="4"/>
-              <w:bottom w:val="single" w:color="B8C0CC" w:sz="4"/>
-              <w:right w:val="single" w:color="B8C0CC" w:sz="4"/>
-            </w:tcBorders>
-            <w:tcMar>
-              <w:top w:type="dxa" w:w="60"/>
-              <w:left w:type="dxa" w:w="100"/>
-              <w:bottom w:type="dxa" w:w="60"/>
-              <w:right w:type="dxa" w:w="100"/>
-            </w:tcMar>
-          </w:tcPr>
-          <w:p>
-            <w:pPr>
-              <w:spacing w:after="0" w:line="276"/>
-            </w:pPr>
-            <w:r>
-              <w:rPr>
-                <w:rFonts w:ascii="Times New Roman" w:cs="Times New Roman" w:eastAsia="Times New Roman" w:hAnsi="Times New Roman"/>
-                <w:b w:val="false"/>
-                <w:bCs w:val="false"/>
-                <w:sz w:val="22"/>
-                <w:szCs w:val="22"/>
-              </w:rPr>
-              <w:t xml:space="preserve">unittest</w:t>
-            </w:r>
-          </w:p>
-        </w:tc>
-        <w:tc>
-          <w:tcPr>
-            <w:tcW w:type="dxa" w:w="3810"/>
-            <w:tcBorders>
-              <w:top w:val="single" w:color="B8C0CC" w:sz="4"/>
-              <w:left w:val="single" w:color="B8C0CC" w:sz="4"/>
-              <w:bottom w:val="single" w:color="B8C0CC" w:sz="4"/>
-              <w:right w:val="single" w:color="B8C0CC" w:sz="4"/>
-            </w:tcBorders>
-            <w:tcMar>
-              <w:top w:type="dxa" w:w="60"/>
-              <w:left w:type="dxa" w:w="100"/>
-              <w:bottom w:type="dxa" w:w="60"/>
-              <w:right w:type="dxa" w:w="100"/>
-            </w:tcMar>
-          </w:tcPr>
-          <w:p>
-            <w:pPr>
-              <w:spacing w:after="0" w:line="276"/>
-            </w:pPr>
-            <w:r>
-              <w:rPr>
-                <w:rFonts w:ascii="Times New Roman" w:cs="Times New Roman" w:eastAsia="Times New Roman" w:hAnsi="Times New Roman"/>
-                <w:b w:val="false"/>
-                <w:bCs w:val="false"/>
-                <w:sz w:val="22"/>
-                <w:szCs w:val="22"/>
-              </w:rPr>
-              <w:t xml:space="preserve">18 ca kiểm thử cho tri thức và bộ suy luận</w:t>
-            </w:r>
-          </w:p>
-        </w:tc>
-      </w:tr>
-    </w:tbl>
-    <w:p>
-      <w:pPr>
-        <w:spacing w:after="120"/>
-      </w:pPr>
+        <w:t xml:space="preserve">5.2. Thuật toán tính diện tích, chu vi</w:t>
+      </w:r>
     </w:p>
     <w:p>
       <w:pPr>
@@ -8868,252 +10363,7 @@
           <w:sz w:val="26"/>
           <w:szCs w:val="26"/>
         </w:rPr>
-        <w:t xml:space="preserve">Luồng xử lý: người dùng chọn giả thiết trên trình duyệt → Flask nhận yêu cầu → bộ suy luận gửi các câu Cypher tới Neo4j qua Bolt → Neo4j trả kết quả → bộ suy luận lặp đến điểm bất động → Flask hiển thị kết luận, lời giải, sơ đồ và danh sách câu Cypher đã chạy.</w:t>
-      </w:r>
-    </w:p>
-    <w:p>
-      <w:pPr>
-        <w:pStyle w:val="Heading2"/>
-        <w:spacing w:after="120" w:before="240"/>
-      </w:pPr>
-      <w:r>
-        <w:rPr>
-          <w:rFonts w:ascii="Times New Roman" w:cs="Times New Roman" w:eastAsia="Times New Roman" w:hAnsi="Times New Roman"/>
-        </w:rPr>
-        <w:t xml:space="preserve">6.1. Cấu trúc mã nguồn</w:t>
-      </w:r>
-    </w:p>
-    <w:p>
-      <w:pPr>
-        <w:pBdr>
-          <w:top w:val="single" w:color="D0D5DD" w:sz="4" w:space="4"/>
-        </w:pBdr>
-        <w:shd w:fill="F2F4F7" w:color="auto" w:val="clear"/>
-        <w:spacing w:after="0" w:before="0" w:line="260"/>
-        <w:ind w:left="200" w:right="200"/>
-      </w:pPr>
-      <w:r>
-        <w:rPr>
-          <w:rFonts w:ascii="Consolas" w:cs="Consolas" w:eastAsia="Consolas" w:hAnsi="Consolas"/>
-          <w:sz w:val="19"/>
-          <w:szCs w:val="19"/>
-        </w:rPr>
-        <w:t xml:space="preserve">D:\neo4j</w:t>
-      </w:r>
-    </w:p>
-    <w:p>
-      <w:pPr>
-        <w:shd w:fill="F2F4F7" w:color="auto" w:val="clear"/>
-        <w:spacing w:after="0" w:before="0" w:line="260"/>
-        <w:ind w:left="200" w:right="200"/>
-      </w:pPr>
-      <w:r>
-        <w:rPr>
-          <w:rFonts w:ascii="Consolas" w:cs="Consolas" w:eastAsia="Consolas" w:hAnsi="Consolas"/>
-          <w:sz w:val="19"/>
-          <w:szCs w:val="19"/>
-        </w:rPr>
-        <w:t xml:space="preserve">├── app.py                  Ứng dụng web Flask</w:t>
-      </w:r>
-    </w:p>
-    <w:p>
-      <w:pPr>
-        <w:shd w:fill="F2F4F7" w:color="auto" w:val="clear"/>
-        <w:spacing w:after="0" w:before="0" w:line="260"/>
-        <w:ind w:left="200" w:right="200"/>
-      </w:pPr>
-      <w:r>
-        <w:rPr>
-          <w:rFonts w:ascii="Consolas" w:cs="Consolas" w:eastAsia="Consolas" w:hAnsi="Consolas"/>
-          <w:sz w:val="19"/>
-          <w:szCs w:val="19"/>
-        </w:rPr>
-        <w:t xml:space="preserve">├── data\knowledge.py       Cơ sở tri thức (nguồn duy nhất)</w:t>
-      </w:r>
-    </w:p>
-    <w:p>
-      <w:pPr>
-        <w:shd w:fill="F2F4F7" w:color="auto" w:val="clear"/>
-        <w:spacing w:after="0" w:before="0" w:line="260"/>
-        <w:ind w:left="200" w:right="200"/>
-      </w:pPr>
-      <w:r>
-        <w:rPr>
-          <w:rFonts w:ascii="Consolas" w:cs="Consolas" w:eastAsia="Consolas" w:hAnsi="Consolas"/>
-          <w:sz w:val="19"/>
-          <w:szCs w:val="19"/>
-        </w:rPr>
-        <w:t xml:space="preserve">├── src\seed.py             Nạp tri thức vào Neo4j / xuất seed.cypher</w:t>
-      </w:r>
-    </w:p>
-    <w:p>
-      <w:pPr>
-        <w:shd w:fill="F2F4F7" w:color="auto" w:val="clear"/>
-        <w:spacing w:after="0" w:before="0" w:line="260"/>
-        <w:ind w:left="200" w:right="200"/>
-      </w:pPr>
-      <w:r>
-        <w:rPr>
-          <w:rFonts w:ascii="Consolas" w:cs="Consolas" w:eastAsia="Consolas" w:hAnsi="Consolas"/>
-          <w:sz w:val="19"/>
-          <w:szCs w:val="19"/>
-        </w:rPr>
-        <w:t xml:space="preserve">├── src\engine.py           Bộ suy luận tiến</w:t>
-      </w:r>
-    </w:p>
-    <w:p>
-      <w:pPr>
-        <w:shd w:fill="F2F4F7" w:color="auto" w:val="clear"/>
-        <w:spacing w:after="0" w:before="0" w:line="260"/>
-        <w:ind w:left="200" w:right="200"/>
-      </w:pPr>
-      <w:r>
-        <w:rPr>
-          <w:rFonts w:ascii="Consolas" w:cs="Consolas" w:eastAsia="Consolas" w:hAnsi="Consolas"/>
-          <w:sz w:val="19"/>
-          <w:szCs w:val="19"/>
-        </w:rPr>
-        <w:t xml:space="preserve">├── src\repo.py             Các câu Cypher tra cứu</w:t>
-      </w:r>
-    </w:p>
-    <w:p>
-      <w:pPr>
-        <w:shd w:fill="F2F4F7" w:color="auto" w:val="clear"/>
-        <w:spacing w:after="0" w:before="0" w:line="260"/>
-        <w:ind w:left="200" w:right="200"/>
-      </w:pPr>
-      <w:r>
-        <w:rPr>
-          <w:rFonts w:ascii="Consolas" w:cs="Consolas" w:eastAsia="Consolas" w:hAnsi="Consolas"/>
-          <w:sz w:val="19"/>
-          <w:szCs w:val="19"/>
-        </w:rPr>
-        <w:t xml:space="preserve">├── src\svg.py              Vẽ sơ đồ phân cấp</w:t>
-      </w:r>
-    </w:p>
-    <w:p>
-      <w:pPr>
-        <w:shd w:fill="F2F4F7" w:color="auto" w:val="clear"/>
-        <w:spacing w:after="0" w:before="0" w:line="260"/>
-        <w:ind w:left="200" w:right="200"/>
-      </w:pPr>
-      <w:r>
-        <w:rPr>
-          <w:rFonts w:ascii="Consolas" w:cs="Consolas" w:eastAsia="Consolas" w:hAnsi="Consolas"/>
-          <w:sz w:val="19"/>
-          <w:szCs w:val="19"/>
-        </w:rPr>
-        <w:t xml:space="preserve">├── templates\, static\     Giao diện</w:t>
-      </w:r>
-    </w:p>
-    <w:p>
-      <w:pPr>
-        <w:shd w:fill="F2F4F7" w:color="auto" w:val="clear"/>
-        <w:spacing w:after="0" w:before="0" w:line="260"/>
-        <w:ind w:left="200" w:right="200"/>
-      </w:pPr>
-      <w:r>
-        <w:rPr>
-          <w:rFonts w:ascii="Consolas" w:cs="Consolas" w:eastAsia="Consolas" w:hAnsi="Consolas"/>
-          <w:sz w:val="19"/>
-          <w:szCs w:val="19"/>
-        </w:rPr>
-        <w:t xml:space="preserve">├── cypher\seed.cypher      Tạo đồ thị bằng Cypher thuần</w:t>
-      </w:r>
-    </w:p>
-    <w:p>
-      <w:pPr>
-        <w:shd w:fill="F2F4F7" w:color="auto" w:val="clear"/>
-        <w:spacing w:after="0" w:before="0" w:line="260"/>
-        <w:ind w:left="200" w:right="200"/>
-      </w:pPr>
-      <w:r>
-        <w:rPr>
-          <w:rFonts w:ascii="Consolas" w:cs="Consolas" w:eastAsia="Consolas" w:hAnsi="Consolas"/>
-          <w:sz w:val="19"/>
-          <w:szCs w:val="19"/>
-        </w:rPr>
-        <w:t xml:space="preserve">├── cypher\queries.cypher   Truy vấn mẫu</w:t>
-      </w:r>
-    </w:p>
-    <w:p>
-      <w:pPr>
-        <w:shd w:fill="F2F4F7" w:color="auto" w:val="clear"/>
-        <w:spacing w:after="0" w:before="0" w:line="260"/>
-        <w:ind w:left="200" w:right="200"/>
-      </w:pPr>
-      <w:r>
-        <w:rPr>
-          <w:rFonts w:ascii="Consolas" w:cs="Consolas" w:eastAsia="Consolas" w:hAnsi="Consolas"/>
-          <w:sz w:val="19"/>
-          <w:szCs w:val="19"/>
-        </w:rPr>
-        <w:t xml:space="preserve">├── tests\                  Kiểm thử tự động</w:t>
-      </w:r>
-    </w:p>
-    <w:p>
-      <w:pPr>
-        <w:shd w:fill="F2F4F7" w:color="auto" w:val="clear"/>
-        <w:spacing w:after="0" w:before="0" w:line="260"/>
-        <w:ind w:left="200" w:right="200"/>
-      </w:pPr>
-      <w:r>
-        <w:rPr>
-          <w:rFonts w:ascii="Consolas" w:cs="Consolas" w:eastAsia="Consolas" w:hAnsi="Consolas"/>
-          <w:sz w:val="19"/>
-          <w:szCs w:val="19"/>
-        </w:rPr>
-        <w:t xml:space="preserve">├── docs\                   Tài liệu và ảnh chụp màn hình</w:t>
-      </w:r>
-    </w:p>
-    <w:p>
-      <w:pPr>
-        <w:shd w:fill="F2F4F7" w:color="auto" w:val="clear"/>
-        <w:spacing w:after="0" w:before="0" w:line="260"/>
-        <w:ind w:left="200" w:right="200"/>
-      </w:pPr>
-      <w:r>
-        <w:rPr>
-          <w:rFonts w:ascii="Consolas" w:cs="Consolas" w:eastAsia="Consolas" w:hAnsi="Consolas"/>
-          <w:sz w:val="19"/>
-          <w:szCs w:val="19"/>
-        </w:rPr>
-        <w:t xml:space="preserve">├── docker-compose.yml, requirements.txt, run.ps1</w:t>
-      </w:r>
-    </w:p>
-    <w:p>
-      <w:pPr>
-        <w:pBdr>
-          <w:bottom w:val="single" w:color="D0D5DD" w:sz="4" w:space="4"/>
-        </w:pBdr>
-        <w:shd w:fill="F2F4F7" w:color="auto" w:val="clear"/>
-        <w:spacing w:after="0" w:before="0" w:line="260"/>
-        <w:ind w:left="200" w:right="200"/>
-      </w:pPr>
-      <w:r>
-        <w:rPr>
-          <w:rFonts w:ascii="Consolas" w:cs="Consolas" w:eastAsia="Consolas" w:hAnsi="Consolas"/>
-          <w:sz w:val="19"/>
-          <w:szCs w:val="19"/>
-        </w:rPr>
-        <w:t xml:space="preserve">└── README.md</w:t>
-      </w:r>
-    </w:p>
-    <w:p>
-      <w:pPr>
-        <w:spacing w:after="80"/>
-      </w:pPr>
-    </w:p>
-    <w:p>
-      <w:pPr>
-        <w:pStyle w:val="Heading1"/>
-        <w:spacing w:after="160" w:before="360"/>
-      </w:pPr>
-      <w:r>
-        <w:rPr>
-          <w:rFonts w:ascii="Times New Roman" w:cs="Times New Roman" w:eastAsia="Times New Roman" w:hAnsi="Times New Roman"/>
-        </w:rPr>
-        <w:t xml:space="preserve">7. Kết quả đạt được</w:t>
+        <w:t xml:space="preserve">Việc tính toán cũng dùng suy luận tiến, nhưng trên các đại lượng số:</w:t>
       </w:r>
     </w:p>
     <w:p>
@@ -9121,7 +10371,7 @@
         <w:pStyle w:val="ListParagraph"/>
         <w:numPr>
           <w:ilvl w:val="0"/>
-          <w:numId w:val="2"/>
+          <w:numId w:val="5"/>
         </w:numPr>
         <w:spacing w:after="60" w:line="300"/>
       </w:pPr>
@@ -9131,7 +10381,7 @@
           <w:sz w:val="26"/>
           <w:szCs w:val="26"/>
         </w:rPr>
-        <w:t xml:space="preserve">Đồ thị tri thức gồm 52 nút và 112 quan hệ đã được nạp và chạy thực tế trên Neo4j 2026.09.</w:t>
+        <w:t xml:space="preserve">Lấy từ Neo4j danh sách đại lượng và công thức của hình được chọn (mỗi công thức kèm các biến CAN_BIEN và biến TINH_RA).</w:t>
       </w:r>
     </w:p>
     <w:p>
@@ -9139,7 +10389,7 @@
         <w:pStyle w:val="ListParagraph"/>
         <w:numPr>
           <w:ilvl w:val="0"/>
-          <w:numId w:val="2"/>
+          <w:numId w:val="5"/>
         </w:numPr>
         <w:spacing w:after="60" w:line="300"/>
       </w:pPr>
@@ -9149,7 +10399,7 @@
           <w:sz w:val="26"/>
           <w:szCs w:val="26"/>
         </w:rPr>
-        <w:t xml:space="preserve">18/18 ca kiểm thử tự động đều đạt.</w:t>
+        <w:t xml:space="preserve">Tập đã biết = các số người dùng nhập (kiểm tra hợp lệ: độ dài, diện tích &gt; 0; góc trong khoảng 0° đến 180°).</w:t>
       </w:r>
     </w:p>
     <w:p>
@@ -9157,7 +10407,7 @@
         <w:pStyle w:val="ListParagraph"/>
         <w:numPr>
           <w:ilvl w:val="0"/>
-          <w:numId w:val="2"/>
+          <w:numId w:val="5"/>
         </w:numPr>
         <w:spacing w:after="60" w:line="300"/>
       </w:pPr>
@@ -9167,7 +10417,7 @@
           <w:sz w:val="26"/>
           <w:szCs w:val="26"/>
         </w:rPr>
-        <w:t xml:space="preserve">Kết quả của toàn bộ 97 truy vấn mà ứng dụng gửi tới Neo4j khi giải các bài toán mẫu đều khớp với kết quả tính độc lập bằng Python.</w:t>
+        <w:t xml:space="preserve">Lặp: mọi công thức có đủ biến đầu vào thì được tính. Nếu biến kết quả chưa biết thì ghi nhận thành một bước giải; nếu đã biết thì so sánh để phát hiện số liệu không nhất quán.</w:t>
       </w:r>
     </w:p>
     <w:p>
@@ -9175,7 +10425,7 @@
         <w:pStyle w:val="ListParagraph"/>
         <w:numPr>
           <w:ilvl w:val="0"/>
-          <w:numId w:val="2"/>
+          <w:numId w:val="5"/>
         </w:numPr>
         <w:spacing w:after="60" w:line="300"/>
       </w:pPr>
@@ -9185,1129 +10435,32 @@
           <w:sz w:val="26"/>
           <w:szCs w:val="26"/>
         </w:rPr>
-        <w:t xml:space="preserve">Giao diện web có 4 chức năng: nhận dạng tứ giác, bài toán mẫu, đồ thị tri thức, tra cứu từng loại hình. Ngoài ra có API JSON (/api/suy-luan).</w:t>
-      </w:r>
-    </w:p>
-    <w:p>
-      <w:pPr>
-        <w:spacing w:after="80" w:before="120"/>
+        <w:t xml:space="preserve">Dừng khi không tính thêm được đại lượng nào. Công thức không áp dụng được (ví dụ căn bậc hai của số âm) được báo lại cho người dùng.</w:t>
+      </w:r>
+    </w:p>
+    <w:p>
+      <w:pPr>
+        <w:spacing w:after="120" w:line="312"/>
         <w:jc w:val="both"/>
       </w:pPr>
+      <w:r>
+        <w:rPr>
+          <w:rFonts w:ascii="Times New Roman" w:cs="Times New Roman" w:eastAsia="Times New Roman" w:hAnsi="Times New Roman"/>
+          <w:b/>
+          <w:bCs/>
+          <w:sz w:val="26"/>
+          <w:szCs w:val="26"/>
+        </w:rPr>
+        <w:t xml:space="preserve">Ví dụ: </w:t>
+      </w:r>
       <w:r>
         <w:rPr>
           <w:rFonts w:ascii="Times New Roman" w:cs="Times New Roman" w:eastAsia="Times New Roman" w:hAnsi="Times New Roman"/>
           <w:sz w:val="26"/>
           <w:szCs w:val="26"/>
         </w:rPr>
-        <w:t xml:space="preserve">Kết quả trên 10 bài toán mẫu:</w:t>
-      </w:r>
-    </w:p>
-    <w:tbl>
-      <w:tblPr>
-        <w:tblW w:type="dxa" w:w="9071"/>
-        <w:tblBorders>
-          <w:top w:val="single" w:color="auto" w:sz="4"/>
-          <w:left w:val="single" w:color="auto" w:sz="4"/>
-          <w:bottom w:val="single" w:color="auto" w:sz="4"/>
-          <w:right w:val="single" w:color="auto" w:sz="4"/>
-          <w:insideH w:val="single" w:color="auto" w:sz="4"/>
-          <w:insideV w:val="single" w:color="auto" w:sz="4"/>
-        </w:tblBorders>
-      </w:tblPr>
-      <w:tblGrid>
-        <w:gridCol w:w="544"/>
-        <w:gridCol w:w="5624"/>
-        <w:gridCol w:w="2903"/>
-      </w:tblGrid>
-      <w:tr>
-        <w:trPr>
-          <w:tblHeader/>
-        </w:trPr>
-        <w:tc>
-          <w:tcPr>
-            <w:tcW w:type="dxa" w:w="544"/>
-            <w:tcBorders>
-              <w:top w:val="single" w:color="B8C0CC" w:sz="4"/>
-              <w:left w:val="single" w:color="B8C0CC" w:sz="4"/>
-              <w:bottom w:val="single" w:color="B8C0CC" w:sz="4"/>
-              <w:right w:val="single" w:color="B8C0CC" w:sz="4"/>
-            </w:tcBorders>
-            <w:shd w:fill="DCE6FA" w:color="auto" w:val="clear"/>
-            <w:tcMar>
-              <w:top w:type="dxa" w:w="60"/>
-              <w:left w:type="dxa" w:w="100"/>
-              <w:bottom w:type="dxa" w:w="60"/>
-              <w:right w:type="dxa" w:w="100"/>
-            </w:tcMar>
-          </w:tcPr>
-          <w:p>
-            <w:pPr>
-              <w:spacing w:after="0" w:line="276"/>
-            </w:pPr>
-            <w:r>
-              <w:rPr>
-                <w:rFonts w:ascii="Times New Roman" w:cs="Times New Roman" w:eastAsia="Times New Roman" w:hAnsi="Times New Roman"/>
-                <w:b/>
-                <w:bCs/>
-                <w:sz w:val="22"/>
-                <w:szCs w:val="22"/>
-              </w:rPr>
-              <w:t xml:space="preserve">#</w:t>
-            </w:r>
-          </w:p>
-        </w:tc>
-        <w:tc>
-          <w:tcPr>
-            <w:tcW w:type="dxa" w:w="5624"/>
-            <w:tcBorders>
-              <w:top w:val="single" w:color="B8C0CC" w:sz="4"/>
-              <w:left w:val="single" w:color="B8C0CC" w:sz="4"/>
-              <w:bottom w:val="single" w:color="B8C0CC" w:sz="4"/>
-              <w:right w:val="single" w:color="B8C0CC" w:sz="4"/>
-            </w:tcBorders>
-            <w:shd w:fill="DCE6FA" w:color="auto" w:val="clear"/>
-            <w:tcMar>
-              <w:top w:type="dxa" w:w="60"/>
-              <w:left w:type="dxa" w:w="100"/>
-              <w:bottom w:type="dxa" w:w="60"/>
-              <w:right w:type="dxa" w:w="100"/>
-            </w:tcMar>
-          </w:tcPr>
-          <w:p>
-            <w:pPr>
-              <w:spacing w:after="0" w:line="276"/>
-            </w:pPr>
-            <w:r>
-              <w:rPr>
-                <w:rFonts w:ascii="Times New Roman" w:cs="Times New Roman" w:eastAsia="Times New Roman" w:hAnsi="Times New Roman"/>
-                <w:b/>
-                <w:bCs/>
-                <w:sz w:val="22"/>
-                <w:szCs w:val="22"/>
-              </w:rPr>
-              <w:t xml:space="preserve">Đề bài</w:t>
-            </w:r>
-          </w:p>
-        </w:tc>
-        <w:tc>
-          <w:tcPr>
-            <w:tcW w:type="dxa" w:w="2903"/>
-            <w:tcBorders>
-              <w:top w:val="single" w:color="B8C0CC" w:sz="4"/>
-              <w:left w:val="single" w:color="B8C0CC" w:sz="4"/>
-              <w:bottom w:val="single" w:color="B8C0CC" w:sz="4"/>
-              <w:right w:val="single" w:color="B8C0CC" w:sz="4"/>
-            </w:tcBorders>
-            <w:shd w:fill="DCE6FA" w:color="auto" w:val="clear"/>
-            <w:tcMar>
-              <w:top w:type="dxa" w:w="60"/>
-              <w:left w:type="dxa" w:w="100"/>
-              <w:bottom w:type="dxa" w:w="60"/>
-              <w:right w:type="dxa" w:w="100"/>
-            </w:tcMar>
-          </w:tcPr>
-          <w:p>
-            <w:pPr>
-              <w:spacing w:after="0" w:line="276"/>
-            </w:pPr>
-            <w:r>
-              <w:rPr>
-                <w:rFonts w:ascii="Times New Roman" w:cs="Times New Roman" w:eastAsia="Times New Roman" w:hAnsi="Times New Roman"/>
-                <w:b/>
-                <w:bCs/>
-                <w:sz w:val="22"/>
-                <w:szCs w:val="22"/>
-              </w:rPr>
-              <w:t xml:space="preserve">Kết luận</w:t>
-            </w:r>
-          </w:p>
-        </w:tc>
-      </w:tr>
-      <w:tr>
-        <w:tc>
-          <w:tcPr>
-            <w:tcW w:type="dxa" w:w="544"/>
-            <w:tcBorders>
-              <w:top w:val="single" w:color="B8C0CC" w:sz="4"/>
-              <w:left w:val="single" w:color="B8C0CC" w:sz="4"/>
-              <w:bottom w:val="single" w:color="B8C0CC" w:sz="4"/>
-              <w:right w:val="single" w:color="B8C0CC" w:sz="4"/>
-            </w:tcBorders>
-            <w:tcMar>
-              <w:top w:type="dxa" w:w="60"/>
-              <w:left w:type="dxa" w:w="100"/>
-              <w:bottom w:type="dxa" w:w="60"/>
-              <w:right w:type="dxa" w:w="100"/>
-            </w:tcMar>
-          </w:tcPr>
-          <w:p>
-            <w:pPr>
-              <w:spacing w:after="0" w:line="276"/>
-            </w:pPr>
-            <w:r>
-              <w:rPr>
-                <w:rFonts w:ascii="Times New Roman" w:cs="Times New Roman" w:eastAsia="Times New Roman" w:hAnsi="Times New Roman"/>
-                <w:b w:val="false"/>
-                <w:bCs w:val="false"/>
-                <w:sz w:val="22"/>
-                <w:szCs w:val="22"/>
-              </w:rPr>
-              <w:t xml:space="preserve">1</w:t>
-            </w:r>
-          </w:p>
-        </w:tc>
-        <w:tc>
-          <w:tcPr>
-            <w:tcW w:type="dxa" w:w="5624"/>
-            <w:tcBorders>
-              <w:top w:val="single" w:color="B8C0CC" w:sz="4"/>
-              <w:left w:val="single" w:color="B8C0CC" w:sz="4"/>
-              <w:bottom w:val="single" w:color="B8C0CC" w:sz="4"/>
-              <w:right w:val="single" w:color="B8C0CC" w:sz="4"/>
-            </w:tcBorders>
-            <w:tcMar>
-              <w:top w:type="dxa" w:w="60"/>
-              <w:left w:type="dxa" w:w="100"/>
-              <w:bottom w:type="dxa" w:w="60"/>
-              <w:right w:type="dxa" w:w="100"/>
-            </w:tcMar>
-          </w:tcPr>
-          <w:p>
-            <w:pPr>
-              <w:spacing w:after="0" w:line="276"/>
-            </w:pPr>
-            <w:r>
-              <w:rPr>
-                <w:rFonts w:ascii="Times New Roman" w:cs="Times New Roman" w:eastAsia="Times New Roman" w:hAnsi="Times New Roman"/>
-                <w:b w:val="false"/>
-                <w:bCs w:val="false"/>
-                <w:sz w:val="22"/>
-                <w:szCs w:val="22"/>
-              </w:rPr>
-              <w:t xml:space="preserve">Hình bình hành có hai đường chéo vuông góc và bằng nhau</w:t>
-            </w:r>
-          </w:p>
-        </w:tc>
-        <w:tc>
-          <w:tcPr>
-            <w:tcW w:type="dxa" w:w="2903"/>
-            <w:tcBorders>
-              <w:top w:val="single" w:color="B8C0CC" w:sz="4"/>
-              <w:left w:val="single" w:color="B8C0CC" w:sz="4"/>
-              <w:bottom w:val="single" w:color="B8C0CC" w:sz="4"/>
-              <w:right w:val="single" w:color="B8C0CC" w:sz="4"/>
-            </w:tcBorders>
-            <w:tcMar>
-              <w:top w:type="dxa" w:w="60"/>
-              <w:left w:type="dxa" w:w="100"/>
-              <w:bottom w:type="dxa" w:w="60"/>
-              <w:right w:type="dxa" w:w="100"/>
-            </w:tcMar>
-          </w:tcPr>
-          <w:p>
-            <w:pPr>
-              <w:spacing w:after="0" w:line="276"/>
-            </w:pPr>
-            <w:r>
-              <w:rPr>
-                <w:rFonts w:ascii="Times New Roman" w:cs="Times New Roman" w:eastAsia="Times New Roman" w:hAnsi="Times New Roman"/>
-                <w:b w:val="false"/>
-                <w:bCs w:val="false"/>
-                <w:sz w:val="22"/>
-                <w:szCs w:val="22"/>
-              </w:rPr>
-              <w:t xml:space="preserve">Hình vuông</w:t>
-            </w:r>
-          </w:p>
-        </w:tc>
-      </w:tr>
-      <w:tr>
-        <w:tc>
-          <w:tcPr>
-            <w:tcW w:type="dxa" w:w="544"/>
-            <w:tcBorders>
-              <w:top w:val="single" w:color="B8C0CC" w:sz="4"/>
-              <w:left w:val="single" w:color="B8C0CC" w:sz="4"/>
-              <w:bottom w:val="single" w:color="B8C0CC" w:sz="4"/>
-              <w:right w:val="single" w:color="B8C0CC" w:sz="4"/>
-            </w:tcBorders>
-            <w:tcMar>
-              <w:top w:type="dxa" w:w="60"/>
-              <w:left w:type="dxa" w:w="100"/>
-              <w:bottom w:type="dxa" w:w="60"/>
-              <w:right w:type="dxa" w:w="100"/>
-            </w:tcMar>
-          </w:tcPr>
-          <w:p>
-            <w:pPr>
-              <w:spacing w:after="0" w:line="276"/>
-            </w:pPr>
-            <w:r>
-              <w:rPr>
-                <w:rFonts w:ascii="Times New Roman" w:cs="Times New Roman" w:eastAsia="Times New Roman" w:hAnsi="Times New Roman"/>
-                <w:b w:val="false"/>
-                <w:bCs w:val="false"/>
-                <w:sz w:val="22"/>
-                <w:szCs w:val="22"/>
-              </w:rPr>
-              <w:t xml:space="preserve">2</w:t>
-            </w:r>
-          </w:p>
-        </w:tc>
-        <w:tc>
-          <w:tcPr>
-            <w:tcW w:type="dxa" w:w="5624"/>
-            <w:tcBorders>
-              <w:top w:val="single" w:color="B8C0CC" w:sz="4"/>
-              <w:left w:val="single" w:color="B8C0CC" w:sz="4"/>
-              <w:bottom w:val="single" w:color="B8C0CC" w:sz="4"/>
-              <w:right w:val="single" w:color="B8C0CC" w:sz="4"/>
-            </w:tcBorders>
-            <w:tcMar>
-              <w:top w:type="dxa" w:w="60"/>
-              <w:left w:type="dxa" w:w="100"/>
-              <w:bottom w:type="dxa" w:w="60"/>
-              <w:right w:type="dxa" w:w="100"/>
-            </w:tcMar>
-          </w:tcPr>
-          <w:p>
-            <w:pPr>
-              <w:spacing w:after="0" w:line="276"/>
-            </w:pPr>
-            <w:r>
-              <w:rPr>
-                <w:rFonts w:ascii="Times New Roman" w:cs="Times New Roman" w:eastAsia="Times New Roman" w:hAnsi="Times New Roman"/>
-                <w:b w:val="false"/>
-                <w:bCs w:val="false"/>
-                <w:sz w:val="22"/>
-                <w:szCs w:val="22"/>
-              </w:rPr>
-              <w:t xml:space="preserve">Hình thang có một cặp cạnh song song, cặp cạnh còn lại bằng nhau</w:t>
-            </w:r>
-          </w:p>
-        </w:tc>
-        <w:tc>
-          <w:tcPr>
-            <w:tcW w:type="dxa" w:w="2903"/>
-            <w:tcBorders>
-              <w:top w:val="single" w:color="B8C0CC" w:sz="4"/>
-              <w:left w:val="single" w:color="B8C0CC" w:sz="4"/>
-              <w:bottom w:val="single" w:color="B8C0CC" w:sz="4"/>
-              <w:right w:val="single" w:color="B8C0CC" w:sz="4"/>
-            </w:tcBorders>
-            <w:tcMar>
-              <w:top w:type="dxa" w:w="60"/>
-              <w:left w:type="dxa" w:w="100"/>
-              <w:bottom w:type="dxa" w:w="60"/>
-              <w:right w:type="dxa" w:w="100"/>
-            </w:tcMar>
-          </w:tcPr>
-          <w:p>
-            <w:pPr>
-              <w:spacing w:after="0" w:line="276"/>
-            </w:pPr>
-            <w:r>
-              <w:rPr>
-                <w:rFonts w:ascii="Times New Roman" w:cs="Times New Roman" w:eastAsia="Times New Roman" w:hAnsi="Times New Roman"/>
-                <w:b w:val="false"/>
-                <w:bCs w:val="false"/>
-                <w:sz w:val="22"/>
-                <w:szCs w:val="22"/>
-              </w:rPr>
-              <w:t xml:space="preserve">Chưa đủ dữ kiện (hình thang cân hoặc hình bình hành)</w:t>
-            </w:r>
-          </w:p>
-        </w:tc>
-      </w:tr>
-      <w:tr>
-        <w:tc>
-          <w:tcPr>
-            <w:tcW w:type="dxa" w:w="544"/>
-            <w:tcBorders>
-              <w:top w:val="single" w:color="B8C0CC" w:sz="4"/>
-              <w:left w:val="single" w:color="B8C0CC" w:sz="4"/>
-              <w:bottom w:val="single" w:color="B8C0CC" w:sz="4"/>
-              <w:right w:val="single" w:color="B8C0CC" w:sz="4"/>
-            </w:tcBorders>
-            <w:tcMar>
-              <w:top w:type="dxa" w:w="60"/>
-              <w:left w:type="dxa" w:w="100"/>
-              <w:bottom w:type="dxa" w:w="60"/>
-              <w:right w:type="dxa" w:w="100"/>
-            </w:tcMar>
-          </w:tcPr>
-          <w:p>
-            <w:pPr>
-              <w:spacing w:after="0" w:line="276"/>
-            </w:pPr>
-            <w:r>
-              <w:rPr>
-                <w:rFonts w:ascii="Times New Roman" w:cs="Times New Roman" w:eastAsia="Times New Roman" w:hAnsi="Times New Roman"/>
-                <w:b w:val="false"/>
-                <w:bCs w:val="false"/>
-                <w:sz w:val="22"/>
-                <w:szCs w:val="22"/>
-              </w:rPr>
-              <w:t xml:space="preserve">3</w:t>
-            </w:r>
-          </w:p>
-        </w:tc>
-        <w:tc>
-          <w:tcPr>
-            <w:tcW w:type="dxa" w:w="5624"/>
-            <w:tcBorders>
-              <w:top w:val="single" w:color="B8C0CC" w:sz="4"/>
-              <w:left w:val="single" w:color="B8C0CC" w:sz="4"/>
-              <w:bottom w:val="single" w:color="B8C0CC" w:sz="4"/>
-              <w:right w:val="single" w:color="B8C0CC" w:sz="4"/>
-            </w:tcBorders>
-            <w:tcMar>
-              <w:top w:type="dxa" w:w="60"/>
-              <w:left w:type="dxa" w:w="100"/>
-              <w:bottom w:type="dxa" w:w="60"/>
-              <w:right w:type="dxa" w:w="100"/>
-            </w:tcMar>
-          </w:tcPr>
-          <w:p>
-            <w:pPr>
-              <w:spacing w:after="0" w:line="276"/>
-            </w:pPr>
-            <w:r>
-              <w:rPr>
-                <w:rFonts w:ascii="Times New Roman" w:cs="Times New Roman" w:eastAsia="Times New Roman" w:hAnsi="Times New Roman"/>
-                <w:b w:val="false"/>
-                <w:bCs w:val="false"/>
-                <w:sz w:val="22"/>
-                <w:szCs w:val="22"/>
-              </w:rPr>
-              <w:t xml:space="preserve">Hình thang có hai cạnh bên bằng nhau và không song song</w:t>
-            </w:r>
-          </w:p>
-        </w:tc>
-        <w:tc>
-          <w:tcPr>
-            <w:tcW w:type="dxa" w:w="2903"/>
-            <w:tcBorders>
-              <w:top w:val="single" w:color="B8C0CC" w:sz="4"/>
-              <w:left w:val="single" w:color="B8C0CC" w:sz="4"/>
-              <w:bottom w:val="single" w:color="B8C0CC" w:sz="4"/>
-              <w:right w:val="single" w:color="B8C0CC" w:sz="4"/>
-            </w:tcBorders>
-            <w:tcMar>
-              <w:top w:type="dxa" w:w="60"/>
-              <w:left w:type="dxa" w:w="100"/>
-              <w:bottom w:type="dxa" w:w="60"/>
-              <w:right w:type="dxa" w:w="100"/>
-            </w:tcMar>
-          </w:tcPr>
-          <w:p>
-            <w:pPr>
-              <w:spacing w:after="0" w:line="276"/>
-            </w:pPr>
-            <w:r>
-              <w:rPr>
-                <w:rFonts w:ascii="Times New Roman" w:cs="Times New Roman" w:eastAsia="Times New Roman" w:hAnsi="Times New Roman"/>
-                <w:b w:val="false"/>
-                <w:bCs w:val="false"/>
-                <w:sz w:val="22"/>
-                <w:szCs w:val="22"/>
-              </w:rPr>
-              <w:t xml:space="preserve">Hình thang cân</w:t>
-            </w:r>
-          </w:p>
-        </w:tc>
-      </w:tr>
-      <w:tr>
-        <w:tc>
-          <w:tcPr>
-            <w:tcW w:type="dxa" w:w="544"/>
-            <w:tcBorders>
-              <w:top w:val="single" w:color="B8C0CC" w:sz="4"/>
-              <w:left w:val="single" w:color="B8C0CC" w:sz="4"/>
-              <w:bottom w:val="single" w:color="B8C0CC" w:sz="4"/>
-              <w:right w:val="single" w:color="B8C0CC" w:sz="4"/>
-            </w:tcBorders>
-            <w:tcMar>
-              <w:top w:type="dxa" w:w="60"/>
-              <w:left w:type="dxa" w:w="100"/>
-              <w:bottom w:type="dxa" w:w="60"/>
-              <w:right w:type="dxa" w:w="100"/>
-            </w:tcMar>
-          </w:tcPr>
-          <w:p>
-            <w:pPr>
-              <w:spacing w:after="0" w:line="276"/>
-            </w:pPr>
-            <w:r>
-              <w:rPr>
-                <w:rFonts w:ascii="Times New Roman" w:cs="Times New Roman" w:eastAsia="Times New Roman" w:hAnsi="Times New Roman"/>
-                <w:b w:val="false"/>
-                <w:bCs w:val="false"/>
-                <w:sz w:val="22"/>
-                <w:szCs w:val="22"/>
-              </w:rPr>
-              <w:t xml:space="preserve">4</w:t>
-            </w:r>
-          </w:p>
-        </w:tc>
-        <w:tc>
-          <w:tcPr>
-            <w:tcW w:type="dxa" w:w="5624"/>
-            <w:tcBorders>
-              <w:top w:val="single" w:color="B8C0CC" w:sz="4"/>
-              <w:left w:val="single" w:color="B8C0CC" w:sz="4"/>
-              <w:bottom w:val="single" w:color="B8C0CC" w:sz="4"/>
-              <w:right w:val="single" w:color="B8C0CC" w:sz="4"/>
-            </w:tcBorders>
-            <w:tcMar>
-              <w:top w:type="dxa" w:w="60"/>
-              <w:left w:type="dxa" w:w="100"/>
-              <w:bottom w:type="dxa" w:w="60"/>
-              <w:right w:type="dxa" w:w="100"/>
-            </w:tcMar>
-          </w:tcPr>
-          <w:p>
-            <w:pPr>
-              <w:spacing w:after="0" w:line="276"/>
-            </w:pPr>
-            <w:r>
-              <w:rPr>
-                <w:rFonts w:ascii="Times New Roman" w:cs="Times New Roman" w:eastAsia="Times New Roman" w:hAnsi="Times New Roman"/>
-                <w:b w:val="false"/>
-                <w:bCs w:val="false"/>
-                <w:sz w:val="22"/>
-                <w:szCs w:val="22"/>
-              </w:rPr>
-              <w:t xml:space="preserve">Tứ giác có hai đường chéo cắt nhau tại trung điểm mỗi đường và bằng nhau</w:t>
-            </w:r>
-          </w:p>
-        </w:tc>
-        <w:tc>
-          <w:tcPr>
-            <w:tcW w:type="dxa" w:w="2903"/>
-            <w:tcBorders>
-              <w:top w:val="single" w:color="B8C0CC" w:sz="4"/>
-              <w:left w:val="single" w:color="B8C0CC" w:sz="4"/>
-              <w:bottom w:val="single" w:color="B8C0CC" w:sz="4"/>
-              <w:right w:val="single" w:color="B8C0CC" w:sz="4"/>
-            </w:tcBorders>
-            <w:tcMar>
-              <w:top w:type="dxa" w:w="60"/>
-              <w:left w:type="dxa" w:w="100"/>
-              <w:bottom w:type="dxa" w:w="60"/>
-              <w:right w:type="dxa" w:w="100"/>
-            </w:tcMar>
-          </w:tcPr>
-          <w:p>
-            <w:pPr>
-              <w:spacing w:after="0" w:line="276"/>
-            </w:pPr>
-            <w:r>
-              <w:rPr>
-                <w:rFonts w:ascii="Times New Roman" w:cs="Times New Roman" w:eastAsia="Times New Roman" w:hAnsi="Times New Roman"/>
-                <w:b w:val="false"/>
-                <w:bCs w:val="false"/>
-                <w:sz w:val="22"/>
-                <w:szCs w:val="22"/>
-              </w:rPr>
-              <w:t xml:space="preserve">Hình chữ nhật</w:t>
-            </w:r>
-          </w:p>
-        </w:tc>
-      </w:tr>
-      <w:tr>
-        <w:tc>
-          <w:tcPr>
-            <w:tcW w:type="dxa" w:w="544"/>
-            <w:tcBorders>
-              <w:top w:val="single" w:color="B8C0CC" w:sz="4"/>
-              <w:left w:val="single" w:color="B8C0CC" w:sz="4"/>
-              <w:bottom w:val="single" w:color="B8C0CC" w:sz="4"/>
-              <w:right w:val="single" w:color="B8C0CC" w:sz="4"/>
-            </w:tcBorders>
-            <w:tcMar>
-              <w:top w:type="dxa" w:w="60"/>
-              <w:left w:type="dxa" w:w="100"/>
-              <w:bottom w:type="dxa" w:w="60"/>
-              <w:right w:type="dxa" w:w="100"/>
-            </w:tcMar>
-          </w:tcPr>
-          <w:p>
-            <w:pPr>
-              <w:spacing w:after="0" w:line="276"/>
-            </w:pPr>
-            <w:r>
-              <w:rPr>
-                <w:rFonts w:ascii="Times New Roman" w:cs="Times New Roman" w:eastAsia="Times New Roman" w:hAnsi="Times New Roman"/>
-                <w:b w:val="false"/>
-                <w:bCs w:val="false"/>
-                <w:sz w:val="22"/>
-                <w:szCs w:val="22"/>
-              </w:rPr>
-              <w:t xml:space="preserve">5</w:t>
-            </w:r>
-          </w:p>
-        </w:tc>
-        <w:tc>
-          <w:tcPr>
-            <w:tcW w:type="dxa" w:w="5624"/>
-            <w:tcBorders>
-              <w:top w:val="single" w:color="B8C0CC" w:sz="4"/>
-              <w:left w:val="single" w:color="B8C0CC" w:sz="4"/>
-              <w:bottom w:val="single" w:color="B8C0CC" w:sz="4"/>
-              <w:right w:val="single" w:color="B8C0CC" w:sz="4"/>
-            </w:tcBorders>
-            <w:tcMar>
-              <w:top w:type="dxa" w:w="60"/>
-              <w:left w:type="dxa" w:w="100"/>
-              <w:bottom w:type="dxa" w:w="60"/>
-              <w:right w:type="dxa" w:w="100"/>
-            </w:tcMar>
-          </w:tcPr>
-          <w:p>
-            <w:pPr>
-              <w:spacing w:after="0" w:line="276"/>
-            </w:pPr>
-            <w:r>
-              <w:rPr>
-                <w:rFonts w:ascii="Times New Roman" w:cs="Times New Roman" w:eastAsia="Times New Roman" w:hAnsi="Times New Roman"/>
-                <w:b w:val="false"/>
-                <w:bCs w:val="false"/>
-                <w:sz w:val="22"/>
-                <w:szCs w:val="22"/>
-              </w:rPr>
-              <w:t xml:space="preserve">Tứ giác có bốn cạnh bằng nhau và một góc vuông</w:t>
-            </w:r>
-          </w:p>
-        </w:tc>
-        <w:tc>
-          <w:tcPr>
-            <w:tcW w:type="dxa" w:w="2903"/>
-            <w:tcBorders>
-              <w:top w:val="single" w:color="B8C0CC" w:sz="4"/>
-              <w:left w:val="single" w:color="B8C0CC" w:sz="4"/>
-              <w:bottom w:val="single" w:color="B8C0CC" w:sz="4"/>
-              <w:right w:val="single" w:color="B8C0CC" w:sz="4"/>
-            </w:tcBorders>
-            <w:tcMar>
-              <w:top w:type="dxa" w:w="60"/>
-              <w:left w:type="dxa" w:w="100"/>
-              <w:bottom w:type="dxa" w:w="60"/>
-              <w:right w:type="dxa" w:w="100"/>
-            </w:tcMar>
-          </w:tcPr>
-          <w:p>
-            <w:pPr>
-              <w:spacing w:after="0" w:line="276"/>
-            </w:pPr>
-            <w:r>
-              <w:rPr>
-                <w:rFonts w:ascii="Times New Roman" w:cs="Times New Roman" w:eastAsia="Times New Roman" w:hAnsi="Times New Roman"/>
-                <w:b w:val="false"/>
-                <w:bCs w:val="false"/>
-                <w:sz w:val="22"/>
-                <w:szCs w:val="22"/>
-              </w:rPr>
-              <w:t xml:space="preserve">Hình vuông</w:t>
-            </w:r>
-          </w:p>
-        </w:tc>
-      </w:tr>
-      <w:tr>
-        <w:tc>
-          <w:tcPr>
-            <w:tcW w:type="dxa" w:w="544"/>
-            <w:tcBorders>
-              <w:top w:val="single" w:color="B8C0CC" w:sz="4"/>
-              <w:left w:val="single" w:color="B8C0CC" w:sz="4"/>
-              <w:bottom w:val="single" w:color="B8C0CC" w:sz="4"/>
-              <w:right w:val="single" w:color="B8C0CC" w:sz="4"/>
-            </w:tcBorders>
-            <w:tcMar>
-              <w:top w:type="dxa" w:w="60"/>
-              <w:left w:type="dxa" w:w="100"/>
-              <w:bottom w:type="dxa" w:w="60"/>
-              <w:right w:type="dxa" w:w="100"/>
-            </w:tcMar>
-          </w:tcPr>
-          <w:p>
-            <w:pPr>
-              <w:spacing w:after="0" w:line="276"/>
-            </w:pPr>
-            <w:r>
-              <w:rPr>
-                <w:rFonts w:ascii="Times New Roman" w:cs="Times New Roman" w:eastAsia="Times New Roman" w:hAnsi="Times New Roman"/>
-                <w:b w:val="false"/>
-                <w:bCs w:val="false"/>
-                <w:sz w:val="22"/>
-                <w:szCs w:val="22"/>
-              </w:rPr>
-              <w:t xml:space="preserve">6</w:t>
-            </w:r>
-          </w:p>
-        </w:tc>
-        <w:tc>
-          <w:tcPr>
-            <w:tcW w:type="dxa" w:w="5624"/>
-            <w:tcBorders>
-              <w:top w:val="single" w:color="B8C0CC" w:sz="4"/>
-              <w:left w:val="single" w:color="B8C0CC" w:sz="4"/>
-              <w:bottom w:val="single" w:color="B8C0CC" w:sz="4"/>
-              <w:right w:val="single" w:color="B8C0CC" w:sz="4"/>
-            </w:tcBorders>
-            <w:tcMar>
-              <w:top w:type="dxa" w:w="60"/>
-              <w:left w:type="dxa" w:w="100"/>
-              <w:bottom w:type="dxa" w:w="60"/>
-              <w:right w:type="dxa" w:w="100"/>
-            </w:tcMar>
-          </w:tcPr>
-          <w:p>
-            <w:pPr>
-              <w:spacing w:after="0" w:line="276"/>
-            </w:pPr>
-            <w:r>
-              <w:rPr>
-                <w:rFonts w:ascii="Times New Roman" w:cs="Times New Roman" w:eastAsia="Times New Roman" w:hAnsi="Times New Roman"/>
-                <w:b w:val="false"/>
-                <w:bCs w:val="false"/>
-                <w:sz w:val="22"/>
-                <w:szCs w:val="22"/>
-              </w:rPr>
-              <w:t xml:space="preserve">Hình thang có hai đường chéo bằng nhau và một góc vuông</w:t>
-            </w:r>
-          </w:p>
-        </w:tc>
-        <w:tc>
-          <w:tcPr>
-            <w:tcW w:type="dxa" w:w="2903"/>
-            <w:tcBorders>
-              <w:top w:val="single" w:color="B8C0CC" w:sz="4"/>
-              <w:left w:val="single" w:color="B8C0CC" w:sz="4"/>
-              <w:bottom w:val="single" w:color="B8C0CC" w:sz="4"/>
-              <w:right w:val="single" w:color="B8C0CC" w:sz="4"/>
-            </w:tcBorders>
-            <w:tcMar>
-              <w:top w:type="dxa" w:w="60"/>
-              <w:left w:type="dxa" w:w="100"/>
-              <w:bottom w:type="dxa" w:w="60"/>
-              <w:right w:type="dxa" w:w="100"/>
-            </w:tcMar>
-          </w:tcPr>
-          <w:p>
-            <w:pPr>
-              <w:spacing w:after="0" w:line="276"/>
-            </w:pPr>
-            <w:r>
-              <w:rPr>
-                <w:rFonts w:ascii="Times New Roman" w:cs="Times New Roman" w:eastAsia="Times New Roman" w:hAnsi="Times New Roman"/>
-                <w:b w:val="false"/>
-                <w:bCs w:val="false"/>
-                <w:sz w:val="22"/>
-                <w:szCs w:val="22"/>
-              </w:rPr>
-              <w:t xml:space="preserve">Hình chữ nhật</w:t>
-            </w:r>
-          </w:p>
-        </w:tc>
-      </w:tr>
-      <w:tr>
-        <w:tc>
-          <w:tcPr>
-            <w:tcW w:type="dxa" w:w="544"/>
-            <w:tcBorders>
-              <w:top w:val="single" w:color="B8C0CC" w:sz="4"/>
-              <w:left w:val="single" w:color="B8C0CC" w:sz="4"/>
-              <w:bottom w:val="single" w:color="B8C0CC" w:sz="4"/>
-              <w:right w:val="single" w:color="B8C0CC" w:sz="4"/>
-            </w:tcBorders>
-            <w:tcMar>
-              <w:top w:type="dxa" w:w="60"/>
-              <w:left w:type="dxa" w:w="100"/>
-              <w:bottom w:type="dxa" w:w="60"/>
-              <w:right w:type="dxa" w:w="100"/>
-            </w:tcMar>
-          </w:tcPr>
-          <w:p>
-            <w:pPr>
-              <w:spacing w:after="0" w:line="276"/>
-            </w:pPr>
-            <w:r>
-              <w:rPr>
-                <w:rFonts w:ascii="Times New Roman" w:cs="Times New Roman" w:eastAsia="Times New Roman" w:hAnsi="Times New Roman"/>
-                <w:b w:val="false"/>
-                <w:bCs w:val="false"/>
-                <w:sz w:val="22"/>
-                <w:szCs w:val="22"/>
-              </w:rPr>
-              <w:t xml:space="preserve">7</w:t>
-            </w:r>
-          </w:p>
-        </w:tc>
-        <w:tc>
-          <w:tcPr>
-            <w:tcW w:type="dxa" w:w="5624"/>
-            <w:tcBorders>
-              <w:top w:val="single" w:color="B8C0CC" w:sz="4"/>
-              <w:left w:val="single" w:color="B8C0CC" w:sz="4"/>
-              <w:bottom w:val="single" w:color="B8C0CC" w:sz="4"/>
-              <w:right w:val="single" w:color="B8C0CC" w:sz="4"/>
-            </w:tcBorders>
-            <w:tcMar>
-              <w:top w:type="dxa" w:w="60"/>
-              <w:left w:type="dxa" w:w="100"/>
-              <w:bottom w:type="dxa" w:w="60"/>
-              <w:right w:type="dxa" w:w="100"/>
-            </w:tcMar>
-          </w:tcPr>
-          <w:p>
-            <w:pPr>
-              <w:spacing w:after="0" w:line="276"/>
-            </w:pPr>
-            <w:r>
-              <w:rPr>
-                <w:rFonts w:ascii="Times New Roman" w:cs="Times New Roman" w:eastAsia="Times New Roman" w:hAnsi="Times New Roman"/>
-                <w:b w:val="false"/>
-                <w:bCs w:val="false"/>
-                <w:sz w:val="22"/>
-                <w:szCs w:val="22"/>
-              </w:rPr>
-              <w:t xml:space="preserve">Tứ giác có hai cặp cạnh kề bằng nhau và một cặp cạnh đối song song</w:t>
-            </w:r>
-          </w:p>
-        </w:tc>
-        <w:tc>
-          <w:tcPr>
-            <w:tcW w:type="dxa" w:w="2903"/>
-            <w:tcBorders>
-              <w:top w:val="single" w:color="B8C0CC" w:sz="4"/>
-              <w:left w:val="single" w:color="B8C0CC" w:sz="4"/>
-              <w:bottom w:val="single" w:color="B8C0CC" w:sz="4"/>
-              <w:right w:val="single" w:color="B8C0CC" w:sz="4"/>
-            </w:tcBorders>
-            <w:tcMar>
-              <w:top w:type="dxa" w:w="60"/>
-              <w:left w:type="dxa" w:w="100"/>
-              <w:bottom w:type="dxa" w:w="60"/>
-              <w:right w:type="dxa" w:w="100"/>
-            </w:tcMar>
-          </w:tcPr>
-          <w:p>
-            <w:pPr>
-              <w:spacing w:after="0" w:line="276"/>
-            </w:pPr>
-            <w:r>
-              <w:rPr>
-                <w:rFonts w:ascii="Times New Roman" w:cs="Times New Roman" w:eastAsia="Times New Roman" w:hAnsi="Times New Roman"/>
-                <w:b w:val="false"/>
-                <w:bCs w:val="false"/>
-                <w:sz w:val="22"/>
-                <w:szCs w:val="22"/>
-              </w:rPr>
-              <w:t xml:space="preserve">Hình thoi</w:t>
-            </w:r>
-          </w:p>
-        </w:tc>
-      </w:tr>
-      <w:tr>
-        <w:tc>
-          <w:tcPr>
-            <w:tcW w:type="dxa" w:w="544"/>
-            <w:tcBorders>
-              <w:top w:val="single" w:color="B8C0CC" w:sz="4"/>
-              <w:left w:val="single" w:color="B8C0CC" w:sz="4"/>
-              <w:bottom w:val="single" w:color="B8C0CC" w:sz="4"/>
-              <w:right w:val="single" w:color="B8C0CC" w:sz="4"/>
-            </w:tcBorders>
-            <w:tcMar>
-              <w:top w:type="dxa" w:w="60"/>
-              <w:left w:type="dxa" w:w="100"/>
-              <w:bottom w:type="dxa" w:w="60"/>
-              <w:right w:type="dxa" w:w="100"/>
-            </w:tcMar>
-          </w:tcPr>
-          <w:p>
-            <w:pPr>
-              <w:spacing w:after="0" w:line="276"/>
-            </w:pPr>
-            <w:r>
-              <w:rPr>
-                <w:rFonts w:ascii="Times New Roman" w:cs="Times New Roman" w:eastAsia="Times New Roman" w:hAnsi="Times New Roman"/>
-                <w:b w:val="false"/>
-                <w:bCs w:val="false"/>
-                <w:sz w:val="22"/>
-                <w:szCs w:val="22"/>
-              </w:rPr>
-              <w:t xml:space="preserve">8</w:t>
-            </w:r>
-          </w:p>
-        </w:tc>
-        <w:tc>
-          <w:tcPr>
-            <w:tcW w:type="dxa" w:w="5624"/>
-            <w:tcBorders>
-              <w:top w:val="single" w:color="B8C0CC" w:sz="4"/>
-              <w:left w:val="single" w:color="B8C0CC" w:sz="4"/>
-              <w:bottom w:val="single" w:color="B8C0CC" w:sz="4"/>
-              <w:right w:val="single" w:color="B8C0CC" w:sz="4"/>
-            </w:tcBorders>
-            <w:tcMar>
-              <w:top w:type="dxa" w:w="60"/>
-              <w:left w:type="dxa" w:w="100"/>
-              <w:bottom w:type="dxa" w:w="60"/>
-              <w:right w:type="dxa" w:w="100"/>
-            </w:tcMar>
-          </w:tcPr>
-          <w:p>
-            <w:pPr>
-              <w:spacing w:after="0" w:line="276"/>
-            </w:pPr>
-            <w:r>
-              <w:rPr>
-                <w:rFonts w:ascii="Times New Roman" w:cs="Times New Roman" w:eastAsia="Times New Roman" w:hAnsi="Times New Roman"/>
-                <w:b w:val="false"/>
-                <w:bCs w:val="false"/>
-                <w:sz w:val="22"/>
-                <w:szCs w:val="22"/>
-              </w:rPr>
-              <w:t xml:space="preserve">Hình thoi có hai đường chéo bằng nhau</w:t>
-            </w:r>
-          </w:p>
-        </w:tc>
-        <w:tc>
-          <w:tcPr>
-            <w:tcW w:type="dxa" w:w="2903"/>
-            <w:tcBorders>
-              <w:top w:val="single" w:color="B8C0CC" w:sz="4"/>
-              <w:left w:val="single" w:color="B8C0CC" w:sz="4"/>
-              <w:bottom w:val="single" w:color="B8C0CC" w:sz="4"/>
-              <w:right w:val="single" w:color="B8C0CC" w:sz="4"/>
-            </w:tcBorders>
-            <w:tcMar>
-              <w:top w:type="dxa" w:w="60"/>
-              <w:left w:type="dxa" w:w="100"/>
-              <w:bottom w:type="dxa" w:w="60"/>
-              <w:right w:type="dxa" w:w="100"/>
-            </w:tcMar>
-          </w:tcPr>
-          <w:p>
-            <w:pPr>
-              <w:spacing w:after="0" w:line="276"/>
-            </w:pPr>
-            <w:r>
-              <w:rPr>
-                <w:rFonts w:ascii="Times New Roman" w:cs="Times New Roman" w:eastAsia="Times New Roman" w:hAnsi="Times New Roman"/>
-                <w:b w:val="false"/>
-                <w:bCs w:val="false"/>
-                <w:sz w:val="22"/>
-                <w:szCs w:val="22"/>
-              </w:rPr>
-              <w:t xml:space="preserve">Hình vuông</w:t>
-            </w:r>
-          </w:p>
-        </w:tc>
-      </w:tr>
-      <w:tr>
-        <w:tc>
-          <w:tcPr>
-            <w:tcW w:type="dxa" w:w="544"/>
-            <w:tcBorders>
-              <w:top w:val="single" w:color="B8C0CC" w:sz="4"/>
-              <w:left w:val="single" w:color="B8C0CC" w:sz="4"/>
-              <w:bottom w:val="single" w:color="B8C0CC" w:sz="4"/>
-              <w:right w:val="single" w:color="B8C0CC" w:sz="4"/>
-            </w:tcBorders>
-            <w:tcMar>
-              <w:top w:type="dxa" w:w="60"/>
-              <w:left w:type="dxa" w:w="100"/>
-              <w:bottom w:type="dxa" w:w="60"/>
-              <w:right w:type="dxa" w:w="100"/>
-            </w:tcMar>
-          </w:tcPr>
-          <w:p>
-            <w:pPr>
-              <w:spacing w:after="0" w:line="276"/>
-            </w:pPr>
-            <w:r>
-              <w:rPr>
-                <w:rFonts w:ascii="Times New Roman" w:cs="Times New Roman" w:eastAsia="Times New Roman" w:hAnsi="Times New Roman"/>
-                <w:b w:val="false"/>
-                <w:bCs w:val="false"/>
-                <w:sz w:val="22"/>
-                <w:szCs w:val="22"/>
-              </w:rPr>
-              <w:t xml:space="preserve">9</w:t>
-            </w:r>
-          </w:p>
-        </w:tc>
-        <w:tc>
-          <w:tcPr>
-            <w:tcW w:type="dxa" w:w="5624"/>
-            <w:tcBorders>
-              <w:top w:val="single" w:color="B8C0CC" w:sz="4"/>
-              <w:left w:val="single" w:color="B8C0CC" w:sz="4"/>
-              <w:bottom w:val="single" w:color="B8C0CC" w:sz="4"/>
-              <w:right w:val="single" w:color="B8C0CC" w:sz="4"/>
-            </w:tcBorders>
-            <w:tcMar>
-              <w:top w:type="dxa" w:w="60"/>
-              <w:left w:type="dxa" w:w="100"/>
-              <w:bottom w:type="dxa" w:w="60"/>
-              <w:right w:type="dxa" w:w="100"/>
-            </w:tcMar>
-          </w:tcPr>
-          <w:p>
-            <w:pPr>
-              <w:spacing w:after="0" w:line="276"/>
-            </w:pPr>
-            <w:r>
-              <w:rPr>
-                <w:rFonts w:ascii="Times New Roman" w:cs="Times New Roman" w:eastAsia="Times New Roman" w:hAnsi="Times New Roman"/>
-                <w:b w:val="false"/>
-                <w:bCs w:val="false"/>
-                <w:sz w:val="22"/>
-                <w:szCs w:val="22"/>
-              </w:rPr>
-              <w:t xml:space="preserve">Tứ giác có một cặp cạnh đối song song và một góc vuông</w:t>
-            </w:r>
-          </w:p>
-        </w:tc>
-        <w:tc>
-          <w:tcPr>
-            <w:tcW w:type="dxa" w:w="2903"/>
-            <w:tcBorders>
-              <w:top w:val="single" w:color="B8C0CC" w:sz="4"/>
-              <w:left w:val="single" w:color="B8C0CC" w:sz="4"/>
-              <w:bottom w:val="single" w:color="B8C0CC" w:sz="4"/>
-              <w:right w:val="single" w:color="B8C0CC" w:sz="4"/>
-            </w:tcBorders>
-            <w:tcMar>
-              <w:top w:type="dxa" w:w="60"/>
-              <w:left w:type="dxa" w:w="100"/>
-              <w:bottom w:type="dxa" w:w="60"/>
-              <w:right w:type="dxa" w:w="100"/>
-            </w:tcMar>
-          </w:tcPr>
-          <w:p>
-            <w:pPr>
-              <w:spacing w:after="0" w:line="276"/>
-            </w:pPr>
-            <w:r>
-              <w:rPr>
-                <w:rFonts w:ascii="Times New Roman" w:cs="Times New Roman" w:eastAsia="Times New Roman" w:hAnsi="Times New Roman"/>
-                <w:b w:val="false"/>
-                <w:bCs w:val="false"/>
-                <w:sz w:val="22"/>
-                <w:szCs w:val="22"/>
-              </w:rPr>
-              <w:t xml:space="preserve">Hình thang vuông</w:t>
-            </w:r>
-          </w:p>
-        </w:tc>
-      </w:tr>
-      <w:tr>
-        <w:tc>
-          <w:tcPr>
-            <w:tcW w:type="dxa" w:w="544"/>
-            <w:tcBorders>
-              <w:top w:val="single" w:color="B8C0CC" w:sz="4"/>
-              <w:left w:val="single" w:color="B8C0CC" w:sz="4"/>
-              <w:bottom w:val="single" w:color="B8C0CC" w:sz="4"/>
-              <w:right w:val="single" w:color="B8C0CC" w:sz="4"/>
-            </w:tcBorders>
-            <w:tcMar>
-              <w:top w:type="dxa" w:w="60"/>
-              <w:left w:type="dxa" w:w="100"/>
-              <w:bottom w:type="dxa" w:w="60"/>
-              <w:right w:type="dxa" w:w="100"/>
-            </w:tcMar>
-          </w:tcPr>
-          <w:p>
-            <w:pPr>
-              <w:spacing w:after="0" w:line="276"/>
-            </w:pPr>
-            <w:r>
-              <w:rPr>
-                <w:rFonts w:ascii="Times New Roman" w:cs="Times New Roman" w:eastAsia="Times New Roman" w:hAnsi="Times New Roman"/>
-                <w:b w:val="false"/>
-                <w:bCs w:val="false"/>
-                <w:sz w:val="22"/>
-                <w:szCs w:val="22"/>
-              </w:rPr>
-              <w:t xml:space="preserve">10</w:t>
-            </w:r>
-          </w:p>
-        </w:tc>
-        <w:tc>
-          <w:tcPr>
-            <w:tcW w:type="dxa" w:w="5624"/>
-            <w:tcBorders>
-              <w:top w:val="single" w:color="B8C0CC" w:sz="4"/>
-              <w:left w:val="single" w:color="B8C0CC" w:sz="4"/>
-              <w:bottom w:val="single" w:color="B8C0CC" w:sz="4"/>
-              <w:right w:val="single" w:color="B8C0CC" w:sz="4"/>
-            </w:tcBorders>
-            <w:tcMar>
-              <w:top w:type="dxa" w:w="60"/>
-              <w:left w:type="dxa" w:w="100"/>
-              <w:bottom w:type="dxa" w:w="60"/>
-              <w:right w:type="dxa" w:w="100"/>
-            </w:tcMar>
-          </w:tcPr>
-          <w:p>
-            <w:pPr>
-              <w:spacing w:after="0" w:line="276"/>
-            </w:pPr>
-            <w:r>
-              <w:rPr>
-                <w:rFonts w:ascii="Times New Roman" w:cs="Times New Roman" w:eastAsia="Times New Roman" w:hAnsi="Times New Roman"/>
-                <w:b w:val="false"/>
-                <w:bCs w:val="false"/>
-                <w:sz w:val="22"/>
-                <w:szCs w:val="22"/>
-              </w:rPr>
-              <w:t xml:space="preserve">Tứ giác có hai cặp cạnh đối song song nhưng hai cạnh bên không song song</w:t>
-            </w:r>
-          </w:p>
-        </w:tc>
-        <w:tc>
-          <w:tcPr>
-            <w:tcW w:type="dxa" w:w="2903"/>
-            <w:tcBorders>
-              <w:top w:val="single" w:color="B8C0CC" w:sz="4"/>
-              <w:left w:val="single" w:color="B8C0CC" w:sz="4"/>
-              <w:bottom w:val="single" w:color="B8C0CC" w:sz="4"/>
-              <w:right w:val="single" w:color="B8C0CC" w:sz="4"/>
-            </w:tcBorders>
-            <w:tcMar>
-              <w:top w:type="dxa" w:w="60"/>
-              <w:left w:type="dxa" w:w="100"/>
-              <w:bottom w:type="dxa" w:w="60"/>
-              <w:right w:type="dxa" w:w="100"/>
-            </w:tcMar>
-          </w:tcPr>
-          <w:p>
-            <w:pPr>
-              <w:spacing w:after="0" w:line="276"/>
-            </w:pPr>
-            <w:r>
-              <w:rPr>
-                <w:rFonts w:ascii="Times New Roman" w:cs="Times New Roman" w:eastAsia="Times New Roman" w:hAnsi="Times New Roman"/>
-                <w:b w:val="false"/>
-                <w:bCs w:val="false"/>
-                <w:sz w:val="22"/>
-                <w:szCs w:val="22"/>
-              </w:rPr>
-              <w:t xml:space="preserve">Mâu thuẫn</w:t>
-            </w:r>
-          </w:p>
-        </w:tc>
-      </w:tr>
-    </w:tbl>
-    <w:p>
-      <w:pPr>
-        <w:spacing w:after="120"/>
-      </w:pPr>
+        <w:t xml:space="preserve">hình thang cân có a = 10, b = 4, h = 4. Hệ thống tính lần lượt S = ½·(10+4)·4 = 28, m = 7, c = √(4² + 3²) = 5, d ≈ 8,0623, α ≈ 53,13° và P = 10 + 4 + 2·5 = 24.</w:t>
+      </w:r>
     </w:p>
     <w:p>
       <w:pPr>
@@ -10317,9 +10470,9 @@
       <w:r>
         <w:drawing>
           <wp:inline distT="0" distB="0" distL="0" distR="0">
-            <wp:extent cx="5715000" cy="3762375"/>
+            <wp:extent cx="5305425" cy="6858000"/>
             <wp:effectExtent t="0" r="0" b="0" l="0"/>
-            <wp:docPr id="1" name="02_hbh_cheo_vuong_goc_bang.png" descr="Màn hình nhận dạng: hình bình hành có hai đường chéo vuông góc và bằng nhau là hình vuông" title="Màn hình nhận dạng: hình bình hành có hai đường chéo vuông góc và bằng nhau là hình vuông"/>
+            <wp:docPr id="1" name="15_tinh_toan_thang_can.png" descr="Trang tính toán: hình thang cân a = 10, b = 4, h = 4" title="Trang tính toán: hình thang cân a = 10, b = 4, h = 4"/>
             <wp:cNvGraphicFramePr>
               <a:graphicFrameLocks xmlns:a="http://schemas.openxmlformats.org/drawingml/2006/main" noChangeAspect="1"/>
             </wp:cNvGraphicFramePr>
@@ -10342,6 +10495,2292 @@
                   <pic:spPr bwMode="auto">
                     <a:xfrm>
                       <a:off x="0" y="0"/>
+                      <a:ext cx="5305425" cy="6858000"/>
+                    </a:xfrm>
+                    <a:prstGeom prst="rect">
+                      <a:avLst/>
+                    </a:prstGeom>
+                  </pic:spPr>
+                </pic:pic>
+              </a:graphicData>
+            </a:graphic>
+          </wp:inline>
+        </w:drawing>
+      </w:r>
+    </w:p>
+    <w:p>
+      <w:pPr>
+        <w:spacing w:after="200"/>
+        <w:jc w:val="center"/>
+      </w:pPr>
+      <w:r>
+        <w:rPr>
+          <w:rFonts w:ascii="Times New Roman" w:cs="Times New Roman" w:eastAsia="Times New Roman" w:hAnsi="Times New Roman"/>
+          <w:i/>
+          <w:iCs/>
+          <w:sz w:val="22"/>
+          <w:szCs w:val="22"/>
+        </w:rPr>
+        <w:t xml:space="preserve">Hình 2. Trang tính toán: hình thang cân a = 10, b = 4, h = 4</w:t>
+      </w:r>
+    </w:p>
+    <w:p>
+      <w:pPr>
+        <w:pStyle w:val="Heading1"/>
+        <w:spacing w:after="160" w:before="360"/>
+      </w:pPr>
+      <w:r>
+        <w:rPr>
+          <w:rFonts w:ascii="Times New Roman" w:cs="Times New Roman" w:eastAsia="Times New Roman" w:hAnsi="Times New Roman"/>
+        </w:rPr>
+        <w:t xml:space="preserve">6. Kiến trúc và công nghệ</w:t>
+      </w:r>
+    </w:p>
+    <w:tbl>
+      <w:tblPr>
+        <w:tblW w:type="dxa" w:w="9071"/>
+        <w:tblBorders>
+          <w:top w:val="single" w:color="auto" w:sz="4"/>
+          <w:left w:val="single" w:color="auto" w:sz="4"/>
+          <w:bottom w:val="single" w:color="auto" w:sz="4"/>
+          <w:right w:val="single" w:color="auto" w:sz="4"/>
+          <w:insideH w:val="single" w:color="auto" w:sz="4"/>
+          <w:insideV w:val="single" w:color="auto" w:sz="4"/>
+        </w:tblBorders>
+      </w:tblPr>
+      <w:tblGrid>
+        <w:gridCol w:w="1814"/>
+        <w:gridCol w:w="3447"/>
+        <w:gridCol w:w="3810"/>
+      </w:tblGrid>
+      <w:tr>
+        <w:trPr>
+          <w:tblHeader/>
+        </w:trPr>
+        <w:tc>
+          <w:tcPr>
+            <w:tcW w:type="dxa" w:w="1814"/>
+            <w:tcBorders>
+              <w:top w:val="single" w:color="B8C0CC" w:sz="4"/>
+              <w:left w:val="single" w:color="B8C0CC" w:sz="4"/>
+              <w:bottom w:val="single" w:color="B8C0CC" w:sz="4"/>
+              <w:right w:val="single" w:color="B8C0CC" w:sz="4"/>
+            </w:tcBorders>
+            <w:shd w:fill="DCE6FA" w:color="auto" w:val="clear"/>
+            <w:tcMar>
+              <w:top w:type="dxa" w:w="60"/>
+              <w:left w:type="dxa" w:w="100"/>
+              <w:bottom w:type="dxa" w:w="60"/>
+              <w:right w:type="dxa" w:w="100"/>
+            </w:tcMar>
+          </w:tcPr>
+          <w:p>
+            <w:pPr>
+              <w:spacing w:after="0" w:line="276"/>
+            </w:pPr>
+            <w:r>
+              <w:rPr>
+                <w:rFonts w:ascii="Times New Roman" w:cs="Times New Roman" w:eastAsia="Times New Roman" w:hAnsi="Times New Roman"/>
+                <w:b/>
+                <w:bCs/>
+                <w:sz w:val="22"/>
+                <w:szCs w:val="22"/>
+              </w:rPr>
+              <w:t xml:space="preserve">Thành phần</w:t>
+            </w:r>
+          </w:p>
+        </w:tc>
+        <w:tc>
+          <w:tcPr>
+            <w:tcW w:type="dxa" w:w="3447"/>
+            <w:tcBorders>
+              <w:top w:val="single" w:color="B8C0CC" w:sz="4"/>
+              <w:left w:val="single" w:color="B8C0CC" w:sz="4"/>
+              <w:bottom w:val="single" w:color="B8C0CC" w:sz="4"/>
+              <w:right w:val="single" w:color="B8C0CC" w:sz="4"/>
+            </w:tcBorders>
+            <w:shd w:fill="DCE6FA" w:color="auto" w:val="clear"/>
+            <w:tcMar>
+              <w:top w:type="dxa" w:w="60"/>
+              <w:left w:type="dxa" w:w="100"/>
+              <w:bottom w:type="dxa" w:w="60"/>
+              <w:right w:type="dxa" w:w="100"/>
+            </w:tcMar>
+          </w:tcPr>
+          <w:p>
+            <w:pPr>
+              <w:spacing w:after="0" w:line="276"/>
+            </w:pPr>
+            <w:r>
+              <w:rPr>
+                <w:rFonts w:ascii="Times New Roman" w:cs="Times New Roman" w:eastAsia="Times New Roman" w:hAnsi="Times New Roman"/>
+                <w:b/>
+                <w:bCs/>
+                <w:sz w:val="22"/>
+                <w:szCs w:val="22"/>
+              </w:rPr>
+              <w:t xml:space="preserve">Công nghệ</w:t>
+            </w:r>
+          </w:p>
+        </w:tc>
+        <w:tc>
+          <w:tcPr>
+            <w:tcW w:type="dxa" w:w="3810"/>
+            <w:tcBorders>
+              <w:top w:val="single" w:color="B8C0CC" w:sz="4"/>
+              <w:left w:val="single" w:color="B8C0CC" w:sz="4"/>
+              <w:bottom w:val="single" w:color="B8C0CC" w:sz="4"/>
+              <w:right w:val="single" w:color="B8C0CC" w:sz="4"/>
+            </w:tcBorders>
+            <w:shd w:fill="DCE6FA" w:color="auto" w:val="clear"/>
+            <w:tcMar>
+              <w:top w:type="dxa" w:w="60"/>
+              <w:left w:type="dxa" w:w="100"/>
+              <w:bottom w:type="dxa" w:w="60"/>
+              <w:right w:type="dxa" w:w="100"/>
+            </w:tcMar>
+          </w:tcPr>
+          <w:p>
+            <w:pPr>
+              <w:spacing w:after="0" w:line="276"/>
+            </w:pPr>
+            <w:r>
+              <w:rPr>
+                <w:rFonts w:ascii="Times New Roman" w:cs="Times New Roman" w:eastAsia="Times New Roman" w:hAnsi="Times New Roman"/>
+                <w:b/>
+                <w:bCs/>
+                <w:sz w:val="22"/>
+                <w:szCs w:val="22"/>
+              </w:rPr>
+              <w:t xml:space="preserve">Vai trò</w:t>
+            </w:r>
+          </w:p>
+        </w:tc>
+      </w:tr>
+      <w:tr>
+        <w:tc>
+          <w:tcPr>
+            <w:tcW w:type="dxa" w:w="1814"/>
+            <w:tcBorders>
+              <w:top w:val="single" w:color="B8C0CC" w:sz="4"/>
+              <w:left w:val="single" w:color="B8C0CC" w:sz="4"/>
+              <w:bottom w:val="single" w:color="B8C0CC" w:sz="4"/>
+              <w:right w:val="single" w:color="B8C0CC" w:sz="4"/>
+            </w:tcBorders>
+            <w:tcMar>
+              <w:top w:type="dxa" w:w="60"/>
+              <w:left w:type="dxa" w:w="100"/>
+              <w:bottom w:type="dxa" w:w="60"/>
+              <w:right w:type="dxa" w:w="100"/>
+            </w:tcMar>
+          </w:tcPr>
+          <w:p>
+            <w:pPr>
+              <w:spacing w:after="0" w:line="276"/>
+            </w:pPr>
+            <w:r>
+              <w:rPr>
+                <w:rFonts w:ascii="Times New Roman" w:cs="Times New Roman" w:eastAsia="Times New Roman" w:hAnsi="Times New Roman"/>
+                <w:b w:val="false"/>
+                <w:bCs w:val="false"/>
+                <w:sz w:val="22"/>
+                <w:szCs w:val="22"/>
+              </w:rPr>
+              <w:t xml:space="preserve">Cơ sở dữ liệu</w:t>
+            </w:r>
+          </w:p>
+        </w:tc>
+        <w:tc>
+          <w:tcPr>
+            <w:tcW w:type="dxa" w:w="3447"/>
+            <w:tcBorders>
+              <w:top w:val="single" w:color="B8C0CC" w:sz="4"/>
+              <w:left w:val="single" w:color="B8C0CC" w:sz="4"/>
+              <w:bottom w:val="single" w:color="B8C0CC" w:sz="4"/>
+              <w:right w:val="single" w:color="B8C0CC" w:sz="4"/>
+            </w:tcBorders>
+            <w:tcMar>
+              <w:top w:type="dxa" w:w="60"/>
+              <w:left w:type="dxa" w:w="100"/>
+              <w:bottom w:type="dxa" w:w="60"/>
+              <w:right w:type="dxa" w:w="100"/>
+            </w:tcMar>
+          </w:tcPr>
+          <w:p>
+            <w:pPr>
+              <w:spacing w:after="0" w:line="276"/>
+            </w:pPr>
+            <w:r>
+              <w:rPr>
+                <w:rFonts w:ascii="Times New Roman" w:cs="Times New Roman" w:eastAsia="Times New Roman" w:hAnsi="Times New Roman"/>
+                <w:b w:val="false"/>
+                <w:bCs w:val="false"/>
+                <w:sz w:val="22"/>
+                <w:szCs w:val="22"/>
+              </w:rPr>
+              <w:t xml:space="preserve">Neo4j (chạy bằng Docker)</w:t>
+            </w:r>
+          </w:p>
+        </w:tc>
+        <w:tc>
+          <w:tcPr>
+            <w:tcW w:type="dxa" w:w="3810"/>
+            <w:tcBorders>
+              <w:top w:val="single" w:color="B8C0CC" w:sz="4"/>
+              <w:left w:val="single" w:color="B8C0CC" w:sz="4"/>
+              <w:bottom w:val="single" w:color="B8C0CC" w:sz="4"/>
+              <w:right w:val="single" w:color="B8C0CC" w:sz="4"/>
+            </w:tcBorders>
+            <w:tcMar>
+              <w:top w:type="dxa" w:w="60"/>
+              <w:left w:type="dxa" w:w="100"/>
+              <w:bottom w:type="dxa" w:w="60"/>
+              <w:right w:type="dxa" w:w="100"/>
+            </w:tcMar>
+          </w:tcPr>
+          <w:p>
+            <w:pPr>
+              <w:spacing w:after="0" w:line="276"/>
+            </w:pPr>
+            <w:r>
+              <w:rPr>
+                <w:rFonts w:ascii="Times New Roman" w:cs="Times New Roman" w:eastAsia="Times New Roman" w:hAnsi="Times New Roman"/>
+                <w:b w:val="false"/>
+                <w:bCs w:val="false"/>
+                <w:sz w:val="22"/>
+                <w:szCs w:val="22"/>
+              </w:rPr>
+              <w:t xml:space="preserve">Lưu đồ thị tri thức, thực thi truy vấn Cypher</w:t>
+            </w:r>
+          </w:p>
+        </w:tc>
+      </w:tr>
+      <w:tr>
+        <w:tc>
+          <w:tcPr>
+            <w:tcW w:type="dxa" w:w="1814"/>
+            <w:tcBorders>
+              <w:top w:val="single" w:color="B8C0CC" w:sz="4"/>
+              <w:left w:val="single" w:color="B8C0CC" w:sz="4"/>
+              <w:bottom w:val="single" w:color="B8C0CC" w:sz="4"/>
+              <w:right w:val="single" w:color="B8C0CC" w:sz="4"/>
+            </w:tcBorders>
+            <w:tcMar>
+              <w:top w:type="dxa" w:w="60"/>
+              <w:left w:type="dxa" w:w="100"/>
+              <w:bottom w:type="dxa" w:w="60"/>
+              <w:right w:type="dxa" w:w="100"/>
+            </w:tcMar>
+          </w:tcPr>
+          <w:p>
+            <w:pPr>
+              <w:spacing w:after="0" w:line="276"/>
+            </w:pPr>
+            <w:r>
+              <w:rPr>
+                <w:rFonts w:ascii="Times New Roman" w:cs="Times New Roman" w:eastAsia="Times New Roman" w:hAnsi="Times New Roman"/>
+                <w:b w:val="false"/>
+                <w:bCs w:val="false"/>
+                <w:sz w:val="22"/>
+                <w:szCs w:val="22"/>
+              </w:rPr>
+              <w:t xml:space="preserve">Kết nối</w:t>
+            </w:r>
+          </w:p>
+        </w:tc>
+        <w:tc>
+          <w:tcPr>
+            <w:tcW w:type="dxa" w:w="3447"/>
+            <w:tcBorders>
+              <w:top w:val="single" w:color="B8C0CC" w:sz="4"/>
+              <w:left w:val="single" w:color="B8C0CC" w:sz="4"/>
+              <w:bottom w:val="single" w:color="B8C0CC" w:sz="4"/>
+              <w:right w:val="single" w:color="B8C0CC" w:sz="4"/>
+            </w:tcBorders>
+            <w:tcMar>
+              <w:top w:type="dxa" w:w="60"/>
+              <w:left w:type="dxa" w:w="100"/>
+              <w:bottom w:type="dxa" w:w="60"/>
+              <w:right w:type="dxa" w:w="100"/>
+            </w:tcMar>
+          </w:tcPr>
+          <w:p>
+            <w:pPr>
+              <w:spacing w:after="0" w:line="276"/>
+            </w:pPr>
+            <w:r>
+              <w:rPr>
+                <w:rFonts w:ascii="Times New Roman" w:cs="Times New Roman" w:eastAsia="Times New Roman" w:hAnsi="Times New Roman"/>
+                <w:b w:val="false"/>
+                <w:bCs w:val="false"/>
+                <w:sz w:val="22"/>
+                <w:szCs w:val="22"/>
+              </w:rPr>
+              <w:t xml:space="preserve">Neo4j Python Driver (giao thức Bolt, cổng 7687)</w:t>
+            </w:r>
+          </w:p>
+        </w:tc>
+        <w:tc>
+          <w:tcPr>
+            <w:tcW w:type="dxa" w:w="3810"/>
+            <w:tcBorders>
+              <w:top w:val="single" w:color="B8C0CC" w:sz="4"/>
+              <w:left w:val="single" w:color="B8C0CC" w:sz="4"/>
+              <w:bottom w:val="single" w:color="B8C0CC" w:sz="4"/>
+              <w:right w:val="single" w:color="B8C0CC" w:sz="4"/>
+            </w:tcBorders>
+            <w:tcMar>
+              <w:top w:type="dxa" w:w="60"/>
+              <w:left w:type="dxa" w:w="100"/>
+              <w:bottom w:type="dxa" w:w="60"/>
+              <w:right w:type="dxa" w:w="100"/>
+            </w:tcMar>
+          </w:tcPr>
+          <w:p>
+            <w:pPr>
+              <w:spacing w:after="0" w:line="276"/>
+            </w:pPr>
+            <w:r>
+              <w:rPr>
+                <w:rFonts w:ascii="Times New Roman" w:cs="Times New Roman" w:eastAsia="Times New Roman" w:hAnsi="Times New Roman"/>
+                <w:b w:val="false"/>
+                <w:bCs w:val="false"/>
+                <w:sz w:val="22"/>
+                <w:szCs w:val="22"/>
+              </w:rPr>
+              <w:t xml:space="preserve">Gửi truy vấn từ Python tới Neo4j</w:t>
+            </w:r>
+          </w:p>
+        </w:tc>
+      </w:tr>
+      <w:tr>
+        <w:tc>
+          <w:tcPr>
+            <w:tcW w:type="dxa" w:w="1814"/>
+            <w:tcBorders>
+              <w:top w:val="single" w:color="B8C0CC" w:sz="4"/>
+              <w:left w:val="single" w:color="B8C0CC" w:sz="4"/>
+              <w:bottom w:val="single" w:color="B8C0CC" w:sz="4"/>
+              <w:right w:val="single" w:color="B8C0CC" w:sz="4"/>
+            </w:tcBorders>
+            <w:tcMar>
+              <w:top w:type="dxa" w:w="60"/>
+              <w:left w:type="dxa" w:w="100"/>
+              <w:bottom w:type="dxa" w:w="60"/>
+              <w:right w:type="dxa" w:w="100"/>
+            </w:tcMar>
+          </w:tcPr>
+          <w:p>
+            <w:pPr>
+              <w:spacing w:after="0" w:line="276"/>
+            </w:pPr>
+            <w:r>
+              <w:rPr>
+                <w:rFonts w:ascii="Times New Roman" w:cs="Times New Roman" w:eastAsia="Times New Roman" w:hAnsi="Times New Roman"/>
+                <w:b w:val="false"/>
+                <w:bCs w:val="false"/>
+                <w:sz w:val="22"/>
+                <w:szCs w:val="22"/>
+              </w:rPr>
+              <w:t xml:space="preserve">Bộ suy luận</w:t>
+            </w:r>
+          </w:p>
+        </w:tc>
+        <w:tc>
+          <w:tcPr>
+            <w:tcW w:type="dxa" w:w="3447"/>
+            <w:tcBorders>
+              <w:top w:val="single" w:color="B8C0CC" w:sz="4"/>
+              <w:left w:val="single" w:color="B8C0CC" w:sz="4"/>
+              <w:bottom w:val="single" w:color="B8C0CC" w:sz="4"/>
+              <w:right w:val="single" w:color="B8C0CC" w:sz="4"/>
+            </w:tcBorders>
+            <w:tcMar>
+              <w:top w:type="dxa" w:w="60"/>
+              <w:left w:type="dxa" w:w="100"/>
+              <w:bottom w:type="dxa" w:w="60"/>
+              <w:right w:type="dxa" w:w="100"/>
+            </w:tcMar>
+          </w:tcPr>
+          <w:p>
+            <w:pPr>
+              <w:spacing w:after="0" w:line="276"/>
+            </w:pPr>
+            <w:r>
+              <w:rPr>
+                <w:rFonts w:ascii="Times New Roman" w:cs="Times New Roman" w:eastAsia="Times New Roman" w:hAnsi="Times New Roman"/>
+                <w:b w:val="false"/>
+                <w:bCs w:val="false"/>
+                <w:sz w:val="22"/>
+                <w:szCs w:val="22"/>
+              </w:rPr>
+              <w:t xml:space="preserve">Python 3 (src/engine.py)</w:t>
+            </w:r>
+          </w:p>
+        </w:tc>
+        <w:tc>
+          <w:tcPr>
+            <w:tcW w:type="dxa" w:w="3810"/>
+            <w:tcBorders>
+              <w:top w:val="single" w:color="B8C0CC" w:sz="4"/>
+              <w:left w:val="single" w:color="B8C0CC" w:sz="4"/>
+              <w:bottom w:val="single" w:color="B8C0CC" w:sz="4"/>
+              <w:right w:val="single" w:color="B8C0CC" w:sz="4"/>
+            </w:tcBorders>
+            <w:tcMar>
+              <w:top w:type="dxa" w:w="60"/>
+              <w:left w:type="dxa" w:w="100"/>
+              <w:bottom w:type="dxa" w:w="60"/>
+              <w:right w:type="dxa" w:w="100"/>
+            </w:tcMar>
+          </w:tcPr>
+          <w:p>
+            <w:pPr>
+              <w:spacing w:after="0" w:line="276"/>
+            </w:pPr>
+            <w:r>
+              <w:rPr>
+                <w:rFonts w:ascii="Times New Roman" w:cs="Times New Roman" w:eastAsia="Times New Roman" w:hAnsi="Times New Roman"/>
+                <w:b w:val="false"/>
+                <w:bCs w:val="false"/>
+                <w:sz w:val="22"/>
+                <w:szCs w:val="22"/>
+              </w:rPr>
+              <w:t xml:space="preserve">Điều khiển vòng lặp suy luận, ghi lại lời giải</w:t>
+            </w:r>
+          </w:p>
+        </w:tc>
+      </w:tr>
+      <w:tr>
+        <w:tc>
+          <w:tcPr>
+            <w:tcW w:type="dxa" w:w="1814"/>
+            <w:tcBorders>
+              <w:top w:val="single" w:color="B8C0CC" w:sz="4"/>
+              <w:left w:val="single" w:color="B8C0CC" w:sz="4"/>
+              <w:bottom w:val="single" w:color="B8C0CC" w:sz="4"/>
+              <w:right w:val="single" w:color="B8C0CC" w:sz="4"/>
+            </w:tcBorders>
+            <w:tcMar>
+              <w:top w:type="dxa" w:w="60"/>
+              <w:left w:type="dxa" w:w="100"/>
+              <w:bottom w:type="dxa" w:w="60"/>
+              <w:right w:type="dxa" w:w="100"/>
+            </w:tcMar>
+          </w:tcPr>
+          <w:p>
+            <w:pPr>
+              <w:spacing w:after="0" w:line="276"/>
+            </w:pPr>
+            <w:r>
+              <w:rPr>
+                <w:rFonts w:ascii="Times New Roman" w:cs="Times New Roman" w:eastAsia="Times New Roman" w:hAnsi="Times New Roman"/>
+                <w:b w:val="false"/>
+                <w:bCs w:val="false"/>
+                <w:sz w:val="22"/>
+                <w:szCs w:val="22"/>
+              </w:rPr>
+              <w:t xml:space="preserve">Giao diện</w:t>
+            </w:r>
+          </w:p>
+        </w:tc>
+        <w:tc>
+          <w:tcPr>
+            <w:tcW w:type="dxa" w:w="3447"/>
+            <w:tcBorders>
+              <w:top w:val="single" w:color="B8C0CC" w:sz="4"/>
+              <w:left w:val="single" w:color="B8C0CC" w:sz="4"/>
+              <w:bottom w:val="single" w:color="B8C0CC" w:sz="4"/>
+              <w:right w:val="single" w:color="B8C0CC" w:sz="4"/>
+            </w:tcBorders>
+            <w:tcMar>
+              <w:top w:type="dxa" w:w="60"/>
+              <w:left w:type="dxa" w:w="100"/>
+              <w:bottom w:type="dxa" w:w="60"/>
+              <w:right w:type="dxa" w:w="100"/>
+            </w:tcMar>
+          </w:tcPr>
+          <w:p>
+            <w:pPr>
+              <w:spacing w:after="0" w:line="276"/>
+            </w:pPr>
+            <w:r>
+              <w:rPr>
+                <w:rFonts w:ascii="Times New Roman" w:cs="Times New Roman" w:eastAsia="Times New Roman" w:hAnsi="Times New Roman"/>
+                <w:b w:val="false"/>
+                <w:bCs w:val="false"/>
+                <w:sz w:val="22"/>
+                <w:szCs w:val="22"/>
+              </w:rPr>
+              <w:t xml:space="preserve">Flask + HTML/CSS, sơ đồ vẽ bằng SVG</w:t>
+            </w:r>
+          </w:p>
+        </w:tc>
+        <w:tc>
+          <w:tcPr>
+            <w:tcW w:type="dxa" w:w="3810"/>
+            <w:tcBorders>
+              <w:top w:val="single" w:color="B8C0CC" w:sz="4"/>
+              <w:left w:val="single" w:color="B8C0CC" w:sz="4"/>
+              <w:bottom w:val="single" w:color="B8C0CC" w:sz="4"/>
+              <w:right w:val="single" w:color="B8C0CC" w:sz="4"/>
+            </w:tcBorders>
+            <w:tcMar>
+              <w:top w:type="dxa" w:w="60"/>
+              <w:left w:type="dxa" w:w="100"/>
+              <w:bottom w:type="dxa" w:w="60"/>
+              <w:right w:type="dxa" w:w="100"/>
+            </w:tcMar>
+          </w:tcPr>
+          <w:p>
+            <w:pPr>
+              <w:spacing w:after="0" w:line="276"/>
+            </w:pPr>
+            <w:r>
+              <w:rPr>
+                <w:rFonts w:ascii="Times New Roman" w:cs="Times New Roman" w:eastAsia="Times New Roman" w:hAnsi="Times New Roman"/>
+                <w:b w:val="false"/>
+                <w:bCs w:val="false"/>
+                <w:sz w:val="22"/>
+                <w:szCs w:val="22"/>
+              </w:rPr>
+              <w:t xml:space="preserve">Nhập giả thiết, hiển thị kết quả, tra cứu</w:t>
+            </w:r>
+          </w:p>
+        </w:tc>
+      </w:tr>
+      <w:tr>
+        <w:tc>
+          <w:tcPr>
+            <w:tcW w:type="dxa" w:w="1814"/>
+            <w:tcBorders>
+              <w:top w:val="single" w:color="B8C0CC" w:sz="4"/>
+              <w:left w:val="single" w:color="B8C0CC" w:sz="4"/>
+              <w:bottom w:val="single" w:color="B8C0CC" w:sz="4"/>
+              <w:right w:val="single" w:color="B8C0CC" w:sz="4"/>
+            </w:tcBorders>
+            <w:tcMar>
+              <w:top w:type="dxa" w:w="60"/>
+              <w:left w:type="dxa" w:w="100"/>
+              <w:bottom w:type="dxa" w:w="60"/>
+              <w:right w:type="dxa" w:w="100"/>
+            </w:tcMar>
+          </w:tcPr>
+          <w:p>
+            <w:pPr>
+              <w:spacing w:after="0" w:line="276"/>
+            </w:pPr>
+            <w:r>
+              <w:rPr>
+                <w:rFonts w:ascii="Times New Roman" w:cs="Times New Roman" w:eastAsia="Times New Roman" w:hAnsi="Times New Roman"/>
+                <w:b w:val="false"/>
+                <w:bCs w:val="false"/>
+                <w:sz w:val="22"/>
+                <w:szCs w:val="22"/>
+              </w:rPr>
+              <w:t xml:space="preserve">Bộ tính toán</w:t>
+            </w:r>
+          </w:p>
+        </w:tc>
+        <w:tc>
+          <w:tcPr>
+            <w:tcW w:type="dxa" w:w="3447"/>
+            <w:tcBorders>
+              <w:top w:val="single" w:color="B8C0CC" w:sz="4"/>
+              <w:left w:val="single" w:color="B8C0CC" w:sz="4"/>
+              <w:bottom w:val="single" w:color="B8C0CC" w:sz="4"/>
+              <w:right w:val="single" w:color="B8C0CC" w:sz="4"/>
+            </w:tcBorders>
+            <w:tcMar>
+              <w:top w:type="dxa" w:w="60"/>
+              <w:left w:type="dxa" w:w="100"/>
+              <w:bottom w:type="dxa" w:w="60"/>
+              <w:right w:type="dxa" w:w="100"/>
+            </w:tcMar>
+          </w:tcPr>
+          <w:p>
+            <w:pPr>
+              <w:spacing w:after="0" w:line="276"/>
+            </w:pPr>
+            <w:r>
+              <w:rPr>
+                <w:rFonts w:ascii="Times New Roman" w:cs="Times New Roman" w:eastAsia="Times New Roman" w:hAnsi="Times New Roman"/>
+                <w:b w:val="false"/>
+                <w:bCs w:val="false"/>
+                <w:sz w:val="22"/>
+                <w:szCs w:val="22"/>
+              </w:rPr>
+              <w:t xml:space="preserve">Python 3 (src/tinh_toan.py)</w:t>
+            </w:r>
+          </w:p>
+        </w:tc>
+        <w:tc>
+          <w:tcPr>
+            <w:tcW w:type="dxa" w:w="3810"/>
+            <w:tcBorders>
+              <w:top w:val="single" w:color="B8C0CC" w:sz="4"/>
+              <w:left w:val="single" w:color="B8C0CC" w:sz="4"/>
+              <w:bottom w:val="single" w:color="B8C0CC" w:sz="4"/>
+              <w:right w:val="single" w:color="B8C0CC" w:sz="4"/>
+            </w:tcBorders>
+            <w:tcMar>
+              <w:top w:type="dxa" w:w="60"/>
+              <w:left w:type="dxa" w:w="100"/>
+              <w:bottom w:type="dxa" w:w="60"/>
+              <w:right w:type="dxa" w:w="100"/>
+            </w:tcMar>
+          </w:tcPr>
+          <w:p>
+            <w:pPr>
+              <w:spacing w:after="0" w:line="276"/>
+            </w:pPr>
+            <w:r>
+              <w:rPr>
+                <w:rFonts w:ascii="Times New Roman" w:cs="Times New Roman" w:eastAsia="Times New Roman" w:hAnsi="Times New Roman"/>
+                <w:b w:val="false"/>
+                <w:bCs w:val="false"/>
+                <w:sz w:val="22"/>
+                <w:szCs w:val="22"/>
+              </w:rPr>
+              <w:t xml:space="preserve">Áp dụng công thức lấy từ Neo4j để tính diện tích, chu vi…</w:t>
+            </w:r>
+          </w:p>
+        </w:tc>
+      </w:tr>
+      <w:tr>
+        <w:tc>
+          <w:tcPr>
+            <w:tcW w:type="dxa" w:w="1814"/>
+            <w:tcBorders>
+              <w:top w:val="single" w:color="B8C0CC" w:sz="4"/>
+              <w:left w:val="single" w:color="B8C0CC" w:sz="4"/>
+              <w:bottom w:val="single" w:color="B8C0CC" w:sz="4"/>
+              <w:right w:val="single" w:color="B8C0CC" w:sz="4"/>
+            </w:tcBorders>
+            <w:tcMar>
+              <w:top w:type="dxa" w:w="60"/>
+              <w:left w:type="dxa" w:w="100"/>
+              <w:bottom w:type="dxa" w:w="60"/>
+              <w:right w:type="dxa" w:w="100"/>
+            </w:tcMar>
+          </w:tcPr>
+          <w:p>
+            <w:pPr>
+              <w:spacing w:after="0" w:line="276"/>
+            </w:pPr>
+            <w:r>
+              <w:rPr>
+                <w:rFonts w:ascii="Times New Roman" w:cs="Times New Roman" w:eastAsia="Times New Roman" w:hAnsi="Times New Roman"/>
+                <w:b w:val="false"/>
+                <w:bCs w:val="false"/>
+                <w:sz w:val="22"/>
+                <w:szCs w:val="22"/>
+              </w:rPr>
+              <w:t xml:space="preserve">Kiểm thử</w:t>
+            </w:r>
+          </w:p>
+        </w:tc>
+        <w:tc>
+          <w:tcPr>
+            <w:tcW w:type="dxa" w:w="3447"/>
+            <w:tcBorders>
+              <w:top w:val="single" w:color="B8C0CC" w:sz="4"/>
+              <w:left w:val="single" w:color="B8C0CC" w:sz="4"/>
+              <w:bottom w:val="single" w:color="B8C0CC" w:sz="4"/>
+              <w:right w:val="single" w:color="B8C0CC" w:sz="4"/>
+            </w:tcBorders>
+            <w:tcMar>
+              <w:top w:type="dxa" w:w="60"/>
+              <w:left w:type="dxa" w:w="100"/>
+              <w:bottom w:type="dxa" w:w="60"/>
+              <w:right w:type="dxa" w:w="100"/>
+            </w:tcMar>
+          </w:tcPr>
+          <w:p>
+            <w:pPr>
+              <w:spacing w:after="0" w:line="276"/>
+            </w:pPr>
+            <w:r>
+              <w:rPr>
+                <w:rFonts w:ascii="Times New Roman" w:cs="Times New Roman" w:eastAsia="Times New Roman" w:hAnsi="Times New Roman"/>
+                <w:b w:val="false"/>
+                <w:bCs w:val="false"/>
+                <w:sz w:val="22"/>
+                <w:szCs w:val="22"/>
+              </w:rPr>
+              <w:t xml:space="preserve">unittest</w:t>
+            </w:r>
+          </w:p>
+        </w:tc>
+        <w:tc>
+          <w:tcPr>
+            <w:tcW w:type="dxa" w:w="3810"/>
+            <w:tcBorders>
+              <w:top w:val="single" w:color="B8C0CC" w:sz="4"/>
+              <w:left w:val="single" w:color="B8C0CC" w:sz="4"/>
+              <w:bottom w:val="single" w:color="B8C0CC" w:sz="4"/>
+              <w:right w:val="single" w:color="B8C0CC" w:sz="4"/>
+            </w:tcBorders>
+            <w:tcMar>
+              <w:top w:type="dxa" w:w="60"/>
+              <w:left w:type="dxa" w:w="100"/>
+              <w:bottom w:type="dxa" w:w="60"/>
+              <w:right w:type="dxa" w:w="100"/>
+            </w:tcMar>
+          </w:tcPr>
+          <w:p>
+            <w:pPr>
+              <w:spacing w:after="0" w:line="276"/>
+            </w:pPr>
+            <w:r>
+              <w:rPr>
+                <w:rFonts w:ascii="Times New Roman" w:cs="Times New Roman" w:eastAsia="Times New Roman" w:hAnsi="Times New Roman"/>
+                <w:b w:val="false"/>
+                <w:bCs w:val="false"/>
+                <w:sz w:val="22"/>
+                <w:szCs w:val="22"/>
+              </w:rPr>
+              <w:t xml:space="preserve">32 ca kiểm thử cho tri thức, bộ suy luận và bộ tính toán</w:t>
+            </w:r>
+          </w:p>
+        </w:tc>
+      </w:tr>
+    </w:tbl>
+    <w:p>
+      <w:pPr>
+        <w:spacing w:after="120"/>
+      </w:pPr>
+    </w:p>
+    <w:p>
+      <w:pPr>
+        <w:spacing w:after="120" w:line="312"/>
+        <w:jc w:val="both"/>
+      </w:pPr>
+      <w:r>
+        <w:rPr>
+          <w:rFonts w:ascii="Times New Roman" w:cs="Times New Roman" w:eastAsia="Times New Roman" w:hAnsi="Times New Roman"/>
+          <w:sz w:val="26"/>
+          <w:szCs w:val="26"/>
+        </w:rPr>
+        <w:t xml:space="preserve">Luồng xử lý: người dùng chọn giả thiết trên trình duyệt → Flask nhận yêu cầu → bộ suy luận gửi các câu Cypher tới Neo4j qua Bolt → Neo4j trả kết quả → bộ suy luận lặp đến điểm bất động → Flask hiển thị kết luận, lời giải, sơ đồ và danh sách câu Cypher đã chạy.</w:t>
+      </w:r>
+    </w:p>
+    <w:p>
+      <w:pPr>
+        <w:pStyle w:val="Heading2"/>
+        <w:spacing w:after="120" w:before="240"/>
+      </w:pPr>
+      <w:r>
+        <w:rPr>
+          <w:rFonts w:ascii="Times New Roman" w:cs="Times New Roman" w:eastAsia="Times New Roman" w:hAnsi="Times New Roman"/>
+        </w:rPr>
+        <w:t xml:space="preserve">6.1. Cấu trúc mã nguồn</w:t>
+      </w:r>
+    </w:p>
+    <w:p>
+      <w:pPr>
+        <w:pBdr>
+          <w:top w:val="single" w:color="D0D5DD" w:sz="4" w:space="4"/>
+        </w:pBdr>
+        <w:shd w:fill="F2F4F7" w:color="auto" w:val="clear"/>
+        <w:spacing w:after="0" w:before="0" w:line="260"/>
+        <w:ind w:left="200" w:right="200"/>
+      </w:pPr>
+      <w:r>
+        <w:rPr>
+          <w:rFonts w:ascii="Consolas" w:cs="Consolas" w:eastAsia="Consolas" w:hAnsi="Consolas"/>
+          <w:sz w:val="19"/>
+          <w:szCs w:val="19"/>
+        </w:rPr>
+        <w:t xml:space="preserve">D:\neo4j</w:t>
+      </w:r>
+    </w:p>
+    <w:p>
+      <w:pPr>
+        <w:shd w:fill="F2F4F7" w:color="auto" w:val="clear"/>
+        <w:spacing w:after="0" w:before="0" w:line="260"/>
+        <w:ind w:left="200" w:right="200"/>
+      </w:pPr>
+      <w:r>
+        <w:rPr>
+          <w:rFonts w:ascii="Consolas" w:cs="Consolas" w:eastAsia="Consolas" w:hAnsi="Consolas"/>
+          <w:sz w:val="19"/>
+          <w:szCs w:val="19"/>
+        </w:rPr>
+        <w:t xml:space="preserve">├── app.py                  Ứng dụng web Flask</w:t>
+      </w:r>
+    </w:p>
+    <w:p>
+      <w:pPr>
+        <w:shd w:fill="F2F4F7" w:color="auto" w:val="clear"/>
+        <w:spacing w:after="0" w:before="0" w:line="260"/>
+        <w:ind w:left="200" w:right="200"/>
+      </w:pPr>
+      <w:r>
+        <w:rPr>
+          <w:rFonts w:ascii="Consolas" w:cs="Consolas" w:eastAsia="Consolas" w:hAnsi="Consolas"/>
+          <w:sz w:val="19"/>
+          <w:szCs w:val="19"/>
+        </w:rPr>
+        <w:t xml:space="preserve">├── data\knowledge.py       Tri thức: hình, tính chất, dấu hiệu</w:t>
+      </w:r>
+    </w:p>
+    <w:p>
+      <w:pPr>
+        <w:shd w:fill="F2F4F7" w:color="auto" w:val="clear"/>
+        <w:spacing w:after="0" w:before="0" w:line="260"/>
+        <w:ind w:left="200" w:right="200"/>
+      </w:pPr>
+      <w:r>
+        <w:rPr>
+          <w:rFonts w:ascii="Consolas" w:cs="Consolas" w:eastAsia="Consolas" w:hAnsi="Consolas"/>
+          <w:sz w:val="19"/>
+          <w:szCs w:val="19"/>
+        </w:rPr>
+        <w:t xml:space="preserve">├── data\cong_thuc.py       Đại lượng và công thức tính</w:t>
+      </w:r>
+    </w:p>
+    <w:p>
+      <w:pPr>
+        <w:shd w:fill="F2F4F7" w:color="auto" w:val="clear"/>
+        <w:spacing w:after="0" w:before="0" w:line="260"/>
+        <w:ind w:left="200" w:right="200"/>
+      </w:pPr>
+      <w:r>
+        <w:rPr>
+          <w:rFonts w:ascii="Consolas" w:cs="Consolas" w:eastAsia="Consolas" w:hAnsi="Consolas"/>
+          <w:sz w:val="19"/>
+          <w:szCs w:val="19"/>
+        </w:rPr>
+        <w:t xml:space="preserve">├── src\seed.py             Nạp tri thức vào Neo4j / xuất seed.cypher</w:t>
+      </w:r>
+    </w:p>
+    <w:p>
+      <w:pPr>
+        <w:shd w:fill="F2F4F7" w:color="auto" w:val="clear"/>
+        <w:spacing w:after="0" w:before="0" w:line="260"/>
+        <w:ind w:left="200" w:right="200"/>
+      </w:pPr>
+      <w:r>
+        <w:rPr>
+          <w:rFonts w:ascii="Consolas" w:cs="Consolas" w:eastAsia="Consolas" w:hAnsi="Consolas"/>
+          <w:sz w:val="19"/>
+          <w:szCs w:val="19"/>
+        </w:rPr>
+        <w:t xml:space="preserve">├── src\engine.py           Bộ suy luận tiến (nhận dạng)</w:t>
+      </w:r>
+    </w:p>
+    <w:p>
+      <w:pPr>
+        <w:shd w:fill="F2F4F7" w:color="auto" w:val="clear"/>
+        <w:spacing w:after="0" w:before="0" w:line="260"/>
+        <w:ind w:left="200" w:right="200"/>
+      </w:pPr>
+      <w:r>
+        <w:rPr>
+          <w:rFonts w:ascii="Consolas" w:cs="Consolas" w:eastAsia="Consolas" w:hAnsi="Consolas"/>
+          <w:sz w:val="19"/>
+          <w:szCs w:val="19"/>
+        </w:rPr>
+        <w:t xml:space="preserve">├── src\tinh_toan.py        Bộ tính diện tích, chu vi</w:t>
+      </w:r>
+    </w:p>
+    <w:p>
+      <w:pPr>
+        <w:shd w:fill="F2F4F7" w:color="auto" w:val="clear"/>
+        <w:spacing w:after="0" w:before="0" w:line="260"/>
+        <w:ind w:left="200" w:right="200"/>
+      </w:pPr>
+      <w:r>
+        <w:rPr>
+          <w:rFonts w:ascii="Consolas" w:cs="Consolas" w:eastAsia="Consolas" w:hAnsi="Consolas"/>
+          <w:sz w:val="19"/>
+          <w:szCs w:val="19"/>
+        </w:rPr>
+        <w:t xml:space="preserve">├── src\hinh_ve.py          Hình vẽ minh hoạ từng loại hình</w:t>
+      </w:r>
+    </w:p>
+    <w:p>
+      <w:pPr>
+        <w:shd w:fill="F2F4F7" w:color="auto" w:val="clear"/>
+        <w:spacing w:after="0" w:before="0" w:line="260"/>
+        <w:ind w:left="200" w:right="200"/>
+      </w:pPr>
+      <w:r>
+        <w:rPr>
+          <w:rFonts w:ascii="Consolas" w:cs="Consolas" w:eastAsia="Consolas" w:hAnsi="Consolas"/>
+          <w:sz w:val="19"/>
+          <w:szCs w:val="19"/>
+        </w:rPr>
+        <w:t xml:space="preserve">├── src\repo.py             Các câu Cypher tra cứu</w:t>
+      </w:r>
+    </w:p>
+    <w:p>
+      <w:pPr>
+        <w:shd w:fill="F2F4F7" w:color="auto" w:val="clear"/>
+        <w:spacing w:after="0" w:before="0" w:line="260"/>
+        <w:ind w:left="200" w:right="200"/>
+      </w:pPr>
+      <w:r>
+        <w:rPr>
+          <w:rFonts w:ascii="Consolas" w:cs="Consolas" w:eastAsia="Consolas" w:hAnsi="Consolas"/>
+          <w:sz w:val="19"/>
+          <w:szCs w:val="19"/>
+        </w:rPr>
+        <w:t xml:space="preserve">├── src\svg.py              Vẽ sơ đồ phân cấp</w:t>
+      </w:r>
+    </w:p>
+    <w:p>
+      <w:pPr>
+        <w:shd w:fill="F2F4F7" w:color="auto" w:val="clear"/>
+        <w:spacing w:after="0" w:before="0" w:line="260"/>
+        <w:ind w:left="200" w:right="200"/>
+      </w:pPr>
+      <w:r>
+        <w:rPr>
+          <w:rFonts w:ascii="Consolas" w:cs="Consolas" w:eastAsia="Consolas" w:hAnsi="Consolas"/>
+          <w:sz w:val="19"/>
+          <w:szCs w:val="19"/>
+        </w:rPr>
+        <w:t xml:space="preserve">├── templates\, static\     Giao diện</w:t>
+      </w:r>
+    </w:p>
+    <w:p>
+      <w:pPr>
+        <w:shd w:fill="F2F4F7" w:color="auto" w:val="clear"/>
+        <w:spacing w:after="0" w:before="0" w:line="260"/>
+        <w:ind w:left="200" w:right="200"/>
+      </w:pPr>
+      <w:r>
+        <w:rPr>
+          <w:rFonts w:ascii="Consolas" w:cs="Consolas" w:eastAsia="Consolas" w:hAnsi="Consolas"/>
+          <w:sz w:val="19"/>
+          <w:szCs w:val="19"/>
+        </w:rPr>
+        <w:t xml:space="preserve">├── cypher\seed.cypher      Tạo đồ thị bằng Cypher thuần</w:t>
+      </w:r>
+    </w:p>
+    <w:p>
+      <w:pPr>
+        <w:shd w:fill="F2F4F7" w:color="auto" w:val="clear"/>
+        <w:spacing w:after="0" w:before="0" w:line="260"/>
+        <w:ind w:left="200" w:right="200"/>
+      </w:pPr>
+      <w:r>
+        <w:rPr>
+          <w:rFonts w:ascii="Consolas" w:cs="Consolas" w:eastAsia="Consolas" w:hAnsi="Consolas"/>
+          <w:sz w:val="19"/>
+          <w:szCs w:val="19"/>
+        </w:rPr>
+        <w:t xml:space="preserve">├── cypher\queries.cypher   Truy vấn mẫu</w:t>
+      </w:r>
+    </w:p>
+    <w:p>
+      <w:pPr>
+        <w:shd w:fill="F2F4F7" w:color="auto" w:val="clear"/>
+        <w:spacing w:after="0" w:before="0" w:line="260"/>
+        <w:ind w:left="200" w:right="200"/>
+      </w:pPr>
+      <w:r>
+        <w:rPr>
+          <w:rFonts w:ascii="Consolas" w:cs="Consolas" w:eastAsia="Consolas" w:hAnsi="Consolas"/>
+          <w:sz w:val="19"/>
+          <w:szCs w:val="19"/>
+        </w:rPr>
+        <w:t xml:space="preserve">├── tests\                  Kiểm thử tự động</w:t>
+      </w:r>
+    </w:p>
+    <w:p>
+      <w:pPr>
+        <w:shd w:fill="F2F4F7" w:color="auto" w:val="clear"/>
+        <w:spacing w:after="0" w:before="0" w:line="260"/>
+        <w:ind w:left="200" w:right="200"/>
+      </w:pPr>
+      <w:r>
+        <w:rPr>
+          <w:rFonts w:ascii="Consolas" w:cs="Consolas" w:eastAsia="Consolas" w:hAnsi="Consolas"/>
+          <w:sz w:val="19"/>
+          <w:szCs w:val="19"/>
+        </w:rPr>
+        <w:t xml:space="preserve">├── docs\                   Tài liệu và ảnh chụp màn hình</w:t>
+      </w:r>
+    </w:p>
+    <w:p>
+      <w:pPr>
+        <w:shd w:fill="F2F4F7" w:color="auto" w:val="clear"/>
+        <w:spacing w:after="0" w:before="0" w:line="260"/>
+        <w:ind w:left="200" w:right="200"/>
+      </w:pPr>
+      <w:r>
+        <w:rPr>
+          <w:rFonts w:ascii="Consolas" w:cs="Consolas" w:eastAsia="Consolas" w:hAnsi="Consolas"/>
+          <w:sz w:val="19"/>
+          <w:szCs w:val="19"/>
+        </w:rPr>
+        <w:t xml:space="preserve">├── docker-compose.yml, requirements.txt, run.ps1</w:t>
+      </w:r>
+    </w:p>
+    <w:p>
+      <w:pPr>
+        <w:pBdr>
+          <w:bottom w:val="single" w:color="D0D5DD" w:sz="4" w:space="4"/>
+        </w:pBdr>
+        <w:shd w:fill="F2F4F7" w:color="auto" w:val="clear"/>
+        <w:spacing w:after="0" w:before="0" w:line="260"/>
+        <w:ind w:left="200" w:right="200"/>
+      </w:pPr>
+      <w:r>
+        <w:rPr>
+          <w:rFonts w:ascii="Consolas" w:cs="Consolas" w:eastAsia="Consolas" w:hAnsi="Consolas"/>
+          <w:sz w:val="19"/>
+          <w:szCs w:val="19"/>
+        </w:rPr>
+        <w:t xml:space="preserve">└── README.md</w:t>
+      </w:r>
+    </w:p>
+    <w:p>
+      <w:pPr>
+        <w:spacing w:after="80"/>
+      </w:pPr>
+    </w:p>
+    <w:p>
+      <w:pPr>
+        <w:pStyle w:val="Heading1"/>
+        <w:spacing w:after="160" w:before="360"/>
+      </w:pPr>
+      <w:r>
+        <w:rPr>
+          <w:rFonts w:ascii="Times New Roman" w:cs="Times New Roman" w:eastAsia="Times New Roman" w:hAnsi="Times New Roman"/>
+        </w:rPr>
+        <w:t xml:space="preserve">7. Kết quả đạt được</w:t>
+      </w:r>
+    </w:p>
+    <w:p>
+      <w:pPr>
+        <w:pStyle w:val="ListParagraph"/>
+        <w:numPr>
+          <w:ilvl w:val="0"/>
+          <w:numId w:val="2"/>
+        </w:numPr>
+        <w:spacing w:after="60" w:line="300"/>
+      </w:pPr>
+      <w:r>
+        <w:rPr>
+          <w:rFonts w:ascii="Times New Roman" w:cs="Times New Roman" w:eastAsia="Times New Roman" w:hAnsi="Times New Roman"/>
+          <w:sz w:val="26"/>
+          <w:szCs w:val="26"/>
+        </w:rPr>
+        <w:t xml:space="preserve">Đồ thị tri thức gồm 191 nút và 468 quan hệ đã được nạp và chạy thực tế trên Neo4j 2026.09.</w:t>
+      </w:r>
+    </w:p>
+    <w:p>
+      <w:pPr>
+        <w:pStyle w:val="ListParagraph"/>
+        <w:numPr>
+          <w:ilvl w:val="0"/>
+          <w:numId w:val="2"/>
+        </w:numPr>
+        <w:spacing w:after="60" w:line="300"/>
+      </w:pPr>
+      <w:r>
+        <w:rPr>
+          <w:rFonts w:ascii="Times New Roman" w:cs="Times New Roman" w:eastAsia="Times New Roman" w:hAnsi="Times New Roman"/>
+          <w:sz w:val="26"/>
+          <w:szCs w:val="26"/>
+        </w:rPr>
+        <w:t xml:space="preserve">32/32 ca kiểm thử tự động đều đạt.</w:t>
+      </w:r>
+    </w:p>
+    <w:p>
+      <w:pPr>
+        <w:pStyle w:val="ListParagraph"/>
+        <w:numPr>
+          <w:ilvl w:val="0"/>
+          <w:numId w:val="2"/>
+        </w:numPr>
+        <w:spacing w:after="60" w:line="300"/>
+      </w:pPr>
+      <w:r>
+        <w:rPr>
+          <w:rFonts w:ascii="Times New Roman" w:cs="Times New Roman" w:eastAsia="Times New Roman" w:hAnsi="Times New Roman"/>
+          <w:sz w:val="26"/>
+          <w:szCs w:val="26"/>
+        </w:rPr>
+        <w:t xml:space="preserve">Kết quả của toàn bộ 97 truy vấn nhận dạng và 18 truy vấn công thức mà ứng dụng gửi tới Neo4j đều khớp với kết quả tính độc lập bằng Python.</w:t>
+      </w:r>
+    </w:p>
+    <w:p>
+      <w:pPr>
+        <w:pStyle w:val="ListParagraph"/>
+        <w:numPr>
+          <w:ilvl w:val="0"/>
+          <w:numId w:val="2"/>
+        </w:numPr>
+        <w:spacing w:after="60" w:line="300"/>
+      </w:pPr>
+      <w:r>
+        <w:rPr>
+          <w:rFonts w:ascii="Times New Roman" w:cs="Times New Roman" w:eastAsia="Times New Roman" w:hAnsi="Times New Roman"/>
+          <w:sz w:val="26"/>
+          <w:szCs w:val="26"/>
+        </w:rPr>
+        <w:t xml:space="preserve">Giao diện web có 5 chức năng: nhận dạng tứ giác, tính diện tích – chu vi, bài toán mẫu, đồ thị tri thức, tra cứu từng loại hình. Ngoài ra có hai API JSON (/api/suy-luan và /api/tinh-toan).</w:t>
+      </w:r>
+    </w:p>
+    <w:p>
+      <w:pPr>
+        <w:spacing w:after="80" w:before="120"/>
+        <w:jc w:val="both"/>
+      </w:pPr>
+      <w:r>
+        <w:rPr>
+          <w:rFonts w:ascii="Times New Roman" w:cs="Times New Roman" w:eastAsia="Times New Roman" w:hAnsi="Times New Roman"/>
+          <w:sz w:val="26"/>
+          <w:szCs w:val="26"/>
+        </w:rPr>
+        <w:t xml:space="preserve">Kết quả trên 10 bài toán mẫu:</w:t>
+      </w:r>
+    </w:p>
+    <w:tbl>
+      <w:tblPr>
+        <w:tblW w:type="dxa" w:w="9071"/>
+        <w:tblBorders>
+          <w:top w:val="single" w:color="auto" w:sz="4"/>
+          <w:left w:val="single" w:color="auto" w:sz="4"/>
+          <w:bottom w:val="single" w:color="auto" w:sz="4"/>
+          <w:right w:val="single" w:color="auto" w:sz="4"/>
+          <w:insideH w:val="single" w:color="auto" w:sz="4"/>
+          <w:insideV w:val="single" w:color="auto" w:sz="4"/>
+        </w:tblBorders>
+      </w:tblPr>
+      <w:tblGrid>
+        <w:gridCol w:w="544"/>
+        <w:gridCol w:w="5624"/>
+        <w:gridCol w:w="2903"/>
+      </w:tblGrid>
+      <w:tr>
+        <w:trPr>
+          <w:tblHeader/>
+        </w:trPr>
+        <w:tc>
+          <w:tcPr>
+            <w:tcW w:type="dxa" w:w="544"/>
+            <w:tcBorders>
+              <w:top w:val="single" w:color="B8C0CC" w:sz="4"/>
+              <w:left w:val="single" w:color="B8C0CC" w:sz="4"/>
+              <w:bottom w:val="single" w:color="B8C0CC" w:sz="4"/>
+              <w:right w:val="single" w:color="B8C0CC" w:sz="4"/>
+            </w:tcBorders>
+            <w:shd w:fill="DCE6FA" w:color="auto" w:val="clear"/>
+            <w:tcMar>
+              <w:top w:type="dxa" w:w="60"/>
+              <w:left w:type="dxa" w:w="100"/>
+              <w:bottom w:type="dxa" w:w="60"/>
+              <w:right w:type="dxa" w:w="100"/>
+            </w:tcMar>
+          </w:tcPr>
+          <w:p>
+            <w:pPr>
+              <w:spacing w:after="0" w:line="276"/>
+            </w:pPr>
+            <w:r>
+              <w:rPr>
+                <w:rFonts w:ascii="Times New Roman" w:cs="Times New Roman" w:eastAsia="Times New Roman" w:hAnsi="Times New Roman"/>
+                <w:b/>
+                <w:bCs/>
+                <w:sz w:val="22"/>
+                <w:szCs w:val="22"/>
+              </w:rPr>
+              <w:t xml:space="preserve">#</w:t>
+            </w:r>
+          </w:p>
+        </w:tc>
+        <w:tc>
+          <w:tcPr>
+            <w:tcW w:type="dxa" w:w="5624"/>
+            <w:tcBorders>
+              <w:top w:val="single" w:color="B8C0CC" w:sz="4"/>
+              <w:left w:val="single" w:color="B8C0CC" w:sz="4"/>
+              <w:bottom w:val="single" w:color="B8C0CC" w:sz="4"/>
+              <w:right w:val="single" w:color="B8C0CC" w:sz="4"/>
+            </w:tcBorders>
+            <w:shd w:fill="DCE6FA" w:color="auto" w:val="clear"/>
+            <w:tcMar>
+              <w:top w:type="dxa" w:w="60"/>
+              <w:left w:type="dxa" w:w="100"/>
+              <w:bottom w:type="dxa" w:w="60"/>
+              <w:right w:type="dxa" w:w="100"/>
+            </w:tcMar>
+          </w:tcPr>
+          <w:p>
+            <w:pPr>
+              <w:spacing w:after="0" w:line="276"/>
+            </w:pPr>
+            <w:r>
+              <w:rPr>
+                <w:rFonts w:ascii="Times New Roman" w:cs="Times New Roman" w:eastAsia="Times New Roman" w:hAnsi="Times New Roman"/>
+                <w:b/>
+                <w:bCs/>
+                <w:sz w:val="22"/>
+                <w:szCs w:val="22"/>
+              </w:rPr>
+              <w:t xml:space="preserve">Đề bài</w:t>
+            </w:r>
+          </w:p>
+        </w:tc>
+        <w:tc>
+          <w:tcPr>
+            <w:tcW w:type="dxa" w:w="2903"/>
+            <w:tcBorders>
+              <w:top w:val="single" w:color="B8C0CC" w:sz="4"/>
+              <w:left w:val="single" w:color="B8C0CC" w:sz="4"/>
+              <w:bottom w:val="single" w:color="B8C0CC" w:sz="4"/>
+              <w:right w:val="single" w:color="B8C0CC" w:sz="4"/>
+            </w:tcBorders>
+            <w:shd w:fill="DCE6FA" w:color="auto" w:val="clear"/>
+            <w:tcMar>
+              <w:top w:type="dxa" w:w="60"/>
+              <w:left w:type="dxa" w:w="100"/>
+              <w:bottom w:type="dxa" w:w="60"/>
+              <w:right w:type="dxa" w:w="100"/>
+            </w:tcMar>
+          </w:tcPr>
+          <w:p>
+            <w:pPr>
+              <w:spacing w:after="0" w:line="276"/>
+            </w:pPr>
+            <w:r>
+              <w:rPr>
+                <w:rFonts w:ascii="Times New Roman" w:cs="Times New Roman" w:eastAsia="Times New Roman" w:hAnsi="Times New Roman"/>
+                <w:b/>
+                <w:bCs/>
+                <w:sz w:val="22"/>
+                <w:szCs w:val="22"/>
+              </w:rPr>
+              <w:t xml:space="preserve">Kết luận</w:t>
+            </w:r>
+          </w:p>
+        </w:tc>
+      </w:tr>
+      <w:tr>
+        <w:tc>
+          <w:tcPr>
+            <w:tcW w:type="dxa" w:w="544"/>
+            <w:tcBorders>
+              <w:top w:val="single" w:color="B8C0CC" w:sz="4"/>
+              <w:left w:val="single" w:color="B8C0CC" w:sz="4"/>
+              <w:bottom w:val="single" w:color="B8C0CC" w:sz="4"/>
+              <w:right w:val="single" w:color="B8C0CC" w:sz="4"/>
+            </w:tcBorders>
+            <w:tcMar>
+              <w:top w:type="dxa" w:w="60"/>
+              <w:left w:type="dxa" w:w="100"/>
+              <w:bottom w:type="dxa" w:w="60"/>
+              <w:right w:type="dxa" w:w="100"/>
+            </w:tcMar>
+          </w:tcPr>
+          <w:p>
+            <w:pPr>
+              <w:spacing w:after="0" w:line="276"/>
+            </w:pPr>
+            <w:r>
+              <w:rPr>
+                <w:rFonts w:ascii="Times New Roman" w:cs="Times New Roman" w:eastAsia="Times New Roman" w:hAnsi="Times New Roman"/>
+                <w:b w:val="false"/>
+                <w:bCs w:val="false"/>
+                <w:sz w:val="22"/>
+                <w:szCs w:val="22"/>
+              </w:rPr>
+              <w:t xml:space="preserve">1</w:t>
+            </w:r>
+          </w:p>
+        </w:tc>
+        <w:tc>
+          <w:tcPr>
+            <w:tcW w:type="dxa" w:w="5624"/>
+            <w:tcBorders>
+              <w:top w:val="single" w:color="B8C0CC" w:sz="4"/>
+              <w:left w:val="single" w:color="B8C0CC" w:sz="4"/>
+              <w:bottom w:val="single" w:color="B8C0CC" w:sz="4"/>
+              <w:right w:val="single" w:color="B8C0CC" w:sz="4"/>
+            </w:tcBorders>
+            <w:tcMar>
+              <w:top w:type="dxa" w:w="60"/>
+              <w:left w:type="dxa" w:w="100"/>
+              <w:bottom w:type="dxa" w:w="60"/>
+              <w:right w:type="dxa" w:w="100"/>
+            </w:tcMar>
+          </w:tcPr>
+          <w:p>
+            <w:pPr>
+              <w:spacing w:after="0" w:line="276"/>
+            </w:pPr>
+            <w:r>
+              <w:rPr>
+                <w:rFonts w:ascii="Times New Roman" w:cs="Times New Roman" w:eastAsia="Times New Roman" w:hAnsi="Times New Roman"/>
+                <w:b w:val="false"/>
+                <w:bCs w:val="false"/>
+                <w:sz w:val="22"/>
+                <w:szCs w:val="22"/>
+              </w:rPr>
+              <w:t xml:space="preserve">Hình bình hành có hai đường chéo vuông góc và bằng nhau</w:t>
+            </w:r>
+          </w:p>
+        </w:tc>
+        <w:tc>
+          <w:tcPr>
+            <w:tcW w:type="dxa" w:w="2903"/>
+            <w:tcBorders>
+              <w:top w:val="single" w:color="B8C0CC" w:sz="4"/>
+              <w:left w:val="single" w:color="B8C0CC" w:sz="4"/>
+              <w:bottom w:val="single" w:color="B8C0CC" w:sz="4"/>
+              <w:right w:val="single" w:color="B8C0CC" w:sz="4"/>
+            </w:tcBorders>
+            <w:tcMar>
+              <w:top w:type="dxa" w:w="60"/>
+              <w:left w:type="dxa" w:w="100"/>
+              <w:bottom w:type="dxa" w:w="60"/>
+              <w:right w:type="dxa" w:w="100"/>
+            </w:tcMar>
+          </w:tcPr>
+          <w:p>
+            <w:pPr>
+              <w:spacing w:after="0" w:line="276"/>
+            </w:pPr>
+            <w:r>
+              <w:rPr>
+                <w:rFonts w:ascii="Times New Roman" w:cs="Times New Roman" w:eastAsia="Times New Roman" w:hAnsi="Times New Roman"/>
+                <w:b w:val="false"/>
+                <w:bCs w:val="false"/>
+                <w:sz w:val="22"/>
+                <w:szCs w:val="22"/>
+              </w:rPr>
+              <w:t xml:space="preserve">Hình vuông</w:t>
+            </w:r>
+          </w:p>
+        </w:tc>
+      </w:tr>
+      <w:tr>
+        <w:tc>
+          <w:tcPr>
+            <w:tcW w:type="dxa" w:w="544"/>
+            <w:tcBorders>
+              <w:top w:val="single" w:color="B8C0CC" w:sz="4"/>
+              <w:left w:val="single" w:color="B8C0CC" w:sz="4"/>
+              <w:bottom w:val="single" w:color="B8C0CC" w:sz="4"/>
+              <w:right w:val="single" w:color="B8C0CC" w:sz="4"/>
+            </w:tcBorders>
+            <w:tcMar>
+              <w:top w:type="dxa" w:w="60"/>
+              <w:left w:type="dxa" w:w="100"/>
+              <w:bottom w:type="dxa" w:w="60"/>
+              <w:right w:type="dxa" w:w="100"/>
+            </w:tcMar>
+          </w:tcPr>
+          <w:p>
+            <w:pPr>
+              <w:spacing w:after="0" w:line="276"/>
+            </w:pPr>
+            <w:r>
+              <w:rPr>
+                <w:rFonts w:ascii="Times New Roman" w:cs="Times New Roman" w:eastAsia="Times New Roman" w:hAnsi="Times New Roman"/>
+                <w:b w:val="false"/>
+                <w:bCs w:val="false"/>
+                <w:sz w:val="22"/>
+                <w:szCs w:val="22"/>
+              </w:rPr>
+              <w:t xml:space="preserve">2</w:t>
+            </w:r>
+          </w:p>
+        </w:tc>
+        <w:tc>
+          <w:tcPr>
+            <w:tcW w:type="dxa" w:w="5624"/>
+            <w:tcBorders>
+              <w:top w:val="single" w:color="B8C0CC" w:sz="4"/>
+              <w:left w:val="single" w:color="B8C0CC" w:sz="4"/>
+              <w:bottom w:val="single" w:color="B8C0CC" w:sz="4"/>
+              <w:right w:val="single" w:color="B8C0CC" w:sz="4"/>
+            </w:tcBorders>
+            <w:tcMar>
+              <w:top w:type="dxa" w:w="60"/>
+              <w:left w:type="dxa" w:w="100"/>
+              <w:bottom w:type="dxa" w:w="60"/>
+              <w:right w:type="dxa" w:w="100"/>
+            </w:tcMar>
+          </w:tcPr>
+          <w:p>
+            <w:pPr>
+              <w:spacing w:after="0" w:line="276"/>
+            </w:pPr>
+            <w:r>
+              <w:rPr>
+                <w:rFonts w:ascii="Times New Roman" w:cs="Times New Roman" w:eastAsia="Times New Roman" w:hAnsi="Times New Roman"/>
+                <w:b w:val="false"/>
+                <w:bCs w:val="false"/>
+                <w:sz w:val="22"/>
+                <w:szCs w:val="22"/>
+              </w:rPr>
+              <w:t xml:space="preserve">Hình thang có một cặp cạnh song song, cặp cạnh còn lại bằng nhau</w:t>
+            </w:r>
+          </w:p>
+        </w:tc>
+        <w:tc>
+          <w:tcPr>
+            <w:tcW w:type="dxa" w:w="2903"/>
+            <w:tcBorders>
+              <w:top w:val="single" w:color="B8C0CC" w:sz="4"/>
+              <w:left w:val="single" w:color="B8C0CC" w:sz="4"/>
+              <w:bottom w:val="single" w:color="B8C0CC" w:sz="4"/>
+              <w:right w:val="single" w:color="B8C0CC" w:sz="4"/>
+            </w:tcBorders>
+            <w:tcMar>
+              <w:top w:type="dxa" w:w="60"/>
+              <w:left w:type="dxa" w:w="100"/>
+              <w:bottom w:type="dxa" w:w="60"/>
+              <w:right w:type="dxa" w:w="100"/>
+            </w:tcMar>
+          </w:tcPr>
+          <w:p>
+            <w:pPr>
+              <w:spacing w:after="0" w:line="276"/>
+            </w:pPr>
+            <w:r>
+              <w:rPr>
+                <w:rFonts w:ascii="Times New Roman" w:cs="Times New Roman" w:eastAsia="Times New Roman" w:hAnsi="Times New Roman"/>
+                <w:b w:val="false"/>
+                <w:bCs w:val="false"/>
+                <w:sz w:val="22"/>
+                <w:szCs w:val="22"/>
+              </w:rPr>
+              <w:t xml:space="preserve">Chưa đủ dữ kiện (hình thang cân hoặc hình bình hành)</w:t>
+            </w:r>
+          </w:p>
+        </w:tc>
+      </w:tr>
+      <w:tr>
+        <w:tc>
+          <w:tcPr>
+            <w:tcW w:type="dxa" w:w="544"/>
+            <w:tcBorders>
+              <w:top w:val="single" w:color="B8C0CC" w:sz="4"/>
+              <w:left w:val="single" w:color="B8C0CC" w:sz="4"/>
+              <w:bottom w:val="single" w:color="B8C0CC" w:sz="4"/>
+              <w:right w:val="single" w:color="B8C0CC" w:sz="4"/>
+            </w:tcBorders>
+            <w:tcMar>
+              <w:top w:type="dxa" w:w="60"/>
+              <w:left w:type="dxa" w:w="100"/>
+              <w:bottom w:type="dxa" w:w="60"/>
+              <w:right w:type="dxa" w:w="100"/>
+            </w:tcMar>
+          </w:tcPr>
+          <w:p>
+            <w:pPr>
+              <w:spacing w:after="0" w:line="276"/>
+            </w:pPr>
+            <w:r>
+              <w:rPr>
+                <w:rFonts w:ascii="Times New Roman" w:cs="Times New Roman" w:eastAsia="Times New Roman" w:hAnsi="Times New Roman"/>
+                <w:b w:val="false"/>
+                <w:bCs w:val="false"/>
+                <w:sz w:val="22"/>
+                <w:szCs w:val="22"/>
+              </w:rPr>
+              <w:t xml:space="preserve">3</w:t>
+            </w:r>
+          </w:p>
+        </w:tc>
+        <w:tc>
+          <w:tcPr>
+            <w:tcW w:type="dxa" w:w="5624"/>
+            <w:tcBorders>
+              <w:top w:val="single" w:color="B8C0CC" w:sz="4"/>
+              <w:left w:val="single" w:color="B8C0CC" w:sz="4"/>
+              <w:bottom w:val="single" w:color="B8C0CC" w:sz="4"/>
+              <w:right w:val="single" w:color="B8C0CC" w:sz="4"/>
+            </w:tcBorders>
+            <w:tcMar>
+              <w:top w:type="dxa" w:w="60"/>
+              <w:left w:type="dxa" w:w="100"/>
+              <w:bottom w:type="dxa" w:w="60"/>
+              <w:right w:type="dxa" w:w="100"/>
+            </w:tcMar>
+          </w:tcPr>
+          <w:p>
+            <w:pPr>
+              <w:spacing w:after="0" w:line="276"/>
+            </w:pPr>
+            <w:r>
+              <w:rPr>
+                <w:rFonts w:ascii="Times New Roman" w:cs="Times New Roman" w:eastAsia="Times New Roman" w:hAnsi="Times New Roman"/>
+                <w:b w:val="false"/>
+                <w:bCs w:val="false"/>
+                <w:sz w:val="22"/>
+                <w:szCs w:val="22"/>
+              </w:rPr>
+              <w:t xml:space="preserve">Hình thang có hai cạnh bên bằng nhau và không song song</w:t>
+            </w:r>
+          </w:p>
+        </w:tc>
+        <w:tc>
+          <w:tcPr>
+            <w:tcW w:type="dxa" w:w="2903"/>
+            <w:tcBorders>
+              <w:top w:val="single" w:color="B8C0CC" w:sz="4"/>
+              <w:left w:val="single" w:color="B8C0CC" w:sz="4"/>
+              <w:bottom w:val="single" w:color="B8C0CC" w:sz="4"/>
+              <w:right w:val="single" w:color="B8C0CC" w:sz="4"/>
+            </w:tcBorders>
+            <w:tcMar>
+              <w:top w:type="dxa" w:w="60"/>
+              <w:left w:type="dxa" w:w="100"/>
+              <w:bottom w:type="dxa" w:w="60"/>
+              <w:right w:type="dxa" w:w="100"/>
+            </w:tcMar>
+          </w:tcPr>
+          <w:p>
+            <w:pPr>
+              <w:spacing w:after="0" w:line="276"/>
+            </w:pPr>
+            <w:r>
+              <w:rPr>
+                <w:rFonts w:ascii="Times New Roman" w:cs="Times New Roman" w:eastAsia="Times New Roman" w:hAnsi="Times New Roman"/>
+                <w:b w:val="false"/>
+                <w:bCs w:val="false"/>
+                <w:sz w:val="22"/>
+                <w:szCs w:val="22"/>
+              </w:rPr>
+              <w:t xml:space="preserve">Hình thang cân</w:t>
+            </w:r>
+          </w:p>
+        </w:tc>
+      </w:tr>
+      <w:tr>
+        <w:tc>
+          <w:tcPr>
+            <w:tcW w:type="dxa" w:w="544"/>
+            <w:tcBorders>
+              <w:top w:val="single" w:color="B8C0CC" w:sz="4"/>
+              <w:left w:val="single" w:color="B8C0CC" w:sz="4"/>
+              <w:bottom w:val="single" w:color="B8C0CC" w:sz="4"/>
+              <w:right w:val="single" w:color="B8C0CC" w:sz="4"/>
+            </w:tcBorders>
+            <w:tcMar>
+              <w:top w:type="dxa" w:w="60"/>
+              <w:left w:type="dxa" w:w="100"/>
+              <w:bottom w:type="dxa" w:w="60"/>
+              <w:right w:type="dxa" w:w="100"/>
+            </w:tcMar>
+          </w:tcPr>
+          <w:p>
+            <w:pPr>
+              <w:spacing w:after="0" w:line="276"/>
+            </w:pPr>
+            <w:r>
+              <w:rPr>
+                <w:rFonts w:ascii="Times New Roman" w:cs="Times New Roman" w:eastAsia="Times New Roman" w:hAnsi="Times New Roman"/>
+                <w:b w:val="false"/>
+                <w:bCs w:val="false"/>
+                <w:sz w:val="22"/>
+                <w:szCs w:val="22"/>
+              </w:rPr>
+              <w:t xml:space="preserve">4</w:t>
+            </w:r>
+          </w:p>
+        </w:tc>
+        <w:tc>
+          <w:tcPr>
+            <w:tcW w:type="dxa" w:w="5624"/>
+            <w:tcBorders>
+              <w:top w:val="single" w:color="B8C0CC" w:sz="4"/>
+              <w:left w:val="single" w:color="B8C0CC" w:sz="4"/>
+              <w:bottom w:val="single" w:color="B8C0CC" w:sz="4"/>
+              <w:right w:val="single" w:color="B8C0CC" w:sz="4"/>
+            </w:tcBorders>
+            <w:tcMar>
+              <w:top w:type="dxa" w:w="60"/>
+              <w:left w:type="dxa" w:w="100"/>
+              <w:bottom w:type="dxa" w:w="60"/>
+              <w:right w:type="dxa" w:w="100"/>
+            </w:tcMar>
+          </w:tcPr>
+          <w:p>
+            <w:pPr>
+              <w:spacing w:after="0" w:line="276"/>
+            </w:pPr>
+            <w:r>
+              <w:rPr>
+                <w:rFonts w:ascii="Times New Roman" w:cs="Times New Roman" w:eastAsia="Times New Roman" w:hAnsi="Times New Roman"/>
+                <w:b w:val="false"/>
+                <w:bCs w:val="false"/>
+                <w:sz w:val="22"/>
+                <w:szCs w:val="22"/>
+              </w:rPr>
+              <w:t xml:space="preserve">Tứ giác có hai đường chéo cắt nhau tại trung điểm mỗi đường và bằng nhau</w:t>
+            </w:r>
+          </w:p>
+        </w:tc>
+        <w:tc>
+          <w:tcPr>
+            <w:tcW w:type="dxa" w:w="2903"/>
+            <w:tcBorders>
+              <w:top w:val="single" w:color="B8C0CC" w:sz="4"/>
+              <w:left w:val="single" w:color="B8C0CC" w:sz="4"/>
+              <w:bottom w:val="single" w:color="B8C0CC" w:sz="4"/>
+              <w:right w:val="single" w:color="B8C0CC" w:sz="4"/>
+            </w:tcBorders>
+            <w:tcMar>
+              <w:top w:type="dxa" w:w="60"/>
+              <w:left w:type="dxa" w:w="100"/>
+              <w:bottom w:type="dxa" w:w="60"/>
+              <w:right w:type="dxa" w:w="100"/>
+            </w:tcMar>
+          </w:tcPr>
+          <w:p>
+            <w:pPr>
+              <w:spacing w:after="0" w:line="276"/>
+            </w:pPr>
+            <w:r>
+              <w:rPr>
+                <w:rFonts w:ascii="Times New Roman" w:cs="Times New Roman" w:eastAsia="Times New Roman" w:hAnsi="Times New Roman"/>
+                <w:b w:val="false"/>
+                <w:bCs w:val="false"/>
+                <w:sz w:val="22"/>
+                <w:szCs w:val="22"/>
+              </w:rPr>
+              <w:t xml:space="preserve">Hình chữ nhật</w:t>
+            </w:r>
+          </w:p>
+        </w:tc>
+      </w:tr>
+      <w:tr>
+        <w:tc>
+          <w:tcPr>
+            <w:tcW w:type="dxa" w:w="544"/>
+            <w:tcBorders>
+              <w:top w:val="single" w:color="B8C0CC" w:sz="4"/>
+              <w:left w:val="single" w:color="B8C0CC" w:sz="4"/>
+              <w:bottom w:val="single" w:color="B8C0CC" w:sz="4"/>
+              <w:right w:val="single" w:color="B8C0CC" w:sz="4"/>
+            </w:tcBorders>
+            <w:tcMar>
+              <w:top w:type="dxa" w:w="60"/>
+              <w:left w:type="dxa" w:w="100"/>
+              <w:bottom w:type="dxa" w:w="60"/>
+              <w:right w:type="dxa" w:w="100"/>
+            </w:tcMar>
+          </w:tcPr>
+          <w:p>
+            <w:pPr>
+              <w:spacing w:after="0" w:line="276"/>
+            </w:pPr>
+            <w:r>
+              <w:rPr>
+                <w:rFonts w:ascii="Times New Roman" w:cs="Times New Roman" w:eastAsia="Times New Roman" w:hAnsi="Times New Roman"/>
+                <w:b w:val="false"/>
+                <w:bCs w:val="false"/>
+                <w:sz w:val="22"/>
+                <w:szCs w:val="22"/>
+              </w:rPr>
+              <w:t xml:space="preserve">5</w:t>
+            </w:r>
+          </w:p>
+        </w:tc>
+        <w:tc>
+          <w:tcPr>
+            <w:tcW w:type="dxa" w:w="5624"/>
+            <w:tcBorders>
+              <w:top w:val="single" w:color="B8C0CC" w:sz="4"/>
+              <w:left w:val="single" w:color="B8C0CC" w:sz="4"/>
+              <w:bottom w:val="single" w:color="B8C0CC" w:sz="4"/>
+              <w:right w:val="single" w:color="B8C0CC" w:sz="4"/>
+            </w:tcBorders>
+            <w:tcMar>
+              <w:top w:type="dxa" w:w="60"/>
+              <w:left w:type="dxa" w:w="100"/>
+              <w:bottom w:type="dxa" w:w="60"/>
+              <w:right w:type="dxa" w:w="100"/>
+            </w:tcMar>
+          </w:tcPr>
+          <w:p>
+            <w:pPr>
+              <w:spacing w:after="0" w:line="276"/>
+            </w:pPr>
+            <w:r>
+              <w:rPr>
+                <w:rFonts w:ascii="Times New Roman" w:cs="Times New Roman" w:eastAsia="Times New Roman" w:hAnsi="Times New Roman"/>
+                <w:b w:val="false"/>
+                <w:bCs w:val="false"/>
+                <w:sz w:val="22"/>
+                <w:szCs w:val="22"/>
+              </w:rPr>
+              <w:t xml:space="preserve">Tứ giác có bốn cạnh bằng nhau và một góc vuông</w:t>
+            </w:r>
+          </w:p>
+        </w:tc>
+        <w:tc>
+          <w:tcPr>
+            <w:tcW w:type="dxa" w:w="2903"/>
+            <w:tcBorders>
+              <w:top w:val="single" w:color="B8C0CC" w:sz="4"/>
+              <w:left w:val="single" w:color="B8C0CC" w:sz="4"/>
+              <w:bottom w:val="single" w:color="B8C0CC" w:sz="4"/>
+              <w:right w:val="single" w:color="B8C0CC" w:sz="4"/>
+            </w:tcBorders>
+            <w:tcMar>
+              <w:top w:type="dxa" w:w="60"/>
+              <w:left w:type="dxa" w:w="100"/>
+              <w:bottom w:type="dxa" w:w="60"/>
+              <w:right w:type="dxa" w:w="100"/>
+            </w:tcMar>
+          </w:tcPr>
+          <w:p>
+            <w:pPr>
+              <w:spacing w:after="0" w:line="276"/>
+            </w:pPr>
+            <w:r>
+              <w:rPr>
+                <w:rFonts w:ascii="Times New Roman" w:cs="Times New Roman" w:eastAsia="Times New Roman" w:hAnsi="Times New Roman"/>
+                <w:b w:val="false"/>
+                <w:bCs w:val="false"/>
+                <w:sz w:val="22"/>
+                <w:szCs w:val="22"/>
+              </w:rPr>
+              <w:t xml:space="preserve">Hình vuông</w:t>
+            </w:r>
+          </w:p>
+        </w:tc>
+      </w:tr>
+      <w:tr>
+        <w:tc>
+          <w:tcPr>
+            <w:tcW w:type="dxa" w:w="544"/>
+            <w:tcBorders>
+              <w:top w:val="single" w:color="B8C0CC" w:sz="4"/>
+              <w:left w:val="single" w:color="B8C0CC" w:sz="4"/>
+              <w:bottom w:val="single" w:color="B8C0CC" w:sz="4"/>
+              <w:right w:val="single" w:color="B8C0CC" w:sz="4"/>
+            </w:tcBorders>
+            <w:tcMar>
+              <w:top w:type="dxa" w:w="60"/>
+              <w:left w:type="dxa" w:w="100"/>
+              <w:bottom w:type="dxa" w:w="60"/>
+              <w:right w:type="dxa" w:w="100"/>
+            </w:tcMar>
+          </w:tcPr>
+          <w:p>
+            <w:pPr>
+              <w:spacing w:after="0" w:line="276"/>
+            </w:pPr>
+            <w:r>
+              <w:rPr>
+                <w:rFonts w:ascii="Times New Roman" w:cs="Times New Roman" w:eastAsia="Times New Roman" w:hAnsi="Times New Roman"/>
+                <w:b w:val="false"/>
+                <w:bCs w:val="false"/>
+                <w:sz w:val="22"/>
+                <w:szCs w:val="22"/>
+              </w:rPr>
+              <w:t xml:space="preserve">6</w:t>
+            </w:r>
+          </w:p>
+        </w:tc>
+        <w:tc>
+          <w:tcPr>
+            <w:tcW w:type="dxa" w:w="5624"/>
+            <w:tcBorders>
+              <w:top w:val="single" w:color="B8C0CC" w:sz="4"/>
+              <w:left w:val="single" w:color="B8C0CC" w:sz="4"/>
+              <w:bottom w:val="single" w:color="B8C0CC" w:sz="4"/>
+              <w:right w:val="single" w:color="B8C0CC" w:sz="4"/>
+            </w:tcBorders>
+            <w:tcMar>
+              <w:top w:type="dxa" w:w="60"/>
+              <w:left w:type="dxa" w:w="100"/>
+              <w:bottom w:type="dxa" w:w="60"/>
+              <w:right w:type="dxa" w:w="100"/>
+            </w:tcMar>
+          </w:tcPr>
+          <w:p>
+            <w:pPr>
+              <w:spacing w:after="0" w:line="276"/>
+            </w:pPr>
+            <w:r>
+              <w:rPr>
+                <w:rFonts w:ascii="Times New Roman" w:cs="Times New Roman" w:eastAsia="Times New Roman" w:hAnsi="Times New Roman"/>
+                <w:b w:val="false"/>
+                <w:bCs w:val="false"/>
+                <w:sz w:val="22"/>
+                <w:szCs w:val="22"/>
+              </w:rPr>
+              <w:t xml:space="preserve">Hình thang có hai đường chéo bằng nhau và một góc vuông</w:t>
+            </w:r>
+          </w:p>
+        </w:tc>
+        <w:tc>
+          <w:tcPr>
+            <w:tcW w:type="dxa" w:w="2903"/>
+            <w:tcBorders>
+              <w:top w:val="single" w:color="B8C0CC" w:sz="4"/>
+              <w:left w:val="single" w:color="B8C0CC" w:sz="4"/>
+              <w:bottom w:val="single" w:color="B8C0CC" w:sz="4"/>
+              <w:right w:val="single" w:color="B8C0CC" w:sz="4"/>
+            </w:tcBorders>
+            <w:tcMar>
+              <w:top w:type="dxa" w:w="60"/>
+              <w:left w:type="dxa" w:w="100"/>
+              <w:bottom w:type="dxa" w:w="60"/>
+              <w:right w:type="dxa" w:w="100"/>
+            </w:tcMar>
+          </w:tcPr>
+          <w:p>
+            <w:pPr>
+              <w:spacing w:after="0" w:line="276"/>
+            </w:pPr>
+            <w:r>
+              <w:rPr>
+                <w:rFonts w:ascii="Times New Roman" w:cs="Times New Roman" w:eastAsia="Times New Roman" w:hAnsi="Times New Roman"/>
+                <w:b w:val="false"/>
+                <w:bCs w:val="false"/>
+                <w:sz w:val="22"/>
+                <w:szCs w:val="22"/>
+              </w:rPr>
+              <w:t xml:space="preserve">Hình chữ nhật</w:t>
+            </w:r>
+          </w:p>
+        </w:tc>
+      </w:tr>
+      <w:tr>
+        <w:tc>
+          <w:tcPr>
+            <w:tcW w:type="dxa" w:w="544"/>
+            <w:tcBorders>
+              <w:top w:val="single" w:color="B8C0CC" w:sz="4"/>
+              <w:left w:val="single" w:color="B8C0CC" w:sz="4"/>
+              <w:bottom w:val="single" w:color="B8C0CC" w:sz="4"/>
+              <w:right w:val="single" w:color="B8C0CC" w:sz="4"/>
+            </w:tcBorders>
+            <w:tcMar>
+              <w:top w:type="dxa" w:w="60"/>
+              <w:left w:type="dxa" w:w="100"/>
+              <w:bottom w:type="dxa" w:w="60"/>
+              <w:right w:type="dxa" w:w="100"/>
+            </w:tcMar>
+          </w:tcPr>
+          <w:p>
+            <w:pPr>
+              <w:spacing w:after="0" w:line="276"/>
+            </w:pPr>
+            <w:r>
+              <w:rPr>
+                <w:rFonts w:ascii="Times New Roman" w:cs="Times New Roman" w:eastAsia="Times New Roman" w:hAnsi="Times New Roman"/>
+                <w:b w:val="false"/>
+                <w:bCs w:val="false"/>
+                <w:sz w:val="22"/>
+                <w:szCs w:val="22"/>
+              </w:rPr>
+              <w:t xml:space="preserve">7</w:t>
+            </w:r>
+          </w:p>
+        </w:tc>
+        <w:tc>
+          <w:tcPr>
+            <w:tcW w:type="dxa" w:w="5624"/>
+            <w:tcBorders>
+              <w:top w:val="single" w:color="B8C0CC" w:sz="4"/>
+              <w:left w:val="single" w:color="B8C0CC" w:sz="4"/>
+              <w:bottom w:val="single" w:color="B8C0CC" w:sz="4"/>
+              <w:right w:val="single" w:color="B8C0CC" w:sz="4"/>
+            </w:tcBorders>
+            <w:tcMar>
+              <w:top w:type="dxa" w:w="60"/>
+              <w:left w:type="dxa" w:w="100"/>
+              <w:bottom w:type="dxa" w:w="60"/>
+              <w:right w:type="dxa" w:w="100"/>
+            </w:tcMar>
+          </w:tcPr>
+          <w:p>
+            <w:pPr>
+              <w:spacing w:after="0" w:line="276"/>
+            </w:pPr>
+            <w:r>
+              <w:rPr>
+                <w:rFonts w:ascii="Times New Roman" w:cs="Times New Roman" w:eastAsia="Times New Roman" w:hAnsi="Times New Roman"/>
+                <w:b w:val="false"/>
+                <w:bCs w:val="false"/>
+                <w:sz w:val="22"/>
+                <w:szCs w:val="22"/>
+              </w:rPr>
+              <w:t xml:space="preserve">Tứ giác có hai cặp cạnh kề bằng nhau và một cặp cạnh đối song song</w:t>
+            </w:r>
+          </w:p>
+        </w:tc>
+        <w:tc>
+          <w:tcPr>
+            <w:tcW w:type="dxa" w:w="2903"/>
+            <w:tcBorders>
+              <w:top w:val="single" w:color="B8C0CC" w:sz="4"/>
+              <w:left w:val="single" w:color="B8C0CC" w:sz="4"/>
+              <w:bottom w:val="single" w:color="B8C0CC" w:sz="4"/>
+              <w:right w:val="single" w:color="B8C0CC" w:sz="4"/>
+            </w:tcBorders>
+            <w:tcMar>
+              <w:top w:type="dxa" w:w="60"/>
+              <w:left w:type="dxa" w:w="100"/>
+              <w:bottom w:type="dxa" w:w="60"/>
+              <w:right w:type="dxa" w:w="100"/>
+            </w:tcMar>
+          </w:tcPr>
+          <w:p>
+            <w:pPr>
+              <w:spacing w:after="0" w:line="276"/>
+            </w:pPr>
+            <w:r>
+              <w:rPr>
+                <w:rFonts w:ascii="Times New Roman" w:cs="Times New Roman" w:eastAsia="Times New Roman" w:hAnsi="Times New Roman"/>
+                <w:b w:val="false"/>
+                <w:bCs w:val="false"/>
+                <w:sz w:val="22"/>
+                <w:szCs w:val="22"/>
+              </w:rPr>
+              <w:t xml:space="preserve">Hình thoi</w:t>
+            </w:r>
+          </w:p>
+        </w:tc>
+      </w:tr>
+      <w:tr>
+        <w:tc>
+          <w:tcPr>
+            <w:tcW w:type="dxa" w:w="544"/>
+            <w:tcBorders>
+              <w:top w:val="single" w:color="B8C0CC" w:sz="4"/>
+              <w:left w:val="single" w:color="B8C0CC" w:sz="4"/>
+              <w:bottom w:val="single" w:color="B8C0CC" w:sz="4"/>
+              <w:right w:val="single" w:color="B8C0CC" w:sz="4"/>
+            </w:tcBorders>
+            <w:tcMar>
+              <w:top w:type="dxa" w:w="60"/>
+              <w:left w:type="dxa" w:w="100"/>
+              <w:bottom w:type="dxa" w:w="60"/>
+              <w:right w:type="dxa" w:w="100"/>
+            </w:tcMar>
+          </w:tcPr>
+          <w:p>
+            <w:pPr>
+              <w:spacing w:after="0" w:line="276"/>
+            </w:pPr>
+            <w:r>
+              <w:rPr>
+                <w:rFonts w:ascii="Times New Roman" w:cs="Times New Roman" w:eastAsia="Times New Roman" w:hAnsi="Times New Roman"/>
+                <w:b w:val="false"/>
+                <w:bCs w:val="false"/>
+                <w:sz w:val="22"/>
+                <w:szCs w:val="22"/>
+              </w:rPr>
+              <w:t xml:space="preserve">8</w:t>
+            </w:r>
+          </w:p>
+        </w:tc>
+        <w:tc>
+          <w:tcPr>
+            <w:tcW w:type="dxa" w:w="5624"/>
+            <w:tcBorders>
+              <w:top w:val="single" w:color="B8C0CC" w:sz="4"/>
+              <w:left w:val="single" w:color="B8C0CC" w:sz="4"/>
+              <w:bottom w:val="single" w:color="B8C0CC" w:sz="4"/>
+              <w:right w:val="single" w:color="B8C0CC" w:sz="4"/>
+            </w:tcBorders>
+            <w:tcMar>
+              <w:top w:type="dxa" w:w="60"/>
+              <w:left w:type="dxa" w:w="100"/>
+              <w:bottom w:type="dxa" w:w="60"/>
+              <w:right w:type="dxa" w:w="100"/>
+            </w:tcMar>
+          </w:tcPr>
+          <w:p>
+            <w:pPr>
+              <w:spacing w:after="0" w:line="276"/>
+            </w:pPr>
+            <w:r>
+              <w:rPr>
+                <w:rFonts w:ascii="Times New Roman" w:cs="Times New Roman" w:eastAsia="Times New Roman" w:hAnsi="Times New Roman"/>
+                <w:b w:val="false"/>
+                <w:bCs w:val="false"/>
+                <w:sz w:val="22"/>
+                <w:szCs w:val="22"/>
+              </w:rPr>
+              <w:t xml:space="preserve">Hình thoi có hai đường chéo bằng nhau</w:t>
+            </w:r>
+          </w:p>
+        </w:tc>
+        <w:tc>
+          <w:tcPr>
+            <w:tcW w:type="dxa" w:w="2903"/>
+            <w:tcBorders>
+              <w:top w:val="single" w:color="B8C0CC" w:sz="4"/>
+              <w:left w:val="single" w:color="B8C0CC" w:sz="4"/>
+              <w:bottom w:val="single" w:color="B8C0CC" w:sz="4"/>
+              <w:right w:val="single" w:color="B8C0CC" w:sz="4"/>
+            </w:tcBorders>
+            <w:tcMar>
+              <w:top w:type="dxa" w:w="60"/>
+              <w:left w:type="dxa" w:w="100"/>
+              <w:bottom w:type="dxa" w:w="60"/>
+              <w:right w:type="dxa" w:w="100"/>
+            </w:tcMar>
+          </w:tcPr>
+          <w:p>
+            <w:pPr>
+              <w:spacing w:after="0" w:line="276"/>
+            </w:pPr>
+            <w:r>
+              <w:rPr>
+                <w:rFonts w:ascii="Times New Roman" w:cs="Times New Roman" w:eastAsia="Times New Roman" w:hAnsi="Times New Roman"/>
+                <w:b w:val="false"/>
+                <w:bCs w:val="false"/>
+                <w:sz w:val="22"/>
+                <w:szCs w:val="22"/>
+              </w:rPr>
+              <w:t xml:space="preserve">Hình vuông</w:t>
+            </w:r>
+          </w:p>
+        </w:tc>
+      </w:tr>
+      <w:tr>
+        <w:tc>
+          <w:tcPr>
+            <w:tcW w:type="dxa" w:w="544"/>
+            <w:tcBorders>
+              <w:top w:val="single" w:color="B8C0CC" w:sz="4"/>
+              <w:left w:val="single" w:color="B8C0CC" w:sz="4"/>
+              <w:bottom w:val="single" w:color="B8C0CC" w:sz="4"/>
+              <w:right w:val="single" w:color="B8C0CC" w:sz="4"/>
+            </w:tcBorders>
+            <w:tcMar>
+              <w:top w:type="dxa" w:w="60"/>
+              <w:left w:type="dxa" w:w="100"/>
+              <w:bottom w:type="dxa" w:w="60"/>
+              <w:right w:type="dxa" w:w="100"/>
+            </w:tcMar>
+          </w:tcPr>
+          <w:p>
+            <w:pPr>
+              <w:spacing w:after="0" w:line="276"/>
+            </w:pPr>
+            <w:r>
+              <w:rPr>
+                <w:rFonts w:ascii="Times New Roman" w:cs="Times New Roman" w:eastAsia="Times New Roman" w:hAnsi="Times New Roman"/>
+                <w:b w:val="false"/>
+                <w:bCs w:val="false"/>
+                <w:sz w:val="22"/>
+                <w:szCs w:val="22"/>
+              </w:rPr>
+              <w:t xml:space="preserve">9</w:t>
+            </w:r>
+          </w:p>
+        </w:tc>
+        <w:tc>
+          <w:tcPr>
+            <w:tcW w:type="dxa" w:w="5624"/>
+            <w:tcBorders>
+              <w:top w:val="single" w:color="B8C0CC" w:sz="4"/>
+              <w:left w:val="single" w:color="B8C0CC" w:sz="4"/>
+              <w:bottom w:val="single" w:color="B8C0CC" w:sz="4"/>
+              <w:right w:val="single" w:color="B8C0CC" w:sz="4"/>
+            </w:tcBorders>
+            <w:tcMar>
+              <w:top w:type="dxa" w:w="60"/>
+              <w:left w:type="dxa" w:w="100"/>
+              <w:bottom w:type="dxa" w:w="60"/>
+              <w:right w:type="dxa" w:w="100"/>
+            </w:tcMar>
+          </w:tcPr>
+          <w:p>
+            <w:pPr>
+              <w:spacing w:after="0" w:line="276"/>
+            </w:pPr>
+            <w:r>
+              <w:rPr>
+                <w:rFonts w:ascii="Times New Roman" w:cs="Times New Roman" w:eastAsia="Times New Roman" w:hAnsi="Times New Roman"/>
+                <w:b w:val="false"/>
+                <w:bCs w:val="false"/>
+                <w:sz w:val="22"/>
+                <w:szCs w:val="22"/>
+              </w:rPr>
+              <w:t xml:space="preserve">Tứ giác có một cặp cạnh đối song song và một góc vuông</w:t>
+            </w:r>
+          </w:p>
+        </w:tc>
+        <w:tc>
+          <w:tcPr>
+            <w:tcW w:type="dxa" w:w="2903"/>
+            <w:tcBorders>
+              <w:top w:val="single" w:color="B8C0CC" w:sz="4"/>
+              <w:left w:val="single" w:color="B8C0CC" w:sz="4"/>
+              <w:bottom w:val="single" w:color="B8C0CC" w:sz="4"/>
+              <w:right w:val="single" w:color="B8C0CC" w:sz="4"/>
+            </w:tcBorders>
+            <w:tcMar>
+              <w:top w:type="dxa" w:w="60"/>
+              <w:left w:type="dxa" w:w="100"/>
+              <w:bottom w:type="dxa" w:w="60"/>
+              <w:right w:type="dxa" w:w="100"/>
+            </w:tcMar>
+          </w:tcPr>
+          <w:p>
+            <w:pPr>
+              <w:spacing w:after="0" w:line="276"/>
+            </w:pPr>
+            <w:r>
+              <w:rPr>
+                <w:rFonts w:ascii="Times New Roman" w:cs="Times New Roman" w:eastAsia="Times New Roman" w:hAnsi="Times New Roman"/>
+                <w:b w:val="false"/>
+                <w:bCs w:val="false"/>
+                <w:sz w:val="22"/>
+                <w:szCs w:val="22"/>
+              </w:rPr>
+              <w:t xml:space="preserve">Hình thang vuông</w:t>
+            </w:r>
+          </w:p>
+        </w:tc>
+      </w:tr>
+      <w:tr>
+        <w:tc>
+          <w:tcPr>
+            <w:tcW w:type="dxa" w:w="544"/>
+            <w:tcBorders>
+              <w:top w:val="single" w:color="B8C0CC" w:sz="4"/>
+              <w:left w:val="single" w:color="B8C0CC" w:sz="4"/>
+              <w:bottom w:val="single" w:color="B8C0CC" w:sz="4"/>
+              <w:right w:val="single" w:color="B8C0CC" w:sz="4"/>
+            </w:tcBorders>
+            <w:tcMar>
+              <w:top w:type="dxa" w:w="60"/>
+              <w:left w:type="dxa" w:w="100"/>
+              <w:bottom w:type="dxa" w:w="60"/>
+              <w:right w:type="dxa" w:w="100"/>
+            </w:tcMar>
+          </w:tcPr>
+          <w:p>
+            <w:pPr>
+              <w:spacing w:after="0" w:line="276"/>
+            </w:pPr>
+            <w:r>
+              <w:rPr>
+                <w:rFonts w:ascii="Times New Roman" w:cs="Times New Roman" w:eastAsia="Times New Roman" w:hAnsi="Times New Roman"/>
+                <w:b w:val="false"/>
+                <w:bCs w:val="false"/>
+                <w:sz w:val="22"/>
+                <w:szCs w:val="22"/>
+              </w:rPr>
+              <w:t xml:space="preserve">10</w:t>
+            </w:r>
+          </w:p>
+        </w:tc>
+        <w:tc>
+          <w:tcPr>
+            <w:tcW w:type="dxa" w:w="5624"/>
+            <w:tcBorders>
+              <w:top w:val="single" w:color="B8C0CC" w:sz="4"/>
+              <w:left w:val="single" w:color="B8C0CC" w:sz="4"/>
+              <w:bottom w:val="single" w:color="B8C0CC" w:sz="4"/>
+              <w:right w:val="single" w:color="B8C0CC" w:sz="4"/>
+            </w:tcBorders>
+            <w:tcMar>
+              <w:top w:type="dxa" w:w="60"/>
+              <w:left w:type="dxa" w:w="100"/>
+              <w:bottom w:type="dxa" w:w="60"/>
+              <w:right w:type="dxa" w:w="100"/>
+            </w:tcMar>
+          </w:tcPr>
+          <w:p>
+            <w:pPr>
+              <w:spacing w:after="0" w:line="276"/>
+            </w:pPr>
+            <w:r>
+              <w:rPr>
+                <w:rFonts w:ascii="Times New Roman" w:cs="Times New Roman" w:eastAsia="Times New Roman" w:hAnsi="Times New Roman"/>
+                <w:b w:val="false"/>
+                <w:bCs w:val="false"/>
+                <w:sz w:val="22"/>
+                <w:szCs w:val="22"/>
+              </w:rPr>
+              <w:t xml:space="preserve">Tứ giác có hai cặp cạnh đối song song nhưng hai cạnh bên không song song</w:t>
+            </w:r>
+          </w:p>
+        </w:tc>
+        <w:tc>
+          <w:tcPr>
+            <w:tcW w:type="dxa" w:w="2903"/>
+            <w:tcBorders>
+              <w:top w:val="single" w:color="B8C0CC" w:sz="4"/>
+              <w:left w:val="single" w:color="B8C0CC" w:sz="4"/>
+              <w:bottom w:val="single" w:color="B8C0CC" w:sz="4"/>
+              <w:right w:val="single" w:color="B8C0CC" w:sz="4"/>
+            </w:tcBorders>
+            <w:tcMar>
+              <w:top w:type="dxa" w:w="60"/>
+              <w:left w:type="dxa" w:w="100"/>
+              <w:bottom w:type="dxa" w:w="60"/>
+              <w:right w:type="dxa" w:w="100"/>
+            </w:tcMar>
+          </w:tcPr>
+          <w:p>
+            <w:pPr>
+              <w:spacing w:after="0" w:line="276"/>
+            </w:pPr>
+            <w:r>
+              <w:rPr>
+                <w:rFonts w:ascii="Times New Roman" w:cs="Times New Roman" w:eastAsia="Times New Roman" w:hAnsi="Times New Roman"/>
+                <w:b w:val="false"/>
+                <w:bCs w:val="false"/>
+                <w:sz w:val="22"/>
+                <w:szCs w:val="22"/>
+              </w:rPr>
+              <w:t xml:space="preserve">Mâu thuẫn</w:t>
+            </w:r>
+          </w:p>
+        </w:tc>
+      </w:tr>
+    </w:tbl>
+    <w:p>
+      <w:pPr>
+        <w:spacing w:after="120"/>
+      </w:pPr>
+    </w:p>
+    <w:p>
+      <w:pPr>
+        <w:spacing w:after="60" w:before="120"/>
+        <w:jc w:val="center"/>
+      </w:pPr>
+      <w:r>
+        <w:drawing>
+          <wp:inline distT="0" distB="0" distL="0" distR="0">
+            <wp:extent cx="5715000" cy="3762375"/>
+            <wp:effectExtent t="0" r="0" b="0" l="0"/>
+            <wp:docPr id="1" name="02_hbh_cheo_vuong_goc_bang.png" descr="Màn hình nhận dạng: hình bình hành có hai đường chéo vuông góc và bằng nhau là hình vuông" title="Màn hình nhận dạng: hình bình hành có hai đường chéo vuông góc và bằng nhau là hình vuông"/>
+            <wp:cNvGraphicFramePr>
+              <a:graphicFrameLocks xmlns:a="http://schemas.openxmlformats.org/drawingml/2006/main" noChangeAspect="1"/>
+            </wp:cNvGraphicFramePr>
+            <a:graphic xmlns:a="http://schemas.openxmlformats.org/drawingml/2006/main">
+              <a:graphicData uri="http://schemas.openxmlformats.org/drawingml/2006/picture">
+                <pic:pic xmlns:pic="http://schemas.openxmlformats.org/drawingml/2006/picture">
+                  <pic:nvPicPr>
+                    <pic:cNvPr id="0" name="" descr=""/>
+                    <pic:cNvPicPr>
+                      <a:picLocks noChangeAspect="1" noChangeArrowheads="1"/>
+                    </pic:cNvPicPr>
+                  </pic:nvPicPr>
+                  <pic:blipFill>
+                    <a:blip r:embed="rId10" cstate="none"/>
+                    <a:srcRect/>
+                    <a:stretch>
+                      <a:fillRect/>
+                    </a:stretch>
+                  </pic:blipFill>
+                  <pic:spPr bwMode="auto">
+                    <a:xfrm>
+                      <a:off x="0" y="0"/>
                       <a:ext cx="5715000" cy="3762375"/>
                     </a:xfrm>
                     <a:prstGeom prst="rect">
@@ -10368,7 +12807,7 @@
           <w:sz w:val="22"/>
           <w:szCs w:val="22"/>
         </w:rPr>
-        <w:t xml:space="preserve">Hình 2. Màn hình nhận dạng: hình bình hành có hai đường chéo vuông góc và bằng nhau là hình vuông</w:t>
+        <w:t xml:space="preserve">Hình 3. Màn hình nhận dạng: hình bình hành có hai đường chéo vuông góc và bằng nhau là hình vuông</w:t>
       </w:r>
     </w:p>
     <w:p>
@@ -10398,7 +12837,7 @@
           <w:sz w:val="26"/>
           <w:szCs w:val="26"/>
         </w:rPr>
-        <w:t xml:space="preserve">Hệ thống suy luận trên tính chất định tính (song song, bằng nhau, vuông góc) và chưa nhận toạ độ hay số đo cụ thể. Hướng phát triển: cho phép nhập toạ độ 4 đỉnh, tự tính các tính chất rồi đưa vào bộ suy luận.</w:t>
+        <w:t xml:space="preserve">Phần nhận dạng suy luận trên tính chất định tính (song song, bằng nhau, vuông góc); phần tính toán đã nhận số đo nhưng chưa nhận toạ độ đỉnh. Hướng phát triển: cho phép nhập toạ độ 4 đỉnh, tự tính số đo và tính chất rồi đưa vào cả hai bộ suy luận.</w:t>
       </w:r>
     </w:p>
     <w:p>
@@ -10478,7 +12917,7 @@
           <w:sz w:val="26"/>
           <w:szCs w:val="26"/>
         </w:rPr>
-        <w:t xml:space="preserve"> (thay &lt;tên-tài-khoản&gt; bằng tài khoản GitHub sau khi đưa dự án lên; cách làm nằm ở mục 7 của tài liệu Hướng dẫn sử dụng).</w:t>
+        <w:t xml:space="preserve"> (thay &lt;tên-tài-khoản&gt; bằng tài khoản GitHub sau khi đưa dự án lên; cách làm nằm ở mục 8 của tài liệu Hướng dẫn sử dụng).</w:t>
       </w:r>
     </w:p>
     <w:sectPr>
@@ -10802,6 +13241,12 @@
   </w:num>
   <w:num w:numId="4">
     <w:abstractNumId w:val="4"/>
+    <w:lvlOverride w:ilvl="0">
+      <w:startOverride w:val="1"/>
+    </w:lvlOverride>
+  </w:num>
+  <w:num w:numId="5">
+    <w:abstractNumId w:val="5"/>
     <w:lvlOverride w:ilvl="0">
       <w:startOverride w:val="1"/>
     </w:lvlOverride>

--- a/docs/1_Tong_quan_du_an.docx
+++ b/docs/1_Tong_quan_du_an.docx
@@ -71,8 +71,25 @@
     </w:p>
     <w:p>
       <w:pPr>
-        <w:spacing w:after="80" w:before="1000"/>
+        <w:spacing w:after="80" w:before="900"/>
         <w:ind w:left="2600"/>
+        <w:jc w:val="left"/>
+      </w:pPr>
+      <w:r>
+        <w:rPr>
+          <w:rFonts w:ascii="Times New Roman" w:cs="Times New Roman" w:eastAsia="Times New Roman" w:hAnsi="Times New Roman"/>
+          <w:b/>
+          <w:bCs/>
+          <w:sz w:val="26"/>
+          <w:szCs w:val="26"/>
+        </w:rPr>
+        <w:t xml:space="preserve">Sinh viên thực hiện:</w:t>
+      </w:r>
+    </w:p>
+    <w:p>
+      <w:pPr>
+        <w:spacing w:after="60"/>
+        <w:ind w:left="3000"/>
         <w:jc w:val="left"/>
       </w:pPr>
       <w:r>
@@ -81,13 +98,13 @@
           <w:sz w:val="26"/>
           <w:szCs w:val="26"/>
         </w:rPr>
-        <w:t xml:space="preserve">Sinh viên thực hiện: ........................................</w:t>
-      </w:r>
-    </w:p>
-    <w:p>
-      <w:pPr>
-        <w:spacing w:after="80"/>
-        <w:ind w:left="2600"/>
+        <w:t xml:space="preserve">2001230477 – Nguyễn Quốc Lộc</w:t>
+      </w:r>
+    </w:p>
+    <w:p>
+      <w:pPr>
+        <w:spacing w:after="60"/>
+        <w:ind w:left="3000"/>
         <w:jc w:val="left"/>
       </w:pPr>
       <w:r>
@@ -96,13 +113,13 @@
           <w:sz w:val="26"/>
           <w:szCs w:val="26"/>
         </w:rPr>
-        <w:t xml:space="preserve">Mã số sinh viên:     ........................................</w:t>
-      </w:r>
-    </w:p>
-    <w:p>
-      <w:pPr>
-        <w:spacing w:after="80"/>
-        <w:ind w:left="2600"/>
+        <w:t xml:space="preserve">2001230022 – Phan Tấn Anh</w:t>
+      </w:r>
+    </w:p>
+    <w:p>
+      <w:pPr>
+        <w:spacing w:after="60"/>
+        <w:ind w:left="3000"/>
         <w:jc w:val="left"/>
       </w:pPr>
       <w:r>
@@ -111,12 +128,37 @@
           <w:sz w:val="26"/>
           <w:szCs w:val="26"/>
         </w:rPr>
-        <w:t xml:space="preserve">Giảng viên hướng dẫn: ......................................</w:t>
-      </w:r>
-    </w:p>
-    <w:p>
-      <w:pPr>
-        <w:spacing w:before="1400"/>
+        <w:t xml:space="preserve">2001230172 – Nguyễn Hải Đăng</w:t>
+      </w:r>
+    </w:p>
+    <w:p>
+      <w:pPr>
+        <w:spacing w:after="80" w:before="200"/>
+        <w:ind w:left="2600"/>
+        <w:jc w:val="left"/>
+      </w:pPr>
+      <w:r>
+        <w:rPr>
+          <w:rFonts w:ascii="Times New Roman" w:cs="Times New Roman" w:eastAsia="Times New Roman" w:hAnsi="Times New Roman"/>
+          <w:b/>
+          <w:bCs/>
+          <w:sz w:val="26"/>
+          <w:szCs w:val="26"/>
+        </w:rPr>
+        <w:t xml:space="preserve">Giảng viên hướng dẫn: </w:t>
+      </w:r>
+      <w:r>
+        <w:rPr>
+          <w:rFonts w:ascii="Times New Roman" w:cs="Times New Roman" w:eastAsia="Times New Roman" w:hAnsi="Times New Roman"/>
+          <w:sz w:val="26"/>
+          <w:szCs w:val="26"/>
+        </w:rPr>
+        <w:t xml:space="preserve">ThS. Trần Quang Bình</w:t>
+      </w:r>
+    </w:p>
+    <w:p>
+      <w:pPr>
+        <w:spacing w:before="1100"/>
         <w:jc w:val="center"/>
       </w:pPr>
       <w:r>

--- a/docs/1_Tong_quan_du_an.docx
+++ b/docs/1_Tong_quan_du_an.docx
@@ -407,6 +407,24 @@
           <w:szCs w:val="26"/>
         </w:rPr>
         <w:t xml:space="preserve">Xây dựng giao diện web trực quan để người học nhập giả thiết, xem kết quả, tính toán, tra cứu và khám phá đồ thị tri thức.</w:t>
+      </w:r>
+    </w:p>
+    <w:p>
+      <w:pPr>
+        <w:pStyle w:val="ListParagraph"/>
+        <w:numPr>
+          <w:ilvl w:val="0"/>
+          <w:numId w:val="3"/>
+        </w:numPr>
+        <w:spacing w:after="60" w:line="300"/>
+      </w:pPr>
+      <w:r>
+        <w:rPr>
+          <w:rFonts w:ascii="Times New Roman" w:cs="Times New Roman" w:eastAsia="Times New Roman" w:hAnsi="Times New Roman"/>
+          <w:sz w:val="26"/>
+          <w:szCs w:val="26"/>
+        </w:rPr>
+        <w:t xml:space="preserve">Xây dựng trò chơi Thử thách: người chơi kéo thả 4 đỉnh của tứ giác để tạo ra hình được yêu cầu, Neo4j nhận dạng hình vừa tạo để chấm điểm, điểm được lưu vào Neo4j.</w:t>
       </w:r>
     </w:p>
     <w:p>
@@ -2065,7 +2083,7 @@
       <w:r>
         <w:drawing>
           <wp:inline distT="0" distB="0" distL="0" distR="0">
-            <wp:extent cx="5715000" cy="4933950"/>
+            <wp:extent cx="5715000" cy="4648200"/>
             <wp:effectExtent t="0" r="0" b="0" l="0"/>
             <wp:docPr id="1" name="09a_do_thi_so_do.png" descr="Sơ đồ phân cấp tứ giác và số liệu đồ thị tri thức, lấy từ Neo4j" title="Sơ đồ phân cấp tứ giác và số liệu đồ thị tri thức, lấy từ Neo4j"/>
             <wp:cNvGraphicFramePr>
@@ -2090,7 +2108,7 @@
                   <pic:spPr bwMode="auto">
                     <a:xfrm>
                       <a:off x="0" y="0"/>
-                      <a:ext cx="5715000" cy="4933950"/>
+                      <a:ext cx="5715000" cy="4648200"/>
                     </a:xfrm>
                     <a:prstGeom prst="rect">
                       <a:avLst/>
@@ -8070,6 +8088,136 @@
           </w:p>
         </w:tc>
       </w:tr>
+      <w:tr>
+        <w:tc>
+          <w:tcPr>
+            <w:tcW w:type="dxa" w:w="1451"/>
+            <w:tcBorders>
+              <w:top w:val="single" w:color="B8C0CC" w:sz="4"/>
+              <w:left w:val="single" w:color="B8C0CC" w:sz="4"/>
+              <w:bottom w:val="single" w:color="B8C0CC" w:sz="4"/>
+              <w:right w:val="single" w:color="B8C0CC" w:sz="4"/>
+            </w:tcBorders>
+            <w:tcMar>
+              <w:top w:type="dxa" w:w="60"/>
+              <w:left w:type="dxa" w:w="100"/>
+              <w:bottom w:type="dxa" w:w="60"/>
+              <w:right w:type="dxa" w:w="100"/>
+            </w:tcMar>
+          </w:tcPr>
+          <w:p>
+            <w:pPr>
+              <w:spacing w:after="0" w:line="276"/>
+            </w:pPr>
+            <w:r>
+              <w:rPr>
+                <w:rFonts w:ascii="Times New Roman" w:cs="Times New Roman" w:eastAsia="Times New Roman" w:hAnsi="Times New Roman"/>
+                <w:b w:val="false"/>
+                <w:bCs w:val="false"/>
+                <w:sz w:val="22"/>
+                <w:szCs w:val="22"/>
+              </w:rPr>
+              <w:t xml:space="preserve">:LuotChoi</w:t>
+            </w:r>
+          </w:p>
+        </w:tc>
+        <w:tc>
+          <w:tcPr>
+            <w:tcW w:type="dxa" w:w="2721"/>
+            <w:tcBorders>
+              <w:top w:val="single" w:color="B8C0CC" w:sz="4"/>
+              <w:left w:val="single" w:color="B8C0CC" w:sz="4"/>
+              <w:bottom w:val="single" w:color="B8C0CC" w:sz="4"/>
+              <w:right w:val="single" w:color="B8C0CC" w:sz="4"/>
+            </w:tcBorders>
+            <w:tcMar>
+              <w:top w:type="dxa" w:w="60"/>
+              <w:left w:type="dxa" w:w="100"/>
+              <w:bottom w:type="dxa" w:w="60"/>
+              <w:right w:type="dxa" w:w="100"/>
+            </w:tcMar>
+          </w:tcPr>
+          <w:p>
+            <w:pPr>
+              <w:spacing w:after="0" w:line="276"/>
+            </w:pPr>
+            <w:r>
+              <w:rPr>
+                <w:rFonts w:ascii="Times New Roman" w:cs="Times New Roman" w:eastAsia="Times New Roman" w:hAnsi="Times New Roman"/>
+                <w:b w:val="false"/>
+                <w:bCs w:val="false"/>
+                <w:sz w:val="22"/>
+                <w:szCs w:val="22"/>
+              </w:rPr>
+              <w:t xml:space="preserve">Một lượt chơi Thử thách đã lưu điểm</w:t>
+            </w:r>
+          </w:p>
+        </w:tc>
+        <w:tc>
+          <w:tcPr>
+            <w:tcW w:type="dxa" w:w="3628"/>
+            <w:tcBorders>
+              <w:top w:val="single" w:color="B8C0CC" w:sz="4"/>
+              <w:left w:val="single" w:color="B8C0CC" w:sz="4"/>
+              <w:bottom w:val="single" w:color="B8C0CC" w:sz="4"/>
+              <w:right w:val="single" w:color="B8C0CC" w:sz="4"/>
+            </w:tcBorders>
+            <w:tcMar>
+              <w:top w:type="dxa" w:w="60"/>
+              <w:left w:type="dxa" w:w="100"/>
+              <w:bottom w:type="dxa" w:w="60"/>
+              <w:right w:type="dxa" w:w="100"/>
+            </w:tcMar>
+          </w:tcPr>
+          <w:p>
+            <w:pPr>
+              <w:spacing w:after="0" w:line="276"/>
+            </w:pPr>
+            <w:r>
+              <w:rPr>
+                <w:rFonts w:ascii="Times New Roman" w:cs="Times New Roman" w:eastAsia="Times New Roman" w:hAnsi="Times New Roman"/>
+                <w:b w:val="false"/>
+                <w:bCs w:val="false"/>
+                <w:sz w:val="22"/>
+                <w:szCs w:val="22"/>
+              </w:rPr>
+              <w:t xml:space="preserve">ten, diem, so_cau, thoi_diem</w:t>
+            </w:r>
+          </w:p>
+        </w:tc>
+        <w:tc>
+          <w:tcPr>
+            <w:tcW w:type="dxa" w:w="1271"/>
+            <w:tcBorders>
+              <w:top w:val="single" w:color="B8C0CC" w:sz="4"/>
+              <w:left w:val="single" w:color="B8C0CC" w:sz="4"/>
+              <w:bottom w:val="single" w:color="B8C0CC" w:sz="4"/>
+              <w:right w:val="single" w:color="B8C0CC" w:sz="4"/>
+            </w:tcBorders>
+            <w:tcMar>
+              <w:top w:type="dxa" w:w="60"/>
+              <w:left w:type="dxa" w:w="100"/>
+              <w:bottom w:type="dxa" w:w="60"/>
+              <w:right w:type="dxa" w:w="100"/>
+            </w:tcMar>
+          </w:tcPr>
+          <w:p>
+            <w:pPr>
+              <w:spacing w:after="0" w:line="276"/>
+            </w:pPr>
+            <w:r>
+              <w:rPr>
+                <w:rFonts w:ascii="Times New Roman" w:cs="Times New Roman" w:eastAsia="Times New Roman" w:hAnsi="Times New Roman"/>
+                <w:b w:val="false"/>
+                <w:bCs w:val="false"/>
+                <w:sz w:val="22"/>
+                <w:szCs w:val="22"/>
+              </w:rPr>
+              <w:t xml:space="preserve">tăng theo số lượt chơi</w:t>
+            </w:r>
+          </w:p>
+        </w:tc>
+      </w:tr>
     </w:tbl>
     <w:p>
       <w:pPr>
@@ -9185,6 +9333,104 @@
                 <w:szCs w:val="22"/>
               </w:rPr>
               <w:t xml:space="preserve">68</w:t>
+            </w:r>
+          </w:p>
+        </w:tc>
+      </w:tr>
+      <w:tr>
+        <w:tc>
+          <w:tcPr>
+            <w:tcW w:type="dxa" w:w="3810"/>
+            <w:tcBorders>
+              <w:top w:val="single" w:color="B8C0CC" w:sz="4"/>
+              <w:left w:val="single" w:color="B8C0CC" w:sz="4"/>
+              <w:bottom w:val="single" w:color="B8C0CC" w:sz="4"/>
+              <w:right w:val="single" w:color="B8C0CC" w:sz="4"/>
+            </w:tcBorders>
+            <w:tcMar>
+              <w:top w:type="dxa" w:w="60"/>
+              <w:left w:type="dxa" w:w="100"/>
+              <w:bottom w:type="dxa" w:w="60"/>
+              <w:right w:type="dxa" w:w="100"/>
+            </w:tcMar>
+          </w:tcPr>
+          <w:p>
+            <w:pPr>
+              <w:spacing w:after="0" w:line="276"/>
+            </w:pPr>
+            <w:r>
+              <w:rPr>
+                <w:rFonts w:ascii="Times New Roman" w:cs="Times New Roman" w:eastAsia="Times New Roman" w:hAnsi="Times New Roman"/>
+                <w:b w:val="false"/>
+                <w:bCs w:val="false"/>
+                <w:sz w:val="22"/>
+                <w:szCs w:val="22"/>
+              </w:rPr>
+              <w:t xml:space="preserve">(:LuotChoi)-[:HOAN_THANH]-&gt;(:Hinh)</w:t>
+            </w:r>
+          </w:p>
+        </w:tc>
+        <w:tc>
+          <w:tcPr>
+            <w:tcW w:type="dxa" w:w="3991"/>
+            <w:tcBorders>
+              <w:top w:val="single" w:color="B8C0CC" w:sz="4"/>
+              <w:left w:val="single" w:color="B8C0CC" w:sz="4"/>
+              <w:bottom w:val="single" w:color="B8C0CC" w:sz="4"/>
+              <w:right w:val="single" w:color="B8C0CC" w:sz="4"/>
+            </w:tcBorders>
+            <w:tcMar>
+              <w:top w:type="dxa" w:w="60"/>
+              <w:left w:type="dxa" w:w="100"/>
+              <w:bottom w:type="dxa" w:w="60"/>
+              <w:right w:type="dxa" w:w="100"/>
+            </w:tcMar>
+          </w:tcPr>
+          <w:p>
+            <w:pPr>
+              <w:spacing w:after="0" w:line="276"/>
+            </w:pPr>
+            <w:r>
+              <w:rPr>
+                <w:rFonts w:ascii="Times New Roman" w:cs="Times New Roman" w:eastAsia="Times New Roman" w:hAnsi="Times New Roman"/>
+                <w:b w:val="false"/>
+                <w:bCs w:val="false"/>
+                <w:sz w:val="22"/>
+                <w:szCs w:val="22"/>
+              </w:rPr>
+              <w:t xml:space="preserve">Hình mà lượt chơi đã tạo đúng</w:t>
+            </w:r>
+          </w:p>
+        </w:tc>
+        <w:tc>
+          <w:tcPr>
+            <w:tcW w:type="dxa" w:w="1270"/>
+            <w:tcBorders>
+              <w:top w:val="single" w:color="B8C0CC" w:sz="4"/>
+              <w:left w:val="single" w:color="B8C0CC" w:sz="4"/>
+              <w:bottom w:val="single" w:color="B8C0CC" w:sz="4"/>
+              <w:right w:val="single" w:color="B8C0CC" w:sz="4"/>
+            </w:tcBorders>
+            <w:tcMar>
+              <w:top w:type="dxa" w:w="60"/>
+              <w:left w:type="dxa" w:w="100"/>
+              <w:bottom w:type="dxa" w:w="60"/>
+              <w:right w:type="dxa" w:w="100"/>
+            </w:tcMar>
+          </w:tcPr>
+          <w:p>
+            <w:pPr>
+              <w:spacing w:after="0" w:line="276"/>
+            </w:pPr>
+            <w:r>
+              <w:rPr>
+                <w:rFonts w:ascii="Times New Roman" w:cs="Times New Roman" w:eastAsia="Times New Roman" w:hAnsi="Times New Roman"/>
+                <w:b w:val="false"/>
+                <w:bCs w:val="false"/>
+                <w:sz w:val="22"/>
+                <w:szCs w:val="22"/>
+              </w:rPr>
+              <w:t xml:space="preserve">tăng theo số lượt chơi</w:t>
             </w:r>
           </w:p>
         </w:tc>
@@ -10568,14 +10814,82 @@
     </w:p>
     <w:p>
       <w:pPr>
-        <w:pStyle w:val="Heading1"/>
-        <w:spacing w:after="160" w:before="360"/>
+        <w:pStyle w:val="Heading2"/>
+        <w:spacing w:after="120" w:before="240"/>
       </w:pPr>
       <w:r>
         <w:rPr>
           <w:rFonts w:ascii="Times New Roman" w:cs="Times New Roman" w:eastAsia="Times New Roman" w:hAnsi="Times New Roman"/>
         </w:rPr>
-        <w:t xml:space="preserve">6. Kiến trúc và công nghệ</w:t>
+        <w:t xml:space="preserve">5.3. Nhận dạng từ toạ độ – trò chơi Thử thách</w:t>
+      </w:r>
+    </w:p>
+    <w:p>
+      <w:pPr>
+        <w:spacing w:after="120" w:line="312"/>
+        <w:jc w:val="both"/>
+      </w:pPr>
+      <w:r>
+        <w:rPr>
+          <w:rFonts w:ascii="Times New Roman" w:cs="Times New Roman" w:eastAsia="Times New Roman" w:hAnsi="Times New Roman"/>
+          <w:sz w:val="26"/>
+          <w:szCs w:val="26"/>
+        </w:rPr>
+        <w:t xml:space="preserve">Ở trang Thử thách, người chơi kéo 4 đỉnh A, B, C, D trên lưới ô vuông. Mỗi lần thả chuột, máy chủ nhận toạ độ 4 đỉnh và làm ba bước:</w:t>
+      </w:r>
+    </w:p>
+    <w:p>
+      <w:pPr>
+        <w:pStyle w:val="ListParagraph"/>
+        <w:numPr>
+          <w:ilvl w:val="0"/>
+          <w:numId w:val="6"/>
+        </w:numPr>
+        <w:spacing w:after="60" w:line="300"/>
+      </w:pPr>
+      <w:r>
+        <w:rPr>
+          <w:rFonts w:ascii="Times New Roman" w:cs="Times New Roman" w:eastAsia="Times New Roman" w:hAnsi="Times New Roman"/>
+          <w:sz w:val="26"/>
+          <w:szCs w:val="26"/>
+        </w:rPr>
+        <w:t xml:space="preserve">Kiểm tra tứ giác hợp lệ: 4 đỉnh phân biệt, không có ba đỉnh liên tiếp thẳng hàng và tứ giác lồi (tích có hướng của các cặp cạnh liên tiếp cùng dấu).</w:t>
+      </w:r>
+    </w:p>
+    <w:p>
+      <w:pPr>
+        <w:pStyle w:val="ListParagraph"/>
+        <w:numPr>
+          <w:ilvl w:val="0"/>
+          <w:numId w:val="6"/>
+        </w:numPr>
+        <w:spacing w:after="60" w:line="300"/>
+      </w:pPr>
+      <w:r>
+        <w:rPr>
+          <w:rFonts w:ascii="Times New Roman" w:cs="Times New Roman" w:eastAsia="Times New Roman" w:hAnsi="Times New Roman"/>
+          <w:sz w:val="26"/>
+          <w:szCs w:val="26"/>
+        </w:rPr>
+        <w:t xml:space="preserve">Đổi toạ độ thành các tính chất nguyên tử (mã :TinhChat). Vì đỉnh luôn nằm trên giao điểm lưới nên toạ độ là số nguyên, các phép so sánh được tính chính xác, không có sai số làm tròn.</w:t>
+      </w:r>
+    </w:p>
+    <w:p>
+      <w:pPr>
+        <w:pStyle w:val="ListParagraph"/>
+        <w:numPr>
+          <w:ilvl w:val="0"/>
+          <w:numId w:val="6"/>
+        </w:numPr>
+        <w:spacing w:after="60" w:line="300"/>
+      </w:pPr>
+      <w:r>
+        <w:rPr>
+          <w:rFonts w:ascii="Times New Roman" w:cs="Times New Roman" w:eastAsia="Times New Roman" w:hAnsi="Times New Roman"/>
+          <w:sz w:val="26"/>
+          <w:szCs w:val="26"/>
+        </w:rPr>
+        <w:t xml:space="preserve">Đưa danh sách tính chất vào đúng bộ suy luận ở mục 5 với hình ban đầu là “Tứ giác”. Nếu Neo4j kết luận đúng một hình và đó là hình đề yêu cầu thì người chơi được cộng điểm.</w:t>
       </w:r>
     </w:p>
     <w:tbl>
@@ -10591,9 +10905,8 @@
         </w:tblBorders>
       </w:tblPr>
       <w:tblGrid>
-        <w:gridCol w:w="1814"/>
-        <w:gridCol w:w="3447"/>
-        <w:gridCol w:w="3810"/>
+        <w:gridCol w:w="4082"/>
+        <w:gridCol w:w="4989"/>
       </w:tblGrid>
       <w:tr>
         <w:trPr>
@@ -10601,7 +10914,7 @@
         </w:trPr>
         <w:tc>
           <w:tcPr>
-            <w:tcW w:type="dxa" w:w="1814"/>
+            <w:tcW w:type="dxa" w:w="4082"/>
             <w:tcBorders>
               <w:top w:val="single" w:color="B8C0CC" w:sz="4"/>
               <w:left w:val="single" w:color="B8C0CC" w:sz="4"/>
@@ -10628,13 +10941,13 @@
                 <w:sz w:val="22"/>
                 <w:szCs w:val="22"/>
               </w:rPr>
-              <w:t xml:space="preserve">Thành phần</w:t>
-            </w:r>
-          </w:p>
-        </w:tc>
-        <w:tc>
-          <w:tcPr>
-            <w:tcW w:type="dxa" w:w="3447"/>
+              <w:t xml:space="preserve">Tính chất</w:t>
+            </w:r>
+          </w:p>
+        </w:tc>
+        <w:tc>
+          <w:tcPr>
+            <w:tcW w:type="dxa" w:w="4989"/>
             <w:tcBorders>
               <w:top w:val="single" w:color="B8C0CC" w:sz="4"/>
               <w:left w:val="single" w:color="B8C0CC" w:sz="4"/>
@@ -10661,40 +10974,7 @@
                 <w:sz w:val="22"/>
                 <w:szCs w:val="22"/>
               </w:rPr>
-              <w:t xml:space="preserve">Công nghệ</w:t>
-            </w:r>
-          </w:p>
-        </w:tc>
-        <w:tc>
-          <w:tcPr>
-            <w:tcW w:type="dxa" w:w="3810"/>
-            <w:tcBorders>
-              <w:top w:val="single" w:color="B8C0CC" w:sz="4"/>
-              <w:left w:val="single" w:color="B8C0CC" w:sz="4"/>
-              <w:bottom w:val="single" w:color="B8C0CC" w:sz="4"/>
-              <w:right w:val="single" w:color="B8C0CC" w:sz="4"/>
-            </w:tcBorders>
-            <w:shd w:fill="DCE6FA" w:color="auto" w:val="clear"/>
-            <w:tcMar>
-              <w:top w:type="dxa" w:w="60"/>
-              <w:left w:type="dxa" w:w="100"/>
-              <w:bottom w:type="dxa" w:w="60"/>
-              <w:right w:type="dxa" w:w="100"/>
-            </w:tcMar>
-          </w:tcPr>
-          <w:p>
-            <w:pPr>
-              <w:spacing w:after="0" w:line="276"/>
-            </w:pPr>
-            <w:r>
-              <w:rPr>
-                <w:rFonts w:ascii="Times New Roman" w:cs="Times New Roman" w:eastAsia="Times New Roman" w:hAnsi="Times New Roman"/>
-                <w:b/>
-                <w:bCs/>
-                <w:sz w:val="22"/>
-                <w:szCs w:val="22"/>
-              </w:rPr>
-              <w:t xml:space="preserve">Vai trò</w:t>
+              <w:t xml:space="preserve">Cách tính từ toạ độ</w:t>
             </w:r>
           </w:p>
         </w:tc>
@@ -10702,97 +10982,65 @@
       <w:tr>
         <w:tc>
           <w:tcPr>
-            <w:tcW w:type="dxa" w:w="1814"/>
-            <w:tcBorders>
-              <w:top w:val="single" w:color="B8C0CC" w:sz="4"/>
-              <w:left w:val="single" w:color="B8C0CC" w:sz="4"/>
-              <w:bottom w:val="single" w:color="B8C0CC" w:sz="4"/>
-              <w:right w:val="single" w:color="B8C0CC" w:sz="4"/>
-            </w:tcBorders>
-            <w:tcMar>
-              <w:top w:type="dxa" w:w="60"/>
-              <w:left w:type="dxa" w:w="100"/>
-              <w:bottom w:type="dxa" w:w="60"/>
-              <w:right w:type="dxa" w:w="100"/>
-            </w:tcMar>
-          </w:tcPr>
-          <w:p>
-            <w:pPr>
-              <w:spacing w:after="0" w:line="276"/>
-            </w:pPr>
-            <w:r>
-              <w:rPr>
-                <w:rFonts w:ascii="Times New Roman" w:cs="Times New Roman" w:eastAsia="Times New Roman" w:hAnsi="Times New Roman"/>
-                <w:b w:val="false"/>
-                <w:bCs w:val="false"/>
-                <w:sz w:val="22"/>
-                <w:szCs w:val="22"/>
-              </w:rPr>
-              <w:t xml:space="preserve">Cơ sở dữ liệu</w:t>
-            </w:r>
-          </w:p>
-        </w:tc>
-        <w:tc>
-          <w:tcPr>
-            <w:tcW w:type="dxa" w:w="3447"/>
-            <w:tcBorders>
-              <w:top w:val="single" w:color="B8C0CC" w:sz="4"/>
-              <w:left w:val="single" w:color="B8C0CC" w:sz="4"/>
-              <w:bottom w:val="single" w:color="B8C0CC" w:sz="4"/>
-              <w:right w:val="single" w:color="B8C0CC" w:sz="4"/>
-            </w:tcBorders>
-            <w:tcMar>
-              <w:top w:type="dxa" w:w="60"/>
-              <w:left w:type="dxa" w:w="100"/>
-              <w:bottom w:type="dxa" w:w="60"/>
-              <w:right w:type="dxa" w:w="100"/>
-            </w:tcMar>
-          </w:tcPr>
-          <w:p>
-            <w:pPr>
-              <w:spacing w:after="0" w:line="276"/>
-            </w:pPr>
-            <w:r>
-              <w:rPr>
-                <w:rFonts w:ascii="Times New Roman" w:cs="Times New Roman" w:eastAsia="Times New Roman" w:hAnsi="Times New Roman"/>
-                <w:b w:val="false"/>
-                <w:bCs w:val="false"/>
-                <w:sz w:val="22"/>
-                <w:szCs w:val="22"/>
-              </w:rPr>
-              <w:t xml:space="preserve">Neo4j (chạy bằng Docker)</w:t>
-            </w:r>
-          </w:p>
-        </w:tc>
-        <w:tc>
-          <w:tcPr>
-            <w:tcW w:type="dxa" w:w="3810"/>
-            <w:tcBorders>
-              <w:top w:val="single" w:color="B8C0CC" w:sz="4"/>
-              <w:left w:val="single" w:color="B8C0CC" w:sz="4"/>
-              <w:bottom w:val="single" w:color="B8C0CC" w:sz="4"/>
-              <w:right w:val="single" w:color="B8C0CC" w:sz="4"/>
-            </w:tcBorders>
-            <w:tcMar>
-              <w:top w:type="dxa" w:w="60"/>
-              <w:left w:type="dxa" w:w="100"/>
-              <w:bottom w:type="dxa" w:w="60"/>
-              <w:right w:type="dxa" w:w="100"/>
-            </w:tcMar>
-          </w:tcPr>
-          <w:p>
-            <w:pPr>
-              <w:spacing w:after="0" w:line="276"/>
-            </w:pPr>
-            <w:r>
-              <w:rPr>
-                <w:rFonts w:ascii="Times New Roman" w:cs="Times New Roman" w:eastAsia="Times New Roman" w:hAnsi="Times New Roman"/>
-                <w:b w:val="false"/>
-                <w:bCs w:val="false"/>
-                <w:sz w:val="22"/>
-                <w:szCs w:val="22"/>
-              </w:rPr>
-              <w:t xml:space="preserve">Lưu đồ thị tri thức, thực thi truy vấn Cypher</w:t>
+            <w:tcW w:type="dxa" w:w="4082"/>
+            <w:tcBorders>
+              <w:top w:val="single" w:color="B8C0CC" w:sz="4"/>
+              <w:left w:val="single" w:color="B8C0CC" w:sz="4"/>
+              <w:bottom w:val="single" w:color="B8C0CC" w:sz="4"/>
+              <w:right w:val="single" w:color="B8C0CC" w:sz="4"/>
+            </w:tcBorders>
+            <w:tcMar>
+              <w:top w:type="dxa" w:w="60"/>
+              <w:left w:type="dxa" w:w="100"/>
+              <w:bottom w:type="dxa" w:w="60"/>
+              <w:right w:type="dxa" w:w="100"/>
+            </w:tcMar>
+          </w:tcPr>
+          <w:p>
+            <w:pPr>
+              <w:spacing w:after="0" w:line="276"/>
+            </w:pPr>
+            <w:r>
+              <w:rPr>
+                <w:rFonts w:ascii="Times New Roman" w:cs="Times New Roman" w:eastAsia="Times New Roman" w:hAnsi="Times New Roman"/>
+                <w:b w:val="false"/>
+                <w:bCs w:val="false"/>
+                <w:sz w:val="22"/>
+                <w:szCs w:val="22"/>
+              </w:rPr>
+              <w:t xml:space="preserve">Cặp cạnh song song (AB ∥ CD)</w:t>
+            </w:r>
+          </w:p>
+        </w:tc>
+        <w:tc>
+          <w:tcPr>
+            <w:tcW w:type="dxa" w:w="4989"/>
+            <w:tcBorders>
+              <w:top w:val="single" w:color="B8C0CC" w:sz="4"/>
+              <w:left w:val="single" w:color="B8C0CC" w:sz="4"/>
+              <w:bottom w:val="single" w:color="B8C0CC" w:sz="4"/>
+              <w:right w:val="single" w:color="B8C0CC" w:sz="4"/>
+            </w:tcBorders>
+            <w:tcMar>
+              <w:top w:type="dxa" w:w="60"/>
+              <w:left w:type="dxa" w:w="100"/>
+              <w:bottom w:type="dxa" w:w="60"/>
+              <w:right w:type="dxa" w:w="100"/>
+            </w:tcMar>
+          </w:tcPr>
+          <w:p>
+            <w:pPr>
+              <w:spacing w:after="0" w:line="276"/>
+            </w:pPr>
+            <w:r>
+              <w:rPr>
+                <w:rFonts w:ascii="Times New Roman" w:cs="Times New Roman" w:eastAsia="Times New Roman" w:hAnsi="Times New Roman"/>
+                <w:b w:val="false"/>
+                <w:bCs w:val="false"/>
+                <w:sz w:val="22"/>
+                <w:szCs w:val="22"/>
+              </w:rPr>
+              <w:t xml:space="preserve">Tích có hướng AB × CD = 0</w:t>
             </w:r>
           </w:p>
         </w:tc>
@@ -10800,97 +11048,65 @@
       <w:tr>
         <w:tc>
           <w:tcPr>
-            <w:tcW w:type="dxa" w:w="1814"/>
-            <w:tcBorders>
-              <w:top w:val="single" w:color="B8C0CC" w:sz="4"/>
-              <w:left w:val="single" w:color="B8C0CC" w:sz="4"/>
-              <w:bottom w:val="single" w:color="B8C0CC" w:sz="4"/>
-              <w:right w:val="single" w:color="B8C0CC" w:sz="4"/>
-            </w:tcBorders>
-            <w:tcMar>
-              <w:top w:type="dxa" w:w="60"/>
-              <w:left w:type="dxa" w:w="100"/>
-              <w:bottom w:type="dxa" w:w="60"/>
-              <w:right w:type="dxa" w:w="100"/>
-            </w:tcMar>
-          </w:tcPr>
-          <w:p>
-            <w:pPr>
-              <w:spacing w:after="0" w:line="276"/>
-            </w:pPr>
-            <w:r>
-              <w:rPr>
-                <w:rFonts w:ascii="Times New Roman" w:cs="Times New Roman" w:eastAsia="Times New Roman" w:hAnsi="Times New Roman"/>
-                <w:b w:val="false"/>
-                <w:bCs w:val="false"/>
-                <w:sz w:val="22"/>
-                <w:szCs w:val="22"/>
-              </w:rPr>
-              <w:t xml:space="preserve">Kết nối</w:t>
-            </w:r>
-          </w:p>
-        </w:tc>
-        <w:tc>
-          <w:tcPr>
-            <w:tcW w:type="dxa" w:w="3447"/>
-            <w:tcBorders>
-              <w:top w:val="single" w:color="B8C0CC" w:sz="4"/>
-              <w:left w:val="single" w:color="B8C0CC" w:sz="4"/>
-              <w:bottom w:val="single" w:color="B8C0CC" w:sz="4"/>
-              <w:right w:val="single" w:color="B8C0CC" w:sz="4"/>
-            </w:tcBorders>
-            <w:tcMar>
-              <w:top w:type="dxa" w:w="60"/>
-              <w:left w:type="dxa" w:w="100"/>
-              <w:bottom w:type="dxa" w:w="60"/>
-              <w:right w:type="dxa" w:w="100"/>
-            </w:tcMar>
-          </w:tcPr>
-          <w:p>
-            <w:pPr>
-              <w:spacing w:after="0" w:line="276"/>
-            </w:pPr>
-            <w:r>
-              <w:rPr>
-                <w:rFonts w:ascii="Times New Roman" w:cs="Times New Roman" w:eastAsia="Times New Roman" w:hAnsi="Times New Roman"/>
-                <w:b w:val="false"/>
-                <w:bCs w:val="false"/>
-                <w:sz w:val="22"/>
-                <w:szCs w:val="22"/>
-              </w:rPr>
-              <w:t xml:space="preserve">Neo4j Python Driver (giao thức Bolt, cổng 7687)</w:t>
-            </w:r>
-          </w:p>
-        </w:tc>
-        <w:tc>
-          <w:tcPr>
-            <w:tcW w:type="dxa" w:w="3810"/>
-            <w:tcBorders>
-              <w:top w:val="single" w:color="B8C0CC" w:sz="4"/>
-              <w:left w:val="single" w:color="B8C0CC" w:sz="4"/>
-              <w:bottom w:val="single" w:color="B8C0CC" w:sz="4"/>
-              <w:right w:val="single" w:color="B8C0CC" w:sz="4"/>
-            </w:tcBorders>
-            <w:tcMar>
-              <w:top w:type="dxa" w:w="60"/>
-              <w:left w:type="dxa" w:w="100"/>
-              <w:bottom w:type="dxa" w:w="60"/>
-              <w:right w:type="dxa" w:w="100"/>
-            </w:tcMar>
-          </w:tcPr>
-          <w:p>
-            <w:pPr>
-              <w:spacing w:after="0" w:line="276"/>
-            </w:pPr>
-            <w:r>
-              <w:rPr>
-                <w:rFonts w:ascii="Times New Roman" w:cs="Times New Roman" w:eastAsia="Times New Roman" w:hAnsi="Times New Roman"/>
-                <w:b w:val="false"/>
-                <w:bCs w:val="false"/>
-                <w:sz w:val="22"/>
-                <w:szCs w:val="22"/>
-              </w:rPr>
-              <w:t xml:space="preserve">Gửi truy vấn từ Python tới Neo4j</w:t>
+            <w:tcW w:type="dxa" w:w="4082"/>
+            <w:tcBorders>
+              <w:top w:val="single" w:color="B8C0CC" w:sz="4"/>
+              <w:left w:val="single" w:color="B8C0CC" w:sz="4"/>
+              <w:bottom w:val="single" w:color="B8C0CC" w:sz="4"/>
+              <w:right w:val="single" w:color="B8C0CC" w:sz="4"/>
+            </w:tcBorders>
+            <w:tcMar>
+              <w:top w:type="dxa" w:w="60"/>
+              <w:left w:type="dxa" w:w="100"/>
+              <w:bottom w:type="dxa" w:w="60"/>
+              <w:right w:type="dxa" w:w="100"/>
+            </w:tcMar>
+          </w:tcPr>
+          <w:p>
+            <w:pPr>
+              <w:spacing w:after="0" w:line="276"/>
+            </w:pPr>
+            <w:r>
+              <w:rPr>
+                <w:rFonts w:ascii="Times New Roman" w:cs="Times New Roman" w:eastAsia="Times New Roman" w:hAnsi="Times New Roman"/>
+                <w:b w:val="false"/>
+                <w:bCs w:val="false"/>
+                <w:sz w:val="22"/>
+                <w:szCs w:val="22"/>
+              </w:rPr>
+              <w:t xml:space="preserve">Hai cạnh bằng nhau</w:t>
+            </w:r>
+          </w:p>
+        </w:tc>
+        <w:tc>
+          <w:tcPr>
+            <w:tcW w:type="dxa" w:w="4989"/>
+            <w:tcBorders>
+              <w:top w:val="single" w:color="B8C0CC" w:sz="4"/>
+              <w:left w:val="single" w:color="B8C0CC" w:sz="4"/>
+              <w:bottom w:val="single" w:color="B8C0CC" w:sz="4"/>
+              <w:right w:val="single" w:color="B8C0CC" w:sz="4"/>
+            </w:tcBorders>
+            <w:tcMar>
+              <w:top w:type="dxa" w:w="60"/>
+              <w:left w:type="dxa" w:w="100"/>
+              <w:bottom w:type="dxa" w:w="60"/>
+              <w:right w:type="dxa" w:w="100"/>
+            </w:tcMar>
+          </w:tcPr>
+          <w:p>
+            <w:pPr>
+              <w:spacing w:after="0" w:line="276"/>
+            </w:pPr>
+            <w:r>
+              <w:rPr>
+                <w:rFonts w:ascii="Times New Roman" w:cs="Times New Roman" w:eastAsia="Times New Roman" w:hAnsi="Times New Roman"/>
+                <w:b w:val="false"/>
+                <w:bCs w:val="false"/>
+                <w:sz w:val="22"/>
+                <w:szCs w:val="22"/>
+              </w:rPr>
+              <w:t xml:space="preserve">Bình phương độ dài bằng nhau: x² + y² như nhau</w:t>
             </w:r>
           </w:p>
         </w:tc>
@@ -10898,97 +11114,65 @@
       <w:tr>
         <w:tc>
           <w:tcPr>
-            <w:tcW w:type="dxa" w:w="1814"/>
-            <w:tcBorders>
-              <w:top w:val="single" w:color="B8C0CC" w:sz="4"/>
-              <w:left w:val="single" w:color="B8C0CC" w:sz="4"/>
-              <w:bottom w:val="single" w:color="B8C0CC" w:sz="4"/>
-              <w:right w:val="single" w:color="B8C0CC" w:sz="4"/>
-            </w:tcBorders>
-            <w:tcMar>
-              <w:top w:type="dxa" w:w="60"/>
-              <w:left w:type="dxa" w:w="100"/>
-              <w:bottom w:type="dxa" w:w="60"/>
-              <w:right w:type="dxa" w:w="100"/>
-            </w:tcMar>
-          </w:tcPr>
-          <w:p>
-            <w:pPr>
-              <w:spacing w:after="0" w:line="276"/>
-            </w:pPr>
-            <w:r>
-              <w:rPr>
-                <w:rFonts w:ascii="Times New Roman" w:cs="Times New Roman" w:eastAsia="Times New Roman" w:hAnsi="Times New Roman"/>
-                <w:b w:val="false"/>
-                <w:bCs w:val="false"/>
-                <w:sz w:val="22"/>
-                <w:szCs w:val="22"/>
-              </w:rPr>
-              <w:t xml:space="preserve">Bộ suy luận</w:t>
-            </w:r>
-          </w:p>
-        </w:tc>
-        <w:tc>
-          <w:tcPr>
-            <w:tcW w:type="dxa" w:w="3447"/>
-            <w:tcBorders>
-              <w:top w:val="single" w:color="B8C0CC" w:sz="4"/>
-              <w:left w:val="single" w:color="B8C0CC" w:sz="4"/>
-              <w:bottom w:val="single" w:color="B8C0CC" w:sz="4"/>
-              <w:right w:val="single" w:color="B8C0CC" w:sz="4"/>
-            </w:tcBorders>
-            <w:tcMar>
-              <w:top w:type="dxa" w:w="60"/>
-              <w:left w:type="dxa" w:w="100"/>
-              <w:bottom w:type="dxa" w:w="60"/>
-              <w:right w:type="dxa" w:w="100"/>
-            </w:tcMar>
-          </w:tcPr>
-          <w:p>
-            <w:pPr>
-              <w:spacing w:after="0" w:line="276"/>
-            </w:pPr>
-            <w:r>
-              <w:rPr>
-                <w:rFonts w:ascii="Times New Roman" w:cs="Times New Roman" w:eastAsia="Times New Roman" w:hAnsi="Times New Roman"/>
-                <w:b w:val="false"/>
-                <w:bCs w:val="false"/>
-                <w:sz w:val="22"/>
-                <w:szCs w:val="22"/>
-              </w:rPr>
-              <w:t xml:space="preserve">Python 3 (src/engine.py)</w:t>
-            </w:r>
-          </w:p>
-        </w:tc>
-        <w:tc>
-          <w:tcPr>
-            <w:tcW w:type="dxa" w:w="3810"/>
-            <w:tcBorders>
-              <w:top w:val="single" w:color="B8C0CC" w:sz="4"/>
-              <w:left w:val="single" w:color="B8C0CC" w:sz="4"/>
-              <w:bottom w:val="single" w:color="B8C0CC" w:sz="4"/>
-              <w:right w:val="single" w:color="B8C0CC" w:sz="4"/>
-            </w:tcBorders>
-            <w:tcMar>
-              <w:top w:type="dxa" w:w="60"/>
-              <w:left w:type="dxa" w:w="100"/>
-              <w:bottom w:type="dxa" w:w="60"/>
-              <w:right w:type="dxa" w:w="100"/>
-            </w:tcMar>
-          </w:tcPr>
-          <w:p>
-            <w:pPr>
-              <w:spacing w:after="0" w:line="276"/>
-            </w:pPr>
-            <w:r>
-              <w:rPr>
-                <w:rFonts w:ascii="Times New Roman" w:cs="Times New Roman" w:eastAsia="Times New Roman" w:hAnsi="Times New Roman"/>
-                <w:b w:val="false"/>
-                <w:bCs w:val="false"/>
-                <w:sz w:val="22"/>
-                <w:szCs w:val="22"/>
-              </w:rPr>
-              <w:t xml:space="preserve">Điều khiển vòng lặp suy luận, ghi lại lời giải</w:t>
+            <w:tcW w:type="dxa" w:w="4082"/>
+            <w:tcBorders>
+              <w:top w:val="single" w:color="B8C0CC" w:sz="4"/>
+              <w:left w:val="single" w:color="B8C0CC" w:sz="4"/>
+              <w:bottom w:val="single" w:color="B8C0CC" w:sz="4"/>
+              <w:right w:val="single" w:color="B8C0CC" w:sz="4"/>
+            </w:tcBorders>
+            <w:tcMar>
+              <w:top w:type="dxa" w:w="60"/>
+              <w:left w:type="dxa" w:w="100"/>
+              <w:bottom w:type="dxa" w:w="60"/>
+              <w:right w:type="dxa" w:w="100"/>
+            </w:tcMar>
+          </w:tcPr>
+          <w:p>
+            <w:pPr>
+              <w:spacing w:after="0" w:line="276"/>
+            </w:pPr>
+            <w:r>
+              <w:rPr>
+                <w:rFonts w:ascii="Times New Roman" w:cs="Times New Roman" w:eastAsia="Times New Roman" w:hAnsi="Times New Roman"/>
+                <w:b w:val="false"/>
+                <w:bCs w:val="false"/>
+                <w:sz w:val="22"/>
+                <w:szCs w:val="22"/>
+              </w:rPr>
+              <w:t xml:space="preserve">Góc vuông tại A</w:t>
+            </w:r>
+          </w:p>
+        </w:tc>
+        <w:tc>
+          <w:tcPr>
+            <w:tcW w:type="dxa" w:w="4989"/>
+            <w:tcBorders>
+              <w:top w:val="single" w:color="B8C0CC" w:sz="4"/>
+              <w:left w:val="single" w:color="B8C0CC" w:sz="4"/>
+              <w:bottom w:val="single" w:color="B8C0CC" w:sz="4"/>
+              <w:right w:val="single" w:color="B8C0CC" w:sz="4"/>
+            </w:tcBorders>
+            <w:tcMar>
+              <w:top w:type="dxa" w:w="60"/>
+              <w:left w:type="dxa" w:w="100"/>
+              <w:bottom w:type="dxa" w:w="60"/>
+              <w:right w:type="dxa" w:w="100"/>
+            </w:tcMar>
+          </w:tcPr>
+          <w:p>
+            <w:pPr>
+              <w:spacing w:after="0" w:line="276"/>
+            </w:pPr>
+            <w:r>
+              <w:rPr>
+                <w:rFonts w:ascii="Times New Roman" w:cs="Times New Roman" w:eastAsia="Times New Roman" w:hAnsi="Times New Roman"/>
+                <w:b w:val="false"/>
+                <w:bCs w:val="false"/>
+                <w:sz w:val="22"/>
+                <w:szCs w:val="22"/>
+              </w:rPr>
+              <w:t xml:space="preserve">Tích vô hướng AB · AD = 0</w:t>
             </w:r>
           </w:p>
         </w:tc>
@@ -10996,97 +11180,65 @@
       <w:tr>
         <w:tc>
           <w:tcPr>
-            <w:tcW w:type="dxa" w:w="1814"/>
-            <w:tcBorders>
-              <w:top w:val="single" w:color="B8C0CC" w:sz="4"/>
-              <w:left w:val="single" w:color="B8C0CC" w:sz="4"/>
-              <w:bottom w:val="single" w:color="B8C0CC" w:sz="4"/>
-              <w:right w:val="single" w:color="B8C0CC" w:sz="4"/>
-            </w:tcBorders>
-            <w:tcMar>
-              <w:top w:type="dxa" w:w="60"/>
-              <w:left w:type="dxa" w:w="100"/>
-              <w:bottom w:type="dxa" w:w="60"/>
-              <w:right w:type="dxa" w:w="100"/>
-            </w:tcMar>
-          </w:tcPr>
-          <w:p>
-            <w:pPr>
-              <w:spacing w:after="0" w:line="276"/>
-            </w:pPr>
-            <w:r>
-              <w:rPr>
-                <w:rFonts w:ascii="Times New Roman" w:cs="Times New Roman" w:eastAsia="Times New Roman" w:hAnsi="Times New Roman"/>
-                <w:b w:val="false"/>
-                <w:bCs w:val="false"/>
-                <w:sz w:val="22"/>
-                <w:szCs w:val="22"/>
-              </w:rPr>
-              <w:t xml:space="preserve">Giao diện</w:t>
-            </w:r>
-          </w:p>
-        </w:tc>
-        <w:tc>
-          <w:tcPr>
-            <w:tcW w:type="dxa" w:w="3447"/>
-            <w:tcBorders>
-              <w:top w:val="single" w:color="B8C0CC" w:sz="4"/>
-              <w:left w:val="single" w:color="B8C0CC" w:sz="4"/>
-              <w:bottom w:val="single" w:color="B8C0CC" w:sz="4"/>
-              <w:right w:val="single" w:color="B8C0CC" w:sz="4"/>
-            </w:tcBorders>
-            <w:tcMar>
-              <w:top w:type="dxa" w:w="60"/>
-              <w:left w:type="dxa" w:w="100"/>
-              <w:bottom w:type="dxa" w:w="60"/>
-              <w:right w:type="dxa" w:w="100"/>
-            </w:tcMar>
-          </w:tcPr>
-          <w:p>
-            <w:pPr>
-              <w:spacing w:after="0" w:line="276"/>
-            </w:pPr>
-            <w:r>
-              <w:rPr>
-                <w:rFonts w:ascii="Times New Roman" w:cs="Times New Roman" w:eastAsia="Times New Roman" w:hAnsi="Times New Roman"/>
-                <w:b w:val="false"/>
-                <w:bCs w:val="false"/>
-                <w:sz w:val="22"/>
-                <w:szCs w:val="22"/>
-              </w:rPr>
-              <w:t xml:space="preserve">Flask + HTML/CSS, sơ đồ vẽ bằng SVG</w:t>
-            </w:r>
-          </w:p>
-        </w:tc>
-        <w:tc>
-          <w:tcPr>
-            <w:tcW w:type="dxa" w:w="3810"/>
-            <w:tcBorders>
-              <w:top w:val="single" w:color="B8C0CC" w:sz="4"/>
-              <w:left w:val="single" w:color="B8C0CC" w:sz="4"/>
-              <w:bottom w:val="single" w:color="B8C0CC" w:sz="4"/>
-              <w:right w:val="single" w:color="B8C0CC" w:sz="4"/>
-            </w:tcBorders>
-            <w:tcMar>
-              <w:top w:type="dxa" w:w="60"/>
-              <w:left w:type="dxa" w:w="100"/>
-              <w:bottom w:type="dxa" w:w="60"/>
-              <w:right w:type="dxa" w:w="100"/>
-            </w:tcMar>
-          </w:tcPr>
-          <w:p>
-            <w:pPr>
-              <w:spacing w:after="0" w:line="276"/>
-            </w:pPr>
-            <w:r>
-              <w:rPr>
-                <w:rFonts w:ascii="Times New Roman" w:cs="Times New Roman" w:eastAsia="Times New Roman" w:hAnsi="Times New Roman"/>
-                <w:b w:val="false"/>
-                <w:bCs w:val="false"/>
-                <w:sz w:val="22"/>
-                <w:szCs w:val="22"/>
-              </w:rPr>
-              <w:t xml:space="preserve">Nhập giả thiết, hiển thị kết quả, tra cứu</w:t>
+            <w:tcW w:type="dxa" w:w="4082"/>
+            <w:tcBorders>
+              <w:top w:val="single" w:color="B8C0CC" w:sz="4"/>
+              <w:left w:val="single" w:color="B8C0CC" w:sz="4"/>
+              <w:bottom w:val="single" w:color="B8C0CC" w:sz="4"/>
+              <w:right w:val="single" w:color="B8C0CC" w:sz="4"/>
+            </w:tcBorders>
+            <w:tcMar>
+              <w:top w:type="dxa" w:w="60"/>
+              <w:left w:type="dxa" w:w="100"/>
+              <w:bottom w:type="dxa" w:w="60"/>
+              <w:right w:type="dxa" w:w="100"/>
+            </w:tcMar>
+          </w:tcPr>
+          <w:p>
+            <w:pPr>
+              <w:spacing w:after="0" w:line="276"/>
+            </w:pPr>
+            <w:r>
+              <w:rPr>
+                <w:rFonts w:ascii="Times New Roman" w:cs="Times New Roman" w:eastAsia="Times New Roman" w:hAnsi="Times New Roman"/>
+                <w:b w:val="false"/>
+                <w:bCs w:val="false"/>
+                <w:sz w:val="22"/>
+                <w:szCs w:val="22"/>
+              </w:rPr>
+              <w:t xml:space="preserve">Hai đường chéo vuông góc / bằng nhau</w:t>
+            </w:r>
+          </w:p>
+        </w:tc>
+        <w:tc>
+          <w:tcPr>
+            <w:tcW w:type="dxa" w:w="4989"/>
+            <w:tcBorders>
+              <w:top w:val="single" w:color="B8C0CC" w:sz="4"/>
+              <w:left w:val="single" w:color="B8C0CC" w:sz="4"/>
+              <w:bottom w:val="single" w:color="B8C0CC" w:sz="4"/>
+              <w:right w:val="single" w:color="B8C0CC" w:sz="4"/>
+            </w:tcBorders>
+            <w:tcMar>
+              <w:top w:type="dxa" w:w="60"/>
+              <w:left w:type="dxa" w:w="100"/>
+              <w:bottom w:type="dxa" w:w="60"/>
+              <w:right w:type="dxa" w:w="100"/>
+            </w:tcMar>
+          </w:tcPr>
+          <w:p>
+            <w:pPr>
+              <w:spacing w:after="0" w:line="276"/>
+            </w:pPr>
+            <w:r>
+              <w:rPr>
+                <w:rFonts w:ascii="Times New Roman" w:cs="Times New Roman" w:eastAsia="Times New Roman" w:hAnsi="Times New Roman"/>
+                <w:b w:val="false"/>
+                <w:bCs w:val="false"/>
+                <w:sz w:val="22"/>
+                <w:szCs w:val="22"/>
+              </w:rPr>
+              <w:t xml:space="preserve">AC · BD = 0 / |AC|² = |BD|²</w:t>
             </w:r>
           </w:p>
         </w:tc>
@@ -11094,97 +11246,65 @@
       <w:tr>
         <w:tc>
           <w:tcPr>
-            <w:tcW w:type="dxa" w:w="1814"/>
-            <w:tcBorders>
-              <w:top w:val="single" w:color="B8C0CC" w:sz="4"/>
-              <w:left w:val="single" w:color="B8C0CC" w:sz="4"/>
-              <w:bottom w:val="single" w:color="B8C0CC" w:sz="4"/>
-              <w:right w:val="single" w:color="B8C0CC" w:sz="4"/>
-            </w:tcBorders>
-            <w:tcMar>
-              <w:top w:type="dxa" w:w="60"/>
-              <w:left w:type="dxa" w:w="100"/>
-              <w:bottom w:type="dxa" w:w="60"/>
-              <w:right w:type="dxa" w:w="100"/>
-            </w:tcMar>
-          </w:tcPr>
-          <w:p>
-            <w:pPr>
-              <w:spacing w:after="0" w:line="276"/>
-            </w:pPr>
-            <w:r>
-              <w:rPr>
-                <w:rFonts w:ascii="Times New Roman" w:cs="Times New Roman" w:eastAsia="Times New Roman" w:hAnsi="Times New Roman"/>
-                <w:b w:val="false"/>
-                <w:bCs w:val="false"/>
-                <w:sz w:val="22"/>
-                <w:szCs w:val="22"/>
-              </w:rPr>
-              <w:t xml:space="preserve">Bộ tính toán</w:t>
-            </w:r>
-          </w:p>
-        </w:tc>
-        <w:tc>
-          <w:tcPr>
-            <w:tcW w:type="dxa" w:w="3447"/>
-            <w:tcBorders>
-              <w:top w:val="single" w:color="B8C0CC" w:sz="4"/>
-              <w:left w:val="single" w:color="B8C0CC" w:sz="4"/>
-              <w:bottom w:val="single" w:color="B8C0CC" w:sz="4"/>
-              <w:right w:val="single" w:color="B8C0CC" w:sz="4"/>
-            </w:tcBorders>
-            <w:tcMar>
-              <w:top w:type="dxa" w:w="60"/>
-              <w:left w:type="dxa" w:w="100"/>
-              <w:bottom w:type="dxa" w:w="60"/>
-              <w:right w:type="dxa" w:w="100"/>
-            </w:tcMar>
-          </w:tcPr>
-          <w:p>
-            <w:pPr>
-              <w:spacing w:after="0" w:line="276"/>
-            </w:pPr>
-            <w:r>
-              <w:rPr>
-                <w:rFonts w:ascii="Times New Roman" w:cs="Times New Roman" w:eastAsia="Times New Roman" w:hAnsi="Times New Roman"/>
-                <w:b w:val="false"/>
-                <w:bCs w:val="false"/>
-                <w:sz w:val="22"/>
-                <w:szCs w:val="22"/>
-              </w:rPr>
-              <w:t xml:space="preserve">Python 3 (src/tinh_toan.py)</w:t>
-            </w:r>
-          </w:p>
-        </w:tc>
-        <w:tc>
-          <w:tcPr>
-            <w:tcW w:type="dxa" w:w="3810"/>
-            <w:tcBorders>
-              <w:top w:val="single" w:color="B8C0CC" w:sz="4"/>
-              <w:left w:val="single" w:color="B8C0CC" w:sz="4"/>
-              <w:bottom w:val="single" w:color="B8C0CC" w:sz="4"/>
-              <w:right w:val="single" w:color="B8C0CC" w:sz="4"/>
-            </w:tcBorders>
-            <w:tcMar>
-              <w:top w:type="dxa" w:w="60"/>
-              <w:left w:type="dxa" w:w="100"/>
-              <w:bottom w:type="dxa" w:w="60"/>
-              <w:right w:type="dxa" w:w="100"/>
-            </w:tcMar>
-          </w:tcPr>
-          <w:p>
-            <w:pPr>
-              <w:spacing w:after="0" w:line="276"/>
-            </w:pPr>
-            <w:r>
-              <w:rPr>
-                <w:rFonts w:ascii="Times New Roman" w:cs="Times New Roman" w:eastAsia="Times New Roman" w:hAnsi="Times New Roman"/>
-                <w:b w:val="false"/>
-                <w:bCs w:val="false"/>
-                <w:sz w:val="22"/>
-                <w:szCs w:val="22"/>
-              </w:rPr>
-              <w:t xml:space="preserve">Áp dụng công thức lấy từ Neo4j để tính diện tích, chu vi…</w:t>
+            <w:tcW w:type="dxa" w:w="4082"/>
+            <w:tcBorders>
+              <w:top w:val="single" w:color="B8C0CC" w:sz="4"/>
+              <w:left w:val="single" w:color="B8C0CC" w:sz="4"/>
+              <w:bottom w:val="single" w:color="B8C0CC" w:sz="4"/>
+              <w:right w:val="single" w:color="B8C0CC" w:sz="4"/>
+            </w:tcBorders>
+            <w:tcMar>
+              <w:top w:type="dxa" w:w="60"/>
+              <w:left w:type="dxa" w:w="100"/>
+              <w:bottom w:type="dxa" w:w="60"/>
+              <w:right w:type="dxa" w:w="100"/>
+            </w:tcMar>
+          </w:tcPr>
+          <w:p>
+            <w:pPr>
+              <w:spacing w:after="0" w:line="276"/>
+            </w:pPr>
+            <w:r>
+              <w:rPr>
+                <w:rFonts w:ascii="Times New Roman" w:cs="Times New Roman" w:eastAsia="Times New Roman" w:hAnsi="Times New Roman"/>
+                <w:b w:val="false"/>
+                <w:bCs w:val="false"/>
+                <w:sz w:val="22"/>
+                <w:szCs w:val="22"/>
+              </w:rPr>
+              <w:t xml:space="preserve">Hai đường chéo cắt nhau tại trung điểm mỗi đường</w:t>
+            </w:r>
+          </w:p>
+        </w:tc>
+        <w:tc>
+          <w:tcPr>
+            <w:tcW w:type="dxa" w:w="4989"/>
+            <w:tcBorders>
+              <w:top w:val="single" w:color="B8C0CC" w:sz="4"/>
+              <w:left w:val="single" w:color="B8C0CC" w:sz="4"/>
+              <w:bottom w:val="single" w:color="B8C0CC" w:sz="4"/>
+              <w:right w:val="single" w:color="B8C0CC" w:sz="4"/>
+            </w:tcBorders>
+            <w:tcMar>
+              <w:top w:type="dxa" w:w="60"/>
+              <w:left w:type="dxa" w:w="100"/>
+              <w:bottom w:type="dxa" w:w="60"/>
+              <w:right w:type="dxa" w:w="100"/>
+            </w:tcMar>
+          </w:tcPr>
+          <w:p>
+            <w:pPr>
+              <w:spacing w:after="0" w:line="276"/>
+            </w:pPr>
+            <w:r>
+              <w:rPr>
+                <w:rFonts w:ascii="Times New Roman" w:cs="Times New Roman" w:eastAsia="Times New Roman" w:hAnsi="Times New Roman"/>
+                <w:b w:val="false"/>
+                <w:bCs w:val="false"/>
+                <w:sz w:val="22"/>
+                <w:szCs w:val="22"/>
+              </w:rPr>
+              <w:t xml:space="preserve">A + C = B + D (trung điểm AC trùng trung điểm BD)</w:t>
             </w:r>
           </w:p>
         </w:tc>
@@ -11192,97 +11312,65 @@
       <w:tr>
         <w:tc>
           <w:tcPr>
-            <w:tcW w:type="dxa" w:w="1814"/>
-            <w:tcBorders>
-              <w:top w:val="single" w:color="B8C0CC" w:sz="4"/>
-              <w:left w:val="single" w:color="B8C0CC" w:sz="4"/>
-              <w:bottom w:val="single" w:color="B8C0CC" w:sz="4"/>
-              <w:right w:val="single" w:color="B8C0CC" w:sz="4"/>
-            </w:tcBorders>
-            <w:tcMar>
-              <w:top w:type="dxa" w:w="60"/>
-              <w:left w:type="dxa" w:w="100"/>
-              <w:bottom w:type="dxa" w:w="60"/>
-              <w:right w:type="dxa" w:w="100"/>
-            </w:tcMar>
-          </w:tcPr>
-          <w:p>
-            <w:pPr>
-              <w:spacing w:after="0" w:line="276"/>
-            </w:pPr>
-            <w:r>
-              <w:rPr>
-                <w:rFonts w:ascii="Times New Roman" w:cs="Times New Roman" w:eastAsia="Times New Roman" w:hAnsi="Times New Roman"/>
-                <w:b w:val="false"/>
-                <w:bCs w:val="false"/>
-                <w:sz w:val="22"/>
-                <w:szCs w:val="22"/>
-              </w:rPr>
-              <w:t xml:space="preserve">Kiểm thử</w:t>
-            </w:r>
-          </w:p>
-        </w:tc>
-        <w:tc>
-          <w:tcPr>
-            <w:tcW w:type="dxa" w:w="3447"/>
-            <w:tcBorders>
-              <w:top w:val="single" w:color="B8C0CC" w:sz="4"/>
-              <w:left w:val="single" w:color="B8C0CC" w:sz="4"/>
-              <w:bottom w:val="single" w:color="B8C0CC" w:sz="4"/>
-              <w:right w:val="single" w:color="B8C0CC" w:sz="4"/>
-            </w:tcBorders>
-            <w:tcMar>
-              <w:top w:type="dxa" w:w="60"/>
-              <w:left w:type="dxa" w:w="100"/>
-              <w:bottom w:type="dxa" w:w="60"/>
-              <w:right w:type="dxa" w:w="100"/>
-            </w:tcMar>
-          </w:tcPr>
-          <w:p>
-            <w:pPr>
-              <w:spacing w:after="0" w:line="276"/>
-            </w:pPr>
-            <w:r>
-              <w:rPr>
-                <w:rFonts w:ascii="Times New Roman" w:cs="Times New Roman" w:eastAsia="Times New Roman" w:hAnsi="Times New Roman"/>
-                <w:b w:val="false"/>
-                <w:bCs w:val="false"/>
-                <w:sz w:val="22"/>
-                <w:szCs w:val="22"/>
-              </w:rPr>
-              <w:t xml:space="preserve">unittest</w:t>
-            </w:r>
-          </w:p>
-        </w:tc>
-        <w:tc>
-          <w:tcPr>
-            <w:tcW w:type="dxa" w:w="3810"/>
-            <w:tcBorders>
-              <w:top w:val="single" w:color="B8C0CC" w:sz="4"/>
-              <w:left w:val="single" w:color="B8C0CC" w:sz="4"/>
-              <w:bottom w:val="single" w:color="B8C0CC" w:sz="4"/>
-              <w:right w:val="single" w:color="B8C0CC" w:sz="4"/>
-            </w:tcBorders>
-            <w:tcMar>
-              <w:top w:type="dxa" w:w="60"/>
-              <w:left w:type="dxa" w:w="100"/>
-              <w:bottom w:type="dxa" w:w="60"/>
-              <w:right w:type="dxa" w:w="100"/>
-            </w:tcMar>
-          </w:tcPr>
-          <w:p>
-            <w:pPr>
-              <w:spacing w:after="0" w:line="276"/>
-            </w:pPr>
-            <w:r>
-              <w:rPr>
-                <w:rFonts w:ascii="Times New Roman" w:cs="Times New Roman" w:eastAsia="Times New Roman" w:hAnsi="Times New Roman"/>
-                <w:b w:val="false"/>
-                <w:bCs w:val="false"/>
-                <w:sz w:val="22"/>
-                <w:szCs w:val="22"/>
-              </w:rPr>
-              <w:t xml:space="preserve">32 ca kiểm thử cho tri thức, bộ suy luận và bộ tính toán</w:t>
+            <w:tcW w:type="dxa" w:w="4082"/>
+            <w:tcBorders>
+              <w:top w:val="single" w:color="B8C0CC" w:sz="4"/>
+              <w:left w:val="single" w:color="B8C0CC" w:sz="4"/>
+              <w:bottom w:val="single" w:color="B8C0CC" w:sz="4"/>
+              <w:right w:val="single" w:color="B8C0CC" w:sz="4"/>
+            </w:tcBorders>
+            <w:tcMar>
+              <w:top w:type="dxa" w:w="60"/>
+              <w:left w:type="dxa" w:w="100"/>
+              <w:bottom w:type="dxa" w:w="60"/>
+              <w:right w:type="dxa" w:w="100"/>
+            </w:tcMar>
+          </w:tcPr>
+          <w:p>
+            <w:pPr>
+              <w:spacing w:after="0" w:line="276"/>
+            </w:pPr>
+            <w:r>
+              <w:rPr>
+                <w:rFonts w:ascii="Times New Roman" w:cs="Times New Roman" w:eastAsia="Times New Roman" w:hAnsi="Times New Roman"/>
+                <w:b w:val="false"/>
+                <w:bCs w:val="false"/>
+                <w:sz w:val="22"/>
+                <w:szCs w:val="22"/>
+              </w:rPr>
+              <w:t xml:space="preserve">Góc đối bằng nhau, hai góc kề một đáy bằng nhau, đường chéo là phân giác</w:t>
+            </w:r>
+          </w:p>
+        </w:tc>
+        <w:tc>
+          <w:tcPr>
+            <w:tcW w:type="dxa" w:w="4989"/>
+            <w:tcBorders>
+              <w:top w:val="single" w:color="B8C0CC" w:sz="4"/>
+              <w:left w:val="single" w:color="B8C0CC" w:sz="4"/>
+              <w:bottom w:val="single" w:color="B8C0CC" w:sz="4"/>
+              <w:right w:val="single" w:color="B8C0CC" w:sz="4"/>
+            </w:tcBorders>
+            <w:tcMar>
+              <w:top w:type="dxa" w:w="60"/>
+              <w:left w:type="dxa" w:w="100"/>
+              <w:bottom w:type="dxa" w:w="60"/>
+              <w:right w:type="dxa" w:w="100"/>
+            </w:tcMar>
+          </w:tcPr>
+          <w:p>
+            <w:pPr>
+              <w:spacing w:after="0" w:line="276"/>
+            </w:pPr>
+            <w:r>
+              <w:rPr>
+                <w:rFonts w:ascii="Times New Roman" w:cs="Times New Roman" w:eastAsia="Times New Roman" w:hAnsi="Times New Roman"/>
+                <w:b w:val="false"/>
+                <w:bCs w:val="false"/>
+                <w:sz w:val="22"/>
+                <w:szCs w:val="22"/>
+              </w:rPr>
+              <w:t xml:space="preserve">So sánh số đo góc (sai số 10⁻⁷ độ)</w:t>
             </w:r>
           </w:p>
         </w:tc>
@@ -11304,1491 +11392,8 @@
           <w:sz w:val="26"/>
           <w:szCs w:val="26"/>
         </w:rPr>
-        <w:t xml:space="preserve">Luồng xử lý: người dùng chọn giả thiết trên trình duyệt → Flask nhận yêu cầu → bộ suy luận gửi các câu Cypher tới Neo4j qua Bolt → Neo4j trả kết quả → bộ suy luận lặp đến điểm bất động → Flask hiển thị kết luận, lời giải, sơ đồ và danh sách câu Cypher đã chạy.</w:t>
-      </w:r>
-    </w:p>
-    <w:p>
-      <w:pPr>
-        <w:pStyle w:val="Heading2"/>
-        <w:spacing w:after="120" w:before="240"/>
-      </w:pPr>
-      <w:r>
-        <w:rPr>
-          <w:rFonts w:ascii="Times New Roman" w:cs="Times New Roman" w:eastAsia="Times New Roman" w:hAnsi="Times New Roman"/>
-        </w:rPr>
-        <w:t xml:space="preserve">6.1. Cấu trúc mã nguồn</w:t>
-      </w:r>
-    </w:p>
-    <w:p>
-      <w:pPr>
-        <w:pBdr>
-          <w:top w:val="single" w:color="D0D5DD" w:sz="4" w:space="4"/>
-        </w:pBdr>
-        <w:shd w:fill="F2F4F7" w:color="auto" w:val="clear"/>
-        <w:spacing w:after="0" w:before="0" w:line="260"/>
-        <w:ind w:left="200" w:right="200"/>
-      </w:pPr>
-      <w:r>
-        <w:rPr>
-          <w:rFonts w:ascii="Consolas" w:cs="Consolas" w:eastAsia="Consolas" w:hAnsi="Consolas"/>
-          <w:sz w:val="19"/>
-          <w:szCs w:val="19"/>
-        </w:rPr>
-        <w:t xml:space="preserve">D:\neo4j</w:t>
-      </w:r>
-    </w:p>
-    <w:p>
-      <w:pPr>
-        <w:shd w:fill="F2F4F7" w:color="auto" w:val="clear"/>
-        <w:spacing w:after="0" w:before="0" w:line="260"/>
-        <w:ind w:left="200" w:right="200"/>
-      </w:pPr>
-      <w:r>
-        <w:rPr>
-          <w:rFonts w:ascii="Consolas" w:cs="Consolas" w:eastAsia="Consolas" w:hAnsi="Consolas"/>
-          <w:sz w:val="19"/>
-          <w:szCs w:val="19"/>
-        </w:rPr>
-        <w:t xml:space="preserve">├── app.py                  Ứng dụng web Flask</w:t>
-      </w:r>
-    </w:p>
-    <w:p>
-      <w:pPr>
-        <w:shd w:fill="F2F4F7" w:color="auto" w:val="clear"/>
-        <w:spacing w:after="0" w:before="0" w:line="260"/>
-        <w:ind w:left="200" w:right="200"/>
-      </w:pPr>
-      <w:r>
-        <w:rPr>
-          <w:rFonts w:ascii="Consolas" w:cs="Consolas" w:eastAsia="Consolas" w:hAnsi="Consolas"/>
-          <w:sz w:val="19"/>
-          <w:szCs w:val="19"/>
-        </w:rPr>
-        <w:t xml:space="preserve">├── data\knowledge.py       Tri thức: hình, tính chất, dấu hiệu</w:t>
-      </w:r>
-    </w:p>
-    <w:p>
-      <w:pPr>
-        <w:shd w:fill="F2F4F7" w:color="auto" w:val="clear"/>
-        <w:spacing w:after="0" w:before="0" w:line="260"/>
-        <w:ind w:left="200" w:right="200"/>
-      </w:pPr>
-      <w:r>
-        <w:rPr>
-          <w:rFonts w:ascii="Consolas" w:cs="Consolas" w:eastAsia="Consolas" w:hAnsi="Consolas"/>
-          <w:sz w:val="19"/>
-          <w:szCs w:val="19"/>
-        </w:rPr>
-        <w:t xml:space="preserve">├── data\cong_thuc.py       Đại lượng và công thức tính</w:t>
-      </w:r>
-    </w:p>
-    <w:p>
-      <w:pPr>
-        <w:shd w:fill="F2F4F7" w:color="auto" w:val="clear"/>
-        <w:spacing w:after="0" w:before="0" w:line="260"/>
-        <w:ind w:left="200" w:right="200"/>
-      </w:pPr>
-      <w:r>
-        <w:rPr>
-          <w:rFonts w:ascii="Consolas" w:cs="Consolas" w:eastAsia="Consolas" w:hAnsi="Consolas"/>
-          <w:sz w:val="19"/>
-          <w:szCs w:val="19"/>
-        </w:rPr>
-        <w:t xml:space="preserve">├── src\seed.py             Nạp tri thức vào Neo4j / xuất seed.cypher</w:t>
-      </w:r>
-    </w:p>
-    <w:p>
-      <w:pPr>
-        <w:shd w:fill="F2F4F7" w:color="auto" w:val="clear"/>
-        <w:spacing w:after="0" w:before="0" w:line="260"/>
-        <w:ind w:left="200" w:right="200"/>
-      </w:pPr>
-      <w:r>
-        <w:rPr>
-          <w:rFonts w:ascii="Consolas" w:cs="Consolas" w:eastAsia="Consolas" w:hAnsi="Consolas"/>
-          <w:sz w:val="19"/>
-          <w:szCs w:val="19"/>
-        </w:rPr>
-        <w:t xml:space="preserve">├── src\engine.py           Bộ suy luận tiến (nhận dạng)</w:t>
-      </w:r>
-    </w:p>
-    <w:p>
-      <w:pPr>
-        <w:shd w:fill="F2F4F7" w:color="auto" w:val="clear"/>
-        <w:spacing w:after="0" w:before="0" w:line="260"/>
-        <w:ind w:left="200" w:right="200"/>
-      </w:pPr>
-      <w:r>
-        <w:rPr>
-          <w:rFonts w:ascii="Consolas" w:cs="Consolas" w:eastAsia="Consolas" w:hAnsi="Consolas"/>
-          <w:sz w:val="19"/>
-          <w:szCs w:val="19"/>
-        </w:rPr>
-        <w:t xml:space="preserve">├── src\tinh_toan.py        Bộ tính diện tích, chu vi</w:t>
-      </w:r>
-    </w:p>
-    <w:p>
-      <w:pPr>
-        <w:shd w:fill="F2F4F7" w:color="auto" w:val="clear"/>
-        <w:spacing w:after="0" w:before="0" w:line="260"/>
-        <w:ind w:left="200" w:right="200"/>
-      </w:pPr>
-      <w:r>
-        <w:rPr>
-          <w:rFonts w:ascii="Consolas" w:cs="Consolas" w:eastAsia="Consolas" w:hAnsi="Consolas"/>
-          <w:sz w:val="19"/>
-          <w:szCs w:val="19"/>
-        </w:rPr>
-        <w:t xml:space="preserve">├── src\hinh_ve.py          Hình vẽ minh hoạ từng loại hình</w:t>
-      </w:r>
-    </w:p>
-    <w:p>
-      <w:pPr>
-        <w:shd w:fill="F2F4F7" w:color="auto" w:val="clear"/>
-        <w:spacing w:after="0" w:before="0" w:line="260"/>
-        <w:ind w:left="200" w:right="200"/>
-      </w:pPr>
-      <w:r>
-        <w:rPr>
-          <w:rFonts w:ascii="Consolas" w:cs="Consolas" w:eastAsia="Consolas" w:hAnsi="Consolas"/>
-          <w:sz w:val="19"/>
-          <w:szCs w:val="19"/>
-        </w:rPr>
-        <w:t xml:space="preserve">├── src\repo.py             Các câu Cypher tra cứu</w:t>
-      </w:r>
-    </w:p>
-    <w:p>
-      <w:pPr>
-        <w:shd w:fill="F2F4F7" w:color="auto" w:val="clear"/>
-        <w:spacing w:after="0" w:before="0" w:line="260"/>
-        <w:ind w:left="200" w:right="200"/>
-      </w:pPr>
-      <w:r>
-        <w:rPr>
-          <w:rFonts w:ascii="Consolas" w:cs="Consolas" w:eastAsia="Consolas" w:hAnsi="Consolas"/>
-          <w:sz w:val="19"/>
-          <w:szCs w:val="19"/>
-        </w:rPr>
-        <w:t xml:space="preserve">├── src\svg.py              Vẽ sơ đồ phân cấp</w:t>
-      </w:r>
-    </w:p>
-    <w:p>
-      <w:pPr>
-        <w:shd w:fill="F2F4F7" w:color="auto" w:val="clear"/>
-        <w:spacing w:after="0" w:before="0" w:line="260"/>
-        <w:ind w:left="200" w:right="200"/>
-      </w:pPr>
-      <w:r>
-        <w:rPr>
-          <w:rFonts w:ascii="Consolas" w:cs="Consolas" w:eastAsia="Consolas" w:hAnsi="Consolas"/>
-          <w:sz w:val="19"/>
-          <w:szCs w:val="19"/>
-        </w:rPr>
-        <w:t xml:space="preserve">├── templates\, static\     Giao diện</w:t>
-      </w:r>
-    </w:p>
-    <w:p>
-      <w:pPr>
-        <w:shd w:fill="F2F4F7" w:color="auto" w:val="clear"/>
-        <w:spacing w:after="0" w:before="0" w:line="260"/>
-        <w:ind w:left="200" w:right="200"/>
-      </w:pPr>
-      <w:r>
-        <w:rPr>
-          <w:rFonts w:ascii="Consolas" w:cs="Consolas" w:eastAsia="Consolas" w:hAnsi="Consolas"/>
-          <w:sz w:val="19"/>
-          <w:szCs w:val="19"/>
-        </w:rPr>
-        <w:t xml:space="preserve">├── cypher\seed.cypher      Tạo đồ thị bằng Cypher thuần</w:t>
-      </w:r>
-    </w:p>
-    <w:p>
-      <w:pPr>
-        <w:shd w:fill="F2F4F7" w:color="auto" w:val="clear"/>
-        <w:spacing w:after="0" w:before="0" w:line="260"/>
-        <w:ind w:left="200" w:right="200"/>
-      </w:pPr>
-      <w:r>
-        <w:rPr>
-          <w:rFonts w:ascii="Consolas" w:cs="Consolas" w:eastAsia="Consolas" w:hAnsi="Consolas"/>
-          <w:sz w:val="19"/>
-          <w:szCs w:val="19"/>
-        </w:rPr>
-        <w:t xml:space="preserve">├── cypher\queries.cypher   Truy vấn mẫu</w:t>
-      </w:r>
-    </w:p>
-    <w:p>
-      <w:pPr>
-        <w:shd w:fill="F2F4F7" w:color="auto" w:val="clear"/>
-        <w:spacing w:after="0" w:before="0" w:line="260"/>
-        <w:ind w:left="200" w:right="200"/>
-      </w:pPr>
-      <w:r>
-        <w:rPr>
-          <w:rFonts w:ascii="Consolas" w:cs="Consolas" w:eastAsia="Consolas" w:hAnsi="Consolas"/>
-          <w:sz w:val="19"/>
-          <w:szCs w:val="19"/>
-        </w:rPr>
-        <w:t xml:space="preserve">├── tests\                  Kiểm thử tự động</w:t>
-      </w:r>
-    </w:p>
-    <w:p>
-      <w:pPr>
-        <w:shd w:fill="F2F4F7" w:color="auto" w:val="clear"/>
-        <w:spacing w:after="0" w:before="0" w:line="260"/>
-        <w:ind w:left="200" w:right="200"/>
-      </w:pPr>
-      <w:r>
-        <w:rPr>
-          <w:rFonts w:ascii="Consolas" w:cs="Consolas" w:eastAsia="Consolas" w:hAnsi="Consolas"/>
-          <w:sz w:val="19"/>
-          <w:szCs w:val="19"/>
-        </w:rPr>
-        <w:t xml:space="preserve">├── docs\                   Tài liệu và ảnh chụp màn hình</w:t>
-      </w:r>
-    </w:p>
-    <w:p>
-      <w:pPr>
-        <w:shd w:fill="F2F4F7" w:color="auto" w:val="clear"/>
-        <w:spacing w:after="0" w:before="0" w:line="260"/>
-        <w:ind w:left="200" w:right="200"/>
-      </w:pPr>
-      <w:r>
-        <w:rPr>
-          <w:rFonts w:ascii="Consolas" w:cs="Consolas" w:eastAsia="Consolas" w:hAnsi="Consolas"/>
-          <w:sz w:val="19"/>
-          <w:szCs w:val="19"/>
-        </w:rPr>
-        <w:t xml:space="preserve">├── docker-compose.yml, requirements.txt, run.ps1</w:t>
-      </w:r>
-    </w:p>
-    <w:p>
-      <w:pPr>
-        <w:pBdr>
-          <w:bottom w:val="single" w:color="D0D5DD" w:sz="4" w:space="4"/>
-        </w:pBdr>
-        <w:shd w:fill="F2F4F7" w:color="auto" w:val="clear"/>
-        <w:spacing w:after="0" w:before="0" w:line="260"/>
-        <w:ind w:left="200" w:right="200"/>
-      </w:pPr>
-      <w:r>
-        <w:rPr>
-          <w:rFonts w:ascii="Consolas" w:cs="Consolas" w:eastAsia="Consolas" w:hAnsi="Consolas"/>
-          <w:sz w:val="19"/>
-          <w:szCs w:val="19"/>
-        </w:rPr>
-        <w:t xml:space="preserve">└── README.md</w:t>
-      </w:r>
-    </w:p>
-    <w:p>
-      <w:pPr>
-        <w:spacing w:after="80"/>
-      </w:pPr>
-    </w:p>
-    <w:p>
-      <w:pPr>
-        <w:pStyle w:val="Heading1"/>
-        <w:spacing w:after="160" w:before="360"/>
-      </w:pPr>
-      <w:r>
-        <w:rPr>
-          <w:rFonts w:ascii="Times New Roman" w:cs="Times New Roman" w:eastAsia="Times New Roman" w:hAnsi="Times New Roman"/>
-        </w:rPr>
-        <w:t xml:space="preserve">7. Kết quả đạt được</w:t>
-      </w:r>
-    </w:p>
-    <w:p>
-      <w:pPr>
-        <w:pStyle w:val="ListParagraph"/>
-        <w:numPr>
-          <w:ilvl w:val="0"/>
-          <w:numId w:val="2"/>
-        </w:numPr>
-        <w:spacing w:after="60" w:line="300"/>
-      </w:pPr>
-      <w:r>
-        <w:rPr>
-          <w:rFonts w:ascii="Times New Roman" w:cs="Times New Roman" w:eastAsia="Times New Roman" w:hAnsi="Times New Roman"/>
-          <w:sz w:val="26"/>
-          <w:szCs w:val="26"/>
-        </w:rPr>
-        <w:t xml:space="preserve">Đồ thị tri thức gồm 191 nút và 468 quan hệ đã được nạp và chạy thực tế trên Neo4j 2026.09.</w:t>
-      </w:r>
-    </w:p>
-    <w:p>
-      <w:pPr>
-        <w:pStyle w:val="ListParagraph"/>
-        <w:numPr>
-          <w:ilvl w:val="0"/>
-          <w:numId w:val="2"/>
-        </w:numPr>
-        <w:spacing w:after="60" w:line="300"/>
-      </w:pPr>
-      <w:r>
-        <w:rPr>
-          <w:rFonts w:ascii="Times New Roman" w:cs="Times New Roman" w:eastAsia="Times New Roman" w:hAnsi="Times New Roman"/>
-          <w:sz w:val="26"/>
-          <w:szCs w:val="26"/>
-        </w:rPr>
-        <w:t xml:space="preserve">32/32 ca kiểm thử tự động đều đạt.</w:t>
-      </w:r>
-    </w:p>
-    <w:p>
-      <w:pPr>
-        <w:pStyle w:val="ListParagraph"/>
-        <w:numPr>
-          <w:ilvl w:val="0"/>
-          <w:numId w:val="2"/>
-        </w:numPr>
-        <w:spacing w:after="60" w:line="300"/>
-      </w:pPr>
-      <w:r>
-        <w:rPr>
-          <w:rFonts w:ascii="Times New Roman" w:cs="Times New Roman" w:eastAsia="Times New Roman" w:hAnsi="Times New Roman"/>
-          <w:sz w:val="26"/>
-          <w:szCs w:val="26"/>
-        </w:rPr>
-        <w:t xml:space="preserve">Kết quả của toàn bộ 97 truy vấn nhận dạng và 18 truy vấn công thức mà ứng dụng gửi tới Neo4j đều khớp với kết quả tính độc lập bằng Python.</w:t>
-      </w:r>
-    </w:p>
-    <w:p>
-      <w:pPr>
-        <w:pStyle w:val="ListParagraph"/>
-        <w:numPr>
-          <w:ilvl w:val="0"/>
-          <w:numId w:val="2"/>
-        </w:numPr>
-        <w:spacing w:after="60" w:line="300"/>
-      </w:pPr>
-      <w:r>
-        <w:rPr>
-          <w:rFonts w:ascii="Times New Roman" w:cs="Times New Roman" w:eastAsia="Times New Roman" w:hAnsi="Times New Roman"/>
-          <w:sz w:val="26"/>
-          <w:szCs w:val="26"/>
-        </w:rPr>
-        <w:t xml:space="preserve">Giao diện web có 5 chức năng: nhận dạng tứ giác, tính diện tích – chu vi, bài toán mẫu, đồ thị tri thức, tra cứu từng loại hình. Ngoài ra có hai API JSON (/api/suy-luan và /api/tinh-toan).</w:t>
-      </w:r>
-    </w:p>
-    <w:p>
-      <w:pPr>
-        <w:spacing w:after="80" w:before="120"/>
-        <w:jc w:val="both"/>
-      </w:pPr>
-      <w:r>
-        <w:rPr>
-          <w:rFonts w:ascii="Times New Roman" w:cs="Times New Roman" w:eastAsia="Times New Roman" w:hAnsi="Times New Roman"/>
-          <w:sz w:val="26"/>
-          <w:szCs w:val="26"/>
-        </w:rPr>
-        <w:t xml:space="preserve">Kết quả trên 10 bài toán mẫu:</w:t>
-      </w:r>
-    </w:p>
-    <w:tbl>
-      <w:tblPr>
-        <w:tblW w:type="dxa" w:w="9071"/>
-        <w:tblBorders>
-          <w:top w:val="single" w:color="auto" w:sz="4"/>
-          <w:left w:val="single" w:color="auto" w:sz="4"/>
-          <w:bottom w:val="single" w:color="auto" w:sz="4"/>
-          <w:right w:val="single" w:color="auto" w:sz="4"/>
-          <w:insideH w:val="single" w:color="auto" w:sz="4"/>
-          <w:insideV w:val="single" w:color="auto" w:sz="4"/>
-        </w:tblBorders>
-      </w:tblPr>
-      <w:tblGrid>
-        <w:gridCol w:w="544"/>
-        <w:gridCol w:w="5624"/>
-        <w:gridCol w:w="2903"/>
-      </w:tblGrid>
-      <w:tr>
-        <w:trPr>
-          <w:tblHeader/>
-        </w:trPr>
-        <w:tc>
-          <w:tcPr>
-            <w:tcW w:type="dxa" w:w="544"/>
-            <w:tcBorders>
-              <w:top w:val="single" w:color="B8C0CC" w:sz="4"/>
-              <w:left w:val="single" w:color="B8C0CC" w:sz="4"/>
-              <w:bottom w:val="single" w:color="B8C0CC" w:sz="4"/>
-              <w:right w:val="single" w:color="B8C0CC" w:sz="4"/>
-            </w:tcBorders>
-            <w:shd w:fill="DCE6FA" w:color="auto" w:val="clear"/>
-            <w:tcMar>
-              <w:top w:type="dxa" w:w="60"/>
-              <w:left w:type="dxa" w:w="100"/>
-              <w:bottom w:type="dxa" w:w="60"/>
-              <w:right w:type="dxa" w:w="100"/>
-            </w:tcMar>
-          </w:tcPr>
-          <w:p>
-            <w:pPr>
-              <w:spacing w:after="0" w:line="276"/>
-            </w:pPr>
-            <w:r>
-              <w:rPr>
-                <w:rFonts w:ascii="Times New Roman" w:cs="Times New Roman" w:eastAsia="Times New Roman" w:hAnsi="Times New Roman"/>
-                <w:b/>
-                <w:bCs/>
-                <w:sz w:val="22"/>
-                <w:szCs w:val="22"/>
-              </w:rPr>
-              <w:t xml:space="preserve">#</w:t>
-            </w:r>
-          </w:p>
-        </w:tc>
-        <w:tc>
-          <w:tcPr>
-            <w:tcW w:type="dxa" w:w="5624"/>
-            <w:tcBorders>
-              <w:top w:val="single" w:color="B8C0CC" w:sz="4"/>
-              <w:left w:val="single" w:color="B8C0CC" w:sz="4"/>
-              <w:bottom w:val="single" w:color="B8C0CC" w:sz="4"/>
-              <w:right w:val="single" w:color="B8C0CC" w:sz="4"/>
-            </w:tcBorders>
-            <w:shd w:fill="DCE6FA" w:color="auto" w:val="clear"/>
-            <w:tcMar>
-              <w:top w:type="dxa" w:w="60"/>
-              <w:left w:type="dxa" w:w="100"/>
-              <w:bottom w:type="dxa" w:w="60"/>
-              <w:right w:type="dxa" w:w="100"/>
-            </w:tcMar>
-          </w:tcPr>
-          <w:p>
-            <w:pPr>
-              <w:spacing w:after="0" w:line="276"/>
-            </w:pPr>
-            <w:r>
-              <w:rPr>
-                <w:rFonts w:ascii="Times New Roman" w:cs="Times New Roman" w:eastAsia="Times New Roman" w:hAnsi="Times New Roman"/>
-                <w:b/>
-                <w:bCs/>
-                <w:sz w:val="22"/>
-                <w:szCs w:val="22"/>
-              </w:rPr>
-              <w:t xml:space="preserve">Đề bài</w:t>
-            </w:r>
-          </w:p>
-        </w:tc>
-        <w:tc>
-          <w:tcPr>
-            <w:tcW w:type="dxa" w:w="2903"/>
-            <w:tcBorders>
-              <w:top w:val="single" w:color="B8C0CC" w:sz="4"/>
-              <w:left w:val="single" w:color="B8C0CC" w:sz="4"/>
-              <w:bottom w:val="single" w:color="B8C0CC" w:sz="4"/>
-              <w:right w:val="single" w:color="B8C0CC" w:sz="4"/>
-            </w:tcBorders>
-            <w:shd w:fill="DCE6FA" w:color="auto" w:val="clear"/>
-            <w:tcMar>
-              <w:top w:type="dxa" w:w="60"/>
-              <w:left w:type="dxa" w:w="100"/>
-              <w:bottom w:type="dxa" w:w="60"/>
-              <w:right w:type="dxa" w:w="100"/>
-            </w:tcMar>
-          </w:tcPr>
-          <w:p>
-            <w:pPr>
-              <w:spacing w:after="0" w:line="276"/>
-            </w:pPr>
-            <w:r>
-              <w:rPr>
-                <w:rFonts w:ascii="Times New Roman" w:cs="Times New Roman" w:eastAsia="Times New Roman" w:hAnsi="Times New Roman"/>
-                <w:b/>
-                <w:bCs/>
-                <w:sz w:val="22"/>
-                <w:szCs w:val="22"/>
-              </w:rPr>
-              <w:t xml:space="preserve">Kết luận</w:t>
-            </w:r>
-          </w:p>
-        </w:tc>
-      </w:tr>
-      <w:tr>
-        <w:tc>
-          <w:tcPr>
-            <w:tcW w:type="dxa" w:w="544"/>
-            <w:tcBorders>
-              <w:top w:val="single" w:color="B8C0CC" w:sz="4"/>
-              <w:left w:val="single" w:color="B8C0CC" w:sz="4"/>
-              <w:bottom w:val="single" w:color="B8C0CC" w:sz="4"/>
-              <w:right w:val="single" w:color="B8C0CC" w:sz="4"/>
-            </w:tcBorders>
-            <w:tcMar>
-              <w:top w:type="dxa" w:w="60"/>
-              <w:left w:type="dxa" w:w="100"/>
-              <w:bottom w:type="dxa" w:w="60"/>
-              <w:right w:type="dxa" w:w="100"/>
-            </w:tcMar>
-          </w:tcPr>
-          <w:p>
-            <w:pPr>
-              <w:spacing w:after="0" w:line="276"/>
-            </w:pPr>
-            <w:r>
-              <w:rPr>
-                <w:rFonts w:ascii="Times New Roman" w:cs="Times New Roman" w:eastAsia="Times New Roman" w:hAnsi="Times New Roman"/>
-                <w:b w:val="false"/>
-                <w:bCs w:val="false"/>
-                <w:sz w:val="22"/>
-                <w:szCs w:val="22"/>
-              </w:rPr>
-              <w:t xml:space="preserve">1</w:t>
-            </w:r>
-          </w:p>
-        </w:tc>
-        <w:tc>
-          <w:tcPr>
-            <w:tcW w:type="dxa" w:w="5624"/>
-            <w:tcBorders>
-              <w:top w:val="single" w:color="B8C0CC" w:sz="4"/>
-              <w:left w:val="single" w:color="B8C0CC" w:sz="4"/>
-              <w:bottom w:val="single" w:color="B8C0CC" w:sz="4"/>
-              <w:right w:val="single" w:color="B8C0CC" w:sz="4"/>
-            </w:tcBorders>
-            <w:tcMar>
-              <w:top w:type="dxa" w:w="60"/>
-              <w:left w:type="dxa" w:w="100"/>
-              <w:bottom w:type="dxa" w:w="60"/>
-              <w:right w:type="dxa" w:w="100"/>
-            </w:tcMar>
-          </w:tcPr>
-          <w:p>
-            <w:pPr>
-              <w:spacing w:after="0" w:line="276"/>
-            </w:pPr>
-            <w:r>
-              <w:rPr>
-                <w:rFonts w:ascii="Times New Roman" w:cs="Times New Roman" w:eastAsia="Times New Roman" w:hAnsi="Times New Roman"/>
-                <w:b w:val="false"/>
-                <w:bCs w:val="false"/>
-                <w:sz w:val="22"/>
-                <w:szCs w:val="22"/>
-              </w:rPr>
-              <w:t xml:space="preserve">Hình bình hành có hai đường chéo vuông góc và bằng nhau</w:t>
-            </w:r>
-          </w:p>
-        </w:tc>
-        <w:tc>
-          <w:tcPr>
-            <w:tcW w:type="dxa" w:w="2903"/>
-            <w:tcBorders>
-              <w:top w:val="single" w:color="B8C0CC" w:sz="4"/>
-              <w:left w:val="single" w:color="B8C0CC" w:sz="4"/>
-              <w:bottom w:val="single" w:color="B8C0CC" w:sz="4"/>
-              <w:right w:val="single" w:color="B8C0CC" w:sz="4"/>
-            </w:tcBorders>
-            <w:tcMar>
-              <w:top w:type="dxa" w:w="60"/>
-              <w:left w:type="dxa" w:w="100"/>
-              <w:bottom w:type="dxa" w:w="60"/>
-              <w:right w:type="dxa" w:w="100"/>
-            </w:tcMar>
-          </w:tcPr>
-          <w:p>
-            <w:pPr>
-              <w:spacing w:after="0" w:line="276"/>
-            </w:pPr>
-            <w:r>
-              <w:rPr>
-                <w:rFonts w:ascii="Times New Roman" w:cs="Times New Roman" w:eastAsia="Times New Roman" w:hAnsi="Times New Roman"/>
-                <w:b w:val="false"/>
-                <w:bCs w:val="false"/>
-                <w:sz w:val="22"/>
-                <w:szCs w:val="22"/>
-              </w:rPr>
-              <w:t xml:space="preserve">Hình vuông</w:t>
-            </w:r>
-          </w:p>
-        </w:tc>
-      </w:tr>
-      <w:tr>
-        <w:tc>
-          <w:tcPr>
-            <w:tcW w:type="dxa" w:w="544"/>
-            <w:tcBorders>
-              <w:top w:val="single" w:color="B8C0CC" w:sz="4"/>
-              <w:left w:val="single" w:color="B8C0CC" w:sz="4"/>
-              <w:bottom w:val="single" w:color="B8C0CC" w:sz="4"/>
-              <w:right w:val="single" w:color="B8C0CC" w:sz="4"/>
-            </w:tcBorders>
-            <w:tcMar>
-              <w:top w:type="dxa" w:w="60"/>
-              <w:left w:type="dxa" w:w="100"/>
-              <w:bottom w:type="dxa" w:w="60"/>
-              <w:right w:type="dxa" w:w="100"/>
-            </w:tcMar>
-          </w:tcPr>
-          <w:p>
-            <w:pPr>
-              <w:spacing w:after="0" w:line="276"/>
-            </w:pPr>
-            <w:r>
-              <w:rPr>
-                <w:rFonts w:ascii="Times New Roman" w:cs="Times New Roman" w:eastAsia="Times New Roman" w:hAnsi="Times New Roman"/>
-                <w:b w:val="false"/>
-                <w:bCs w:val="false"/>
-                <w:sz w:val="22"/>
-                <w:szCs w:val="22"/>
-              </w:rPr>
-              <w:t xml:space="preserve">2</w:t>
-            </w:r>
-          </w:p>
-        </w:tc>
-        <w:tc>
-          <w:tcPr>
-            <w:tcW w:type="dxa" w:w="5624"/>
-            <w:tcBorders>
-              <w:top w:val="single" w:color="B8C0CC" w:sz="4"/>
-              <w:left w:val="single" w:color="B8C0CC" w:sz="4"/>
-              <w:bottom w:val="single" w:color="B8C0CC" w:sz="4"/>
-              <w:right w:val="single" w:color="B8C0CC" w:sz="4"/>
-            </w:tcBorders>
-            <w:tcMar>
-              <w:top w:type="dxa" w:w="60"/>
-              <w:left w:type="dxa" w:w="100"/>
-              <w:bottom w:type="dxa" w:w="60"/>
-              <w:right w:type="dxa" w:w="100"/>
-            </w:tcMar>
-          </w:tcPr>
-          <w:p>
-            <w:pPr>
-              <w:spacing w:after="0" w:line="276"/>
-            </w:pPr>
-            <w:r>
-              <w:rPr>
-                <w:rFonts w:ascii="Times New Roman" w:cs="Times New Roman" w:eastAsia="Times New Roman" w:hAnsi="Times New Roman"/>
-                <w:b w:val="false"/>
-                <w:bCs w:val="false"/>
-                <w:sz w:val="22"/>
-                <w:szCs w:val="22"/>
-              </w:rPr>
-              <w:t xml:space="preserve">Hình thang có một cặp cạnh song song, cặp cạnh còn lại bằng nhau</w:t>
-            </w:r>
-          </w:p>
-        </w:tc>
-        <w:tc>
-          <w:tcPr>
-            <w:tcW w:type="dxa" w:w="2903"/>
-            <w:tcBorders>
-              <w:top w:val="single" w:color="B8C0CC" w:sz="4"/>
-              <w:left w:val="single" w:color="B8C0CC" w:sz="4"/>
-              <w:bottom w:val="single" w:color="B8C0CC" w:sz="4"/>
-              <w:right w:val="single" w:color="B8C0CC" w:sz="4"/>
-            </w:tcBorders>
-            <w:tcMar>
-              <w:top w:type="dxa" w:w="60"/>
-              <w:left w:type="dxa" w:w="100"/>
-              <w:bottom w:type="dxa" w:w="60"/>
-              <w:right w:type="dxa" w:w="100"/>
-            </w:tcMar>
-          </w:tcPr>
-          <w:p>
-            <w:pPr>
-              <w:spacing w:after="0" w:line="276"/>
-            </w:pPr>
-            <w:r>
-              <w:rPr>
-                <w:rFonts w:ascii="Times New Roman" w:cs="Times New Roman" w:eastAsia="Times New Roman" w:hAnsi="Times New Roman"/>
-                <w:b w:val="false"/>
-                <w:bCs w:val="false"/>
-                <w:sz w:val="22"/>
-                <w:szCs w:val="22"/>
-              </w:rPr>
-              <w:t xml:space="preserve">Chưa đủ dữ kiện (hình thang cân hoặc hình bình hành)</w:t>
-            </w:r>
-          </w:p>
-        </w:tc>
-      </w:tr>
-      <w:tr>
-        <w:tc>
-          <w:tcPr>
-            <w:tcW w:type="dxa" w:w="544"/>
-            <w:tcBorders>
-              <w:top w:val="single" w:color="B8C0CC" w:sz="4"/>
-              <w:left w:val="single" w:color="B8C0CC" w:sz="4"/>
-              <w:bottom w:val="single" w:color="B8C0CC" w:sz="4"/>
-              <w:right w:val="single" w:color="B8C0CC" w:sz="4"/>
-            </w:tcBorders>
-            <w:tcMar>
-              <w:top w:type="dxa" w:w="60"/>
-              <w:left w:type="dxa" w:w="100"/>
-              <w:bottom w:type="dxa" w:w="60"/>
-              <w:right w:type="dxa" w:w="100"/>
-            </w:tcMar>
-          </w:tcPr>
-          <w:p>
-            <w:pPr>
-              <w:spacing w:after="0" w:line="276"/>
-            </w:pPr>
-            <w:r>
-              <w:rPr>
-                <w:rFonts w:ascii="Times New Roman" w:cs="Times New Roman" w:eastAsia="Times New Roman" w:hAnsi="Times New Roman"/>
-                <w:b w:val="false"/>
-                <w:bCs w:val="false"/>
-                <w:sz w:val="22"/>
-                <w:szCs w:val="22"/>
-              </w:rPr>
-              <w:t xml:space="preserve">3</w:t>
-            </w:r>
-          </w:p>
-        </w:tc>
-        <w:tc>
-          <w:tcPr>
-            <w:tcW w:type="dxa" w:w="5624"/>
-            <w:tcBorders>
-              <w:top w:val="single" w:color="B8C0CC" w:sz="4"/>
-              <w:left w:val="single" w:color="B8C0CC" w:sz="4"/>
-              <w:bottom w:val="single" w:color="B8C0CC" w:sz="4"/>
-              <w:right w:val="single" w:color="B8C0CC" w:sz="4"/>
-            </w:tcBorders>
-            <w:tcMar>
-              <w:top w:type="dxa" w:w="60"/>
-              <w:left w:type="dxa" w:w="100"/>
-              <w:bottom w:type="dxa" w:w="60"/>
-              <w:right w:type="dxa" w:w="100"/>
-            </w:tcMar>
-          </w:tcPr>
-          <w:p>
-            <w:pPr>
-              <w:spacing w:after="0" w:line="276"/>
-            </w:pPr>
-            <w:r>
-              <w:rPr>
-                <w:rFonts w:ascii="Times New Roman" w:cs="Times New Roman" w:eastAsia="Times New Roman" w:hAnsi="Times New Roman"/>
-                <w:b w:val="false"/>
-                <w:bCs w:val="false"/>
-                <w:sz w:val="22"/>
-                <w:szCs w:val="22"/>
-              </w:rPr>
-              <w:t xml:space="preserve">Hình thang có hai cạnh bên bằng nhau và không song song</w:t>
-            </w:r>
-          </w:p>
-        </w:tc>
-        <w:tc>
-          <w:tcPr>
-            <w:tcW w:type="dxa" w:w="2903"/>
-            <w:tcBorders>
-              <w:top w:val="single" w:color="B8C0CC" w:sz="4"/>
-              <w:left w:val="single" w:color="B8C0CC" w:sz="4"/>
-              <w:bottom w:val="single" w:color="B8C0CC" w:sz="4"/>
-              <w:right w:val="single" w:color="B8C0CC" w:sz="4"/>
-            </w:tcBorders>
-            <w:tcMar>
-              <w:top w:type="dxa" w:w="60"/>
-              <w:left w:type="dxa" w:w="100"/>
-              <w:bottom w:type="dxa" w:w="60"/>
-              <w:right w:type="dxa" w:w="100"/>
-            </w:tcMar>
-          </w:tcPr>
-          <w:p>
-            <w:pPr>
-              <w:spacing w:after="0" w:line="276"/>
-            </w:pPr>
-            <w:r>
-              <w:rPr>
-                <w:rFonts w:ascii="Times New Roman" w:cs="Times New Roman" w:eastAsia="Times New Roman" w:hAnsi="Times New Roman"/>
-                <w:b w:val="false"/>
-                <w:bCs w:val="false"/>
-                <w:sz w:val="22"/>
-                <w:szCs w:val="22"/>
-              </w:rPr>
-              <w:t xml:space="preserve">Hình thang cân</w:t>
-            </w:r>
-          </w:p>
-        </w:tc>
-      </w:tr>
-      <w:tr>
-        <w:tc>
-          <w:tcPr>
-            <w:tcW w:type="dxa" w:w="544"/>
-            <w:tcBorders>
-              <w:top w:val="single" w:color="B8C0CC" w:sz="4"/>
-              <w:left w:val="single" w:color="B8C0CC" w:sz="4"/>
-              <w:bottom w:val="single" w:color="B8C0CC" w:sz="4"/>
-              <w:right w:val="single" w:color="B8C0CC" w:sz="4"/>
-            </w:tcBorders>
-            <w:tcMar>
-              <w:top w:type="dxa" w:w="60"/>
-              <w:left w:type="dxa" w:w="100"/>
-              <w:bottom w:type="dxa" w:w="60"/>
-              <w:right w:type="dxa" w:w="100"/>
-            </w:tcMar>
-          </w:tcPr>
-          <w:p>
-            <w:pPr>
-              <w:spacing w:after="0" w:line="276"/>
-            </w:pPr>
-            <w:r>
-              <w:rPr>
-                <w:rFonts w:ascii="Times New Roman" w:cs="Times New Roman" w:eastAsia="Times New Roman" w:hAnsi="Times New Roman"/>
-                <w:b w:val="false"/>
-                <w:bCs w:val="false"/>
-                <w:sz w:val="22"/>
-                <w:szCs w:val="22"/>
-              </w:rPr>
-              <w:t xml:space="preserve">4</w:t>
-            </w:r>
-          </w:p>
-        </w:tc>
-        <w:tc>
-          <w:tcPr>
-            <w:tcW w:type="dxa" w:w="5624"/>
-            <w:tcBorders>
-              <w:top w:val="single" w:color="B8C0CC" w:sz="4"/>
-              <w:left w:val="single" w:color="B8C0CC" w:sz="4"/>
-              <w:bottom w:val="single" w:color="B8C0CC" w:sz="4"/>
-              <w:right w:val="single" w:color="B8C0CC" w:sz="4"/>
-            </w:tcBorders>
-            <w:tcMar>
-              <w:top w:type="dxa" w:w="60"/>
-              <w:left w:type="dxa" w:w="100"/>
-              <w:bottom w:type="dxa" w:w="60"/>
-              <w:right w:type="dxa" w:w="100"/>
-            </w:tcMar>
-          </w:tcPr>
-          <w:p>
-            <w:pPr>
-              <w:spacing w:after="0" w:line="276"/>
-            </w:pPr>
-            <w:r>
-              <w:rPr>
-                <w:rFonts w:ascii="Times New Roman" w:cs="Times New Roman" w:eastAsia="Times New Roman" w:hAnsi="Times New Roman"/>
-                <w:b w:val="false"/>
-                <w:bCs w:val="false"/>
-                <w:sz w:val="22"/>
-                <w:szCs w:val="22"/>
-              </w:rPr>
-              <w:t xml:space="preserve">Tứ giác có hai đường chéo cắt nhau tại trung điểm mỗi đường và bằng nhau</w:t>
-            </w:r>
-          </w:p>
-        </w:tc>
-        <w:tc>
-          <w:tcPr>
-            <w:tcW w:type="dxa" w:w="2903"/>
-            <w:tcBorders>
-              <w:top w:val="single" w:color="B8C0CC" w:sz="4"/>
-              <w:left w:val="single" w:color="B8C0CC" w:sz="4"/>
-              <w:bottom w:val="single" w:color="B8C0CC" w:sz="4"/>
-              <w:right w:val="single" w:color="B8C0CC" w:sz="4"/>
-            </w:tcBorders>
-            <w:tcMar>
-              <w:top w:type="dxa" w:w="60"/>
-              <w:left w:type="dxa" w:w="100"/>
-              <w:bottom w:type="dxa" w:w="60"/>
-              <w:right w:type="dxa" w:w="100"/>
-            </w:tcMar>
-          </w:tcPr>
-          <w:p>
-            <w:pPr>
-              <w:spacing w:after="0" w:line="276"/>
-            </w:pPr>
-            <w:r>
-              <w:rPr>
-                <w:rFonts w:ascii="Times New Roman" w:cs="Times New Roman" w:eastAsia="Times New Roman" w:hAnsi="Times New Roman"/>
-                <w:b w:val="false"/>
-                <w:bCs w:val="false"/>
-                <w:sz w:val="22"/>
-                <w:szCs w:val="22"/>
-              </w:rPr>
-              <w:t xml:space="preserve">Hình chữ nhật</w:t>
-            </w:r>
-          </w:p>
-        </w:tc>
-      </w:tr>
-      <w:tr>
-        <w:tc>
-          <w:tcPr>
-            <w:tcW w:type="dxa" w:w="544"/>
-            <w:tcBorders>
-              <w:top w:val="single" w:color="B8C0CC" w:sz="4"/>
-              <w:left w:val="single" w:color="B8C0CC" w:sz="4"/>
-              <w:bottom w:val="single" w:color="B8C0CC" w:sz="4"/>
-              <w:right w:val="single" w:color="B8C0CC" w:sz="4"/>
-            </w:tcBorders>
-            <w:tcMar>
-              <w:top w:type="dxa" w:w="60"/>
-              <w:left w:type="dxa" w:w="100"/>
-              <w:bottom w:type="dxa" w:w="60"/>
-              <w:right w:type="dxa" w:w="100"/>
-            </w:tcMar>
-          </w:tcPr>
-          <w:p>
-            <w:pPr>
-              <w:spacing w:after="0" w:line="276"/>
-            </w:pPr>
-            <w:r>
-              <w:rPr>
-                <w:rFonts w:ascii="Times New Roman" w:cs="Times New Roman" w:eastAsia="Times New Roman" w:hAnsi="Times New Roman"/>
-                <w:b w:val="false"/>
-                <w:bCs w:val="false"/>
-                <w:sz w:val="22"/>
-                <w:szCs w:val="22"/>
-              </w:rPr>
-              <w:t xml:space="preserve">5</w:t>
-            </w:r>
-          </w:p>
-        </w:tc>
-        <w:tc>
-          <w:tcPr>
-            <w:tcW w:type="dxa" w:w="5624"/>
-            <w:tcBorders>
-              <w:top w:val="single" w:color="B8C0CC" w:sz="4"/>
-              <w:left w:val="single" w:color="B8C0CC" w:sz="4"/>
-              <w:bottom w:val="single" w:color="B8C0CC" w:sz="4"/>
-              <w:right w:val="single" w:color="B8C0CC" w:sz="4"/>
-            </w:tcBorders>
-            <w:tcMar>
-              <w:top w:type="dxa" w:w="60"/>
-              <w:left w:type="dxa" w:w="100"/>
-              <w:bottom w:type="dxa" w:w="60"/>
-              <w:right w:type="dxa" w:w="100"/>
-            </w:tcMar>
-          </w:tcPr>
-          <w:p>
-            <w:pPr>
-              <w:spacing w:after="0" w:line="276"/>
-            </w:pPr>
-            <w:r>
-              <w:rPr>
-                <w:rFonts w:ascii="Times New Roman" w:cs="Times New Roman" w:eastAsia="Times New Roman" w:hAnsi="Times New Roman"/>
-                <w:b w:val="false"/>
-                <w:bCs w:val="false"/>
-                <w:sz w:val="22"/>
-                <w:szCs w:val="22"/>
-              </w:rPr>
-              <w:t xml:space="preserve">Tứ giác có bốn cạnh bằng nhau và một góc vuông</w:t>
-            </w:r>
-          </w:p>
-        </w:tc>
-        <w:tc>
-          <w:tcPr>
-            <w:tcW w:type="dxa" w:w="2903"/>
-            <w:tcBorders>
-              <w:top w:val="single" w:color="B8C0CC" w:sz="4"/>
-              <w:left w:val="single" w:color="B8C0CC" w:sz="4"/>
-              <w:bottom w:val="single" w:color="B8C0CC" w:sz="4"/>
-              <w:right w:val="single" w:color="B8C0CC" w:sz="4"/>
-            </w:tcBorders>
-            <w:tcMar>
-              <w:top w:type="dxa" w:w="60"/>
-              <w:left w:type="dxa" w:w="100"/>
-              <w:bottom w:type="dxa" w:w="60"/>
-              <w:right w:type="dxa" w:w="100"/>
-            </w:tcMar>
-          </w:tcPr>
-          <w:p>
-            <w:pPr>
-              <w:spacing w:after="0" w:line="276"/>
-            </w:pPr>
-            <w:r>
-              <w:rPr>
-                <w:rFonts w:ascii="Times New Roman" w:cs="Times New Roman" w:eastAsia="Times New Roman" w:hAnsi="Times New Roman"/>
-                <w:b w:val="false"/>
-                <w:bCs w:val="false"/>
-                <w:sz w:val="22"/>
-                <w:szCs w:val="22"/>
-              </w:rPr>
-              <w:t xml:space="preserve">Hình vuông</w:t>
-            </w:r>
-          </w:p>
-        </w:tc>
-      </w:tr>
-      <w:tr>
-        <w:tc>
-          <w:tcPr>
-            <w:tcW w:type="dxa" w:w="544"/>
-            <w:tcBorders>
-              <w:top w:val="single" w:color="B8C0CC" w:sz="4"/>
-              <w:left w:val="single" w:color="B8C0CC" w:sz="4"/>
-              <w:bottom w:val="single" w:color="B8C0CC" w:sz="4"/>
-              <w:right w:val="single" w:color="B8C0CC" w:sz="4"/>
-            </w:tcBorders>
-            <w:tcMar>
-              <w:top w:type="dxa" w:w="60"/>
-              <w:left w:type="dxa" w:w="100"/>
-              <w:bottom w:type="dxa" w:w="60"/>
-              <w:right w:type="dxa" w:w="100"/>
-            </w:tcMar>
-          </w:tcPr>
-          <w:p>
-            <w:pPr>
-              <w:spacing w:after="0" w:line="276"/>
-            </w:pPr>
-            <w:r>
-              <w:rPr>
-                <w:rFonts w:ascii="Times New Roman" w:cs="Times New Roman" w:eastAsia="Times New Roman" w:hAnsi="Times New Roman"/>
-                <w:b w:val="false"/>
-                <w:bCs w:val="false"/>
-                <w:sz w:val="22"/>
-                <w:szCs w:val="22"/>
-              </w:rPr>
-              <w:t xml:space="preserve">6</w:t>
-            </w:r>
-          </w:p>
-        </w:tc>
-        <w:tc>
-          <w:tcPr>
-            <w:tcW w:type="dxa" w:w="5624"/>
-            <w:tcBorders>
-              <w:top w:val="single" w:color="B8C0CC" w:sz="4"/>
-              <w:left w:val="single" w:color="B8C0CC" w:sz="4"/>
-              <w:bottom w:val="single" w:color="B8C0CC" w:sz="4"/>
-              <w:right w:val="single" w:color="B8C0CC" w:sz="4"/>
-            </w:tcBorders>
-            <w:tcMar>
-              <w:top w:type="dxa" w:w="60"/>
-              <w:left w:type="dxa" w:w="100"/>
-              <w:bottom w:type="dxa" w:w="60"/>
-              <w:right w:type="dxa" w:w="100"/>
-            </w:tcMar>
-          </w:tcPr>
-          <w:p>
-            <w:pPr>
-              <w:spacing w:after="0" w:line="276"/>
-            </w:pPr>
-            <w:r>
-              <w:rPr>
-                <w:rFonts w:ascii="Times New Roman" w:cs="Times New Roman" w:eastAsia="Times New Roman" w:hAnsi="Times New Roman"/>
-                <w:b w:val="false"/>
-                <w:bCs w:val="false"/>
-                <w:sz w:val="22"/>
-                <w:szCs w:val="22"/>
-              </w:rPr>
-              <w:t xml:space="preserve">Hình thang có hai đường chéo bằng nhau và một góc vuông</w:t>
-            </w:r>
-          </w:p>
-        </w:tc>
-        <w:tc>
-          <w:tcPr>
-            <w:tcW w:type="dxa" w:w="2903"/>
-            <w:tcBorders>
-              <w:top w:val="single" w:color="B8C0CC" w:sz="4"/>
-              <w:left w:val="single" w:color="B8C0CC" w:sz="4"/>
-              <w:bottom w:val="single" w:color="B8C0CC" w:sz="4"/>
-              <w:right w:val="single" w:color="B8C0CC" w:sz="4"/>
-            </w:tcBorders>
-            <w:tcMar>
-              <w:top w:type="dxa" w:w="60"/>
-              <w:left w:type="dxa" w:w="100"/>
-              <w:bottom w:type="dxa" w:w="60"/>
-              <w:right w:type="dxa" w:w="100"/>
-            </w:tcMar>
-          </w:tcPr>
-          <w:p>
-            <w:pPr>
-              <w:spacing w:after="0" w:line="276"/>
-            </w:pPr>
-            <w:r>
-              <w:rPr>
-                <w:rFonts w:ascii="Times New Roman" w:cs="Times New Roman" w:eastAsia="Times New Roman" w:hAnsi="Times New Roman"/>
-                <w:b w:val="false"/>
-                <w:bCs w:val="false"/>
-                <w:sz w:val="22"/>
-                <w:szCs w:val="22"/>
-              </w:rPr>
-              <w:t xml:space="preserve">Hình chữ nhật</w:t>
-            </w:r>
-          </w:p>
-        </w:tc>
-      </w:tr>
-      <w:tr>
-        <w:tc>
-          <w:tcPr>
-            <w:tcW w:type="dxa" w:w="544"/>
-            <w:tcBorders>
-              <w:top w:val="single" w:color="B8C0CC" w:sz="4"/>
-              <w:left w:val="single" w:color="B8C0CC" w:sz="4"/>
-              <w:bottom w:val="single" w:color="B8C0CC" w:sz="4"/>
-              <w:right w:val="single" w:color="B8C0CC" w:sz="4"/>
-            </w:tcBorders>
-            <w:tcMar>
-              <w:top w:type="dxa" w:w="60"/>
-              <w:left w:type="dxa" w:w="100"/>
-              <w:bottom w:type="dxa" w:w="60"/>
-              <w:right w:type="dxa" w:w="100"/>
-            </w:tcMar>
-          </w:tcPr>
-          <w:p>
-            <w:pPr>
-              <w:spacing w:after="0" w:line="276"/>
-            </w:pPr>
-            <w:r>
-              <w:rPr>
-                <w:rFonts w:ascii="Times New Roman" w:cs="Times New Roman" w:eastAsia="Times New Roman" w:hAnsi="Times New Roman"/>
-                <w:b w:val="false"/>
-                <w:bCs w:val="false"/>
-                <w:sz w:val="22"/>
-                <w:szCs w:val="22"/>
-              </w:rPr>
-              <w:t xml:space="preserve">7</w:t>
-            </w:r>
-          </w:p>
-        </w:tc>
-        <w:tc>
-          <w:tcPr>
-            <w:tcW w:type="dxa" w:w="5624"/>
-            <w:tcBorders>
-              <w:top w:val="single" w:color="B8C0CC" w:sz="4"/>
-              <w:left w:val="single" w:color="B8C0CC" w:sz="4"/>
-              <w:bottom w:val="single" w:color="B8C0CC" w:sz="4"/>
-              <w:right w:val="single" w:color="B8C0CC" w:sz="4"/>
-            </w:tcBorders>
-            <w:tcMar>
-              <w:top w:type="dxa" w:w="60"/>
-              <w:left w:type="dxa" w:w="100"/>
-              <w:bottom w:type="dxa" w:w="60"/>
-              <w:right w:type="dxa" w:w="100"/>
-            </w:tcMar>
-          </w:tcPr>
-          <w:p>
-            <w:pPr>
-              <w:spacing w:after="0" w:line="276"/>
-            </w:pPr>
-            <w:r>
-              <w:rPr>
-                <w:rFonts w:ascii="Times New Roman" w:cs="Times New Roman" w:eastAsia="Times New Roman" w:hAnsi="Times New Roman"/>
-                <w:b w:val="false"/>
-                <w:bCs w:val="false"/>
-                <w:sz w:val="22"/>
-                <w:szCs w:val="22"/>
-              </w:rPr>
-              <w:t xml:space="preserve">Tứ giác có hai cặp cạnh kề bằng nhau và một cặp cạnh đối song song</w:t>
-            </w:r>
-          </w:p>
-        </w:tc>
-        <w:tc>
-          <w:tcPr>
-            <w:tcW w:type="dxa" w:w="2903"/>
-            <w:tcBorders>
-              <w:top w:val="single" w:color="B8C0CC" w:sz="4"/>
-              <w:left w:val="single" w:color="B8C0CC" w:sz="4"/>
-              <w:bottom w:val="single" w:color="B8C0CC" w:sz="4"/>
-              <w:right w:val="single" w:color="B8C0CC" w:sz="4"/>
-            </w:tcBorders>
-            <w:tcMar>
-              <w:top w:type="dxa" w:w="60"/>
-              <w:left w:type="dxa" w:w="100"/>
-              <w:bottom w:type="dxa" w:w="60"/>
-              <w:right w:type="dxa" w:w="100"/>
-            </w:tcMar>
-          </w:tcPr>
-          <w:p>
-            <w:pPr>
-              <w:spacing w:after="0" w:line="276"/>
-            </w:pPr>
-            <w:r>
-              <w:rPr>
-                <w:rFonts w:ascii="Times New Roman" w:cs="Times New Roman" w:eastAsia="Times New Roman" w:hAnsi="Times New Roman"/>
-                <w:b w:val="false"/>
-                <w:bCs w:val="false"/>
-                <w:sz w:val="22"/>
-                <w:szCs w:val="22"/>
-              </w:rPr>
-              <w:t xml:space="preserve">Hình thoi</w:t>
-            </w:r>
-          </w:p>
-        </w:tc>
-      </w:tr>
-      <w:tr>
-        <w:tc>
-          <w:tcPr>
-            <w:tcW w:type="dxa" w:w="544"/>
-            <w:tcBorders>
-              <w:top w:val="single" w:color="B8C0CC" w:sz="4"/>
-              <w:left w:val="single" w:color="B8C0CC" w:sz="4"/>
-              <w:bottom w:val="single" w:color="B8C0CC" w:sz="4"/>
-              <w:right w:val="single" w:color="B8C0CC" w:sz="4"/>
-            </w:tcBorders>
-            <w:tcMar>
-              <w:top w:type="dxa" w:w="60"/>
-              <w:left w:type="dxa" w:w="100"/>
-              <w:bottom w:type="dxa" w:w="60"/>
-              <w:right w:type="dxa" w:w="100"/>
-            </w:tcMar>
-          </w:tcPr>
-          <w:p>
-            <w:pPr>
-              <w:spacing w:after="0" w:line="276"/>
-            </w:pPr>
-            <w:r>
-              <w:rPr>
-                <w:rFonts w:ascii="Times New Roman" w:cs="Times New Roman" w:eastAsia="Times New Roman" w:hAnsi="Times New Roman"/>
-                <w:b w:val="false"/>
-                <w:bCs w:val="false"/>
-                <w:sz w:val="22"/>
-                <w:szCs w:val="22"/>
-              </w:rPr>
-              <w:t xml:space="preserve">8</w:t>
-            </w:r>
-          </w:p>
-        </w:tc>
-        <w:tc>
-          <w:tcPr>
-            <w:tcW w:type="dxa" w:w="5624"/>
-            <w:tcBorders>
-              <w:top w:val="single" w:color="B8C0CC" w:sz="4"/>
-              <w:left w:val="single" w:color="B8C0CC" w:sz="4"/>
-              <w:bottom w:val="single" w:color="B8C0CC" w:sz="4"/>
-              <w:right w:val="single" w:color="B8C0CC" w:sz="4"/>
-            </w:tcBorders>
-            <w:tcMar>
-              <w:top w:type="dxa" w:w="60"/>
-              <w:left w:type="dxa" w:w="100"/>
-              <w:bottom w:type="dxa" w:w="60"/>
-              <w:right w:type="dxa" w:w="100"/>
-            </w:tcMar>
-          </w:tcPr>
-          <w:p>
-            <w:pPr>
-              <w:spacing w:after="0" w:line="276"/>
-            </w:pPr>
-            <w:r>
-              <w:rPr>
-                <w:rFonts w:ascii="Times New Roman" w:cs="Times New Roman" w:eastAsia="Times New Roman" w:hAnsi="Times New Roman"/>
-                <w:b w:val="false"/>
-                <w:bCs w:val="false"/>
-                <w:sz w:val="22"/>
-                <w:szCs w:val="22"/>
-              </w:rPr>
-              <w:t xml:space="preserve">Hình thoi có hai đường chéo bằng nhau</w:t>
-            </w:r>
-          </w:p>
-        </w:tc>
-        <w:tc>
-          <w:tcPr>
-            <w:tcW w:type="dxa" w:w="2903"/>
-            <w:tcBorders>
-              <w:top w:val="single" w:color="B8C0CC" w:sz="4"/>
-              <w:left w:val="single" w:color="B8C0CC" w:sz="4"/>
-              <w:bottom w:val="single" w:color="B8C0CC" w:sz="4"/>
-              <w:right w:val="single" w:color="B8C0CC" w:sz="4"/>
-            </w:tcBorders>
-            <w:tcMar>
-              <w:top w:type="dxa" w:w="60"/>
-              <w:left w:type="dxa" w:w="100"/>
-              <w:bottom w:type="dxa" w:w="60"/>
-              <w:right w:type="dxa" w:w="100"/>
-            </w:tcMar>
-          </w:tcPr>
-          <w:p>
-            <w:pPr>
-              <w:spacing w:after="0" w:line="276"/>
-            </w:pPr>
-            <w:r>
-              <w:rPr>
-                <w:rFonts w:ascii="Times New Roman" w:cs="Times New Roman" w:eastAsia="Times New Roman" w:hAnsi="Times New Roman"/>
-                <w:b w:val="false"/>
-                <w:bCs w:val="false"/>
-                <w:sz w:val="22"/>
-                <w:szCs w:val="22"/>
-              </w:rPr>
-              <w:t xml:space="preserve">Hình vuông</w:t>
-            </w:r>
-          </w:p>
-        </w:tc>
-      </w:tr>
-      <w:tr>
-        <w:tc>
-          <w:tcPr>
-            <w:tcW w:type="dxa" w:w="544"/>
-            <w:tcBorders>
-              <w:top w:val="single" w:color="B8C0CC" w:sz="4"/>
-              <w:left w:val="single" w:color="B8C0CC" w:sz="4"/>
-              <w:bottom w:val="single" w:color="B8C0CC" w:sz="4"/>
-              <w:right w:val="single" w:color="B8C0CC" w:sz="4"/>
-            </w:tcBorders>
-            <w:tcMar>
-              <w:top w:type="dxa" w:w="60"/>
-              <w:left w:type="dxa" w:w="100"/>
-              <w:bottom w:type="dxa" w:w="60"/>
-              <w:right w:type="dxa" w:w="100"/>
-            </w:tcMar>
-          </w:tcPr>
-          <w:p>
-            <w:pPr>
-              <w:spacing w:after="0" w:line="276"/>
-            </w:pPr>
-            <w:r>
-              <w:rPr>
-                <w:rFonts w:ascii="Times New Roman" w:cs="Times New Roman" w:eastAsia="Times New Roman" w:hAnsi="Times New Roman"/>
-                <w:b w:val="false"/>
-                <w:bCs w:val="false"/>
-                <w:sz w:val="22"/>
-                <w:szCs w:val="22"/>
-              </w:rPr>
-              <w:t xml:space="preserve">9</w:t>
-            </w:r>
-          </w:p>
-        </w:tc>
-        <w:tc>
-          <w:tcPr>
-            <w:tcW w:type="dxa" w:w="5624"/>
-            <w:tcBorders>
-              <w:top w:val="single" w:color="B8C0CC" w:sz="4"/>
-              <w:left w:val="single" w:color="B8C0CC" w:sz="4"/>
-              <w:bottom w:val="single" w:color="B8C0CC" w:sz="4"/>
-              <w:right w:val="single" w:color="B8C0CC" w:sz="4"/>
-            </w:tcBorders>
-            <w:tcMar>
-              <w:top w:type="dxa" w:w="60"/>
-              <w:left w:type="dxa" w:w="100"/>
-              <w:bottom w:type="dxa" w:w="60"/>
-              <w:right w:type="dxa" w:w="100"/>
-            </w:tcMar>
-          </w:tcPr>
-          <w:p>
-            <w:pPr>
-              <w:spacing w:after="0" w:line="276"/>
-            </w:pPr>
-            <w:r>
-              <w:rPr>
-                <w:rFonts w:ascii="Times New Roman" w:cs="Times New Roman" w:eastAsia="Times New Roman" w:hAnsi="Times New Roman"/>
-                <w:b w:val="false"/>
-                <w:bCs w:val="false"/>
-                <w:sz w:val="22"/>
-                <w:szCs w:val="22"/>
-              </w:rPr>
-              <w:t xml:space="preserve">Tứ giác có một cặp cạnh đối song song và một góc vuông</w:t>
-            </w:r>
-          </w:p>
-        </w:tc>
-        <w:tc>
-          <w:tcPr>
-            <w:tcW w:type="dxa" w:w="2903"/>
-            <w:tcBorders>
-              <w:top w:val="single" w:color="B8C0CC" w:sz="4"/>
-              <w:left w:val="single" w:color="B8C0CC" w:sz="4"/>
-              <w:bottom w:val="single" w:color="B8C0CC" w:sz="4"/>
-              <w:right w:val="single" w:color="B8C0CC" w:sz="4"/>
-            </w:tcBorders>
-            <w:tcMar>
-              <w:top w:type="dxa" w:w="60"/>
-              <w:left w:type="dxa" w:w="100"/>
-              <w:bottom w:type="dxa" w:w="60"/>
-              <w:right w:type="dxa" w:w="100"/>
-            </w:tcMar>
-          </w:tcPr>
-          <w:p>
-            <w:pPr>
-              <w:spacing w:after="0" w:line="276"/>
-            </w:pPr>
-            <w:r>
-              <w:rPr>
-                <w:rFonts w:ascii="Times New Roman" w:cs="Times New Roman" w:eastAsia="Times New Roman" w:hAnsi="Times New Roman"/>
-                <w:b w:val="false"/>
-                <w:bCs w:val="false"/>
-                <w:sz w:val="22"/>
-                <w:szCs w:val="22"/>
-              </w:rPr>
-              <w:t xml:space="preserve">Hình thang vuông</w:t>
-            </w:r>
-          </w:p>
-        </w:tc>
-      </w:tr>
-      <w:tr>
-        <w:tc>
-          <w:tcPr>
-            <w:tcW w:type="dxa" w:w="544"/>
-            <w:tcBorders>
-              <w:top w:val="single" w:color="B8C0CC" w:sz="4"/>
-              <w:left w:val="single" w:color="B8C0CC" w:sz="4"/>
-              <w:bottom w:val="single" w:color="B8C0CC" w:sz="4"/>
-              <w:right w:val="single" w:color="B8C0CC" w:sz="4"/>
-            </w:tcBorders>
-            <w:tcMar>
-              <w:top w:type="dxa" w:w="60"/>
-              <w:left w:type="dxa" w:w="100"/>
-              <w:bottom w:type="dxa" w:w="60"/>
-              <w:right w:type="dxa" w:w="100"/>
-            </w:tcMar>
-          </w:tcPr>
-          <w:p>
-            <w:pPr>
-              <w:spacing w:after="0" w:line="276"/>
-            </w:pPr>
-            <w:r>
-              <w:rPr>
-                <w:rFonts w:ascii="Times New Roman" w:cs="Times New Roman" w:eastAsia="Times New Roman" w:hAnsi="Times New Roman"/>
-                <w:b w:val="false"/>
-                <w:bCs w:val="false"/>
-                <w:sz w:val="22"/>
-                <w:szCs w:val="22"/>
-              </w:rPr>
-              <w:t xml:space="preserve">10</w:t>
-            </w:r>
-          </w:p>
-        </w:tc>
-        <w:tc>
-          <w:tcPr>
-            <w:tcW w:type="dxa" w:w="5624"/>
-            <w:tcBorders>
-              <w:top w:val="single" w:color="B8C0CC" w:sz="4"/>
-              <w:left w:val="single" w:color="B8C0CC" w:sz="4"/>
-              <w:bottom w:val="single" w:color="B8C0CC" w:sz="4"/>
-              <w:right w:val="single" w:color="B8C0CC" w:sz="4"/>
-            </w:tcBorders>
-            <w:tcMar>
-              <w:top w:type="dxa" w:w="60"/>
-              <w:left w:type="dxa" w:w="100"/>
-              <w:bottom w:type="dxa" w:w="60"/>
-              <w:right w:type="dxa" w:w="100"/>
-            </w:tcMar>
-          </w:tcPr>
-          <w:p>
-            <w:pPr>
-              <w:spacing w:after="0" w:line="276"/>
-            </w:pPr>
-            <w:r>
-              <w:rPr>
-                <w:rFonts w:ascii="Times New Roman" w:cs="Times New Roman" w:eastAsia="Times New Roman" w:hAnsi="Times New Roman"/>
-                <w:b w:val="false"/>
-                <w:bCs w:val="false"/>
-                <w:sz w:val="22"/>
-                <w:szCs w:val="22"/>
-              </w:rPr>
-              <w:t xml:space="preserve">Tứ giác có hai cặp cạnh đối song song nhưng hai cạnh bên không song song</w:t>
-            </w:r>
-          </w:p>
-        </w:tc>
-        <w:tc>
-          <w:tcPr>
-            <w:tcW w:type="dxa" w:w="2903"/>
-            <w:tcBorders>
-              <w:top w:val="single" w:color="B8C0CC" w:sz="4"/>
-              <w:left w:val="single" w:color="B8C0CC" w:sz="4"/>
-              <w:bottom w:val="single" w:color="B8C0CC" w:sz="4"/>
-              <w:right w:val="single" w:color="B8C0CC" w:sz="4"/>
-            </w:tcBorders>
-            <w:tcMar>
-              <w:top w:type="dxa" w:w="60"/>
-              <w:left w:type="dxa" w:w="100"/>
-              <w:bottom w:type="dxa" w:w="60"/>
-              <w:right w:type="dxa" w:w="100"/>
-            </w:tcMar>
-          </w:tcPr>
-          <w:p>
-            <w:pPr>
-              <w:spacing w:after="0" w:line="276"/>
-            </w:pPr>
-            <w:r>
-              <w:rPr>
-                <w:rFonts w:ascii="Times New Roman" w:cs="Times New Roman" w:eastAsia="Times New Roman" w:hAnsi="Times New Roman"/>
-                <w:b w:val="false"/>
-                <w:bCs w:val="false"/>
-                <w:sz w:val="22"/>
-                <w:szCs w:val="22"/>
-              </w:rPr>
-              <w:t xml:space="preserve">Mâu thuẫn</w:t>
-            </w:r>
-          </w:p>
-        </w:tc>
-      </w:tr>
-    </w:tbl>
-    <w:p>
-      <w:pPr>
-        <w:spacing w:after="120"/>
-      </w:pPr>
+        <w:t xml:space="preserve">Nếu hình vừa tạo là trường hợp đặc biệt của hình được yêu cầu (ví dụ đề yêu cầu hình thang vuông mà người chơi tạo ra hình chữ nhật), hệ thống dựa vào quan hệ LA_MOT để báo “Gần đúng” thay vì báo sai. Khi kết thúc lượt chơi, điểm được lưu thành nút :LuotChoi nối tới các hình đã tạo đúng, và bảng xếp hạng được truy vấn trực tiếp từ Neo4j.</w:t>
+      </w:r>
     </w:p>
     <w:p>
       <w:pPr>
@@ -12798,9 +11403,9 @@
       <w:r>
         <w:drawing>
           <wp:inline distT="0" distB="0" distL="0" distR="0">
-            <wp:extent cx="5715000" cy="3762375"/>
+            <wp:extent cx="5143500" cy="6400800"/>
             <wp:effectExtent t="0" r="0" b="0" l="0"/>
-            <wp:docPr id="1" name="02_hbh_cheo_vuong_goc_bang.png" descr="Màn hình nhận dạng: hình bình hành có hai đường chéo vuông góc và bằng nhau là hình vuông" title="Màn hình nhận dạng: hình bình hành có hai đường chéo vuông góc và bằng nhau là hình vuông"/>
+            <wp:docPr id="1" name="19_thu_thach_goi_y_gan_dung.png" descr="Trang Thử thách: tính chất tính từ toạ độ và lời giải của Neo4j" title="Trang Thử thách: tính chất tính từ toạ độ và lời giải của Neo4j"/>
             <wp:cNvGraphicFramePr>
               <a:graphicFrameLocks xmlns:a="http://schemas.openxmlformats.org/drawingml/2006/main" noChangeAspect="1"/>
             </wp:cNvGraphicFramePr>
@@ -12823,6 +11428,2405 @@
                   <pic:spPr bwMode="auto">
                     <a:xfrm>
                       <a:off x="0" y="0"/>
+                      <a:ext cx="5143500" cy="6400800"/>
+                    </a:xfrm>
+                    <a:prstGeom prst="rect">
+                      <a:avLst/>
+                    </a:prstGeom>
+                  </pic:spPr>
+                </pic:pic>
+              </a:graphicData>
+            </a:graphic>
+          </wp:inline>
+        </w:drawing>
+      </w:r>
+    </w:p>
+    <w:p>
+      <w:pPr>
+        <w:spacing w:after="200"/>
+        <w:jc w:val="center"/>
+      </w:pPr>
+      <w:r>
+        <w:rPr>
+          <w:rFonts w:ascii="Times New Roman" w:cs="Times New Roman" w:eastAsia="Times New Roman" w:hAnsi="Times New Roman"/>
+          <w:i/>
+          <w:iCs/>
+          <w:sz w:val="22"/>
+          <w:szCs w:val="22"/>
+        </w:rPr>
+        <w:t xml:space="preserve">Hình 3. Trang Thử thách: tính chất tính từ toạ độ và lời giải của Neo4j</w:t>
+      </w:r>
+    </w:p>
+    <w:p>
+      <w:pPr>
+        <w:pStyle w:val="Heading1"/>
+        <w:spacing w:after="160" w:before="360"/>
+      </w:pPr>
+      <w:r>
+        <w:rPr>
+          <w:rFonts w:ascii="Times New Roman" w:cs="Times New Roman" w:eastAsia="Times New Roman" w:hAnsi="Times New Roman"/>
+        </w:rPr>
+        <w:t xml:space="preserve">6. Kiến trúc và công nghệ</w:t>
+      </w:r>
+    </w:p>
+    <w:tbl>
+      <w:tblPr>
+        <w:tblW w:type="dxa" w:w="9071"/>
+        <w:tblBorders>
+          <w:top w:val="single" w:color="auto" w:sz="4"/>
+          <w:left w:val="single" w:color="auto" w:sz="4"/>
+          <w:bottom w:val="single" w:color="auto" w:sz="4"/>
+          <w:right w:val="single" w:color="auto" w:sz="4"/>
+          <w:insideH w:val="single" w:color="auto" w:sz="4"/>
+          <w:insideV w:val="single" w:color="auto" w:sz="4"/>
+        </w:tblBorders>
+      </w:tblPr>
+      <w:tblGrid>
+        <w:gridCol w:w="1814"/>
+        <w:gridCol w:w="3447"/>
+        <w:gridCol w:w="3810"/>
+      </w:tblGrid>
+      <w:tr>
+        <w:trPr>
+          <w:tblHeader/>
+        </w:trPr>
+        <w:tc>
+          <w:tcPr>
+            <w:tcW w:type="dxa" w:w="1814"/>
+            <w:tcBorders>
+              <w:top w:val="single" w:color="B8C0CC" w:sz="4"/>
+              <w:left w:val="single" w:color="B8C0CC" w:sz="4"/>
+              <w:bottom w:val="single" w:color="B8C0CC" w:sz="4"/>
+              <w:right w:val="single" w:color="B8C0CC" w:sz="4"/>
+            </w:tcBorders>
+            <w:shd w:fill="DCE6FA" w:color="auto" w:val="clear"/>
+            <w:tcMar>
+              <w:top w:type="dxa" w:w="60"/>
+              <w:left w:type="dxa" w:w="100"/>
+              <w:bottom w:type="dxa" w:w="60"/>
+              <w:right w:type="dxa" w:w="100"/>
+            </w:tcMar>
+          </w:tcPr>
+          <w:p>
+            <w:pPr>
+              <w:spacing w:after="0" w:line="276"/>
+            </w:pPr>
+            <w:r>
+              <w:rPr>
+                <w:rFonts w:ascii="Times New Roman" w:cs="Times New Roman" w:eastAsia="Times New Roman" w:hAnsi="Times New Roman"/>
+                <w:b/>
+                <w:bCs/>
+                <w:sz w:val="22"/>
+                <w:szCs w:val="22"/>
+              </w:rPr>
+              <w:t xml:space="preserve">Thành phần</w:t>
+            </w:r>
+          </w:p>
+        </w:tc>
+        <w:tc>
+          <w:tcPr>
+            <w:tcW w:type="dxa" w:w="3447"/>
+            <w:tcBorders>
+              <w:top w:val="single" w:color="B8C0CC" w:sz="4"/>
+              <w:left w:val="single" w:color="B8C0CC" w:sz="4"/>
+              <w:bottom w:val="single" w:color="B8C0CC" w:sz="4"/>
+              <w:right w:val="single" w:color="B8C0CC" w:sz="4"/>
+            </w:tcBorders>
+            <w:shd w:fill="DCE6FA" w:color="auto" w:val="clear"/>
+            <w:tcMar>
+              <w:top w:type="dxa" w:w="60"/>
+              <w:left w:type="dxa" w:w="100"/>
+              <w:bottom w:type="dxa" w:w="60"/>
+              <w:right w:type="dxa" w:w="100"/>
+            </w:tcMar>
+          </w:tcPr>
+          <w:p>
+            <w:pPr>
+              <w:spacing w:after="0" w:line="276"/>
+            </w:pPr>
+            <w:r>
+              <w:rPr>
+                <w:rFonts w:ascii="Times New Roman" w:cs="Times New Roman" w:eastAsia="Times New Roman" w:hAnsi="Times New Roman"/>
+                <w:b/>
+                <w:bCs/>
+                <w:sz w:val="22"/>
+                <w:szCs w:val="22"/>
+              </w:rPr>
+              <w:t xml:space="preserve">Công nghệ</w:t>
+            </w:r>
+          </w:p>
+        </w:tc>
+        <w:tc>
+          <w:tcPr>
+            <w:tcW w:type="dxa" w:w="3810"/>
+            <w:tcBorders>
+              <w:top w:val="single" w:color="B8C0CC" w:sz="4"/>
+              <w:left w:val="single" w:color="B8C0CC" w:sz="4"/>
+              <w:bottom w:val="single" w:color="B8C0CC" w:sz="4"/>
+              <w:right w:val="single" w:color="B8C0CC" w:sz="4"/>
+            </w:tcBorders>
+            <w:shd w:fill="DCE6FA" w:color="auto" w:val="clear"/>
+            <w:tcMar>
+              <w:top w:type="dxa" w:w="60"/>
+              <w:left w:type="dxa" w:w="100"/>
+              <w:bottom w:type="dxa" w:w="60"/>
+              <w:right w:type="dxa" w:w="100"/>
+            </w:tcMar>
+          </w:tcPr>
+          <w:p>
+            <w:pPr>
+              <w:spacing w:after="0" w:line="276"/>
+            </w:pPr>
+            <w:r>
+              <w:rPr>
+                <w:rFonts w:ascii="Times New Roman" w:cs="Times New Roman" w:eastAsia="Times New Roman" w:hAnsi="Times New Roman"/>
+                <w:b/>
+                <w:bCs/>
+                <w:sz w:val="22"/>
+                <w:szCs w:val="22"/>
+              </w:rPr>
+              <w:t xml:space="preserve">Vai trò</w:t>
+            </w:r>
+          </w:p>
+        </w:tc>
+      </w:tr>
+      <w:tr>
+        <w:tc>
+          <w:tcPr>
+            <w:tcW w:type="dxa" w:w="1814"/>
+            <w:tcBorders>
+              <w:top w:val="single" w:color="B8C0CC" w:sz="4"/>
+              <w:left w:val="single" w:color="B8C0CC" w:sz="4"/>
+              <w:bottom w:val="single" w:color="B8C0CC" w:sz="4"/>
+              <w:right w:val="single" w:color="B8C0CC" w:sz="4"/>
+            </w:tcBorders>
+            <w:tcMar>
+              <w:top w:type="dxa" w:w="60"/>
+              <w:left w:type="dxa" w:w="100"/>
+              <w:bottom w:type="dxa" w:w="60"/>
+              <w:right w:type="dxa" w:w="100"/>
+            </w:tcMar>
+          </w:tcPr>
+          <w:p>
+            <w:pPr>
+              <w:spacing w:after="0" w:line="276"/>
+            </w:pPr>
+            <w:r>
+              <w:rPr>
+                <w:rFonts w:ascii="Times New Roman" w:cs="Times New Roman" w:eastAsia="Times New Roman" w:hAnsi="Times New Roman"/>
+                <w:b w:val="false"/>
+                <w:bCs w:val="false"/>
+                <w:sz w:val="22"/>
+                <w:szCs w:val="22"/>
+              </w:rPr>
+              <w:t xml:space="preserve">Cơ sở dữ liệu</w:t>
+            </w:r>
+          </w:p>
+        </w:tc>
+        <w:tc>
+          <w:tcPr>
+            <w:tcW w:type="dxa" w:w="3447"/>
+            <w:tcBorders>
+              <w:top w:val="single" w:color="B8C0CC" w:sz="4"/>
+              <w:left w:val="single" w:color="B8C0CC" w:sz="4"/>
+              <w:bottom w:val="single" w:color="B8C0CC" w:sz="4"/>
+              <w:right w:val="single" w:color="B8C0CC" w:sz="4"/>
+            </w:tcBorders>
+            <w:tcMar>
+              <w:top w:type="dxa" w:w="60"/>
+              <w:left w:type="dxa" w:w="100"/>
+              <w:bottom w:type="dxa" w:w="60"/>
+              <w:right w:type="dxa" w:w="100"/>
+            </w:tcMar>
+          </w:tcPr>
+          <w:p>
+            <w:pPr>
+              <w:spacing w:after="0" w:line="276"/>
+            </w:pPr>
+            <w:r>
+              <w:rPr>
+                <w:rFonts w:ascii="Times New Roman" w:cs="Times New Roman" w:eastAsia="Times New Roman" w:hAnsi="Times New Roman"/>
+                <w:b w:val="false"/>
+                <w:bCs w:val="false"/>
+                <w:sz w:val="22"/>
+                <w:szCs w:val="22"/>
+              </w:rPr>
+              <w:t xml:space="preserve">Neo4j (chạy bằng Docker)</w:t>
+            </w:r>
+          </w:p>
+        </w:tc>
+        <w:tc>
+          <w:tcPr>
+            <w:tcW w:type="dxa" w:w="3810"/>
+            <w:tcBorders>
+              <w:top w:val="single" w:color="B8C0CC" w:sz="4"/>
+              <w:left w:val="single" w:color="B8C0CC" w:sz="4"/>
+              <w:bottom w:val="single" w:color="B8C0CC" w:sz="4"/>
+              <w:right w:val="single" w:color="B8C0CC" w:sz="4"/>
+            </w:tcBorders>
+            <w:tcMar>
+              <w:top w:type="dxa" w:w="60"/>
+              <w:left w:type="dxa" w:w="100"/>
+              <w:bottom w:type="dxa" w:w="60"/>
+              <w:right w:type="dxa" w:w="100"/>
+            </w:tcMar>
+          </w:tcPr>
+          <w:p>
+            <w:pPr>
+              <w:spacing w:after="0" w:line="276"/>
+            </w:pPr>
+            <w:r>
+              <w:rPr>
+                <w:rFonts w:ascii="Times New Roman" w:cs="Times New Roman" w:eastAsia="Times New Roman" w:hAnsi="Times New Roman"/>
+                <w:b w:val="false"/>
+                <w:bCs w:val="false"/>
+                <w:sz w:val="22"/>
+                <w:szCs w:val="22"/>
+              </w:rPr>
+              <w:t xml:space="preserve">Lưu đồ thị tri thức, thực thi truy vấn Cypher</w:t>
+            </w:r>
+          </w:p>
+        </w:tc>
+      </w:tr>
+      <w:tr>
+        <w:tc>
+          <w:tcPr>
+            <w:tcW w:type="dxa" w:w="1814"/>
+            <w:tcBorders>
+              <w:top w:val="single" w:color="B8C0CC" w:sz="4"/>
+              <w:left w:val="single" w:color="B8C0CC" w:sz="4"/>
+              <w:bottom w:val="single" w:color="B8C0CC" w:sz="4"/>
+              <w:right w:val="single" w:color="B8C0CC" w:sz="4"/>
+            </w:tcBorders>
+            <w:tcMar>
+              <w:top w:type="dxa" w:w="60"/>
+              <w:left w:type="dxa" w:w="100"/>
+              <w:bottom w:type="dxa" w:w="60"/>
+              <w:right w:type="dxa" w:w="100"/>
+            </w:tcMar>
+          </w:tcPr>
+          <w:p>
+            <w:pPr>
+              <w:spacing w:after="0" w:line="276"/>
+            </w:pPr>
+            <w:r>
+              <w:rPr>
+                <w:rFonts w:ascii="Times New Roman" w:cs="Times New Roman" w:eastAsia="Times New Roman" w:hAnsi="Times New Roman"/>
+                <w:b w:val="false"/>
+                <w:bCs w:val="false"/>
+                <w:sz w:val="22"/>
+                <w:szCs w:val="22"/>
+              </w:rPr>
+              <w:t xml:space="preserve">Kết nối</w:t>
+            </w:r>
+          </w:p>
+        </w:tc>
+        <w:tc>
+          <w:tcPr>
+            <w:tcW w:type="dxa" w:w="3447"/>
+            <w:tcBorders>
+              <w:top w:val="single" w:color="B8C0CC" w:sz="4"/>
+              <w:left w:val="single" w:color="B8C0CC" w:sz="4"/>
+              <w:bottom w:val="single" w:color="B8C0CC" w:sz="4"/>
+              <w:right w:val="single" w:color="B8C0CC" w:sz="4"/>
+            </w:tcBorders>
+            <w:tcMar>
+              <w:top w:type="dxa" w:w="60"/>
+              <w:left w:type="dxa" w:w="100"/>
+              <w:bottom w:type="dxa" w:w="60"/>
+              <w:right w:type="dxa" w:w="100"/>
+            </w:tcMar>
+          </w:tcPr>
+          <w:p>
+            <w:pPr>
+              <w:spacing w:after="0" w:line="276"/>
+            </w:pPr>
+            <w:r>
+              <w:rPr>
+                <w:rFonts w:ascii="Times New Roman" w:cs="Times New Roman" w:eastAsia="Times New Roman" w:hAnsi="Times New Roman"/>
+                <w:b w:val="false"/>
+                <w:bCs w:val="false"/>
+                <w:sz w:val="22"/>
+                <w:szCs w:val="22"/>
+              </w:rPr>
+              <w:t xml:space="preserve">Neo4j Python Driver (giao thức Bolt, cổng 7687)</w:t>
+            </w:r>
+          </w:p>
+        </w:tc>
+        <w:tc>
+          <w:tcPr>
+            <w:tcW w:type="dxa" w:w="3810"/>
+            <w:tcBorders>
+              <w:top w:val="single" w:color="B8C0CC" w:sz="4"/>
+              <w:left w:val="single" w:color="B8C0CC" w:sz="4"/>
+              <w:bottom w:val="single" w:color="B8C0CC" w:sz="4"/>
+              <w:right w:val="single" w:color="B8C0CC" w:sz="4"/>
+            </w:tcBorders>
+            <w:tcMar>
+              <w:top w:type="dxa" w:w="60"/>
+              <w:left w:type="dxa" w:w="100"/>
+              <w:bottom w:type="dxa" w:w="60"/>
+              <w:right w:type="dxa" w:w="100"/>
+            </w:tcMar>
+          </w:tcPr>
+          <w:p>
+            <w:pPr>
+              <w:spacing w:after="0" w:line="276"/>
+            </w:pPr>
+            <w:r>
+              <w:rPr>
+                <w:rFonts w:ascii="Times New Roman" w:cs="Times New Roman" w:eastAsia="Times New Roman" w:hAnsi="Times New Roman"/>
+                <w:b w:val="false"/>
+                <w:bCs w:val="false"/>
+                <w:sz w:val="22"/>
+                <w:szCs w:val="22"/>
+              </w:rPr>
+              <w:t xml:space="preserve">Gửi truy vấn từ Python tới Neo4j</w:t>
+            </w:r>
+          </w:p>
+        </w:tc>
+      </w:tr>
+      <w:tr>
+        <w:tc>
+          <w:tcPr>
+            <w:tcW w:type="dxa" w:w="1814"/>
+            <w:tcBorders>
+              <w:top w:val="single" w:color="B8C0CC" w:sz="4"/>
+              <w:left w:val="single" w:color="B8C0CC" w:sz="4"/>
+              <w:bottom w:val="single" w:color="B8C0CC" w:sz="4"/>
+              <w:right w:val="single" w:color="B8C0CC" w:sz="4"/>
+            </w:tcBorders>
+            <w:tcMar>
+              <w:top w:type="dxa" w:w="60"/>
+              <w:left w:type="dxa" w:w="100"/>
+              <w:bottom w:type="dxa" w:w="60"/>
+              <w:right w:type="dxa" w:w="100"/>
+            </w:tcMar>
+          </w:tcPr>
+          <w:p>
+            <w:pPr>
+              <w:spacing w:after="0" w:line="276"/>
+            </w:pPr>
+            <w:r>
+              <w:rPr>
+                <w:rFonts w:ascii="Times New Roman" w:cs="Times New Roman" w:eastAsia="Times New Roman" w:hAnsi="Times New Roman"/>
+                <w:b w:val="false"/>
+                <w:bCs w:val="false"/>
+                <w:sz w:val="22"/>
+                <w:szCs w:val="22"/>
+              </w:rPr>
+              <w:t xml:space="preserve">Bộ suy luận</w:t>
+            </w:r>
+          </w:p>
+        </w:tc>
+        <w:tc>
+          <w:tcPr>
+            <w:tcW w:type="dxa" w:w="3447"/>
+            <w:tcBorders>
+              <w:top w:val="single" w:color="B8C0CC" w:sz="4"/>
+              <w:left w:val="single" w:color="B8C0CC" w:sz="4"/>
+              <w:bottom w:val="single" w:color="B8C0CC" w:sz="4"/>
+              <w:right w:val="single" w:color="B8C0CC" w:sz="4"/>
+            </w:tcBorders>
+            <w:tcMar>
+              <w:top w:type="dxa" w:w="60"/>
+              <w:left w:type="dxa" w:w="100"/>
+              <w:bottom w:type="dxa" w:w="60"/>
+              <w:right w:type="dxa" w:w="100"/>
+            </w:tcMar>
+          </w:tcPr>
+          <w:p>
+            <w:pPr>
+              <w:spacing w:after="0" w:line="276"/>
+            </w:pPr>
+            <w:r>
+              <w:rPr>
+                <w:rFonts w:ascii="Times New Roman" w:cs="Times New Roman" w:eastAsia="Times New Roman" w:hAnsi="Times New Roman"/>
+                <w:b w:val="false"/>
+                <w:bCs w:val="false"/>
+                <w:sz w:val="22"/>
+                <w:szCs w:val="22"/>
+              </w:rPr>
+              <w:t xml:space="preserve">Python 3 (src/engine.py)</w:t>
+            </w:r>
+          </w:p>
+        </w:tc>
+        <w:tc>
+          <w:tcPr>
+            <w:tcW w:type="dxa" w:w="3810"/>
+            <w:tcBorders>
+              <w:top w:val="single" w:color="B8C0CC" w:sz="4"/>
+              <w:left w:val="single" w:color="B8C0CC" w:sz="4"/>
+              <w:bottom w:val="single" w:color="B8C0CC" w:sz="4"/>
+              <w:right w:val="single" w:color="B8C0CC" w:sz="4"/>
+            </w:tcBorders>
+            <w:tcMar>
+              <w:top w:type="dxa" w:w="60"/>
+              <w:left w:type="dxa" w:w="100"/>
+              <w:bottom w:type="dxa" w:w="60"/>
+              <w:right w:type="dxa" w:w="100"/>
+            </w:tcMar>
+          </w:tcPr>
+          <w:p>
+            <w:pPr>
+              <w:spacing w:after="0" w:line="276"/>
+            </w:pPr>
+            <w:r>
+              <w:rPr>
+                <w:rFonts w:ascii="Times New Roman" w:cs="Times New Roman" w:eastAsia="Times New Roman" w:hAnsi="Times New Roman"/>
+                <w:b w:val="false"/>
+                <w:bCs w:val="false"/>
+                <w:sz w:val="22"/>
+                <w:szCs w:val="22"/>
+              </w:rPr>
+              <w:t xml:space="preserve">Điều khiển vòng lặp suy luận, ghi lại lời giải</w:t>
+            </w:r>
+          </w:p>
+        </w:tc>
+      </w:tr>
+      <w:tr>
+        <w:tc>
+          <w:tcPr>
+            <w:tcW w:type="dxa" w:w="1814"/>
+            <w:tcBorders>
+              <w:top w:val="single" w:color="B8C0CC" w:sz="4"/>
+              <w:left w:val="single" w:color="B8C0CC" w:sz="4"/>
+              <w:bottom w:val="single" w:color="B8C0CC" w:sz="4"/>
+              <w:right w:val="single" w:color="B8C0CC" w:sz="4"/>
+            </w:tcBorders>
+            <w:tcMar>
+              <w:top w:type="dxa" w:w="60"/>
+              <w:left w:type="dxa" w:w="100"/>
+              <w:bottom w:type="dxa" w:w="60"/>
+              <w:right w:type="dxa" w:w="100"/>
+            </w:tcMar>
+          </w:tcPr>
+          <w:p>
+            <w:pPr>
+              <w:spacing w:after="0" w:line="276"/>
+            </w:pPr>
+            <w:r>
+              <w:rPr>
+                <w:rFonts w:ascii="Times New Roman" w:cs="Times New Roman" w:eastAsia="Times New Roman" w:hAnsi="Times New Roman"/>
+                <w:b w:val="false"/>
+                <w:bCs w:val="false"/>
+                <w:sz w:val="22"/>
+                <w:szCs w:val="22"/>
+              </w:rPr>
+              <w:t xml:space="preserve">Giao diện</w:t>
+            </w:r>
+          </w:p>
+        </w:tc>
+        <w:tc>
+          <w:tcPr>
+            <w:tcW w:type="dxa" w:w="3447"/>
+            <w:tcBorders>
+              <w:top w:val="single" w:color="B8C0CC" w:sz="4"/>
+              <w:left w:val="single" w:color="B8C0CC" w:sz="4"/>
+              <w:bottom w:val="single" w:color="B8C0CC" w:sz="4"/>
+              <w:right w:val="single" w:color="B8C0CC" w:sz="4"/>
+            </w:tcBorders>
+            <w:tcMar>
+              <w:top w:type="dxa" w:w="60"/>
+              <w:left w:type="dxa" w:w="100"/>
+              <w:bottom w:type="dxa" w:w="60"/>
+              <w:right w:type="dxa" w:w="100"/>
+            </w:tcMar>
+          </w:tcPr>
+          <w:p>
+            <w:pPr>
+              <w:spacing w:after="0" w:line="276"/>
+            </w:pPr>
+            <w:r>
+              <w:rPr>
+                <w:rFonts w:ascii="Times New Roman" w:cs="Times New Roman" w:eastAsia="Times New Roman" w:hAnsi="Times New Roman"/>
+                <w:b w:val="false"/>
+                <w:bCs w:val="false"/>
+                <w:sz w:val="22"/>
+                <w:szCs w:val="22"/>
+              </w:rPr>
+              <w:t xml:space="preserve">Flask + HTML/CSS, sơ đồ vẽ bằng SVG</w:t>
+            </w:r>
+          </w:p>
+        </w:tc>
+        <w:tc>
+          <w:tcPr>
+            <w:tcW w:type="dxa" w:w="3810"/>
+            <w:tcBorders>
+              <w:top w:val="single" w:color="B8C0CC" w:sz="4"/>
+              <w:left w:val="single" w:color="B8C0CC" w:sz="4"/>
+              <w:bottom w:val="single" w:color="B8C0CC" w:sz="4"/>
+              <w:right w:val="single" w:color="B8C0CC" w:sz="4"/>
+            </w:tcBorders>
+            <w:tcMar>
+              <w:top w:type="dxa" w:w="60"/>
+              <w:left w:type="dxa" w:w="100"/>
+              <w:bottom w:type="dxa" w:w="60"/>
+              <w:right w:type="dxa" w:w="100"/>
+            </w:tcMar>
+          </w:tcPr>
+          <w:p>
+            <w:pPr>
+              <w:spacing w:after="0" w:line="276"/>
+            </w:pPr>
+            <w:r>
+              <w:rPr>
+                <w:rFonts w:ascii="Times New Roman" w:cs="Times New Roman" w:eastAsia="Times New Roman" w:hAnsi="Times New Roman"/>
+                <w:b w:val="false"/>
+                <w:bCs w:val="false"/>
+                <w:sz w:val="22"/>
+                <w:szCs w:val="22"/>
+              </w:rPr>
+              <w:t xml:space="preserve">Nhập giả thiết, hiển thị kết quả, tra cứu</w:t>
+            </w:r>
+          </w:p>
+        </w:tc>
+      </w:tr>
+      <w:tr>
+        <w:tc>
+          <w:tcPr>
+            <w:tcW w:type="dxa" w:w="1814"/>
+            <w:tcBorders>
+              <w:top w:val="single" w:color="B8C0CC" w:sz="4"/>
+              <w:left w:val="single" w:color="B8C0CC" w:sz="4"/>
+              <w:bottom w:val="single" w:color="B8C0CC" w:sz="4"/>
+              <w:right w:val="single" w:color="B8C0CC" w:sz="4"/>
+            </w:tcBorders>
+            <w:tcMar>
+              <w:top w:type="dxa" w:w="60"/>
+              <w:left w:type="dxa" w:w="100"/>
+              <w:bottom w:type="dxa" w:w="60"/>
+              <w:right w:type="dxa" w:w="100"/>
+            </w:tcMar>
+          </w:tcPr>
+          <w:p>
+            <w:pPr>
+              <w:spacing w:after="0" w:line="276"/>
+            </w:pPr>
+            <w:r>
+              <w:rPr>
+                <w:rFonts w:ascii="Times New Roman" w:cs="Times New Roman" w:eastAsia="Times New Roman" w:hAnsi="Times New Roman"/>
+                <w:b w:val="false"/>
+                <w:bCs w:val="false"/>
+                <w:sz w:val="22"/>
+                <w:szCs w:val="22"/>
+              </w:rPr>
+              <w:t xml:space="preserve">Bộ tính toán</w:t>
+            </w:r>
+          </w:p>
+        </w:tc>
+        <w:tc>
+          <w:tcPr>
+            <w:tcW w:type="dxa" w:w="3447"/>
+            <w:tcBorders>
+              <w:top w:val="single" w:color="B8C0CC" w:sz="4"/>
+              <w:left w:val="single" w:color="B8C0CC" w:sz="4"/>
+              <w:bottom w:val="single" w:color="B8C0CC" w:sz="4"/>
+              <w:right w:val="single" w:color="B8C0CC" w:sz="4"/>
+            </w:tcBorders>
+            <w:tcMar>
+              <w:top w:type="dxa" w:w="60"/>
+              <w:left w:type="dxa" w:w="100"/>
+              <w:bottom w:type="dxa" w:w="60"/>
+              <w:right w:type="dxa" w:w="100"/>
+            </w:tcMar>
+          </w:tcPr>
+          <w:p>
+            <w:pPr>
+              <w:spacing w:after="0" w:line="276"/>
+            </w:pPr>
+            <w:r>
+              <w:rPr>
+                <w:rFonts w:ascii="Times New Roman" w:cs="Times New Roman" w:eastAsia="Times New Roman" w:hAnsi="Times New Roman"/>
+                <w:b w:val="false"/>
+                <w:bCs w:val="false"/>
+                <w:sz w:val="22"/>
+                <w:szCs w:val="22"/>
+              </w:rPr>
+              <w:t xml:space="preserve">Python 3 (src/tinh_toan.py)</w:t>
+            </w:r>
+          </w:p>
+        </w:tc>
+        <w:tc>
+          <w:tcPr>
+            <w:tcW w:type="dxa" w:w="3810"/>
+            <w:tcBorders>
+              <w:top w:val="single" w:color="B8C0CC" w:sz="4"/>
+              <w:left w:val="single" w:color="B8C0CC" w:sz="4"/>
+              <w:bottom w:val="single" w:color="B8C0CC" w:sz="4"/>
+              <w:right w:val="single" w:color="B8C0CC" w:sz="4"/>
+            </w:tcBorders>
+            <w:tcMar>
+              <w:top w:type="dxa" w:w="60"/>
+              <w:left w:type="dxa" w:w="100"/>
+              <w:bottom w:type="dxa" w:w="60"/>
+              <w:right w:type="dxa" w:w="100"/>
+            </w:tcMar>
+          </w:tcPr>
+          <w:p>
+            <w:pPr>
+              <w:spacing w:after="0" w:line="276"/>
+            </w:pPr>
+            <w:r>
+              <w:rPr>
+                <w:rFonts w:ascii="Times New Roman" w:cs="Times New Roman" w:eastAsia="Times New Roman" w:hAnsi="Times New Roman"/>
+                <w:b w:val="false"/>
+                <w:bCs w:val="false"/>
+                <w:sz w:val="22"/>
+                <w:szCs w:val="22"/>
+              </w:rPr>
+              <w:t xml:space="preserve">Áp dụng công thức lấy từ Neo4j để tính diện tích, chu vi…</w:t>
+            </w:r>
+          </w:p>
+        </w:tc>
+      </w:tr>
+      <w:tr>
+        <w:tc>
+          <w:tcPr>
+            <w:tcW w:type="dxa" w:w="1814"/>
+            <w:tcBorders>
+              <w:top w:val="single" w:color="B8C0CC" w:sz="4"/>
+              <w:left w:val="single" w:color="B8C0CC" w:sz="4"/>
+              <w:bottom w:val="single" w:color="B8C0CC" w:sz="4"/>
+              <w:right w:val="single" w:color="B8C0CC" w:sz="4"/>
+            </w:tcBorders>
+            <w:tcMar>
+              <w:top w:type="dxa" w:w="60"/>
+              <w:left w:type="dxa" w:w="100"/>
+              <w:bottom w:type="dxa" w:w="60"/>
+              <w:right w:type="dxa" w:w="100"/>
+            </w:tcMar>
+          </w:tcPr>
+          <w:p>
+            <w:pPr>
+              <w:spacing w:after="0" w:line="276"/>
+            </w:pPr>
+            <w:r>
+              <w:rPr>
+                <w:rFonts w:ascii="Times New Roman" w:cs="Times New Roman" w:eastAsia="Times New Roman" w:hAnsi="Times New Roman"/>
+                <w:b w:val="false"/>
+                <w:bCs w:val="false"/>
+                <w:sz w:val="22"/>
+                <w:szCs w:val="22"/>
+              </w:rPr>
+              <w:t xml:space="preserve">Trò chơi Thử thách</w:t>
+            </w:r>
+          </w:p>
+        </w:tc>
+        <w:tc>
+          <w:tcPr>
+            <w:tcW w:type="dxa" w:w="3447"/>
+            <w:tcBorders>
+              <w:top w:val="single" w:color="B8C0CC" w:sz="4"/>
+              <w:left w:val="single" w:color="B8C0CC" w:sz="4"/>
+              <w:bottom w:val="single" w:color="B8C0CC" w:sz="4"/>
+              <w:right w:val="single" w:color="B8C0CC" w:sz="4"/>
+            </w:tcBorders>
+            <w:tcMar>
+              <w:top w:type="dxa" w:w="60"/>
+              <w:left w:type="dxa" w:w="100"/>
+              <w:bottom w:type="dxa" w:w="60"/>
+              <w:right w:type="dxa" w:w="100"/>
+            </w:tcMar>
+          </w:tcPr>
+          <w:p>
+            <w:pPr>
+              <w:spacing w:after="0" w:line="276"/>
+            </w:pPr>
+            <w:r>
+              <w:rPr>
+                <w:rFonts w:ascii="Times New Roman" w:cs="Times New Roman" w:eastAsia="Times New Roman" w:hAnsi="Times New Roman"/>
+                <w:b w:val="false"/>
+                <w:bCs w:val="false"/>
+                <w:sz w:val="22"/>
+                <w:szCs w:val="22"/>
+              </w:rPr>
+              <w:t xml:space="preserve">Python (src/hinh_hoc.py), SVG + JavaScript kéo thả</w:t>
+            </w:r>
+          </w:p>
+        </w:tc>
+        <w:tc>
+          <w:tcPr>
+            <w:tcW w:type="dxa" w:w="3810"/>
+            <w:tcBorders>
+              <w:top w:val="single" w:color="B8C0CC" w:sz="4"/>
+              <w:left w:val="single" w:color="B8C0CC" w:sz="4"/>
+              <w:bottom w:val="single" w:color="B8C0CC" w:sz="4"/>
+              <w:right w:val="single" w:color="B8C0CC" w:sz="4"/>
+            </w:tcBorders>
+            <w:tcMar>
+              <w:top w:type="dxa" w:w="60"/>
+              <w:left w:type="dxa" w:w="100"/>
+              <w:bottom w:type="dxa" w:w="60"/>
+              <w:right w:type="dxa" w:w="100"/>
+            </w:tcMar>
+          </w:tcPr>
+          <w:p>
+            <w:pPr>
+              <w:spacing w:after="0" w:line="276"/>
+            </w:pPr>
+            <w:r>
+              <w:rPr>
+                <w:rFonts w:ascii="Times New Roman" w:cs="Times New Roman" w:eastAsia="Times New Roman" w:hAnsi="Times New Roman"/>
+                <w:b w:val="false"/>
+                <w:bCs w:val="false"/>
+                <w:sz w:val="22"/>
+                <w:szCs w:val="22"/>
+              </w:rPr>
+              <w:t xml:space="preserve">Tính tính chất từ toạ độ, gọi bộ suy luận, chấm điểm, lưu bảng xếp hạng</w:t>
+            </w:r>
+          </w:p>
+        </w:tc>
+      </w:tr>
+      <w:tr>
+        <w:tc>
+          <w:tcPr>
+            <w:tcW w:type="dxa" w:w="1814"/>
+            <w:tcBorders>
+              <w:top w:val="single" w:color="B8C0CC" w:sz="4"/>
+              <w:left w:val="single" w:color="B8C0CC" w:sz="4"/>
+              <w:bottom w:val="single" w:color="B8C0CC" w:sz="4"/>
+              <w:right w:val="single" w:color="B8C0CC" w:sz="4"/>
+            </w:tcBorders>
+            <w:tcMar>
+              <w:top w:type="dxa" w:w="60"/>
+              <w:left w:type="dxa" w:w="100"/>
+              <w:bottom w:type="dxa" w:w="60"/>
+              <w:right w:type="dxa" w:w="100"/>
+            </w:tcMar>
+          </w:tcPr>
+          <w:p>
+            <w:pPr>
+              <w:spacing w:after="0" w:line="276"/>
+            </w:pPr>
+            <w:r>
+              <w:rPr>
+                <w:rFonts w:ascii="Times New Roman" w:cs="Times New Roman" w:eastAsia="Times New Roman" w:hAnsi="Times New Roman"/>
+                <w:b w:val="false"/>
+                <w:bCs w:val="false"/>
+                <w:sz w:val="22"/>
+                <w:szCs w:val="22"/>
+              </w:rPr>
+              <w:t xml:space="preserve">Kiểm thử</w:t>
+            </w:r>
+          </w:p>
+        </w:tc>
+        <w:tc>
+          <w:tcPr>
+            <w:tcW w:type="dxa" w:w="3447"/>
+            <w:tcBorders>
+              <w:top w:val="single" w:color="B8C0CC" w:sz="4"/>
+              <w:left w:val="single" w:color="B8C0CC" w:sz="4"/>
+              <w:bottom w:val="single" w:color="B8C0CC" w:sz="4"/>
+              <w:right w:val="single" w:color="B8C0CC" w:sz="4"/>
+            </w:tcBorders>
+            <w:tcMar>
+              <w:top w:type="dxa" w:w="60"/>
+              <w:left w:type="dxa" w:w="100"/>
+              <w:bottom w:type="dxa" w:w="60"/>
+              <w:right w:type="dxa" w:w="100"/>
+            </w:tcMar>
+          </w:tcPr>
+          <w:p>
+            <w:pPr>
+              <w:spacing w:after="0" w:line="276"/>
+            </w:pPr>
+            <w:r>
+              <w:rPr>
+                <w:rFonts w:ascii="Times New Roman" w:cs="Times New Roman" w:eastAsia="Times New Roman" w:hAnsi="Times New Roman"/>
+                <w:b w:val="false"/>
+                <w:bCs w:val="false"/>
+                <w:sz w:val="22"/>
+                <w:szCs w:val="22"/>
+              </w:rPr>
+              <w:t xml:space="preserve">unittest</w:t>
+            </w:r>
+          </w:p>
+        </w:tc>
+        <w:tc>
+          <w:tcPr>
+            <w:tcW w:type="dxa" w:w="3810"/>
+            <w:tcBorders>
+              <w:top w:val="single" w:color="B8C0CC" w:sz="4"/>
+              <w:left w:val="single" w:color="B8C0CC" w:sz="4"/>
+              <w:bottom w:val="single" w:color="B8C0CC" w:sz="4"/>
+              <w:right w:val="single" w:color="B8C0CC" w:sz="4"/>
+            </w:tcBorders>
+            <w:tcMar>
+              <w:top w:type="dxa" w:w="60"/>
+              <w:left w:type="dxa" w:w="100"/>
+              <w:bottom w:type="dxa" w:w="60"/>
+              <w:right w:type="dxa" w:w="100"/>
+            </w:tcMar>
+          </w:tcPr>
+          <w:p>
+            <w:pPr>
+              <w:spacing w:after="0" w:line="276"/>
+            </w:pPr>
+            <w:r>
+              <w:rPr>
+                <w:rFonts w:ascii="Times New Roman" w:cs="Times New Roman" w:eastAsia="Times New Roman" w:hAnsi="Times New Roman"/>
+                <w:b w:val="false"/>
+                <w:bCs w:val="false"/>
+                <w:sz w:val="22"/>
+                <w:szCs w:val="22"/>
+              </w:rPr>
+              <w:t xml:space="preserve">45 ca kiểm thử cho tri thức, bộ suy luận, bộ tính toán và nhận dạng từ toạ độ</w:t>
+            </w:r>
+          </w:p>
+        </w:tc>
+      </w:tr>
+    </w:tbl>
+    <w:p>
+      <w:pPr>
+        <w:spacing w:after="120"/>
+      </w:pPr>
+    </w:p>
+    <w:p>
+      <w:pPr>
+        <w:spacing w:after="120" w:line="312"/>
+        <w:jc w:val="both"/>
+      </w:pPr>
+      <w:r>
+        <w:rPr>
+          <w:rFonts w:ascii="Times New Roman" w:cs="Times New Roman" w:eastAsia="Times New Roman" w:hAnsi="Times New Roman"/>
+          <w:sz w:val="26"/>
+          <w:szCs w:val="26"/>
+        </w:rPr>
+        <w:t xml:space="preserve">Luồng xử lý: người dùng chọn giả thiết trên trình duyệt → Flask nhận yêu cầu → bộ suy luận gửi các câu Cypher tới Neo4j qua Bolt → Neo4j trả kết quả → bộ suy luận lặp đến điểm bất động → Flask hiển thị kết luận, lời giải, sơ đồ và danh sách câu Cypher đã chạy.</w:t>
+      </w:r>
+    </w:p>
+    <w:p>
+      <w:pPr>
+        <w:pStyle w:val="Heading2"/>
+        <w:spacing w:after="120" w:before="240"/>
+      </w:pPr>
+      <w:r>
+        <w:rPr>
+          <w:rFonts w:ascii="Times New Roman" w:cs="Times New Roman" w:eastAsia="Times New Roman" w:hAnsi="Times New Roman"/>
+        </w:rPr>
+        <w:t xml:space="preserve">6.1. Cấu trúc mã nguồn</w:t>
+      </w:r>
+    </w:p>
+    <w:p>
+      <w:pPr>
+        <w:pBdr>
+          <w:top w:val="single" w:color="D0D5DD" w:sz="4" w:space="4"/>
+        </w:pBdr>
+        <w:shd w:fill="F2F4F7" w:color="auto" w:val="clear"/>
+        <w:spacing w:after="0" w:before="0" w:line="260"/>
+        <w:ind w:left="200" w:right="200"/>
+      </w:pPr>
+      <w:r>
+        <w:rPr>
+          <w:rFonts w:ascii="Consolas" w:cs="Consolas" w:eastAsia="Consolas" w:hAnsi="Consolas"/>
+          <w:sz w:val="19"/>
+          <w:szCs w:val="19"/>
+        </w:rPr>
+        <w:t xml:space="preserve">D:\neo4j</w:t>
+      </w:r>
+    </w:p>
+    <w:p>
+      <w:pPr>
+        <w:shd w:fill="F2F4F7" w:color="auto" w:val="clear"/>
+        <w:spacing w:after="0" w:before="0" w:line="260"/>
+        <w:ind w:left="200" w:right="200"/>
+      </w:pPr>
+      <w:r>
+        <w:rPr>
+          <w:rFonts w:ascii="Consolas" w:cs="Consolas" w:eastAsia="Consolas" w:hAnsi="Consolas"/>
+          <w:sz w:val="19"/>
+          <w:szCs w:val="19"/>
+        </w:rPr>
+        <w:t xml:space="preserve">├── app.py                  Ứng dụng web Flask</w:t>
+      </w:r>
+    </w:p>
+    <w:p>
+      <w:pPr>
+        <w:shd w:fill="F2F4F7" w:color="auto" w:val="clear"/>
+        <w:spacing w:after="0" w:before="0" w:line="260"/>
+        <w:ind w:left="200" w:right="200"/>
+      </w:pPr>
+      <w:r>
+        <w:rPr>
+          <w:rFonts w:ascii="Consolas" w:cs="Consolas" w:eastAsia="Consolas" w:hAnsi="Consolas"/>
+          <w:sz w:val="19"/>
+          <w:szCs w:val="19"/>
+        </w:rPr>
+        <w:t xml:space="preserve">├── data\knowledge.py       Tri thức: hình, tính chất, dấu hiệu</w:t>
+      </w:r>
+    </w:p>
+    <w:p>
+      <w:pPr>
+        <w:shd w:fill="F2F4F7" w:color="auto" w:val="clear"/>
+        <w:spacing w:after="0" w:before="0" w:line="260"/>
+        <w:ind w:left="200" w:right="200"/>
+      </w:pPr>
+      <w:r>
+        <w:rPr>
+          <w:rFonts w:ascii="Consolas" w:cs="Consolas" w:eastAsia="Consolas" w:hAnsi="Consolas"/>
+          <w:sz w:val="19"/>
+          <w:szCs w:val="19"/>
+        </w:rPr>
+        <w:t xml:space="preserve">├── data\cong_thuc.py       Đại lượng và công thức tính</w:t>
+      </w:r>
+    </w:p>
+    <w:p>
+      <w:pPr>
+        <w:shd w:fill="F2F4F7" w:color="auto" w:val="clear"/>
+        <w:spacing w:after="0" w:before="0" w:line="260"/>
+        <w:ind w:left="200" w:right="200"/>
+      </w:pPr>
+      <w:r>
+        <w:rPr>
+          <w:rFonts w:ascii="Consolas" w:cs="Consolas" w:eastAsia="Consolas" w:hAnsi="Consolas"/>
+          <w:sz w:val="19"/>
+          <w:szCs w:val="19"/>
+        </w:rPr>
+        <w:t xml:space="preserve">├── src\seed.py             Nạp tri thức vào Neo4j / xuất seed.cypher</w:t>
+      </w:r>
+    </w:p>
+    <w:p>
+      <w:pPr>
+        <w:shd w:fill="F2F4F7" w:color="auto" w:val="clear"/>
+        <w:spacing w:after="0" w:before="0" w:line="260"/>
+        <w:ind w:left="200" w:right="200"/>
+      </w:pPr>
+      <w:r>
+        <w:rPr>
+          <w:rFonts w:ascii="Consolas" w:cs="Consolas" w:eastAsia="Consolas" w:hAnsi="Consolas"/>
+          <w:sz w:val="19"/>
+          <w:szCs w:val="19"/>
+        </w:rPr>
+        <w:t xml:space="preserve">├── src\engine.py           Bộ suy luận tiến (nhận dạng)</w:t>
+      </w:r>
+    </w:p>
+    <w:p>
+      <w:pPr>
+        <w:shd w:fill="F2F4F7" w:color="auto" w:val="clear"/>
+        <w:spacing w:after="0" w:before="0" w:line="260"/>
+        <w:ind w:left="200" w:right="200"/>
+      </w:pPr>
+      <w:r>
+        <w:rPr>
+          <w:rFonts w:ascii="Consolas" w:cs="Consolas" w:eastAsia="Consolas" w:hAnsi="Consolas"/>
+          <w:sz w:val="19"/>
+          <w:szCs w:val="19"/>
+        </w:rPr>
+        <w:t xml:space="preserve">├── src\tinh_toan.py        Bộ tính diện tích, chu vi</w:t>
+      </w:r>
+    </w:p>
+    <w:p>
+      <w:pPr>
+        <w:shd w:fill="F2F4F7" w:color="auto" w:val="clear"/>
+        <w:spacing w:after="0" w:before="0" w:line="260"/>
+        <w:ind w:left="200" w:right="200"/>
+      </w:pPr>
+      <w:r>
+        <w:rPr>
+          <w:rFonts w:ascii="Consolas" w:cs="Consolas" w:eastAsia="Consolas" w:hAnsi="Consolas"/>
+          <w:sz w:val="19"/>
+          <w:szCs w:val="19"/>
+        </w:rPr>
+        <w:t xml:space="preserve">├── src\hinh_hoc.py         Tính chất tứ giác từ toạ độ (Thử thách)</w:t>
+      </w:r>
+    </w:p>
+    <w:p>
+      <w:pPr>
+        <w:shd w:fill="F2F4F7" w:color="auto" w:val="clear"/>
+        <w:spacing w:after="0" w:before="0" w:line="260"/>
+        <w:ind w:left="200" w:right="200"/>
+      </w:pPr>
+      <w:r>
+        <w:rPr>
+          <w:rFonts w:ascii="Consolas" w:cs="Consolas" w:eastAsia="Consolas" w:hAnsi="Consolas"/>
+          <w:sz w:val="19"/>
+          <w:szCs w:val="19"/>
+        </w:rPr>
+        <w:t xml:space="preserve">├── src\hinh_ve.py          Hình vẽ minh hoạ từng loại hình</w:t>
+      </w:r>
+    </w:p>
+    <w:p>
+      <w:pPr>
+        <w:shd w:fill="F2F4F7" w:color="auto" w:val="clear"/>
+        <w:spacing w:after="0" w:before="0" w:line="260"/>
+        <w:ind w:left="200" w:right="200"/>
+      </w:pPr>
+      <w:r>
+        <w:rPr>
+          <w:rFonts w:ascii="Consolas" w:cs="Consolas" w:eastAsia="Consolas" w:hAnsi="Consolas"/>
+          <w:sz w:val="19"/>
+          <w:szCs w:val="19"/>
+        </w:rPr>
+        <w:t xml:space="preserve">├── src\repo.py             Các câu Cypher tra cứu</w:t>
+      </w:r>
+    </w:p>
+    <w:p>
+      <w:pPr>
+        <w:shd w:fill="F2F4F7" w:color="auto" w:val="clear"/>
+        <w:spacing w:after="0" w:before="0" w:line="260"/>
+        <w:ind w:left="200" w:right="200"/>
+      </w:pPr>
+      <w:r>
+        <w:rPr>
+          <w:rFonts w:ascii="Consolas" w:cs="Consolas" w:eastAsia="Consolas" w:hAnsi="Consolas"/>
+          <w:sz w:val="19"/>
+          <w:szCs w:val="19"/>
+        </w:rPr>
+        <w:t xml:space="preserve">├── src\svg.py              Vẽ sơ đồ phân cấp</w:t>
+      </w:r>
+    </w:p>
+    <w:p>
+      <w:pPr>
+        <w:shd w:fill="F2F4F7" w:color="auto" w:val="clear"/>
+        <w:spacing w:after="0" w:before="0" w:line="260"/>
+        <w:ind w:left="200" w:right="200"/>
+      </w:pPr>
+      <w:r>
+        <w:rPr>
+          <w:rFonts w:ascii="Consolas" w:cs="Consolas" w:eastAsia="Consolas" w:hAnsi="Consolas"/>
+          <w:sz w:val="19"/>
+          <w:szCs w:val="19"/>
+        </w:rPr>
+        <w:t xml:space="preserve">├── templates\, static\     Giao diện</w:t>
+      </w:r>
+    </w:p>
+    <w:p>
+      <w:pPr>
+        <w:shd w:fill="F2F4F7" w:color="auto" w:val="clear"/>
+        <w:spacing w:after="0" w:before="0" w:line="260"/>
+        <w:ind w:left="200" w:right="200"/>
+      </w:pPr>
+      <w:r>
+        <w:rPr>
+          <w:rFonts w:ascii="Consolas" w:cs="Consolas" w:eastAsia="Consolas" w:hAnsi="Consolas"/>
+          <w:sz w:val="19"/>
+          <w:szCs w:val="19"/>
+        </w:rPr>
+        <w:t xml:space="preserve">├── cypher\seed.cypher      Tạo đồ thị bằng Cypher thuần</w:t>
+      </w:r>
+    </w:p>
+    <w:p>
+      <w:pPr>
+        <w:shd w:fill="F2F4F7" w:color="auto" w:val="clear"/>
+        <w:spacing w:after="0" w:before="0" w:line="260"/>
+        <w:ind w:left="200" w:right="200"/>
+      </w:pPr>
+      <w:r>
+        <w:rPr>
+          <w:rFonts w:ascii="Consolas" w:cs="Consolas" w:eastAsia="Consolas" w:hAnsi="Consolas"/>
+          <w:sz w:val="19"/>
+          <w:szCs w:val="19"/>
+        </w:rPr>
+        <w:t xml:space="preserve">├── cypher\queries.cypher   Truy vấn mẫu</w:t>
+      </w:r>
+    </w:p>
+    <w:p>
+      <w:pPr>
+        <w:shd w:fill="F2F4F7" w:color="auto" w:val="clear"/>
+        <w:spacing w:after="0" w:before="0" w:line="260"/>
+        <w:ind w:left="200" w:right="200"/>
+      </w:pPr>
+      <w:r>
+        <w:rPr>
+          <w:rFonts w:ascii="Consolas" w:cs="Consolas" w:eastAsia="Consolas" w:hAnsi="Consolas"/>
+          <w:sz w:val="19"/>
+          <w:szCs w:val="19"/>
+        </w:rPr>
+        <w:t xml:space="preserve">├── tests\                  Kiểm thử tự động</w:t>
+      </w:r>
+    </w:p>
+    <w:p>
+      <w:pPr>
+        <w:shd w:fill="F2F4F7" w:color="auto" w:val="clear"/>
+        <w:spacing w:after="0" w:before="0" w:line="260"/>
+        <w:ind w:left="200" w:right="200"/>
+      </w:pPr>
+      <w:r>
+        <w:rPr>
+          <w:rFonts w:ascii="Consolas" w:cs="Consolas" w:eastAsia="Consolas" w:hAnsi="Consolas"/>
+          <w:sz w:val="19"/>
+          <w:szCs w:val="19"/>
+        </w:rPr>
+        <w:t xml:space="preserve">├── docs\                   Tài liệu và ảnh chụp màn hình</w:t>
+      </w:r>
+    </w:p>
+    <w:p>
+      <w:pPr>
+        <w:shd w:fill="F2F4F7" w:color="auto" w:val="clear"/>
+        <w:spacing w:after="0" w:before="0" w:line="260"/>
+        <w:ind w:left="200" w:right="200"/>
+      </w:pPr>
+      <w:r>
+        <w:rPr>
+          <w:rFonts w:ascii="Consolas" w:cs="Consolas" w:eastAsia="Consolas" w:hAnsi="Consolas"/>
+          <w:sz w:val="19"/>
+          <w:szCs w:val="19"/>
+        </w:rPr>
+        <w:t xml:space="preserve">├── docker-compose.yml, requirements.txt, run.ps1</w:t>
+      </w:r>
+    </w:p>
+    <w:p>
+      <w:pPr>
+        <w:pBdr>
+          <w:bottom w:val="single" w:color="D0D5DD" w:sz="4" w:space="4"/>
+        </w:pBdr>
+        <w:shd w:fill="F2F4F7" w:color="auto" w:val="clear"/>
+        <w:spacing w:after="0" w:before="0" w:line="260"/>
+        <w:ind w:left="200" w:right="200"/>
+      </w:pPr>
+      <w:r>
+        <w:rPr>
+          <w:rFonts w:ascii="Consolas" w:cs="Consolas" w:eastAsia="Consolas" w:hAnsi="Consolas"/>
+          <w:sz w:val="19"/>
+          <w:szCs w:val="19"/>
+        </w:rPr>
+        <w:t xml:space="preserve">└── README.md</w:t>
+      </w:r>
+    </w:p>
+    <w:p>
+      <w:pPr>
+        <w:spacing w:after="80"/>
+      </w:pPr>
+    </w:p>
+    <w:p>
+      <w:pPr>
+        <w:pStyle w:val="Heading1"/>
+        <w:spacing w:after="160" w:before="360"/>
+      </w:pPr>
+      <w:r>
+        <w:rPr>
+          <w:rFonts w:ascii="Times New Roman" w:cs="Times New Roman" w:eastAsia="Times New Roman" w:hAnsi="Times New Roman"/>
+        </w:rPr>
+        <w:t xml:space="preserve">7. Kết quả đạt được</w:t>
+      </w:r>
+    </w:p>
+    <w:p>
+      <w:pPr>
+        <w:pStyle w:val="ListParagraph"/>
+        <w:numPr>
+          <w:ilvl w:val="0"/>
+          <w:numId w:val="2"/>
+        </w:numPr>
+        <w:spacing w:after="60" w:line="300"/>
+      </w:pPr>
+      <w:r>
+        <w:rPr>
+          <w:rFonts w:ascii="Times New Roman" w:cs="Times New Roman" w:eastAsia="Times New Roman" w:hAnsi="Times New Roman"/>
+          <w:sz w:val="26"/>
+          <w:szCs w:val="26"/>
+        </w:rPr>
+        <w:t xml:space="preserve">Đồ thị tri thức gồm 191 nút và 468 quan hệ đã được nạp và chạy thực tế trên Neo4j 2026.09.</w:t>
+      </w:r>
+    </w:p>
+    <w:p>
+      <w:pPr>
+        <w:pStyle w:val="ListParagraph"/>
+        <w:numPr>
+          <w:ilvl w:val="0"/>
+          <w:numId w:val="2"/>
+        </w:numPr>
+        <w:spacing w:after="60" w:line="300"/>
+      </w:pPr>
+      <w:r>
+        <w:rPr>
+          <w:rFonts w:ascii="Times New Roman" w:cs="Times New Roman" w:eastAsia="Times New Roman" w:hAnsi="Times New Roman"/>
+          <w:sz w:val="26"/>
+          <w:szCs w:val="26"/>
+        </w:rPr>
+        <w:t xml:space="preserve">45/45 ca kiểm thử tự động đều đạt.</w:t>
+      </w:r>
+    </w:p>
+    <w:p>
+      <w:pPr>
+        <w:pStyle w:val="ListParagraph"/>
+        <w:numPr>
+          <w:ilvl w:val="0"/>
+          <w:numId w:val="2"/>
+        </w:numPr>
+        <w:spacing w:after="60" w:line="300"/>
+      </w:pPr>
+      <w:r>
+        <w:rPr>
+          <w:rFonts w:ascii="Times New Roman" w:cs="Times New Roman" w:eastAsia="Times New Roman" w:hAnsi="Times New Roman"/>
+          <w:sz w:val="26"/>
+          <w:szCs w:val="26"/>
+        </w:rPr>
+        <w:t xml:space="preserve">Kết quả của toàn bộ 97 truy vấn nhận dạng và 18 truy vấn công thức mà ứng dụng gửi tới Neo4j đều khớp với kết quả tính độc lập bằng Python. Các truy vấn của trang Thử thách (70 truy vấn nhận dạng cho 14 tứ giác mẫu, truy vấn lưu lượt chơi và bảng xếp hạng) cũng đã chạy trên Neo4j và cho kết quả khớp.</w:t>
+      </w:r>
+    </w:p>
+    <w:p>
+      <w:pPr>
+        <w:pStyle w:val="ListParagraph"/>
+        <w:numPr>
+          <w:ilvl w:val="0"/>
+          <w:numId w:val="2"/>
+        </w:numPr>
+        <w:spacing w:after="60" w:line="300"/>
+      </w:pPr>
+      <w:r>
+        <w:rPr>
+          <w:rFonts w:ascii="Times New Roman" w:cs="Times New Roman" w:eastAsia="Times New Roman" w:hAnsi="Times New Roman"/>
+          <w:sz w:val="26"/>
+          <w:szCs w:val="26"/>
+        </w:rPr>
+        <w:t xml:space="preserve">Giao diện web có 6 chức năng: nhận dạng tứ giác, tính diện tích – chu vi, trò chơi Thử thách, bài toán mẫu, đồ thị tri thức, tra cứu từng loại hình. Ngoài ra có các API JSON (/api/suy-luan, /api/tinh-toan và /api/thu-thach/kiem-tra).</w:t>
+      </w:r>
+    </w:p>
+    <w:p>
+      <w:pPr>
+        <w:spacing w:after="80" w:before="120"/>
+        <w:jc w:val="both"/>
+      </w:pPr>
+      <w:r>
+        <w:rPr>
+          <w:rFonts w:ascii="Times New Roman" w:cs="Times New Roman" w:eastAsia="Times New Roman" w:hAnsi="Times New Roman"/>
+          <w:sz w:val="26"/>
+          <w:szCs w:val="26"/>
+        </w:rPr>
+        <w:t xml:space="preserve">Kết quả trên 10 bài toán mẫu:</w:t>
+      </w:r>
+    </w:p>
+    <w:tbl>
+      <w:tblPr>
+        <w:tblW w:type="dxa" w:w="9071"/>
+        <w:tblBorders>
+          <w:top w:val="single" w:color="auto" w:sz="4"/>
+          <w:left w:val="single" w:color="auto" w:sz="4"/>
+          <w:bottom w:val="single" w:color="auto" w:sz="4"/>
+          <w:right w:val="single" w:color="auto" w:sz="4"/>
+          <w:insideH w:val="single" w:color="auto" w:sz="4"/>
+          <w:insideV w:val="single" w:color="auto" w:sz="4"/>
+        </w:tblBorders>
+      </w:tblPr>
+      <w:tblGrid>
+        <w:gridCol w:w="544"/>
+        <w:gridCol w:w="5624"/>
+        <w:gridCol w:w="2903"/>
+      </w:tblGrid>
+      <w:tr>
+        <w:trPr>
+          <w:tblHeader/>
+        </w:trPr>
+        <w:tc>
+          <w:tcPr>
+            <w:tcW w:type="dxa" w:w="544"/>
+            <w:tcBorders>
+              <w:top w:val="single" w:color="B8C0CC" w:sz="4"/>
+              <w:left w:val="single" w:color="B8C0CC" w:sz="4"/>
+              <w:bottom w:val="single" w:color="B8C0CC" w:sz="4"/>
+              <w:right w:val="single" w:color="B8C0CC" w:sz="4"/>
+            </w:tcBorders>
+            <w:shd w:fill="DCE6FA" w:color="auto" w:val="clear"/>
+            <w:tcMar>
+              <w:top w:type="dxa" w:w="60"/>
+              <w:left w:type="dxa" w:w="100"/>
+              <w:bottom w:type="dxa" w:w="60"/>
+              <w:right w:type="dxa" w:w="100"/>
+            </w:tcMar>
+          </w:tcPr>
+          <w:p>
+            <w:pPr>
+              <w:spacing w:after="0" w:line="276"/>
+            </w:pPr>
+            <w:r>
+              <w:rPr>
+                <w:rFonts w:ascii="Times New Roman" w:cs="Times New Roman" w:eastAsia="Times New Roman" w:hAnsi="Times New Roman"/>
+                <w:b/>
+                <w:bCs/>
+                <w:sz w:val="22"/>
+                <w:szCs w:val="22"/>
+              </w:rPr>
+              <w:t xml:space="preserve">#</w:t>
+            </w:r>
+          </w:p>
+        </w:tc>
+        <w:tc>
+          <w:tcPr>
+            <w:tcW w:type="dxa" w:w="5624"/>
+            <w:tcBorders>
+              <w:top w:val="single" w:color="B8C0CC" w:sz="4"/>
+              <w:left w:val="single" w:color="B8C0CC" w:sz="4"/>
+              <w:bottom w:val="single" w:color="B8C0CC" w:sz="4"/>
+              <w:right w:val="single" w:color="B8C0CC" w:sz="4"/>
+            </w:tcBorders>
+            <w:shd w:fill="DCE6FA" w:color="auto" w:val="clear"/>
+            <w:tcMar>
+              <w:top w:type="dxa" w:w="60"/>
+              <w:left w:type="dxa" w:w="100"/>
+              <w:bottom w:type="dxa" w:w="60"/>
+              <w:right w:type="dxa" w:w="100"/>
+            </w:tcMar>
+          </w:tcPr>
+          <w:p>
+            <w:pPr>
+              <w:spacing w:after="0" w:line="276"/>
+            </w:pPr>
+            <w:r>
+              <w:rPr>
+                <w:rFonts w:ascii="Times New Roman" w:cs="Times New Roman" w:eastAsia="Times New Roman" w:hAnsi="Times New Roman"/>
+                <w:b/>
+                <w:bCs/>
+                <w:sz w:val="22"/>
+                <w:szCs w:val="22"/>
+              </w:rPr>
+              <w:t xml:space="preserve">Đề bài</w:t>
+            </w:r>
+          </w:p>
+        </w:tc>
+        <w:tc>
+          <w:tcPr>
+            <w:tcW w:type="dxa" w:w="2903"/>
+            <w:tcBorders>
+              <w:top w:val="single" w:color="B8C0CC" w:sz="4"/>
+              <w:left w:val="single" w:color="B8C0CC" w:sz="4"/>
+              <w:bottom w:val="single" w:color="B8C0CC" w:sz="4"/>
+              <w:right w:val="single" w:color="B8C0CC" w:sz="4"/>
+            </w:tcBorders>
+            <w:shd w:fill="DCE6FA" w:color="auto" w:val="clear"/>
+            <w:tcMar>
+              <w:top w:type="dxa" w:w="60"/>
+              <w:left w:type="dxa" w:w="100"/>
+              <w:bottom w:type="dxa" w:w="60"/>
+              <w:right w:type="dxa" w:w="100"/>
+            </w:tcMar>
+          </w:tcPr>
+          <w:p>
+            <w:pPr>
+              <w:spacing w:after="0" w:line="276"/>
+            </w:pPr>
+            <w:r>
+              <w:rPr>
+                <w:rFonts w:ascii="Times New Roman" w:cs="Times New Roman" w:eastAsia="Times New Roman" w:hAnsi="Times New Roman"/>
+                <w:b/>
+                <w:bCs/>
+                <w:sz w:val="22"/>
+                <w:szCs w:val="22"/>
+              </w:rPr>
+              <w:t xml:space="preserve">Kết luận</w:t>
+            </w:r>
+          </w:p>
+        </w:tc>
+      </w:tr>
+      <w:tr>
+        <w:tc>
+          <w:tcPr>
+            <w:tcW w:type="dxa" w:w="544"/>
+            <w:tcBorders>
+              <w:top w:val="single" w:color="B8C0CC" w:sz="4"/>
+              <w:left w:val="single" w:color="B8C0CC" w:sz="4"/>
+              <w:bottom w:val="single" w:color="B8C0CC" w:sz="4"/>
+              <w:right w:val="single" w:color="B8C0CC" w:sz="4"/>
+            </w:tcBorders>
+            <w:tcMar>
+              <w:top w:type="dxa" w:w="60"/>
+              <w:left w:type="dxa" w:w="100"/>
+              <w:bottom w:type="dxa" w:w="60"/>
+              <w:right w:type="dxa" w:w="100"/>
+            </w:tcMar>
+          </w:tcPr>
+          <w:p>
+            <w:pPr>
+              <w:spacing w:after="0" w:line="276"/>
+            </w:pPr>
+            <w:r>
+              <w:rPr>
+                <w:rFonts w:ascii="Times New Roman" w:cs="Times New Roman" w:eastAsia="Times New Roman" w:hAnsi="Times New Roman"/>
+                <w:b w:val="false"/>
+                <w:bCs w:val="false"/>
+                <w:sz w:val="22"/>
+                <w:szCs w:val="22"/>
+              </w:rPr>
+              <w:t xml:space="preserve">1</w:t>
+            </w:r>
+          </w:p>
+        </w:tc>
+        <w:tc>
+          <w:tcPr>
+            <w:tcW w:type="dxa" w:w="5624"/>
+            <w:tcBorders>
+              <w:top w:val="single" w:color="B8C0CC" w:sz="4"/>
+              <w:left w:val="single" w:color="B8C0CC" w:sz="4"/>
+              <w:bottom w:val="single" w:color="B8C0CC" w:sz="4"/>
+              <w:right w:val="single" w:color="B8C0CC" w:sz="4"/>
+            </w:tcBorders>
+            <w:tcMar>
+              <w:top w:type="dxa" w:w="60"/>
+              <w:left w:type="dxa" w:w="100"/>
+              <w:bottom w:type="dxa" w:w="60"/>
+              <w:right w:type="dxa" w:w="100"/>
+            </w:tcMar>
+          </w:tcPr>
+          <w:p>
+            <w:pPr>
+              <w:spacing w:after="0" w:line="276"/>
+            </w:pPr>
+            <w:r>
+              <w:rPr>
+                <w:rFonts w:ascii="Times New Roman" w:cs="Times New Roman" w:eastAsia="Times New Roman" w:hAnsi="Times New Roman"/>
+                <w:b w:val="false"/>
+                <w:bCs w:val="false"/>
+                <w:sz w:val="22"/>
+                <w:szCs w:val="22"/>
+              </w:rPr>
+              <w:t xml:space="preserve">Hình bình hành có hai đường chéo vuông góc và bằng nhau</w:t>
+            </w:r>
+          </w:p>
+        </w:tc>
+        <w:tc>
+          <w:tcPr>
+            <w:tcW w:type="dxa" w:w="2903"/>
+            <w:tcBorders>
+              <w:top w:val="single" w:color="B8C0CC" w:sz="4"/>
+              <w:left w:val="single" w:color="B8C0CC" w:sz="4"/>
+              <w:bottom w:val="single" w:color="B8C0CC" w:sz="4"/>
+              <w:right w:val="single" w:color="B8C0CC" w:sz="4"/>
+            </w:tcBorders>
+            <w:tcMar>
+              <w:top w:type="dxa" w:w="60"/>
+              <w:left w:type="dxa" w:w="100"/>
+              <w:bottom w:type="dxa" w:w="60"/>
+              <w:right w:type="dxa" w:w="100"/>
+            </w:tcMar>
+          </w:tcPr>
+          <w:p>
+            <w:pPr>
+              <w:spacing w:after="0" w:line="276"/>
+            </w:pPr>
+            <w:r>
+              <w:rPr>
+                <w:rFonts w:ascii="Times New Roman" w:cs="Times New Roman" w:eastAsia="Times New Roman" w:hAnsi="Times New Roman"/>
+                <w:b w:val="false"/>
+                <w:bCs w:val="false"/>
+                <w:sz w:val="22"/>
+                <w:szCs w:val="22"/>
+              </w:rPr>
+              <w:t xml:space="preserve">Hình vuông</w:t>
+            </w:r>
+          </w:p>
+        </w:tc>
+      </w:tr>
+      <w:tr>
+        <w:tc>
+          <w:tcPr>
+            <w:tcW w:type="dxa" w:w="544"/>
+            <w:tcBorders>
+              <w:top w:val="single" w:color="B8C0CC" w:sz="4"/>
+              <w:left w:val="single" w:color="B8C0CC" w:sz="4"/>
+              <w:bottom w:val="single" w:color="B8C0CC" w:sz="4"/>
+              <w:right w:val="single" w:color="B8C0CC" w:sz="4"/>
+            </w:tcBorders>
+            <w:tcMar>
+              <w:top w:type="dxa" w:w="60"/>
+              <w:left w:type="dxa" w:w="100"/>
+              <w:bottom w:type="dxa" w:w="60"/>
+              <w:right w:type="dxa" w:w="100"/>
+            </w:tcMar>
+          </w:tcPr>
+          <w:p>
+            <w:pPr>
+              <w:spacing w:after="0" w:line="276"/>
+            </w:pPr>
+            <w:r>
+              <w:rPr>
+                <w:rFonts w:ascii="Times New Roman" w:cs="Times New Roman" w:eastAsia="Times New Roman" w:hAnsi="Times New Roman"/>
+                <w:b w:val="false"/>
+                <w:bCs w:val="false"/>
+                <w:sz w:val="22"/>
+                <w:szCs w:val="22"/>
+              </w:rPr>
+              <w:t xml:space="preserve">2</w:t>
+            </w:r>
+          </w:p>
+        </w:tc>
+        <w:tc>
+          <w:tcPr>
+            <w:tcW w:type="dxa" w:w="5624"/>
+            <w:tcBorders>
+              <w:top w:val="single" w:color="B8C0CC" w:sz="4"/>
+              <w:left w:val="single" w:color="B8C0CC" w:sz="4"/>
+              <w:bottom w:val="single" w:color="B8C0CC" w:sz="4"/>
+              <w:right w:val="single" w:color="B8C0CC" w:sz="4"/>
+            </w:tcBorders>
+            <w:tcMar>
+              <w:top w:type="dxa" w:w="60"/>
+              <w:left w:type="dxa" w:w="100"/>
+              <w:bottom w:type="dxa" w:w="60"/>
+              <w:right w:type="dxa" w:w="100"/>
+            </w:tcMar>
+          </w:tcPr>
+          <w:p>
+            <w:pPr>
+              <w:spacing w:after="0" w:line="276"/>
+            </w:pPr>
+            <w:r>
+              <w:rPr>
+                <w:rFonts w:ascii="Times New Roman" w:cs="Times New Roman" w:eastAsia="Times New Roman" w:hAnsi="Times New Roman"/>
+                <w:b w:val="false"/>
+                <w:bCs w:val="false"/>
+                <w:sz w:val="22"/>
+                <w:szCs w:val="22"/>
+              </w:rPr>
+              <w:t xml:space="preserve">Hình thang có một cặp cạnh song song, cặp cạnh còn lại bằng nhau</w:t>
+            </w:r>
+          </w:p>
+        </w:tc>
+        <w:tc>
+          <w:tcPr>
+            <w:tcW w:type="dxa" w:w="2903"/>
+            <w:tcBorders>
+              <w:top w:val="single" w:color="B8C0CC" w:sz="4"/>
+              <w:left w:val="single" w:color="B8C0CC" w:sz="4"/>
+              <w:bottom w:val="single" w:color="B8C0CC" w:sz="4"/>
+              <w:right w:val="single" w:color="B8C0CC" w:sz="4"/>
+            </w:tcBorders>
+            <w:tcMar>
+              <w:top w:type="dxa" w:w="60"/>
+              <w:left w:type="dxa" w:w="100"/>
+              <w:bottom w:type="dxa" w:w="60"/>
+              <w:right w:type="dxa" w:w="100"/>
+            </w:tcMar>
+          </w:tcPr>
+          <w:p>
+            <w:pPr>
+              <w:spacing w:after="0" w:line="276"/>
+            </w:pPr>
+            <w:r>
+              <w:rPr>
+                <w:rFonts w:ascii="Times New Roman" w:cs="Times New Roman" w:eastAsia="Times New Roman" w:hAnsi="Times New Roman"/>
+                <w:b w:val="false"/>
+                <w:bCs w:val="false"/>
+                <w:sz w:val="22"/>
+                <w:szCs w:val="22"/>
+              </w:rPr>
+              <w:t xml:space="preserve">Chưa đủ dữ kiện (hình thang cân hoặc hình bình hành)</w:t>
+            </w:r>
+          </w:p>
+        </w:tc>
+      </w:tr>
+      <w:tr>
+        <w:tc>
+          <w:tcPr>
+            <w:tcW w:type="dxa" w:w="544"/>
+            <w:tcBorders>
+              <w:top w:val="single" w:color="B8C0CC" w:sz="4"/>
+              <w:left w:val="single" w:color="B8C0CC" w:sz="4"/>
+              <w:bottom w:val="single" w:color="B8C0CC" w:sz="4"/>
+              <w:right w:val="single" w:color="B8C0CC" w:sz="4"/>
+            </w:tcBorders>
+            <w:tcMar>
+              <w:top w:type="dxa" w:w="60"/>
+              <w:left w:type="dxa" w:w="100"/>
+              <w:bottom w:type="dxa" w:w="60"/>
+              <w:right w:type="dxa" w:w="100"/>
+            </w:tcMar>
+          </w:tcPr>
+          <w:p>
+            <w:pPr>
+              <w:spacing w:after="0" w:line="276"/>
+            </w:pPr>
+            <w:r>
+              <w:rPr>
+                <w:rFonts w:ascii="Times New Roman" w:cs="Times New Roman" w:eastAsia="Times New Roman" w:hAnsi="Times New Roman"/>
+                <w:b w:val="false"/>
+                <w:bCs w:val="false"/>
+                <w:sz w:val="22"/>
+                <w:szCs w:val="22"/>
+              </w:rPr>
+              <w:t xml:space="preserve">3</w:t>
+            </w:r>
+          </w:p>
+        </w:tc>
+        <w:tc>
+          <w:tcPr>
+            <w:tcW w:type="dxa" w:w="5624"/>
+            <w:tcBorders>
+              <w:top w:val="single" w:color="B8C0CC" w:sz="4"/>
+              <w:left w:val="single" w:color="B8C0CC" w:sz="4"/>
+              <w:bottom w:val="single" w:color="B8C0CC" w:sz="4"/>
+              <w:right w:val="single" w:color="B8C0CC" w:sz="4"/>
+            </w:tcBorders>
+            <w:tcMar>
+              <w:top w:type="dxa" w:w="60"/>
+              <w:left w:type="dxa" w:w="100"/>
+              <w:bottom w:type="dxa" w:w="60"/>
+              <w:right w:type="dxa" w:w="100"/>
+            </w:tcMar>
+          </w:tcPr>
+          <w:p>
+            <w:pPr>
+              <w:spacing w:after="0" w:line="276"/>
+            </w:pPr>
+            <w:r>
+              <w:rPr>
+                <w:rFonts w:ascii="Times New Roman" w:cs="Times New Roman" w:eastAsia="Times New Roman" w:hAnsi="Times New Roman"/>
+                <w:b w:val="false"/>
+                <w:bCs w:val="false"/>
+                <w:sz w:val="22"/>
+                <w:szCs w:val="22"/>
+              </w:rPr>
+              <w:t xml:space="preserve">Hình thang có hai cạnh bên bằng nhau và không song song</w:t>
+            </w:r>
+          </w:p>
+        </w:tc>
+        <w:tc>
+          <w:tcPr>
+            <w:tcW w:type="dxa" w:w="2903"/>
+            <w:tcBorders>
+              <w:top w:val="single" w:color="B8C0CC" w:sz="4"/>
+              <w:left w:val="single" w:color="B8C0CC" w:sz="4"/>
+              <w:bottom w:val="single" w:color="B8C0CC" w:sz="4"/>
+              <w:right w:val="single" w:color="B8C0CC" w:sz="4"/>
+            </w:tcBorders>
+            <w:tcMar>
+              <w:top w:type="dxa" w:w="60"/>
+              <w:left w:type="dxa" w:w="100"/>
+              <w:bottom w:type="dxa" w:w="60"/>
+              <w:right w:type="dxa" w:w="100"/>
+            </w:tcMar>
+          </w:tcPr>
+          <w:p>
+            <w:pPr>
+              <w:spacing w:after="0" w:line="276"/>
+            </w:pPr>
+            <w:r>
+              <w:rPr>
+                <w:rFonts w:ascii="Times New Roman" w:cs="Times New Roman" w:eastAsia="Times New Roman" w:hAnsi="Times New Roman"/>
+                <w:b w:val="false"/>
+                <w:bCs w:val="false"/>
+                <w:sz w:val="22"/>
+                <w:szCs w:val="22"/>
+              </w:rPr>
+              <w:t xml:space="preserve">Hình thang cân</w:t>
+            </w:r>
+          </w:p>
+        </w:tc>
+      </w:tr>
+      <w:tr>
+        <w:tc>
+          <w:tcPr>
+            <w:tcW w:type="dxa" w:w="544"/>
+            <w:tcBorders>
+              <w:top w:val="single" w:color="B8C0CC" w:sz="4"/>
+              <w:left w:val="single" w:color="B8C0CC" w:sz="4"/>
+              <w:bottom w:val="single" w:color="B8C0CC" w:sz="4"/>
+              <w:right w:val="single" w:color="B8C0CC" w:sz="4"/>
+            </w:tcBorders>
+            <w:tcMar>
+              <w:top w:type="dxa" w:w="60"/>
+              <w:left w:type="dxa" w:w="100"/>
+              <w:bottom w:type="dxa" w:w="60"/>
+              <w:right w:type="dxa" w:w="100"/>
+            </w:tcMar>
+          </w:tcPr>
+          <w:p>
+            <w:pPr>
+              <w:spacing w:after="0" w:line="276"/>
+            </w:pPr>
+            <w:r>
+              <w:rPr>
+                <w:rFonts w:ascii="Times New Roman" w:cs="Times New Roman" w:eastAsia="Times New Roman" w:hAnsi="Times New Roman"/>
+                <w:b w:val="false"/>
+                <w:bCs w:val="false"/>
+                <w:sz w:val="22"/>
+                <w:szCs w:val="22"/>
+              </w:rPr>
+              <w:t xml:space="preserve">4</w:t>
+            </w:r>
+          </w:p>
+        </w:tc>
+        <w:tc>
+          <w:tcPr>
+            <w:tcW w:type="dxa" w:w="5624"/>
+            <w:tcBorders>
+              <w:top w:val="single" w:color="B8C0CC" w:sz="4"/>
+              <w:left w:val="single" w:color="B8C0CC" w:sz="4"/>
+              <w:bottom w:val="single" w:color="B8C0CC" w:sz="4"/>
+              <w:right w:val="single" w:color="B8C0CC" w:sz="4"/>
+            </w:tcBorders>
+            <w:tcMar>
+              <w:top w:type="dxa" w:w="60"/>
+              <w:left w:type="dxa" w:w="100"/>
+              <w:bottom w:type="dxa" w:w="60"/>
+              <w:right w:type="dxa" w:w="100"/>
+            </w:tcMar>
+          </w:tcPr>
+          <w:p>
+            <w:pPr>
+              <w:spacing w:after="0" w:line="276"/>
+            </w:pPr>
+            <w:r>
+              <w:rPr>
+                <w:rFonts w:ascii="Times New Roman" w:cs="Times New Roman" w:eastAsia="Times New Roman" w:hAnsi="Times New Roman"/>
+                <w:b w:val="false"/>
+                <w:bCs w:val="false"/>
+                <w:sz w:val="22"/>
+                <w:szCs w:val="22"/>
+              </w:rPr>
+              <w:t xml:space="preserve">Tứ giác có hai đường chéo cắt nhau tại trung điểm mỗi đường và bằng nhau</w:t>
+            </w:r>
+          </w:p>
+        </w:tc>
+        <w:tc>
+          <w:tcPr>
+            <w:tcW w:type="dxa" w:w="2903"/>
+            <w:tcBorders>
+              <w:top w:val="single" w:color="B8C0CC" w:sz="4"/>
+              <w:left w:val="single" w:color="B8C0CC" w:sz="4"/>
+              <w:bottom w:val="single" w:color="B8C0CC" w:sz="4"/>
+              <w:right w:val="single" w:color="B8C0CC" w:sz="4"/>
+            </w:tcBorders>
+            <w:tcMar>
+              <w:top w:type="dxa" w:w="60"/>
+              <w:left w:type="dxa" w:w="100"/>
+              <w:bottom w:type="dxa" w:w="60"/>
+              <w:right w:type="dxa" w:w="100"/>
+            </w:tcMar>
+          </w:tcPr>
+          <w:p>
+            <w:pPr>
+              <w:spacing w:after="0" w:line="276"/>
+            </w:pPr>
+            <w:r>
+              <w:rPr>
+                <w:rFonts w:ascii="Times New Roman" w:cs="Times New Roman" w:eastAsia="Times New Roman" w:hAnsi="Times New Roman"/>
+                <w:b w:val="false"/>
+                <w:bCs w:val="false"/>
+                <w:sz w:val="22"/>
+                <w:szCs w:val="22"/>
+              </w:rPr>
+              <w:t xml:space="preserve">Hình chữ nhật</w:t>
+            </w:r>
+          </w:p>
+        </w:tc>
+      </w:tr>
+      <w:tr>
+        <w:tc>
+          <w:tcPr>
+            <w:tcW w:type="dxa" w:w="544"/>
+            <w:tcBorders>
+              <w:top w:val="single" w:color="B8C0CC" w:sz="4"/>
+              <w:left w:val="single" w:color="B8C0CC" w:sz="4"/>
+              <w:bottom w:val="single" w:color="B8C0CC" w:sz="4"/>
+              <w:right w:val="single" w:color="B8C0CC" w:sz="4"/>
+            </w:tcBorders>
+            <w:tcMar>
+              <w:top w:type="dxa" w:w="60"/>
+              <w:left w:type="dxa" w:w="100"/>
+              <w:bottom w:type="dxa" w:w="60"/>
+              <w:right w:type="dxa" w:w="100"/>
+            </w:tcMar>
+          </w:tcPr>
+          <w:p>
+            <w:pPr>
+              <w:spacing w:after="0" w:line="276"/>
+            </w:pPr>
+            <w:r>
+              <w:rPr>
+                <w:rFonts w:ascii="Times New Roman" w:cs="Times New Roman" w:eastAsia="Times New Roman" w:hAnsi="Times New Roman"/>
+                <w:b w:val="false"/>
+                <w:bCs w:val="false"/>
+                <w:sz w:val="22"/>
+                <w:szCs w:val="22"/>
+              </w:rPr>
+              <w:t xml:space="preserve">5</w:t>
+            </w:r>
+          </w:p>
+        </w:tc>
+        <w:tc>
+          <w:tcPr>
+            <w:tcW w:type="dxa" w:w="5624"/>
+            <w:tcBorders>
+              <w:top w:val="single" w:color="B8C0CC" w:sz="4"/>
+              <w:left w:val="single" w:color="B8C0CC" w:sz="4"/>
+              <w:bottom w:val="single" w:color="B8C0CC" w:sz="4"/>
+              <w:right w:val="single" w:color="B8C0CC" w:sz="4"/>
+            </w:tcBorders>
+            <w:tcMar>
+              <w:top w:type="dxa" w:w="60"/>
+              <w:left w:type="dxa" w:w="100"/>
+              <w:bottom w:type="dxa" w:w="60"/>
+              <w:right w:type="dxa" w:w="100"/>
+            </w:tcMar>
+          </w:tcPr>
+          <w:p>
+            <w:pPr>
+              <w:spacing w:after="0" w:line="276"/>
+            </w:pPr>
+            <w:r>
+              <w:rPr>
+                <w:rFonts w:ascii="Times New Roman" w:cs="Times New Roman" w:eastAsia="Times New Roman" w:hAnsi="Times New Roman"/>
+                <w:b w:val="false"/>
+                <w:bCs w:val="false"/>
+                <w:sz w:val="22"/>
+                <w:szCs w:val="22"/>
+              </w:rPr>
+              <w:t xml:space="preserve">Tứ giác có bốn cạnh bằng nhau và một góc vuông</w:t>
+            </w:r>
+          </w:p>
+        </w:tc>
+        <w:tc>
+          <w:tcPr>
+            <w:tcW w:type="dxa" w:w="2903"/>
+            <w:tcBorders>
+              <w:top w:val="single" w:color="B8C0CC" w:sz="4"/>
+              <w:left w:val="single" w:color="B8C0CC" w:sz="4"/>
+              <w:bottom w:val="single" w:color="B8C0CC" w:sz="4"/>
+              <w:right w:val="single" w:color="B8C0CC" w:sz="4"/>
+            </w:tcBorders>
+            <w:tcMar>
+              <w:top w:type="dxa" w:w="60"/>
+              <w:left w:type="dxa" w:w="100"/>
+              <w:bottom w:type="dxa" w:w="60"/>
+              <w:right w:type="dxa" w:w="100"/>
+            </w:tcMar>
+          </w:tcPr>
+          <w:p>
+            <w:pPr>
+              <w:spacing w:after="0" w:line="276"/>
+            </w:pPr>
+            <w:r>
+              <w:rPr>
+                <w:rFonts w:ascii="Times New Roman" w:cs="Times New Roman" w:eastAsia="Times New Roman" w:hAnsi="Times New Roman"/>
+                <w:b w:val="false"/>
+                <w:bCs w:val="false"/>
+                <w:sz w:val="22"/>
+                <w:szCs w:val="22"/>
+              </w:rPr>
+              <w:t xml:space="preserve">Hình vuông</w:t>
+            </w:r>
+          </w:p>
+        </w:tc>
+      </w:tr>
+      <w:tr>
+        <w:tc>
+          <w:tcPr>
+            <w:tcW w:type="dxa" w:w="544"/>
+            <w:tcBorders>
+              <w:top w:val="single" w:color="B8C0CC" w:sz="4"/>
+              <w:left w:val="single" w:color="B8C0CC" w:sz="4"/>
+              <w:bottom w:val="single" w:color="B8C0CC" w:sz="4"/>
+              <w:right w:val="single" w:color="B8C0CC" w:sz="4"/>
+            </w:tcBorders>
+            <w:tcMar>
+              <w:top w:type="dxa" w:w="60"/>
+              <w:left w:type="dxa" w:w="100"/>
+              <w:bottom w:type="dxa" w:w="60"/>
+              <w:right w:type="dxa" w:w="100"/>
+            </w:tcMar>
+          </w:tcPr>
+          <w:p>
+            <w:pPr>
+              <w:spacing w:after="0" w:line="276"/>
+            </w:pPr>
+            <w:r>
+              <w:rPr>
+                <w:rFonts w:ascii="Times New Roman" w:cs="Times New Roman" w:eastAsia="Times New Roman" w:hAnsi="Times New Roman"/>
+                <w:b w:val="false"/>
+                <w:bCs w:val="false"/>
+                <w:sz w:val="22"/>
+                <w:szCs w:val="22"/>
+              </w:rPr>
+              <w:t xml:space="preserve">6</w:t>
+            </w:r>
+          </w:p>
+        </w:tc>
+        <w:tc>
+          <w:tcPr>
+            <w:tcW w:type="dxa" w:w="5624"/>
+            <w:tcBorders>
+              <w:top w:val="single" w:color="B8C0CC" w:sz="4"/>
+              <w:left w:val="single" w:color="B8C0CC" w:sz="4"/>
+              <w:bottom w:val="single" w:color="B8C0CC" w:sz="4"/>
+              <w:right w:val="single" w:color="B8C0CC" w:sz="4"/>
+            </w:tcBorders>
+            <w:tcMar>
+              <w:top w:type="dxa" w:w="60"/>
+              <w:left w:type="dxa" w:w="100"/>
+              <w:bottom w:type="dxa" w:w="60"/>
+              <w:right w:type="dxa" w:w="100"/>
+            </w:tcMar>
+          </w:tcPr>
+          <w:p>
+            <w:pPr>
+              <w:spacing w:after="0" w:line="276"/>
+            </w:pPr>
+            <w:r>
+              <w:rPr>
+                <w:rFonts w:ascii="Times New Roman" w:cs="Times New Roman" w:eastAsia="Times New Roman" w:hAnsi="Times New Roman"/>
+                <w:b w:val="false"/>
+                <w:bCs w:val="false"/>
+                <w:sz w:val="22"/>
+                <w:szCs w:val="22"/>
+              </w:rPr>
+              <w:t xml:space="preserve">Hình thang có hai đường chéo bằng nhau và một góc vuông</w:t>
+            </w:r>
+          </w:p>
+        </w:tc>
+        <w:tc>
+          <w:tcPr>
+            <w:tcW w:type="dxa" w:w="2903"/>
+            <w:tcBorders>
+              <w:top w:val="single" w:color="B8C0CC" w:sz="4"/>
+              <w:left w:val="single" w:color="B8C0CC" w:sz="4"/>
+              <w:bottom w:val="single" w:color="B8C0CC" w:sz="4"/>
+              <w:right w:val="single" w:color="B8C0CC" w:sz="4"/>
+            </w:tcBorders>
+            <w:tcMar>
+              <w:top w:type="dxa" w:w="60"/>
+              <w:left w:type="dxa" w:w="100"/>
+              <w:bottom w:type="dxa" w:w="60"/>
+              <w:right w:type="dxa" w:w="100"/>
+            </w:tcMar>
+          </w:tcPr>
+          <w:p>
+            <w:pPr>
+              <w:spacing w:after="0" w:line="276"/>
+            </w:pPr>
+            <w:r>
+              <w:rPr>
+                <w:rFonts w:ascii="Times New Roman" w:cs="Times New Roman" w:eastAsia="Times New Roman" w:hAnsi="Times New Roman"/>
+                <w:b w:val="false"/>
+                <w:bCs w:val="false"/>
+                <w:sz w:val="22"/>
+                <w:szCs w:val="22"/>
+              </w:rPr>
+              <w:t xml:space="preserve">Hình chữ nhật</w:t>
+            </w:r>
+          </w:p>
+        </w:tc>
+      </w:tr>
+      <w:tr>
+        <w:tc>
+          <w:tcPr>
+            <w:tcW w:type="dxa" w:w="544"/>
+            <w:tcBorders>
+              <w:top w:val="single" w:color="B8C0CC" w:sz="4"/>
+              <w:left w:val="single" w:color="B8C0CC" w:sz="4"/>
+              <w:bottom w:val="single" w:color="B8C0CC" w:sz="4"/>
+              <w:right w:val="single" w:color="B8C0CC" w:sz="4"/>
+            </w:tcBorders>
+            <w:tcMar>
+              <w:top w:type="dxa" w:w="60"/>
+              <w:left w:type="dxa" w:w="100"/>
+              <w:bottom w:type="dxa" w:w="60"/>
+              <w:right w:type="dxa" w:w="100"/>
+            </w:tcMar>
+          </w:tcPr>
+          <w:p>
+            <w:pPr>
+              <w:spacing w:after="0" w:line="276"/>
+            </w:pPr>
+            <w:r>
+              <w:rPr>
+                <w:rFonts w:ascii="Times New Roman" w:cs="Times New Roman" w:eastAsia="Times New Roman" w:hAnsi="Times New Roman"/>
+                <w:b w:val="false"/>
+                <w:bCs w:val="false"/>
+                <w:sz w:val="22"/>
+                <w:szCs w:val="22"/>
+              </w:rPr>
+              <w:t xml:space="preserve">7</w:t>
+            </w:r>
+          </w:p>
+        </w:tc>
+        <w:tc>
+          <w:tcPr>
+            <w:tcW w:type="dxa" w:w="5624"/>
+            <w:tcBorders>
+              <w:top w:val="single" w:color="B8C0CC" w:sz="4"/>
+              <w:left w:val="single" w:color="B8C0CC" w:sz="4"/>
+              <w:bottom w:val="single" w:color="B8C0CC" w:sz="4"/>
+              <w:right w:val="single" w:color="B8C0CC" w:sz="4"/>
+            </w:tcBorders>
+            <w:tcMar>
+              <w:top w:type="dxa" w:w="60"/>
+              <w:left w:type="dxa" w:w="100"/>
+              <w:bottom w:type="dxa" w:w="60"/>
+              <w:right w:type="dxa" w:w="100"/>
+            </w:tcMar>
+          </w:tcPr>
+          <w:p>
+            <w:pPr>
+              <w:spacing w:after="0" w:line="276"/>
+            </w:pPr>
+            <w:r>
+              <w:rPr>
+                <w:rFonts w:ascii="Times New Roman" w:cs="Times New Roman" w:eastAsia="Times New Roman" w:hAnsi="Times New Roman"/>
+                <w:b w:val="false"/>
+                <w:bCs w:val="false"/>
+                <w:sz w:val="22"/>
+                <w:szCs w:val="22"/>
+              </w:rPr>
+              <w:t xml:space="preserve">Tứ giác có hai cặp cạnh kề bằng nhau và một cặp cạnh đối song song</w:t>
+            </w:r>
+          </w:p>
+        </w:tc>
+        <w:tc>
+          <w:tcPr>
+            <w:tcW w:type="dxa" w:w="2903"/>
+            <w:tcBorders>
+              <w:top w:val="single" w:color="B8C0CC" w:sz="4"/>
+              <w:left w:val="single" w:color="B8C0CC" w:sz="4"/>
+              <w:bottom w:val="single" w:color="B8C0CC" w:sz="4"/>
+              <w:right w:val="single" w:color="B8C0CC" w:sz="4"/>
+            </w:tcBorders>
+            <w:tcMar>
+              <w:top w:type="dxa" w:w="60"/>
+              <w:left w:type="dxa" w:w="100"/>
+              <w:bottom w:type="dxa" w:w="60"/>
+              <w:right w:type="dxa" w:w="100"/>
+            </w:tcMar>
+          </w:tcPr>
+          <w:p>
+            <w:pPr>
+              <w:spacing w:after="0" w:line="276"/>
+            </w:pPr>
+            <w:r>
+              <w:rPr>
+                <w:rFonts w:ascii="Times New Roman" w:cs="Times New Roman" w:eastAsia="Times New Roman" w:hAnsi="Times New Roman"/>
+                <w:b w:val="false"/>
+                <w:bCs w:val="false"/>
+                <w:sz w:val="22"/>
+                <w:szCs w:val="22"/>
+              </w:rPr>
+              <w:t xml:space="preserve">Hình thoi</w:t>
+            </w:r>
+          </w:p>
+        </w:tc>
+      </w:tr>
+      <w:tr>
+        <w:tc>
+          <w:tcPr>
+            <w:tcW w:type="dxa" w:w="544"/>
+            <w:tcBorders>
+              <w:top w:val="single" w:color="B8C0CC" w:sz="4"/>
+              <w:left w:val="single" w:color="B8C0CC" w:sz="4"/>
+              <w:bottom w:val="single" w:color="B8C0CC" w:sz="4"/>
+              <w:right w:val="single" w:color="B8C0CC" w:sz="4"/>
+            </w:tcBorders>
+            <w:tcMar>
+              <w:top w:type="dxa" w:w="60"/>
+              <w:left w:type="dxa" w:w="100"/>
+              <w:bottom w:type="dxa" w:w="60"/>
+              <w:right w:type="dxa" w:w="100"/>
+            </w:tcMar>
+          </w:tcPr>
+          <w:p>
+            <w:pPr>
+              <w:spacing w:after="0" w:line="276"/>
+            </w:pPr>
+            <w:r>
+              <w:rPr>
+                <w:rFonts w:ascii="Times New Roman" w:cs="Times New Roman" w:eastAsia="Times New Roman" w:hAnsi="Times New Roman"/>
+                <w:b w:val="false"/>
+                <w:bCs w:val="false"/>
+                <w:sz w:val="22"/>
+                <w:szCs w:val="22"/>
+              </w:rPr>
+              <w:t xml:space="preserve">8</w:t>
+            </w:r>
+          </w:p>
+        </w:tc>
+        <w:tc>
+          <w:tcPr>
+            <w:tcW w:type="dxa" w:w="5624"/>
+            <w:tcBorders>
+              <w:top w:val="single" w:color="B8C0CC" w:sz="4"/>
+              <w:left w:val="single" w:color="B8C0CC" w:sz="4"/>
+              <w:bottom w:val="single" w:color="B8C0CC" w:sz="4"/>
+              <w:right w:val="single" w:color="B8C0CC" w:sz="4"/>
+            </w:tcBorders>
+            <w:tcMar>
+              <w:top w:type="dxa" w:w="60"/>
+              <w:left w:type="dxa" w:w="100"/>
+              <w:bottom w:type="dxa" w:w="60"/>
+              <w:right w:type="dxa" w:w="100"/>
+            </w:tcMar>
+          </w:tcPr>
+          <w:p>
+            <w:pPr>
+              <w:spacing w:after="0" w:line="276"/>
+            </w:pPr>
+            <w:r>
+              <w:rPr>
+                <w:rFonts w:ascii="Times New Roman" w:cs="Times New Roman" w:eastAsia="Times New Roman" w:hAnsi="Times New Roman"/>
+                <w:b w:val="false"/>
+                <w:bCs w:val="false"/>
+                <w:sz w:val="22"/>
+                <w:szCs w:val="22"/>
+              </w:rPr>
+              <w:t xml:space="preserve">Hình thoi có hai đường chéo bằng nhau</w:t>
+            </w:r>
+          </w:p>
+        </w:tc>
+        <w:tc>
+          <w:tcPr>
+            <w:tcW w:type="dxa" w:w="2903"/>
+            <w:tcBorders>
+              <w:top w:val="single" w:color="B8C0CC" w:sz="4"/>
+              <w:left w:val="single" w:color="B8C0CC" w:sz="4"/>
+              <w:bottom w:val="single" w:color="B8C0CC" w:sz="4"/>
+              <w:right w:val="single" w:color="B8C0CC" w:sz="4"/>
+            </w:tcBorders>
+            <w:tcMar>
+              <w:top w:type="dxa" w:w="60"/>
+              <w:left w:type="dxa" w:w="100"/>
+              <w:bottom w:type="dxa" w:w="60"/>
+              <w:right w:type="dxa" w:w="100"/>
+            </w:tcMar>
+          </w:tcPr>
+          <w:p>
+            <w:pPr>
+              <w:spacing w:after="0" w:line="276"/>
+            </w:pPr>
+            <w:r>
+              <w:rPr>
+                <w:rFonts w:ascii="Times New Roman" w:cs="Times New Roman" w:eastAsia="Times New Roman" w:hAnsi="Times New Roman"/>
+                <w:b w:val="false"/>
+                <w:bCs w:val="false"/>
+                <w:sz w:val="22"/>
+                <w:szCs w:val="22"/>
+              </w:rPr>
+              <w:t xml:space="preserve">Hình vuông</w:t>
+            </w:r>
+          </w:p>
+        </w:tc>
+      </w:tr>
+      <w:tr>
+        <w:tc>
+          <w:tcPr>
+            <w:tcW w:type="dxa" w:w="544"/>
+            <w:tcBorders>
+              <w:top w:val="single" w:color="B8C0CC" w:sz="4"/>
+              <w:left w:val="single" w:color="B8C0CC" w:sz="4"/>
+              <w:bottom w:val="single" w:color="B8C0CC" w:sz="4"/>
+              <w:right w:val="single" w:color="B8C0CC" w:sz="4"/>
+            </w:tcBorders>
+            <w:tcMar>
+              <w:top w:type="dxa" w:w="60"/>
+              <w:left w:type="dxa" w:w="100"/>
+              <w:bottom w:type="dxa" w:w="60"/>
+              <w:right w:type="dxa" w:w="100"/>
+            </w:tcMar>
+          </w:tcPr>
+          <w:p>
+            <w:pPr>
+              <w:spacing w:after="0" w:line="276"/>
+            </w:pPr>
+            <w:r>
+              <w:rPr>
+                <w:rFonts w:ascii="Times New Roman" w:cs="Times New Roman" w:eastAsia="Times New Roman" w:hAnsi="Times New Roman"/>
+                <w:b w:val="false"/>
+                <w:bCs w:val="false"/>
+                <w:sz w:val="22"/>
+                <w:szCs w:val="22"/>
+              </w:rPr>
+              <w:t xml:space="preserve">9</w:t>
+            </w:r>
+          </w:p>
+        </w:tc>
+        <w:tc>
+          <w:tcPr>
+            <w:tcW w:type="dxa" w:w="5624"/>
+            <w:tcBorders>
+              <w:top w:val="single" w:color="B8C0CC" w:sz="4"/>
+              <w:left w:val="single" w:color="B8C0CC" w:sz="4"/>
+              <w:bottom w:val="single" w:color="B8C0CC" w:sz="4"/>
+              <w:right w:val="single" w:color="B8C0CC" w:sz="4"/>
+            </w:tcBorders>
+            <w:tcMar>
+              <w:top w:type="dxa" w:w="60"/>
+              <w:left w:type="dxa" w:w="100"/>
+              <w:bottom w:type="dxa" w:w="60"/>
+              <w:right w:type="dxa" w:w="100"/>
+            </w:tcMar>
+          </w:tcPr>
+          <w:p>
+            <w:pPr>
+              <w:spacing w:after="0" w:line="276"/>
+            </w:pPr>
+            <w:r>
+              <w:rPr>
+                <w:rFonts w:ascii="Times New Roman" w:cs="Times New Roman" w:eastAsia="Times New Roman" w:hAnsi="Times New Roman"/>
+                <w:b w:val="false"/>
+                <w:bCs w:val="false"/>
+                <w:sz w:val="22"/>
+                <w:szCs w:val="22"/>
+              </w:rPr>
+              <w:t xml:space="preserve">Tứ giác có một cặp cạnh đối song song và một góc vuông</w:t>
+            </w:r>
+          </w:p>
+        </w:tc>
+        <w:tc>
+          <w:tcPr>
+            <w:tcW w:type="dxa" w:w="2903"/>
+            <w:tcBorders>
+              <w:top w:val="single" w:color="B8C0CC" w:sz="4"/>
+              <w:left w:val="single" w:color="B8C0CC" w:sz="4"/>
+              <w:bottom w:val="single" w:color="B8C0CC" w:sz="4"/>
+              <w:right w:val="single" w:color="B8C0CC" w:sz="4"/>
+            </w:tcBorders>
+            <w:tcMar>
+              <w:top w:type="dxa" w:w="60"/>
+              <w:left w:type="dxa" w:w="100"/>
+              <w:bottom w:type="dxa" w:w="60"/>
+              <w:right w:type="dxa" w:w="100"/>
+            </w:tcMar>
+          </w:tcPr>
+          <w:p>
+            <w:pPr>
+              <w:spacing w:after="0" w:line="276"/>
+            </w:pPr>
+            <w:r>
+              <w:rPr>
+                <w:rFonts w:ascii="Times New Roman" w:cs="Times New Roman" w:eastAsia="Times New Roman" w:hAnsi="Times New Roman"/>
+                <w:b w:val="false"/>
+                <w:bCs w:val="false"/>
+                <w:sz w:val="22"/>
+                <w:szCs w:val="22"/>
+              </w:rPr>
+              <w:t xml:space="preserve">Hình thang vuông</w:t>
+            </w:r>
+          </w:p>
+        </w:tc>
+      </w:tr>
+      <w:tr>
+        <w:tc>
+          <w:tcPr>
+            <w:tcW w:type="dxa" w:w="544"/>
+            <w:tcBorders>
+              <w:top w:val="single" w:color="B8C0CC" w:sz="4"/>
+              <w:left w:val="single" w:color="B8C0CC" w:sz="4"/>
+              <w:bottom w:val="single" w:color="B8C0CC" w:sz="4"/>
+              <w:right w:val="single" w:color="B8C0CC" w:sz="4"/>
+            </w:tcBorders>
+            <w:tcMar>
+              <w:top w:type="dxa" w:w="60"/>
+              <w:left w:type="dxa" w:w="100"/>
+              <w:bottom w:type="dxa" w:w="60"/>
+              <w:right w:type="dxa" w:w="100"/>
+            </w:tcMar>
+          </w:tcPr>
+          <w:p>
+            <w:pPr>
+              <w:spacing w:after="0" w:line="276"/>
+            </w:pPr>
+            <w:r>
+              <w:rPr>
+                <w:rFonts w:ascii="Times New Roman" w:cs="Times New Roman" w:eastAsia="Times New Roman" w:hAnsi="Times New Roman"/>
+                <w:b w:val="false"/>
+                <w:bCs w:val="false"/>
+                <w:sz w:val="22"/>
+                <w:szCs w:val="22"/>
+              </w:rPr>
+              <w:t xml:space="preserve">10</w:t>
+            </w:r>
+          </w:p>
+        </w:tc>
+        <w:tc>
+          <w:tcPr>
+            <w:tcW w:type="dxa" w:w="5624"/>
+            <w:tcBorders>
+              <w:top w:val="single" w:color="B8C0CC" w:sz="4"/>
+              <w:left w:val="single" w:color="B8C0CC" w:sz="4"/>
+              <w:bottom w:val="single" w:color="B8C0CC" w:sz="4"/>
+              <w:right w:val="single" w:color="B8C0CC" w:sz="4"/>
+            </w:tcBorders>
+            <w:tcMar>
+              <w:top w:type="dxa" w:w="60"/>
+              <w:left w:type="dxa" w:w="100"/>
+              <w:bottom w:type="dxa" w:w="60"/>
+              <w:right w:type="dxa" w:w="100"/>
+            </w:tcMar>
+          </w:tcPr>
+          <w:p>
+            <w:pPr>
+              <w:spacing w:after="0" w:line="276"/>
+            </w:pPr>
+            <w:r>
+              <w:rPr>
+                <w:rFonts w:ascii="Times New Roman" w:cs="Times New Roman" w:eastAsia="Times New Roman" w:hAnsi="Times New Roman"/>
+                <w:b w:val="false"/>
+                <w:bCs w:val="false"/>
+                <w:sz w:val="22"/>
+                <w:szCs w:val="22"/>
+              </w:rPr>
+              <w:t xml:space="preserve">Tứ giác có hai cặp cạnh đối song song nhưng hai cạnh bên không song song</w:t>
+            </w:r>
+          </w:p>
+        </w:tc>
+        <w:tc>
+          <w:tcPr>
+            <w:tcW w:type="dxa" w:w="2903"/>
+            <w:tcBorders>
+              <w:top w:val="single" w:color="B8C0CC" w:sz="4"/>
+              <w:left w:val="single" w:color="B8C0CC" w:sz="4"/>
+              <w:bottom w:val="single" w:color="B8C0CC" w:sz="4"/>
+              <w:right w:val="single" w:color="B8C0CC" w:sz="4"/>
+            </w:tcBorders>
+            <w:tcMar>
+              <w:top w:type="dxa" w:w="60"/>
+              <w:left w:type="dxa" w:w="100"/>
+              <w:bottom w:type="dxa" w:w="60"/>
+              <w:right w:type="dxa" w:w="100"/>
+            </w:tcMar>
+          </w:tcPr>
+          <w:p>
+            <w:pPr>
+              <w:spacing w:after="0" w:line="276"/>
+            </w:pPr>
+            <w:r>
+              <w:rPr>
+                <w:rFonts w:ascii="Times New Roman" w:cs="Times New Roman" w:eastAsia="Times New Roman" w:hAnsi="Times New Roman"/>
+                <w:b w:val="false"/>
+                <w:bCs w:val="false"/>
+                <w:sz w:val="22"/>
+                <w:szCs w:val="22"/>
+              </w:rPr>
+              <w:t xml:space="preserve">Mâu thuẫn</w:t>
+            </w:r>
+          </w:p>
+        </w:tc>
+      </w:tr>
+    </w:tbl>
+    <w:p>
+      <w:pPr>
+        <w:spacing w:after="120"/>
+      </w:pPr>
+    </w:p>
+    <w:p>
+      <w:pPr>
+        <w:spacing w:after="60" w:before="120"/>
+        <w:jc w:val="center"/>
+      </w:pPr>
+      <w:r>
+        <w:drawing>
+          <wp:inline distT="0" distB="0" distL="0" distR="0">
+            <wp:extent cx="5715000" cy="3762375"/>
+            <wp:effectExtent t="0" r="0" b="0" l="0"/>
+            <wp:docPr id="1" name="02_hbh_cheo_vuong_goc_bang.png" descr="Màn hình nhận dạng: hình bình hành có hai đường chéo vuông góc và bằng nhau là hình vuông" title="Màn hình nhận dạng: hình bình hành có hai đường chéo vuông góc và bằng nhau là hình vuông"/>
+            <wp:cNvGraphicFramePr>
+              <a:graphicFrameLocks xmlns:a="http://schemas.openxmlformats.org/drawingml/2006/main" noChangeAspect="1"/>
+            </wp:cNvGraphicFramePr>
+            <a:graphic xmlns:a="http://schemas.openxmlformats.org/drawingml/2006/main">
+              <a:graphicData uri="http://schemas.openxmlformats.org/drawingml/2006/picture">
+                <pic:pic xmlns:pic="http://schemas.openxmlformats.org/drawingml/2006/picture">
+                  <pic:nvPicPr>
+                    <pic:cNvPr id="0" name="" descr=""/>
+                    <pic:cNvPicPr>
+                      <a:picLocks noChangeAspect="1" noChangeArrowheads="1"/>
+                    </pic:cNvPicPr>
+                  </pic:nvPicPr>
+                  <pic:blipFill>
+                    <a:blip r:embed="rId11" cstate="none"/>
+                    <a:srcRect/>
+                    <a:stretch>
+                      <a:fillRect/>
+                    </a:stretch>
+                  </pic:blipFill>
+                  <pic:spPr bwMode="auto">
+                    <a:xfrm>
+                      <a:off x="0" y="0"/>
                       <a:ext cx="5715000" cy="3762375"/>
                     </a:xfrm>
                     <a:prstGeom prst="rect">
@@ -12849,7 +13853,7 @@
           <w:sz w:val="22"/>
           <w:szCs w:val="22"/>
         </w:rPr>
-        <w:t xml:space="preserve">Hình 3. Màn hình nhận dạng: hình bình hành có hai đường chéo vuông góc và bằng nhau là hình vuông</w:t>
+        <w:t xml:space="preserve">Hình 4. Màn hình nhận dạng: hình bình hành có hai đường chéo vuông góc và bằng nhau là hình vuông</w:t>
       </w:r>
     </w:p>
     <w:p>
@@ -12879,7 +13883,7 @@
           <w:sz w:val="26"/>
           <w:szCs w:val="26"/>
         </w:rPr>
-        <w:t xml:space="preserve">Phần nhận dạng suy luận trên tính chất định tính (song song, bằng nhau, vuông góc); phần tính toán đã nhận số đo nhưng chưa nhận toạ độ đỉnh. Hướng phát triển: cho phép nhập toạ độ 4 đỉnh, tự tính số đo và tính chất rồi đưa vào cả hai bộ suy luận.</w:t>
+        <w:t xml:space="preserve">Trang Thử thách đã nhận dạng được tứ giác từ toạ độ 4 đỉnh, nhưng chỉ với toạ độ nguyên trên lưới. Phần tính toán vẫn nhận số đo chứ chưa nhận toạ độ. Hướng phát triển: dùng toạ độ để tính luôn diện tích, chu vi (công thức Shoelace) và cho nhập toạ độ số thực.</w:t>
       </w:r>
     </w:p>
     <w:p>
@@ -12915,7 +13919,7 @@
           <w:sz w:val="26"/>
           <w:szCs w:val="26"/>
         </w:rPr>
-        <w:t xml:space="preserve">Có thể dùng thêm thư viện Neo4j Graph Data Science để gợi ý bài tập, hoặc lưu lịch sử bài làm của từng người học thành đồ thị.</w:t>
+        <w:t xml:space="preserve">Lượt chơi đã được lưu thành nút :LuotChoi. Có thể mở rộng thành hồ sơ từng người học và dùng thư viện Neo4j Graph Data Science để gợi ý thử thách, bài tập phù hợp.</w:t>
       </w:r>
     </w:p>
     <w:p>
@@ -12951,7 +13955,7 @@
           <w:sz w:val="26"/>
           <w:szCs w:val="26"/>
         </w:rPr>
-        <w:t xml:space="preserve">https://github.com/&lt;tên-tài-khoản&gt;/tu-giac-neo4j</w:t>
+        <w:t xml:space="preserve">https://github.com/LocHegNguyen76/Nhom9_Neo4j</w:t>
       </w:r>
       <w:r>
         <w:rPr>
@@ -12959,7 +13963,7 @@
           <w:sz w:val="26"/>
           <w:szCs w:val="26"/>
         </w:rPr>
-        <w:t xml:space="preserve"> (thay &lt;tên-tài-khoản&gt; bằng tài khoản GitHub sau khi đưa dự án lên; cách làm nằm ở mục 8 của tài liệu Hướng dẫn sử dụng).</w:t>
+        <w:t xml:space="preserve"> (cách đưa mã nguồn lên GitHub nằm ở mục 9 của tài liệu Hướng dẫn sử dụng).</w:t>
       </w:r>
     </w:p>
     <w:sectPr>
@@ -13289,6 +14293,12 @@
   </w:num>
   <w:num w:numId="5">
     <w:abstractNumId w:val="5"/>
+    <w:lvlOverride w:ilvl="0">
+      <w:startOverride w:val="1"/>
+    </w:lvlOverride>
+  </w:num>
+  <w:num w:numId="6">
+    <w:abstractNumId w:val="6"/>
     <w:lvlOverride w:ilvl="0">
       <w:startOverride w:val="1"/>
     </w:lvlOverride>

--- a/docs/1_Tong_quan_du_an.docx
+++ b/docs/1_Tong_quan_du_an.docx
@@ -2077,15 +2077,29 @@
     </w:p>
     <w:p>
       <w:pPr>
+        <w:spacing w:after="120" w:line="312"/>
+        <w:jc w:val="both"/>
+      </w:pPr>
+      <w:r>
+        <w:rPr>
+          <w:rFonts w:ascii="Times New Roman" w:cs="Times New Roman" w:eastAsia="Times New Roman" w:hAnsi="Times New Roman"/>
+          <w:sz w:val="26"/>
+          <w:szCs w:val="26"/>
+        </w:rPr>
+        <w:t xml:space="preserve">Trên giao diện, trang Đồ thị tri thức vẽ sơ đồ này bằng hình ảnh của từng hình. Mũi tên đi từ hình tổng quát xuống hình đặc biệt hơn; trên mũi tên ghi điều kiện cần thêm, lấy từ các dấu hiệu nhận biết ở mục 2.3. Nếu không có dấu hiệu đi thẳng giữa hai hình (ví dụ từ hình thang sang hình bình hành) thì ghi dấu hiệu từ hình tổ tiên gần nhất (ở đây là tứ giác).</w:t>
+      </w:r>
+    </w:p>
+    <w:p>
+      <w:pPr>
         <w:spacing w:after="60" w:before="120"/>
         <w:jc w:val="center"/>
       </w:pPr>
       <w:r>
         <w:drawing>
           <wp:inline distT="0" distB="0" distL="0" distR="0">
-            <wp:extent cx="5715000" cy="4648200"/>
+            <wp:extent cx="5334000" cy="5267325"/>
             <wp:effectExtent t="0" r="0" b="0" l="0"/>
-            <wp:docPr id="1" name="09a_do_thi_so_do.png" descr="Sơ đồ phân cấp tứ giác và số liệu đồ thị tri thức, lấy từ Neo4j" title="Sơ đồ phân cấp tứ giác và số liệu đồ thị tri thức, lấy từ Neo4j"/>
+            <wp:docPr id="1" name="09_do_thi_tri_thuc.png" descr="Đồ thị tri thức trên giao diện: hình ảnh từng hình và điều kiện để suy ra hình kia, lấy từ Neo4j" title="Đồ thị tri thức trên giao diện: hình ảnh từng hình và điều kiện để suy ra hình kia, lấy từ Neo4j"/>
             <wp:cNvGraphicFramePr>
               <a:graphicFrameLocks xmlns:a="http://schemas.openxmlformats.org/drawingml/2006/main" noChangeAspect="1"/>
             </wp:cNvGraphicFramePr>
@@ -2108,7 +2122,7 @@
                   <pic:spPr bwMode="auto">
                     <a:xfrm>
                       <a:off x="0" y="0"/>
-                      <a:ext cx="5715000" cy="4648200"/>
+                      <a:ext cx="5334000" cy="5267325"/>
                     </a:xfrm>
                     <a:prstGeom prst="rect">
                       <a:avLst/>
@@ -2134,7 +2148,7 @@
           <w:sz w:val="22"/>
           <w:szCs w:val="22"/>
         </w:rPr>
-        <w:t xml:space="preserve">Hình 1. Sơ đồ phân cấp tứ giác và số liệu đồ thị tri thức, lấy từ Neo4j</w:t>
+        <w:t xml:space="preserve">Hình 1. Đồ thị tri thức trên giao diện: hình ảnh từng hình và điều kiện để suy ra hình kia, lấy từ Neo4j</w:t>
       </w:r>
     </w:p>
     <w:p>
@@ -7661,7 +7675,7 @@
                 <w:sz w:val="22"/>
                 <w:szCs w:val="22"/>
               </w:rPr>
-              <w:t xml:space="preserve">ma, ten, nhom, nhom_ten, thu_tu</w:t>
+              <w:t xml:space="preserve">ma, ten, ten_ngan, nhom, nhom_ten, thu_tu</w:t>
             </w:r>
           </w:p>
         </w:tc>
@@ -11397,6 +11411,20 @@
     </w:p>
     <w:p>
       <w:pPr>
+        <w:spacing w:after="120" w:line="312"/>
+        <w:jc w:val="both"/>
+      </w:pPr>
+      <w:r>
+        <w:rPr>
+          <w:rFonts w:ascii="Times New Roman" w:cs="Times New Roman" w:eastAsia="Times New Roman" w:hAnsi="Times New Roman"/>
+          <w:sz w:val="26"/>
+          <w:szCs w:val="26"/>
+        </w:rPr>
+        <w:t xml:space="preserve">Ngoài chế độ theo vòng (bắt đầu từ tứ giác thường), trang Thử thách có chế độ Tự chọn đề: người chơi chọn hình cho sẵn và hình cần tạo, ví dụ từ hình bình hành tạo hình vuông. Danh sách hình cần tạo là các hình con cháu của hình cho sẵn theo quan hệ LA_MOT. Hình cho sẵn được sinh ngẫu nhiên trên lưới bằng các vectơ nguyên (hàm sinh_hinh trong src/hinh_hoc.py) và chỉ được dùng khi bộ suy luận Neo4j kết luận đúng loại hình đó. Để kéo dễ hơn, người chơi có thể kéo cả cạnh (cạnh giữ nguyên hướng nên giữ được cặp cạnh song song), kéo cả hình, nhích từng ô bằng phím mũi tên, và xem các đường gợi ý: đường đặt đỉnh vào sẽ có cặp cạnh song song hoặc góc vuông.</w:t>
+      </w:r>
+    </w:p>
+    <w:p>
+      <w:pPr>
         <w:spacing w:after="60" w:before="120"/>
         <w:jc w:val="center"/>
       </w:pPr>
@@ -12271,7 +12299,7 @@
                 <w:sz w:val="22"/>
                 <w:szCs w:val="22"/>
               </w:rPr>
-              <w:t xml:space="preserve">45 ca kiểm thử cho tri thức, bộ suy luận, bộ tính toán và nhận dạng từ toạ độ</w:t>
+              <w:t xml:space="preserve">50 ca kiểm thử cho tri thức, bộ suy luận, bộ tính toán, nhận dạng từ toạ độ và sơ đồ tri thức</w:t>
             </w:r>
           </w:p>
         </w:tc>
@@ -12634,7 +12662,7 @@
           <w:sz w:val="26"/>
           <w:szCs w:val="26"/>
         </w:rPr>
-        <w:t xml:space="preserve">45/45 ca kiểm thử tự động đều đạt.</w:t>
+        <w:t xml:space="preserve">50/50 ca kiểm thử tự động đều đạt.</w:t>
       </w:r>
     </w:p>
     <w:p>
